--- a/kursovaya_variant_3.docx
+++ b/kursovaya_variant_3.docx
@@ -2,6 +2,50 @@
 <file path=word/document.xml><?xml version="1.0" encoding="utf-8"?>
 <w:document xmlns:r="http://schemas.openxmlformats.org/officeDocument/2006/relationships" xmlns:wp="http://schemas.openxmlformats.org/drawingml/2006/wordprocessingDrawing" xmlns:w="http://schemas.openxmlformats.org/wordprocessingml/2006/main" xmlns:w10="urn:schemas-microsoft-com:office:word" xmlns:w14="http://schemas.microsoft.com/office/word/2010/wordml" xmlns:wps="http://schemas.microsoft.com/office/word/2010/wordprocessingShape" xmlns:wpg="http://schemas.microsoft.com/office/word/2010/wordprocessingGroup" xmlns:mc="http://schemas.openxmlformats.org/markup-compatibility/2006" xmlns:v="urn:schemas-microsoft-com:vml" xmlns:o="urn:schemas-microsoft-com:office:office" xmlns:m="http://schemas.openxmlformats.org/officeDocument/2006/math" mc:Ignorable="w14">
   <w:body>
+    <w:p>
+      <w:pPr>
+        <w:jc w:val="center"/>
+      </w:pPr>
+      <w:r>
+        <w:drawing>
+          <wp:inline xmlns:a="http://schemas.openxmlformats.org/drawingml/2006/main" xmlns:pic="http://schemas.openxmlformats.org/drawingml/2006/picture">
+            <wp:extent cx="5832000" cy="8247510"/>
+            <wp:docPr id="1073741830" name="Picture 1073741830"/>
+            <wp:cNvGraphicFramePr>
+              <a:graphicFrameLocks noChangeAspect="1"/>
+            </wp:cNvGraphicFramePr>
+            <a:graphic>
+              <a:graphicData uri="http://schemas.openxmlformats.org/drawingml/2006/picture">
+                <pic:pic>
+                  <pic:nvPicPr>
+                    <pic:cNvPr id="0" name="title_page_final.png"/>
+                    <pic:cNvPicPr/>
+                  </pic:nvPicPr>
+                  <pic:blipFill>
+                    <a:blip r:embed="rId11"/>
+                    <a:stretch>
+                      <a:fillRect/>
+                    </a:stretch>
+                  </pic:blipFill>
+                  <pic:spPr>
+                    <a:xfrm>
+                      <a:off x="0" y="0"/>
+                      <a:ext cx="5832000" cy="8247510"/>
+                    </a:xfrm>
+                    <a:prstGeom prst="rect"/>
+                  </pic:spPr>
+                </pic:pic>
+              </a:graphicData>
+            </a:graphic>
+          </wp:inline>
+        </w:drawing>
+      </w:r>
+    </w:p>
+    <w:p>
+      <w:r>
+        <w:br w:type="page"/>
+      </w:r>
+    </w:p>
     <w:p>
       <w:pPr>
         <w:pStyle w:val="Основной текст"/>

--- a/kursovaya_variant_3.docx
+++ b/kursovaya_variant_3.docx
@@ -1587,13 +1587,13 @@
     <w:p>
       <w:pPr>
         <w:pStyle w:val="Рубрика"/>
-        <w:spacing w:before="240" w:after="240" w:line="360" w:lineRule="auto"/>
+        <w:spacing w:before="240" w:after="240"/>
         <w:jc w:val="center"/>
+        <w:pageBreakBefore/>
       </w:pPr>
       <w:bookmarkStart w:name="_Toc" w:id="0"/>
       <w:r>
         <w:rPr>
-          <w:b w:val="1"/>
           <w:bCs w:val="1"/>
           <w:outline w:val="0"/>
           <w:color w:val="000000"/>
@@ -1613,7 +1613,7 @@
     <w:p>
       <w:pPr>
         <w:pStyle w:val="Основной текст A"/>
-        <w:spacing w:after="0" w:line="360" w:lineRule="auto"/>
+        <w:spacing w:after="0"/>
         <w:ind w:firstLine="709"/>
         <w:jc w:val="both"/>
       </w:pPr>
@@ -1855,13 +1855,13 @@
             </w14:solidFill>
           </w14:textFill>
         </w:rPr>
-        <w:t>.</w:t>
+        <w:t xml:space="preserve"> [8, 9].</w:t>
       </w:r>
     </w:p>
     <w:p>
       <w:pPr>
         <w:pStyle w:val="Основной текст A"/>
-        <w:spacing w:after="0" w:line="360" w:lineRule="auto"/>
+        <w:spacing w:after="0"/>
         <w:ind w:firstLine="709"/>
         <w:jc w:val="both"/>
       </w:pPr>
@@ -2133,13 +2133,13 @@
             </w14:solidFill>
           </w14:textFill>
         </w:rPr>
-        <w:t>.</w:t>
+        <w:t xml:space="preserve"> [5].</w:t>
       </w:r>
     </w:p>
     <w:p>
       <w:pPr>
         <w:pStyle w:val="Основной текст A"/>
-        <w:spacing w:after="0" w:line="360" w:lineRule="auto"/>
+        <w:spacing w:after="0"/>
         <w:ind w:firstLine="709"/>
         <w:jc w:val="both"/>
       </w:pPr>
@@ -2327,7 +2327,7 @@
     <w:p>
       <w:pPr>
         <w:pStyle w:val="Основной текст A"/>
-        <w:spacing w:after="0" w:line="360" w:lineRule="auto"/>
+        <w:spacing w:after="0"/>
         <w:ind w:firstLine="709"/>
         <w:jc w:val="both"/>
       </w:pPr>
@@ -2455,7 +2455,7 @@
     <w:p>
       <w:pPr>
         <w:pStyle w:val="Основной текст A"/>
-        <w:spacing w:after="0" w:line="360" w:lineRule="auto"/>
+        <w:spacing w:after="0"/>
         <w:ind w:firstLine="709"/>
         <w:jc w:val="both"/>
       </w:pPr>
@@ -2493,7 +2493,7 @@
     <w:p>
       <w:pPr>
         <w:pStyle w:val="Основной текст A"/>
-        <w:spacing w:after="0" w:line="360" w:lineRule="auto"/>
+        <w:spacing w:after="0"/>
         <w:ind w:left="709" w:hanging="425"/>
         <w:jc w:val="both"/>
       </w:pPr>
@@ -2577,7 +2577,7 @@
     <w:p>
       <w:pPr>
         <w:pStyle w:val="Основной текст A"/>
-        <w:spacing w:after="0" w:line="360" w:lineRule="auto"/>
+        <w:spacing w:after="0"/>
         <w:ind w:left="709" w:hanging="425"/>
         <w:jc w:val="both"/>
       </w:pPr>
@@ -2661,7 +2661,7 @@
     <w:p>
       <w:pPr>
         <w:pStyle w:val="Основной текст A"/>
-        <w:spacing w:after="0" w:line="360" w:lineRule="auto"/>
+        <w:spacing w:after="0"/>
         <w:ind w:left="709" w:hanging="425"/>
         <w:jc w:val="both"/>
       </w:pPr>
@@ -2745,7 +2745,7 @@
     <w:p>
       <w:pPr>
         <w:pStyle w:val="Основной текст A"/>
-        <w:spacing w:after="0" w:line="360" w:lineRule="auto"/>
+        <w:spacing w:after="0"/>
         <w:ind w:left="709" w:hanging="425"/>
         <w:jc w:val="both"/>
       </w:pPr>
@@ -2829,7 +2829,7 @@
     <w:p>
       <w:pPr>
         <w:pStyle w:val="Основной текст A"/>
-        <w:spacing w:after="0" w:line="360" w:lineRule="auto"/>
+        <w:spacing w:after="0"/>
         <w:ind w:left="709" w:hanging="425"/>
         <w:jc w:val="both"/>
       </w:pPr>
@@ -2913,7 +2913,7 @@
     <w:p>
       <w:pPr>
         <w:pStyle w:val="Основной текст A"/>
-        <w:spacing w:after="0" w:line="360" w:lineRule="auto"/>
+        <w:spacing w:after="0"/>
         <w:ind w:left="709" w:hanging="425"/>
         <w:jc w:val="both"/>
       </w:pPr>
@@ -2967,7 +2967,7 @@
     <w:p>
       <w:pPr>
         <w:pStyle w:val="Основной текст A"/>
-        <w:spacing w:after="0" w:line="360" w:lineRule="auto"/>
+        <w:spacing w:after="0"/>
         <w:ind w:left="709" w:hanging="425"/>
         <w:jc w:val="both"/>
       </w:pPr>
@@ -3051,7 +3051,7 @@
     <w:p>
       <w:pPr>
         <w:pStyle w:val="Основной текст A"/>
-        <w:spacing w:after="0" w:line="360" w:lineRule="auto"/>
+        <w:spacing w:after="0"/>
         <w:ind w:left="709" w:hanging="425"/>
         <w:jc w:val="both"/>
       </w:pPr>
@@ -3105,7 +3105,7 @@
     <w:p>
       <w:pPr>
         <w:pStyle w:val="Основной текст A"/>
-        <w:spacing w:after="0" w:line="360" w:lineRule="auto"/>
+        <w:spacing w:after="0"/>
         <w:ind w:firstLine="709"/>
         <w:jc w:val="both"/>
       </w:pPr>
@@ -3143,7 +3143,7 @@
     <w:p>
       <w:pPr>
         <w:pStyle w:val="Основной текст A"/>
-        <w:spacing w:after="0" w:line="360" w:lineRule="auto"/>
+        <w:spacing w:after="0"/>
         <w:ind w:firstLine="709"/>
         <w:jc w:val="both"/>
       </w:pPr>
@@ -3181,7 +3181,7 @@
     <w:p>
       <w:pPr>
         <w:pStyle w:val="Основной текст A"/>
-        <w:spacing w:after="0" w:line="360" w:lineRule="auto"/>
+        <w:spacing w:after="0"/>
         <w:ind w:firstLine="709"/>
         <w:jc w:val="both"/>
       </w:pPr>
@@ -3333,12 +3333,13 @@
             </w14:solidFill>
           </w14:textFill>
         </w:rPr>
-        <w:t>.</w:t>
+        <w:t xml:space="preserve"> [4, 6].</w:t>
       </w:r>
     </w:p>
     <w:p>
       <w:pPr>
         <w:pStyle w:val="Основной текст A"/>
+        <w:jc w:val="both"/>
       </w:pPr>
       <w:r>
         <w:rPr>
@@ -3354,13 +3355,13 @@
     <w:p>
       <w:pPr>
         <w:pStyle w:val="Рубрика"/>
-        <w:spacing w:before="240" w:after="240" w:line="360" w:lineRule="auto"/>
+        <w:spacing w:before="240" w:after="240"/>
         <w:jc w:val="center"/>
+        <w:pageBreakBefore/>
       </w:pPr>
       <w:bookmarkStart w:name="_Toc1" w:id="1"/>
       <w:r>
         <w:rPr>
-          <w:b w:val="1"/>
           <w:bCs w:val="1"/>
           <w:outline w:val="0"/>
           <w:color w:val="000000"/>
@@ -3376,7 +3377,6 @@
       </w:r>
       <w:r>
         <w:rPr>
-          <w:b w:val="1"/>
           <w:bCs w:val="1"/>
           <w:outline w:val="0"/>
           <w:color w:val="000000"/>
@@ -3393,7 +3393,6 @@
       </w:r>
       <w:r>
         <w:rPr>
-          <w:b w:val="1"/>
           <w:bCs w:val="1"/>
           <w:outline w:val="0"/>
           <w:color w:val="000000"/>
@@ -3410,7 +3409,6 @@
       </w:r>
       <w:r>
         <w:rPr>
-          <w:b w:val="1"/>
           <w:bCs w:val="1"/>
           <w:outline w:val="0"/>
           <w:color w:val="000000"/>
@@ -3430,12 +3428,11 @@
     <w:p>
       <w:pPr>
         <w:pStyle w:val="Рубрика 2"/>
-        <w:spacing w:before="240" w:after="120" w:line="360" w:lineRule="auto"/>
+        <w:spacing w:before="240" w:after="120"/>
       </w:pPr>
       <w:bookmarkStart w:name="_Toc2" w:id="2"/>
       <w:r>
         <w:rPr>
-          <w:b w:val="1"/>
           <w:bCs w:val="1"/>
           <w:outline w:val="0"/>
           <w:color w:val="000000"/>
@@ -3451,7 +3448,6 @@
       </w:r>
       <w:r>
         <w:rPr>
-          <w:b w:val="1"/>
           <w:bCs w:val="1"/>
           <w:outline w:val="0"/>
           <w:color w:val="000000"/>
@@ -3471,7 +3467,7 @@
     <w:p>
       <w:pPr>
         <w:pStyle w:val="Основной текст A"/>
-        <w:spacing w:after="0" w:line="360" w:lineRule="auto"/>
+        <w:spacing w:after="0"/>
         <w:ind w:firstLine="709"/>
         <w:jc w:val="both"/>
       </w:pPr>
@@ -3653,13 +3649,13 @@
             </w14:solidFill>
           </w14:textFill>
         </w:rPr>
-        <w:t>.</w:t>
+        <w:t xml:space="preserve"> [4].</w:t>
       </w:r>
     </w:p>
     <w:p>
       <w:pPr>
         <w:pStyle w:val="Основной текст A"/>
-        <w:spacing w:after="0" w:line="360" w:lineRule="auto"/>
+        <w:spacing w:after="0"/>
         <w:ind w:firstLine="709"/>
         <w:jc w:val="both"/>
       </w:pPr>
@@ -3778,12 +3774,12 @@
     <w:p>
       <w:pPr>
         <w:pStyle w:val="Основной текст A"/>
-        <w:spacing w:after="120" w:line="240" w:lineRule="auto"/>
+        <w:spacing w:after="120"/>
         <w:jc w:val="center"/>
       </w:pPr>
       <w:r>
         <w:rPr>
-          <w:b w:val="1"/>
+          <w:b/>
           <w:bCs w:val="1"/>
           <w:outline w:val="0"/>
           <w:color w:val="000000"/>
@@ -3800,7 +3796,7 @@
       </w:r>
       <w:r>
         <w:rPr>
-          <w:b w:val="1"/>
+          <w:b/>
           <w:bCs w:val="1"/>
           <w:outline w:val="0"/>
           <w:color w:val="000000"/>
@@ -3817,7 +3813,7 @@
       </w:r>
       <w:r>
         <w:rPr>
-          <w:b w:val="1"/>
+          <w:b/>
           <w:bCs w:val="1"/>
           <w:outline w:val="0"/>
           <w:color w:val="000000"/>
@@ -3834,7 +3830,7 @@
       </w:r>
       <w:r>
         <w:rPr>
-          <w:b w:val="1"/>
+          <w:b/>
           <w:bCs w:val="1"/>
           <w:outline w:val="0"/>
           <w:color w:val="000000"/>
@@ -3853,7 +3849,7 @@
     <w:p>
       <w:pPr>
         <w:pStyle w:val="Основной текст A"/>
-        <w:spacing w:after="0" w:line="360" w:lineRule="auto"/>
+        <w:spacing w:after="0"/>
         <w:ind w:firstLine="709"/>
         <w:jc w:val="both"/>
       </w:pPr>
@@ -3921,12 +3917,13 @@
     <w:p>
       <w:pPr>
         <w:pStyle w:val="Основной текст A"/>
-        <w:spacing w:after="0" w:line="360" w:lineRule="auto"/>
+        <w:spacing w:after="0"/>
         <w:ind w:firstLine="709"/>
-        <w:jc w:val="both"/>
+        <w:jc w:val="center"/>
       </w:pPr>
       <w:r>
         <w:rPr>
+          <w:b/>
           <w:outline w:val="0"/>
           <w:color w:val="000000"/>
           <w:u w:color="000000"/>
@@ -3942,6 +3939,7 @@
       </w:r>
       <w:r>
         <w:rPr>
+          <w:b/>
           <w:outline w:val="0"/>
           <w:color w:val="000000"/>
           <w:u w:color="000000"/>
@@ -3957,6 +3955,7 @@
       </w:r>
       <w:r>
         <w:rPr>
+          <w:b/>
           <w:outline w:val="0"/>
           <w:color w:val="000000"/>
           <w:u w:color="000000"/>
@@ -3972,6 +3971,7 @@
       </w:r>
       <w:r>
         <w:rPr>
+          <w:b/>
           <w:outline w:val="0"/>
           <w:color w:val="000000"/>
           <w:u w:color="000000"/>
@@ -5080,7 +5080,7 @@
       <w:pPr>
         <w:pStyle w:val="Основной текст A"/>
         <w:widowControl w:val="0"/>
-        <w:spacing w:after="0" w:line="240" w:lineRule="auto"/>
+        <w:spacing w:after="0"/>
         <w:ind w:left="108" w:hanging="108"/>
         <w:jc w:val="center"/>
       </w:pPr>
@@ -5089,14 +5089,14 @@
       <w:pPr>
         <w:pStyle w:val="Основной текст A"/>
         <w:widowControl w:val="0"/>
-        <w:spacing w:after="0" w:line="240" w:lineRule="auto"/>
+        <w:spacing w:after="0"/>
         <w:jc w:val="center"/>
       </w:pPr>
     </w:p>
     <w:p>
       <w:pPr>
         <w:pStyle w:val="Основной текст A"/>
-        <w:spacing w:after="0" w:line="360" w:lineRule="auto"/>
+        <w:spacing w:after="0"/>
         <w:ind w:firstLine="709"/>
         <w:jc w:val="both"/>
       </w:pPr>
@@ -5224,7 +5224,7 @@
     <w:p>
       <w:pPr>
         <w:pStyle w:val="Основной текст A"/>
-        <w:spacing w:after="0" w:line="360" w:lineRule="auto"/>
+        <w:spacing w:after="0"/>
         <w:ind w:left="709" w:hanging="425"/>
         <w:jc w:val="both"/>
       </w:pPr>
@@ -5338,7 +5338,7 @@
     <w:p>
       <w:pPr>
         <w:pStyle w:val="Основной текст A"/>
-        <w:spacing w:after="0" w:line="360" w:lineRule="auto"/>
+        <w:spacing w:after="0"/>
         <w:ind w:left="709" w:hanging="425"/>
         <w:jc w:val="both"/>
       </w:pPr>
@@ -5482,7 +5482,7 @@
     <w:p>
       <w:pPr>
         <w:pStyle w:val="Основной текст A"/>
-        <w:spacing w:after="0" w:line="360" w:lineRule="auto"/>
+        <w:spacing w:after="0"/>
         <w:ind w:left="709" w:hanging="425"/>
         <w:jc w:val="both"/>
       </w:pPr>
@@ -5596,7 +5596,7 @@
     <w:p>
       <w:pPr>
         <w:pStyle w:val="Основной текст A"/>
-        <w:spacing w:after="0" w:line="360" w:lineRule="auto"/>
+        <w:spacing w:after="0"/>
         <w:ind w:left="709" w:hanging="425"/>
         <w:jc w:val="both"/>
       </w:pPr>
@@ -5680,7 +5680,7 @@
     <w:p>
       <w:pPr>
         <w:pStyle w:val="Основной текст A"/>
-        <w:spacing w:after="0" w:line="360" w:lineRule="auto"/>
+        <w:spacing w:after="0"/>
         <w:ind w:firstLine="709"/>
         <w:jc w:val="both"/>
       </w:pPr>
@@ -5868,12 +5868,11 @@
     <w:p>
       <w:pPr>
         <w:pStyle w:val="Рубрика 2"/>
-        <w:spacing w:before="240" w:after="120" w:line="360" w:lineRule="auto"/>
+        <w:spacing w:before="240" w:after="120"/>
       </w:pPr>
       <w:bookmarkStart w:name="_Toc3" w:id="3"/>
       <w:r>
         <w:rPr>
-          <w:b w:val="1"/>
           <w:bCs w:val="1"/>
           <w:outline w:val="0"/>
           <w:color w:val="000000"/>
@@ -5889,7 +5888,6 @@
       </w:r>
       <w:r>
         <w:rPr>
-          <w:b w:val="1"/>
           <w:bCs w:val="1"/>
           <w:outline w:val="0"/>
           <w:color w:val="000000"/>
@@ -5906,7 +5904,6 @@
       </w:r>
       <w:r>
         <w:rPr>
-          <w:b w:val="1"/>
           <w:bCs w:val="1"/>
           <w:outline w:val="0"/>
           <w:color w:val="000000"/>
@@ -5922,7 +5919,6 @@
       </w:r>
       <w:r>
         <w:rPr>
-          <w:b w:val="1"/>
           <w:bCs w:val="1"/>
           <w:outline w:val="0"/>
           <w:color w:val="000000"/>
@@ -5939,7 +5935,6 @@
       </w:r>
       <w:r>
         <w:rPr>
-          <w:b w:val="1"/>
           <w:bCs w:val="1"/>
           <w:outline w:val="0"/>
           <w:color w:val="000000"/>
@@ -5955,7 +5950,6 @@
       </w:r>
       <w:r>
         <w:rPr>
-          <w:b w:val="1"/>
           <w:bCs w:val="1"/>
           <w:outline w:val="0"/>
           <w:color w:val="000000"/>
@@ -5975,7 +5969,7 @@
     <w:p>
       <w:pPr>
         <w:pStyle w:val="Основной текст A"/>
-        <w:spacing w:after="0" w:line="360" w:lineRule="auto"/>
+        <w:spacing w:after="0"/>
         <w:ind w:firstLine="709"/>
         <w:jc w:val="both"/>
       </w:pPr>
@@ -6127,13 +6121,13 @@
             </w14:solidFill>
           </w14:textFill>
         </w:rPr>
-        <w:t>:</w:t>
+        <w:t>: [8]</w:t>
       </w:r>
     </w:p>
     <w:p>
       <w:pPr>
         <w:pStyle w:val="Основной текст A"/>
-        <w:spacing w:after="0" w:line="360" w:lineRule="auto"/>
+        <w:spacing w:after="0"/>
         <w:ind w:left="709" w:hanging="425"/>
         <w:jc w:val="both"/>
       </w:pPr>
@@ -6187,7 +6181,7 @@
     <w:p>
       <w:pPr>
         <w:pStyle w:val="Основной текст A"/>
-        <w:spacing w:after="0" w:line="360" w:lineRule="auto"/>
+        <w:spacing w:after="0"/>
         <w:ind w:left="709" w:hanging="425"/>
         <w:jc w:val="both"/>
       </w:pPr>
@@ -6241,7 +6235,7 @@
     <w:p>
       <w:pPr>
         <w:pStyle w:val="Основной текст A"/>
-        <w:spacing w:after="0" w:line="360" w:lineRule="auto"/>
+        <w:spacing w:after="0"/>
         <w:ind w:left="709" w:hanging="425"/>
         <w:jc w:val="both"/>
       </w:pPr>
@@ -6295,7 +6289,7 @@
     <w:p>
       <w:pPr>
         <w:pStyle w:val="Основной текст A"/>
-        <w:spacing w:after="0" w:line="360" w:lineRule="auto"/>
+        <w:spacing w:after="0"/>
         <w:ind w:left="709" w:hanging="425"/>
         <w:jc w:val="both"/>
       </w:pPr>
@@ -6349,7 +6343,7 @@
     <w:p>
       <w:pPr>
         <w:pStyle w:val="Основной текст A"/>
-        <w:spacing w:after="0" w:line="360" w:lineRule="auto"/>
+        <w:spacing w:after="0"/>
         <w:ind w:firstLine="709"/>
         <w:jc w:val="both"/>
       </w:pPr>
@@ -6447,7 +6441,7 @@
     <w:p>
       <w:pPr>
         <w:pStyle w:val="Основной текст A"/>
-        <w:spacing w:after="0" w:line="360" w:lineRule="auto"/>
+        <w:spacing w:after="0"/>
         <w:ind w:left="709" w:hanging="425"/>
         <w:jc w:val="both"/>
       </w:pPr>
@@ -6531,7 +6525,7 @@
     <w:p>
       <w:pPr>
         <w:pStyle w:val="Основной текст A"/>
-        <w:spacing w:after="0" w:line="360" w:lineRule="auto"/>
+        <w:spacing w:after="0"/>
         <w:ind w:left="709" w:hanging="425"/>
         <w:jc w:val="both"/>
       </w:pPr>
@@ -6585,7 +6579,7 @@
     <w:p>
       <w:pPr>
         <w:pStyle w:val="Основной текст A"/>
-        <w:spacing w:after="0" w:line="360" w:lineRule="auto"/>
+        <w:spacing w:after="0"/>
         <w:ind w:left="709" w:hanging="425"/>
         <w:jc w:val="both"/>
       </w:pPr>
@@ -6639,7 +6633,7 @@
     <w:p>
       <w:pPr>
         <w:pStyle w:val="Основной текст A"/>
-        <w:spacing w:after="0" w:line="360" w:lineRule="auto"/>
+        <w:spacing w:after="0"/>
         <w:ind w:firstLine="709"/>
         <w:jc w:val="both"/>
       </w:pPr>
@@ -6911,18 +6905,17 @@
             </w14:solidFill>
           </w14:textFill>
         </w:rPr>
-        <w:t>Inventor.</w:t>
+        <w:t>Inventor [10].</w:t>
       </w:r>
     </w:p>
     <w:p>
       <w:pPr>
         <w:pStyle w:val="Рубрика 2"/>
-        <w:spacing w:before="240" w:after="120" w:line="360" w:lineRule="auto"/>
+        <w:spacing w:before="240" w:after="120"/>
       </w:pPr>
       <w:bookmarkStart w:name="_Toc4" w:id="4"/>
       <w:r>
         <w:rPr>
-          <w:b w:val="1"/>
           <w:bCs w:val="1"/>
           <w:outline w:val="0"/>
           <w:color w:val="000000"/>
@@ -6938,7 +6931,6 @@
       </w:r>
       <w:r>
         <w:rPr>
-          <w:b w:val="1"/>
           <w:bCs w:val="1"/>
           <w:outline w:val="0"/>
           <w:color w:val="000000"/>
@@ -6955,7 +6947,6 @@
       </w:r>
       <w:r>
         <w:rPr>
-          <w:b w:val="1"/>
           <w:bCs w:val="1"/>
           <w:outline w:val="0"/>
           <w:color w:val="000000"/>
@@ -6972,7 +6963,6 @@
       </w:r>
       <w:r>
         <w:rPr>
-          <w:b w:val="1"/>
           <w:bCs w:val="1"/>
           <w:outline w:val="0"/>
           <w:color w:val="000000"/>
@@ -6992,7 +6982,7 @@
     <w:p>
       <w:pPr>
         <w:pStyle w:val="Основной текст A"/>
-        <w:spacing w:after="0" w:line="360" w:lineRule="auto"/>
+        <w:spacing w:after="0"/>
         <w:ind w:firstLine="709"/>
         <w:jc w:val="both"/>
       </w:pPr>
@@ -7060,7 +7050,7 @@
     <w:p>
       <w:pPr>
         <w:pStyle w:val="Основной текст A"/>
-        <w:spacing w:after="0" w:line="360" w:lineRule="auto"/>
+        <w:spacing w:after="0"/>
         <w:ind w:firstLine="709"/>
         <w:jc w:val="both"/>
       </w:pPr>
@@ -7188,7 +7178,7 @@
     <w:p>
       <w:pPr>
         <w:pStyle w:val="Основной текст A"/>
-        <w:spacing w:after="0" w:line="360" w:lineRule="auto"/>
+        <w:spacing w:after="0"/>
         <w:ind w:firstLine="709"/>
         <w:jc w:val="both"/>
       </w:pPr>
@@ -7226,7 +7216,7 @@
     <w:p>
       <w:pPr>
         <w:pStyle w:val="Основной текст A"/>
-        <w:spacing w:after="0" w:line="360" w:lineRule="auto"/>
+        <w:spacing w:after="0"/>
         <w:ind w:left="709" w:hanging="425"/>
         <w:jc w:val="both"/>
       </w:pPr>
@@ -7280,7 +7270,7 @@
     <w:p>
       <w:pPr>
         <w:pStyle w:val="Основной текст A"/>
-        <w:spacing w:after="0" w:line="360" w:lineRule="auto"/>
+        <w:spacing w:after="0"/>
         <w:ind w:left="709" w:hanging="425"/>
         <w:jc w:val="both"/>
       </w:pPr>
@@ -7334,7 +7324,7 @@
     <w:p>
       <w:pPr>
         <w:pStyle w:val="Основной текст A"/>
-        <w:spacing w:after="0" w:line="360" w:lineRule="auto"/>
+        <w:spacing w:after="0"/>
         <w:ind w:left="709" w:hanging="425"/>
         <w:jc w:val="both"/>
       </w:pPr>
@@ -7388,7 +7378,7 @@
     <w:p>
       <w:pPr>
         <w:pStyle w:val="Основной текст A"/>
-        <w:spacing w:after="0" w:line="360" w:lineRule="auto"/>
+        <w:spacing w:after="0"/>
         <w:ind w:left="709" w:hanging="425"/>
         <w:jc w:val="both"/>
       </w:pPr>
@@ -7472,7 +7462,7 @@
     <w:p>
       <w:pPr>
         <w:pStyle w:val="Основной текст A"/>
-        <w:spacing w:after="0" w:line="360" w:lineRule="auto"/>
+        <w:spacing w:after="0"/>
         <w:ind w:left="709" w:hanging="425"/>
         <w:jc w:val="both"/>
       </w:pPr>
@@ -7556,7 +7546,7 @@
     <w:p>
       <w:pPr>
         <w:pStyle w:val="Основной текст A"/>
-        <w:spacing w:after="0" w:line="360" w:lineRule="auto"/>
+        <w:spacing w:after="0"/>
         <w:ind w:firstLine="709"/>
         <w:jc w:val="both"/>
       </w:pPr>
@@ -7684,7 +7674,7 @@
     <w:p>
       <w:pPr>
         <w:pStyle w:val="Основной текст A"/>
-        <w:spacing w:after="0" w:line="360" w:lineRule="auto"/>
+        <w:spacing w:after="0"/>
         <w:ind w:firstLine="709"/>
         <w:jc w:val="both"/>
       </w:pPr>
@@ -7722,7 +7712,7 @@
     <w:p>
       <w:pPr>
         <w:pStyle w:val="Основной текст A"/>
-        <w:spacing w:after="0" w:line="360" w:lineRule="auto"/>
+        <w:spacing w:after="0"/>
         <w:ind w:left="709" w:hanging="425"/>
         <w:jc w:val="both"/>
       </w:pPr>
@@ -7776,7 +7766,7 @@
     <w:p>
       <w:pPr>
         <w:pStyle w:val="Основной текст A"/>
-        <w:spacing w:after="0" w:line="360" w:lineRule="auto"/>
+        <w:spacing w:after="0"/>
         <w:ind w:left="709" w:hanging="425"/>
         <w:jc w:val="both"/>
       </w:pPr>
@@ -7860,7 +7850,7 @@
     <w:p>
       <w:pPr>
         <w:pStyle w:val="Основной текст A"/>
-        <w:spacing w:after="0" w:line="360" w:lineRule="auto"/>
+        <w:spacing w:after="0"/>
         <w:ind w:left="709" w:hanging="425"/>
         <w:jc w:val="both"/>
       </w:pPr>
@@ -7914,7 +7904,7 @@
     <w:p>
       <w:pPr>
         <w:pStyle w:val="Основной текст A"/>
-        <w:spacing w:after="0" w:line="360" w:lineRule="auto"/>
+        <w:spacing w:after="0"/>
         <w:ind w:left="709" w:hanging="425"/>
         <w:jc w:val="both"/>
       </w:pPr>
@@ -7968,7 +7958,7 @@
     <w:p>
       <w:pPr>
         <w:pStyle w:val="Основной текст A"/>
-        <w:spacing w:after="0" w:line="360" w:lineRule="auto"/>
+        <w:spacing w:after="0"/>
         <w:ind w:left="709" w:hanging="425"/>
         <w:jc w:val="both"/>
       </w:pPr>
@@ -8022,7 +8012,7 @@
     <w:p>
       <w:pPr>
         <w:pStyle w:val="Основной текст A"/>
-        <w:spacing w:after="0" w:line="360" w:lineRule="auto"/>
+        <w:spacing w:after="0"/>
         <w:ind w:firstLine="709"/>
         <w:jc w:val="both"/>
       </w:pPr>
@@ -8090,7 +8080,7 @@
     <w:p>
       <w:pPr>
         <w:pStyle w:val="Основной текст A"/>
-        <w:spacing w:after="0" w:line="360" w:lineRule="auto"/>
+        <w:spacing w:after="0"/>
         <w:ind w:firstLine="709"/>
         <w:jc w:val="both"/>
       </w:pPr>
@@ -8128,7 +8118,7 @@
     <w:p>
       <w:pPr>
         <w:pStyle w:val="Основной текст A"/>
-        <w:spacing w:after="0" w:line="360" w:lineRule="auto"/>
+        <w:spacing w:after="0"/>
         <w:ind w:left="709" w:hanging="425"/>
         <w:jc w:val="both"/>
       </w:pPr>
@@ -8182,7 +8172,7 @@
     <w:p>
       <w:pPr>
         <w:pStyle w:val="Основной текст A"/>
-        <w:spacing w:after="0" w:line="360" w:lineRule="auto"/>
+        <w:spacing w:after="0"/>
         <w:ind w:left="709" w:hanging="425"/>
         <w:jc w:val="both"/>
       </w:pPr>
@@ -8236,7 +8226,7 @@
     <w:p>
       <w:pPr>
         <w:pStyle w:val="Основной текст A"/>
-        <w:spacing w:after="0" w:line="360" w:lineRule="auto"/>
+        <w:spacing w:after="0"/>
         <w:ind w:left="709" w:hanging="425"/>
         <w:jc w:val="both"/>
       </w:pPr>
@@ -8290,7 +8280,7 @@
     <w:p>
       <w:pPr>
         <w:pStyle w:val="Основной текст A"/>
-        <w:spacing w:after="0" w:line="360" w:lineRule="auto"/>
+        <w:spacing w:after="0"/>
         <w:ind w:left="709" w:hanging="425"/>
         <w:jc w:val="both"/>
       </w:pPr>
@@ -8344,7 +8334,7 @@
     <w:p>
       <w:pPr>
         <w:pStyle w:val="Основной текст A"/>
-        <w:spacing w:after="0" w:line="360" w:lineRule="auto"/>
+        <w:spacing w:after="0"/>
         <w:ind w:left="709" w:hanging="425"/>
         <w:jc w:val="both"/>
       </w:pPr>
@@ -8398,7 +8388,7 @@
     <w:p>
       <w:pPr>
         <w:pStyle w:val="Основной текст A"/>
-        <w:spacing w:after="0" w:line="360" w:lineRule="auto"/>
+        <w:spacing w:after="0"/>
         <w:ind w:firstLine="709"/>
         <w:jc w:val="both"/>
       </w:pPr>
@@ -8526,7 +8516,7 @@
     <w:p>
       <w:pPr>
         <w:pStyle w:val="Основной текст A"/>
-        <w:spacing w:after="0" w:line="360" w:lineRule="auto"/>
+        <w:spacing w:after="0"/>
         <w:ind w:firstLine="709"/>
         <w:jc w:val="both"/>
       </w:pPr>
@@ -8675,12 +8665,12 @@
     <w:p>
       <w:pPr>
         <w:pStyle w:val="Основной текст A"/>
-        <w:spacing w:after="120" w:line="240" w:lineRule="auto"/>
+        <w:spacing w:after="120"/>
         <w:jc w:val="center"/>
       </w:pPr>
       <w:r>
         <w:rPr>
-          <w:b w:val="1"/>
+          <w:b/>
           <w:bCs w:val="1"/>
           <w:outline w:val="0"/>
           <w:color w:val="000000"/>
@@ -8697,7 +8687,7 @@
       </w:r>
       <w:r>
         <w:rPr>
-          <w:b w:val="1"/>
+          <w:b/>
           <w:bCs w:val="1"/>
           <w:outline w:val="0"/>
           <w:color w:val="000000"/>
@@ -8714,7 +8704,7 @@
       </w:r>
       <w:r>
         <w:rPr>
-          <w:b w:val="1"/>
+          <w:b/>
           <w:bCs w:val="1"/>
           <w:outline w:val="0"/>
           <w:color w:val="000000"/>
@@ -8731,7 +8721,7 @@
       </w:r>
       <w:r>
         <w:rPr>
-          <w:b w:val="1"/>
+          <w:b/>
           <w:bCs w:val="1"/>
           <w:outline w:val="0"/>
           <w:color w:val="000000"/>
@@ -8748,7 +8738,7 @@
       </w:r>
       <w:r>
         <w:rPr>
-          <w:b w:val="1"/>
+          <w:b/>
           <w:bCs w:val="1"/>
           <w:outline w:val="0"/>
           <w:color w:val="000000"/>
@@ -8765,7 +8755,7 @@
       </w:r>
       <w:r>
         <w:rPr>
-          <w:b w:val="1"/>
+          <w:b/>
           <w:bCs w:val="1"/>
           <w:outline w:val="0"/>
           <w:color w:val="000000"/>
@@ -8782,7 +8772,7 @@
       </w:r>
       <w:r>
         <w:rPr>
-          <w:b w:val="1"/>
+          <w:b/>
           <w:bCs w:val="1"/>
           <w:outline w:val="0"/>
           <w:color w:val="000000"/>
@@ -8799,7 +8789,7 @@
       </w:r>
       <w:r>
         <w:rPr>
-          <w:b w:val="1"/>
+          <w:b/>
           <w:bCs w:val="1"/>
           <w:outline w:val="0"/>
           <w:color w:val="000000"/>
@@ -8818,7 +8808,7 @@
     <w:p>
       <w:pPr>
         <w:pStyle w:val="Основной текст A"/>
-        <w:spacing w:after="0" w:line="360" w:lineRule="auto"/>
+        <w:spacing w:after="0"/>
         <w:ind w:firstLine="709"/>
         <w:jc w:val="both"/>
       </w:pPr>
@@ -8967,12 +8957,12 @@
     <w:p>
       <w:pPr>
         <w:pStyle w:val="Основной текст A"/>
-        <w:spacing w:after="120" w:line="240" w:lineRule="auto"/>
+        <w:spacing w:after="120"/>
         <w:jc w:val="center"/>
       </w:pPr>
       <w:r>
         <w:rPr>
-          <w:b w:val="1"/>
+          <w:b/>
           <w:bCs w:val="1"/>
           <w:outline w:val="0"/>
           <w:color w:val="000000"/>
@@ -8989,7 +8979,7 @@
       </w:r>
       <w:r>
         <w:rPr>
-          <w:b w:val="1"/>
+          <w:b/>
           <w:bCs w:val="1"/>
           <w:outline w:val="0"/>
           <w:color w:val="000000"/>
@@ -9006,7 +8996,7 @@
       </w:r>
       <w:r>
         <w:rPr>
-          <w:b w:val="1"/>
+          <w:b/>
           <w:bCs w:val="1"/>
           <w:outline w:val="0"/>
           <w:color w:val="000000"/>
@@ -9023,7 +9013,7 @@
       </w:r>
       <w:r>
         <w:rPr>
-          <w:b w:val="1"/>
+          <w:b/>
           <w:bCs w:val="1"/>
           <w:outline w:val="0"/>
           <w:color w:val="000000"/>
@@ -9040,7 +9030,7 @@
       </w:r>
       <w:r>
         <w:rPr>
-          <w:b w:val="1"/>
+          <w:b/>
           <w:bCs w:val="1"/>
           <w:outline w:val="0"/>
           <w:color w:val="000000"/>
@@ -9057,7 +9047,7 @@
       </w:r>
       <w:r>
         <w:rPr>
-          <w:b w:val="1"/>
+          <w:b/>
           <w:bCs w:val="1"/>
           <w:outline w:val="0"/>
           <w:color w:val="000000"/>
@@ -9076,7 +9066,7 @@
     <w:p>
       <w:pPr>
         <w:pStyle w:val="Основной текст A"/>
-        <w:spacing w:after="0" w:line="360" w:lineRule="auto"/>
+        <w:spacing w:after="0"/>
         <w:ind w:firstLine="709"/>
         <w:jc w:val="both"/>
       </w:pPr>
@@ -9204,12 +9194,11 @@
     <w:p>
       <w:pPr>
         <w:pStyle w:val="Рубрика 2"/>
-        <w:spacing w:before="240" w:after="120" w:line="360" w:lineRule="auto"/>
+        <w:spacing w:before="240" w:after="120"/>
       </w:pPr>
       <w:bookmarkStart w:name="_Toc5" w:id="5"/>
       <w:r>
         <w:rPr>
-          <w:b w:val="1"/>
           <w:bCs w:val="1"/>
           <w:outline w:val="0"/>
           <w:color w:val="000000"/>
@@ -9225,7 +9214,6 @@
       </w:r>
       <w:r>
         <w:rPr>
-          <w:b w:val="1"/>
           <w:bCs w:val="1"/>
           <w:outline w:val="0"/>
           <w:color w:val="000000"/>
@@ -9242,7 +9230,6 @@
       </w:r>
       <w:r>
         <w:rPr>
-          <w:b w:val="1"/>
           <w:bCs w:val="1"/>
           <w:outline w:val="0"/>
           <w:color w:val="000000"/>
@@ -9261,7 +9248,7 @@
     <w:p>
       <w:pPr>
         <w:pStyle w:val="Основной текст A"/>
-        <w:spacing w:after="0" w:line="360" w:lineRule="auto"/>
+        <w:spacing w:after="0"/>
         <w:ind w:firstLine="709"/>
         <w:jc w:val="both"/>
       </w:pPr>
@@ -9569,6 +9556,7 @@
     <w:p>
       <w:pPr>
         <w:pStyle w:val="Основной текст A"/>
+        <w:jc w:val="both"/>
       </w:pPr>
       <w:r>
         <w:rPr>
@@ -9584,13 +9572,13 @@
     <w:p>
       <w:pPr>
         <w:pStyle w:val="Рубрика"/>
-        <w:spacing w:before="240" w:after="240" w:line="360" w:lineRule="auto"/>
+        <w:spacing w:before="240" w:after="240"/>
         <w:jc w:val="center"/>
+        <w:pageBreakBefore/>
       </w:pPr>
       <w:bookmarkStart w:name="_Toc6" w:id="6"/>
       <w:r>
         <w:rPr>
-          <w:b w:val="1"/>
           <w:bCs w:val="1"/>
           <w:outline w:val="0"/>
           <w:color w:val="000000"/>
@@ -9606,7 +9594,6 @@
       </w:r>
       <w:r>
         <w:rPr>
-          <w:b w:val="1"/>
           <w:bCs w:val="1"/>
           <w:outline w:val="0"/>
           <w:color w:val="000000"/>
@@ -9626,12 +9613,11 @@
     <w:p>
       <w:pPr>
         <w:pStyle w:val="Рубрика 2"/>
-        <w:spacing w:before="240" w:after="120" w:line="360" w:lineRule="auto"/>
+        <w:spacing w:before="240" w:after="120"/>
       </w:pPr>
       <w:bookmarkStart w:name="_Toc7" w:id="7"/>
       <w:r>
         <w:rPr>
-          <w:b w:val="1"/>
           <w:bCs w:val="1"/>
           <w:outline w:val="0"/>
           <w:color w:val="000000"/>
@@ -9647,7 +9633,6 @@
       </w:r>
       <w:r>
         <w:rPr>
-          <w:b w:val="1"/>
           <w:bCs w:val="1"/>
           <w:outline w:val="0"/>
           <w:color w:val="000000"/>
@@ -9667,7 +9652,7 @@
     <w:p>
       <w:pPr>
         <w:pStyle w:val="Основной текст A"/>
-        <w:spacing w:after="0" w:line="360" w:lineRule="auto"/>
+        <w:spacing w:after="0"/>
         <w:ind w:firstLine="709"/>
         <w:jc w:val="both"/>
       </w:pPr>
@@ -9819,13 +9804,13 @@
             </w14:solidFill>
           </w14:textFill>
         </w:rPr>
-        <w:t>.</w:t>
+        <w:t xml:space="preserve"> [6, 9].</w:t>
       </w:r>
     </w:p>
     <w:p>
       <w:pPr>
         <w:pStyle w:val="Основной текст A"/>
-        <w:spacing w:after="0" w:line="360" w:lineRule="auto"/>
+        <w:spacing w:after="0"/>
         <w:ind w:firstLine="709"/>
         <w:jc w:val="both"/>
       </w:pPr>
@@ -9863,7 +9848,7 @@
     <w:p>
       <w:pPr>
         <w:pStyle w:val="Основной текст A"/>
-        <w:spacing w:after="0" w:line="360" w:lineRule="auto"/>
+        <w:spacing w:after="0"/>
         <w:ind w:left="709" w:hanging="425"/>
         <w:jc w:val="both"/>
       </w:pPr>
@@ -9917,7 +9902,7 @@
     <w:p>
       <w:pPr>
         <w:pStyle w:val="Основной текст A"/>
-        <w:spacing w:after="0" w:line="360" w:lineRule="auto"/>
+        <w:spacing w:after="0"/>
         <w:ind w:left="709" w:hanging="425"/>
         <w:jc w:val="both"/>
       </w:pPr>
@@ -9971,7 +9956,7 @@
     <w:p>
       <w:pPr>
         <w:pStyle w:val="Основной текст A"/>
-        <w:spacing w:after="0" w:line="360" w:lineRule="auto"/>
+        <w:spacing w:after="0"/>
         <w:ind w:left="709" w:hanging="425"/>
         <w:jc w:val="both"/>
       </w:pPr>
@@ -10055,7 +10040,7 @@
     <w:p>
       <w:pPr>
         <w:pStyle w:val="Основной текст A"/>
-        <w:spacing w:after="0" w:line="360" w:lineRule="auto"/>
+        <w:spacing w:after="0"/>
         <w:ind w:left="709" w:hanging="425"/>
         <w:jc w:val="both"/>
       </w:pPr>
@@ -10259,7 +10244,7 @@
     <w:p>
       <w:pPr>
         <w:pStyle w:val="Основной текст A"/>
-        <w:spacing w:after="0" w:line="360" w:lineRule="auto"/>
+        <w:spacing w:after="0"/>
         <w:ind w:firstLine="709"/>
         <w:jc w:val="both"/>
       </w:pPr>
@@ -10567,7 +10552,7 @@
     <w:p>
       <w:pPr>
         <w:pStyle w:val="Основной текст A"/>
-        <w:spacing w:after="0" w:line="360" w:lineRule="auto"/>
+        <w:spacing w:after="0"/>
         <w:ind w:firstLine="709"/>
         <w:jc w:val="both"/>
       </w:pPr>
@@ -10665,7 +10650,7 @@
     <w:p>
       <w:pPr>
         <w:pStyle w:val="Основной текст A"/>
-        <w:spacing w:after="0" w:line="360" w:lineRule="auto"/>
+        <w:spacing w:after="0"/>
         <w:ind w:firstLine="709"/>
         <w:jc w:val="both"/>
       </w:pPr>
@@ -10688,7 +10673,7 @@
     <w:p>
       <w:pPr>
         <w:pStyle w:val="Основной текст A"/>
-        <w:spacing w:after="0" w:line="360" w:lineRule="auto"/>
+        <w:spacing w:after="0"/>
         <w:ind w:firstLine="709"/>
         <w:jc w:val="both"/>
       </w:pPr>
@@ -10786,12 +10771,11 @@
     <w:p>
       <w:pPr>
         <w:pStyle w:val="Рубрика 2"/>
-        <w:spacing w:before="240" w:after="120" w:line="360" w:lineRule="auto"/>
+        <w:spacing w:before="240" w:after="120"/>
       </w:pPr>
       <w:bookmarkStart w:name="_Toc8" w:id="8"/>
       <w:r>
         <w:rPr>
-          <w:b w:val="1"/>
           <w:bCs w:val="1"/>
           <w:outline w:val="0"/>
           <w:color w:val="000000"/>
@@ -10807,7 +10791,6 @@
       </w:r>
       <w:r>
         <w:rPr>
-          <w:b w:val="1"/>
           <w:bCs w:val="1"/>
           <w:outline w:val="0"/>
           <w:color w:val="000000"/>
@@ -10824,7 +10807,6 @@
       </w:r>
       <w:r>
         <w:rPr>
-          <w:b w:val="1"/>
           <w:bCs w:val="1"/>
           <w:outline w:val="0"/>
           <w:color w:val="000000"/>
@@ -10840,7 +10822,6 @@
       </w:r>
       <w:r>
         <w:rPr>
-          <w:b w:val="1"/>
           <w:bCs w:val="1"/>
           <w:outline w:val="0"/>
           <w:color w:val="000000"/>
@@ -10860,7 +10841,7 @@
     <w:p>
       <w:pPr>
         <w:pStyle w:val="Основной текст A"/>
-        <w:spacing w:after="0" w:line="360" w:lineRule="auto"/>
+        <w:spacing w:after="0"/>
         <w:ind w:firstLine="709"/>
         <w:jc w:val="both"/>
       </w:pPr>
@@ -10982,13 +10963,13 @@
             </w14:solidFill>
           </w14:textFill>
         </w:rPr>
-        <w:t>.</w:t>
+        <w:t xml:space="preserve"> [4].</w:t>
       </w:r>
     </w:p>
     <w:p>
       <w:pPr>
         <w:pStyle w:val="Основной текст A"/>
-        <w:spacing w:after="0" w:line="360" w:lineRule="auto"/>
+        <w:spacing w:after="0"/>
         <w:ind w:firstLine="709"/>
         <w:jc w:val="both"/>
       </w:pPr>
@@ -11026,7 +11007,7 @@
     <w:p>
       <w:pPr>
         <w:pStyle w:val="Основной текст A"/>
-        <w:spacing w:after="0" w:line="360" w:lineRule="auto"/>
+        <w:spacing w:after="0"/>
         <w:ind w:left="709" w:hanging="425"/>
         <w:jc w:val="both"/>
       </w:pPr>
@@ -11080,7 +11061,7 @@
     <w:p>
       <w:pPr>
         <w:pStyle w:val="Основной текст A"/>
-        <w:spacing w:after="0" w:line="360" w:lineRule="auto"/>
+        <w:spacing w:after="0"/>
         <w:ind w:left="709" w:hanging="425"/>
         <w:jc w:val="both"/>
       </w:pPr>
@@ -11134,7 +11115,7 @@
     <w:p>
       <w:pPr>
         <w:pStyle w:val="Основной текст A"/>
-        <w:spacing w:after="0" w:line="360" w:lineRule="auto"/>
+        <w:spacing w:after="0"/>
         <w:ind w:left="709" w:hanging="425"/>
         <w:jc w:val="both"/>
       </w:pPr>
@@ -11188,7 +11169,7 @@
     <w:p>
       <w:pPr>
         <w:pStyle w:val="Основной текст A"/>
-        <w:spacing w:after="0" w:line="360" w:lineRule="auto"/>
+        <w:spacing w:after="0"/>
         <w:ind w:left="709" w:hanging="425"/>
         <w:jc w:val="both"/>
       </w:pPr>
@@ -11242,7 +11223,7 @@
     <w:p>
       <w:pPr>
         <w:pStyle w:val="Основной текст A"/>
-        <w:spacing w:after="0" w:line="360" w:lineRule="auto"/>
+        <w:spacing w:after="0"/>
         <w:ind w:firstLine="709"/>
         <w:jc w:val="both"/>
       </w:pPr>
@@ -11334,13 +11315,13 @@
             </w14:solidFill>
           </w14:textFill>
         </w:rPr>
-        <w:t>.</w:t>
+        <w:t xml:space="preserve"> [4].</w:t>
       </w:r>
     </w:p>
     <w:p>
       <w:pPr>
         <w:pStyle w:val="Основной текст A"/>
-        <w:spacing w:after="0" w:line="360" w:lineRule="auto"/>
+        <w:spacing w:after="0"/>
         <w:ind w:firstLine="709"/>
         <w:jc w:val="both"/>
       </w:pPr>
@@ -11468,7 +11449,7 @@
     <w:p>
       <w:pPr>
         <w:pStyle w:val="Основной текст A"/>
-        <w:spacing w:after="0" w:line="360" w:lineRule="auto"/>
+        <w:spacing w:after="0"/>
         <w:ind w:firstLine="709"/>
         <w:jc w:val="both"/>
       </w:pPr>
@@ -11596,7 +11577,7 @@
     <w:p>
       <w:pPr>
         <w:pStyle w:val="Основной текст A"/>
-        <w:spacing w:after="0" w:line="360" w:lineRule="auto"/>
+        <w:spacing w:after="0"/>
         <w:ind w:firstLine="709"/>
         <w:jc w:val="both"/>
       </w:pPr>
@@ -11634,12 +11615,13 @@
     <w:p>
       <w:pPr>
         <w:pStyle w:val="Основной текст A"/>
-        <w:spacing w:after="0" w:line="360" w:lineRule="auto"/>
+        <w:spacing w:after="0"/>
         <w:ind w:firstLine="709"/>
-        <w:jc w:val="both"/>
+        <w:jc w:val="center"/>
       </w:pPr>
       <w:r>
         <w:rPr>
+          <w:b/>
           <w:outline w:val="0"/>
           <w:color w:val="000000"/>
           <w:u w:color="000000"/>
@@ -11655,6 +11637,7 @@
       </w:r>
       <w:r>
         <w:rPr>
+          <w:b/>
           <w:outline w:val="0"/>
           <w:color w:val="000000"/>
           <w:u w:color="000000"/>
@@ -11670,6 +11653,7 @@
       </w:r>
       <w:r>
         <w:rPr>
+          <w:b/>
           <w:outline w:val="0"/>
           <w:color w:val="000000"/>
           <w:u w:color="000000"/>
@@ -12446,7 +12430,7 @@
       <w:pPr>
         <w:pStyle w:val="Основной текст A"/>
         <w:widowControl w:val="0"/>
-        <w:spacing w:after="0" w:line="240" w:lineRule="auto"/>
+        <w:spacing w:after="0"/>
         <w:ind w:left="108" w:hanging="108"/>
         <w:jc w:val="center"/>
       </w:pPr>
@@ -12455,14 +12439,14 @@
       <w:pPr>
         <w:pStyle w:val="Основной текст A"/>
         <w:widowControl w:val="0"/>
-        <w:spacing w:after="0" w:line="240" w:lineRule="auto"/>
+        <w:spacing w:after="0"/>
         <w:jc w:val="center"/>
       </w:pPr>
     </w:p>
     <w:p>
       <w:pPr>
         <w:pStyle w:val="Основной текст A"/>
-        <w:spacing w:after="0" w:line="360" w:lineRule="auto"/>
+        <w:spacing w:after="0"/>
         <w:ind w:firstLine="709"/>
         <w:jc w:val="both"/>
       </w:pPr>
@@ -12950,7 +12934,7 @@
     <w:p>
       <w:pPr>
         <w:pStyle w:val="Основной текст A"/>
-        <w:spacing w:after="0" w:line="360" w:lineRule="auto"/>
+        <w:spacing w:after="0"/>
         <w:ind w:firstLine="709"/>
         <w:jc w:val="both"/>
       </w:pPr>
@@ -13012,13 +12996,13 @@
             </w14:solidFill>
           </w14:textFill>
         </w:rPr>
-        <w:t>:</w:t>
+        <w:t>: [4, 8]</w:t>
       </w:r>
     </w:p>
     <w:p>
       <w:pPr>
         <w:pStyle w:val="Основной текст A"/>
-        <w:spacing w:after="0" w:line="360" w:lineRule="auto"/>
+        <w:spacing w:after="0"/>
         <w:ind w:left="709" w:hanging="425"/>
         <w:jc w:val="both"/>
       </w:pPr>
@@ -13132,7 +13116,7 @@
     <w:p>
       <w:pPr>
         <w:pStyle w:val="Основной текст A"/>
-        <w:spacing w:after="0" w:line="360" w:lineRule="auto"/>
+        <w:spacing w:after="0"/>
         <w:ind w:left="709" w:hanging="425"/>
         <w:jc w:val="both"/>
       </w:pPr>
@@ -13246,7 +13230,7 @@
     <w:p>
       <w:pPr>
         <w:pStyle w:val="Основной текст A"/>
-        <w:spacing w:after="0" w:line="360" w:lineRule="auto"/>
+        <w:spacing w:after="0"/>
         <w:ind w:firstLine="709"/>
         <w:jc w:val="both"/>
       </w:pPr>
@@ -13314,7 +13298,7 @@
     <w:p>
       <w:pPr>
         <w:pStyle w:val="Основной текст A"/>
-        <w:spacing w:after="0" w:line="360" w:lineRule="auto"/>
+        <w:spacing w:after="0"/>
         <w:ind w:firstLine="709"/>
         <w:jc w:val="both"/>
       </w:pPr>
@@ -13382,12 +13366,13 @@
     <w:p>
       <w:pPr>
         <w:pStyle w:val="Основной текст A"/>
-        <w:spacing w:after="0" w:line="360" w:lineRule="auto"/>
+        <w:spacing w:after="0"/>
         <w:ind w:firstLine="709"/>
-        <w:jc w:val="both"/>
+        <w:jc w:val="center"/>
       </w:pPr>
       <w:r>
         <w:rPr>
+          <w:b/>
           <w:outline w:val="0"/>
           <w:color w:val="000000"/>
           <w:u w:color="000000"/>
@@ -13403,6 +13388,7 @@
       </w:r>
       <w:r>
         <w:rPr>
+          <w:b/>
           <w:outline w:val="0"/>
           <w:color w:val="000000"/>
           <w:u w:color="000000"/>
@@ -13418,6 +13404,7 @@
       </w:r>
       <w:r>
         <w:rPr>
+          <w:b/>
           <w:outline w:val="0"/>
           <w:color w:val="000000"/>
           <w:u w:color="000000"/>
@@ -13433,6 +13420,7 @@
       </w:r>
       <w:r>
         <w:rPr>
+          <w:b/>
           <w:outline w:val="0"/>
           <w:color w:val="000000"/>
           <w:u w:color="000000"/>
@@ -13448,6 +13436,7 @@
       </w:r>
       <w:r>
         <w:rPr>
+          <w:b/>
           <w:outline w:val="0"/>
           <w:color w:val="000000"/>
           <w:u w:color="000000"/>
@@ -14534,7 +14523,7 @@
       <w:pPr>
         <w:pStyle w:val="Основной текст A"/>
         <w:widowControl w:val="0"/>
-        <w:spacing w:after="0" w:line="240" w:lineRule="auto"/>
+        <w:spacing w:after="0"/>
         <w:ind w:left="108" w:hanging="108"/>
         <w:jc w:val="center"/>
       </w:pPr>
@@ -14543,14 +14532,14 @@
       <w:pPr>
         <w:pStyle w:val="Основной текст A"/>
         <w:widowControl w:val="0"/>
-        <w:spacing w:after="0" w:line="240" w:lineRule="auto"/>
+        <w:spacing w:after="0"/>
         <w:jc w:val="center"/>
       </w:pPr>
     </w:p>
     <w:p>
       <w:pPr>
         <w:pStyle w:val="Основной текст A"/>
-        <w:spacing w:after="0" w:line="360" w:lineRule="auto"/>
+        <w:spacing w:after="0"/>
         <w:ind w:firstLine="709"/>
         <w:jc w:val="both"/>
       </w:pPr>
@@ -14738,12 +14727,11 @@
     <w:p>
       <w:pPr>
         <w:pStyle w:val="Рубрика 2"/>
-        <w:spacing w:before="240" w:after="120" w:line="360" w:lineRule="auto"/>
+        <w:spacing w:before="240" w:after="120"/>
       </w:pPr>
       <w:bookmarkStart w:name="_Toc9" w:id="9"/>
       <w:r>
         <w:rPr>
-          <w:b w:val="1"/>
           <w:bCs w:val="1"/>
           <w:outline w:val="0"/>
           <w:color w:val="000000"/>
@@ -14759,7 +14747,6 @@
       </w:r>
       <w:r>
         <w:rPr>
-          <w:b w:val="1"/>
           <w:bCs w:val="1"/>
           <w:outline w:val="0"/>
           <w:color w:val="000000"/>
@@ -14779,7 +14766,7 @@
     <w:p>
       <w:pPr>
         <w:pStyle w:val="Основной текст A"/>
-        <w:spacing w:after="0" w:line="360" w:lineRule="auto"/>
+        <w:spacing w:after="0"/>
         <w:ind w:firstLine="709"/>
         <w:jc w:val="both"/>
       </w:pPr>
@@ -15022,215 +15009,214 @@
           </w14:textFill>
         </w:rPr>
         <w:t>.</w:t>
+      </w:r>
+    </w:p>
+    <w:p>
+      <w:pPr>
+        <w:pStyle w:val="Рубрика 2"/>
+        <w:spacing w:before="120" w:after="120"/>
+      </w:pPr>
+      <w:r>
+        <w:rPr>
+          <w:bCs w:val="1"/>
+          <w:outline w:val="0"/>
+          <w:color w:val="000000"/>
+          <w:u w:color="000000"/>
+          <w:rtl w:val="0"/>
+          <w:lang w:val="en-US"/>
+          <w14:textFill>
+            <w14:solidFill>
+              <w14:srgbClr w14:val="000000"/>
+            </w14:solidFill>
+          </w14:textFill>
+        </w:rPr>
+        <w:t xml:space="preserve">2.3.1. </w:t>
+      </w:r>
+      <w:r>
+        <w:rPr>
+          <w:bCs w:val="1"/>
+          <w:outline w:val="0"/>
+          <w:color w:val="000000"/>
+          <w:u w:color="000000"/>
+          <w:rtl w:val="0"/>
+          <w:lang w:val="en-US"/>
+          <w14:textFill>
+            <w14:solidFill>
+              <w14:srgbClr w14:val="000000"/>
+            </w14:solidFill>
+          </w14:textFill>
+        </w:rPr>
+        <w:t>Опорные точки наружного контура детали</w:t>
       </w:r>
     </w:p>
     <w:p>
       <w:pPr>
         <w:pStyle w:val="Основной текст A"/>
-        <w:spacing w:before="120" w:after="120" w:line="360" w:lineRule="auto"/>
+        <w:spacing w:after="0"/>
+        <w:ind w:firstLine="709"/>
+        <w:jc w:val="both"/>
       </w:pPr>
       <w:r>
         <w:rPr>
-          <w:b w:val="1"/>
-          <w:bCs w:val="1"/>
-          <w:outline w:val="0"/>
-          <w:color w:val="000000"/>
-          <w:u w:color="000000"/>
-          <w:rtl w:val="0"/>
-          <w:lang w:val="en-US"/>
-          <w14:textFill>
-            <w14:solidFill>
-              <w14:srgbClr w14:val="000000"/>
-            </w14:solidFill>
-          </w14:textFill>
-        </w:rPr>
-        <w:t xml:space="preserve">2.3.1. </w:t>
-      </w:r>
-      <w:r>
-        <w:rPr>
-          <w:b w:val="1"/>
-          <w:bCs w:val="1"/>
-          <w:outline w:val="0"/>
-          <w:color w:val="000000"/>
-          <w:u w:color="000000"/>
-          <w:rtl w:val="0"/>
-          <w:lang w:val="en-US"/>
-          <w14:textFill>
-            <w14:solidFill>
-              <w14:srgbClr w14:val="000000"/>
-            </w14:solidFill>
-          </w14:textFill>
-        </w:rPr>
-        <w:t>Опорные точки наружного контура детали</w:t>
+          <w:outline w:val="0"/>
+          <w:color w:val="000000"/>
+          <w:u w:color="000000"/>
+          <w:rtl w:val="0"/>
+          <w:lang w:val="en-US"/>
+          <w14:textFill>
+            <w14:solidFill>
+              <w14:srgbClr w14:val="000000"/>
+            </w14:solidFill>
+          </w14:textFill>
+        </w:rPr>
+        <w:t xml:space="preserve">Для наружного контура вводим характерные точки </w:t>
+      </w:r>
+      <w:r>
+        <w:rPr>
+          <w:outline w:val="0"/>
+          <w:color w:val="000000"/>
+          <w:u w:color="000000"/>
+          <w:rtl w:val="0"/>
+          <w:lang w:val="en-US"/>
+          <w14:textFill>
+            <w14:solidFill>
+              <w14:srgbClr w14:val="000000"/>
+            </w14:solidFill>
+          </w14:textFill>
+        </w:rPr>
+        <w:t>A1</w:t>
+      </w:r>
+      <w:r>
+        <w:rPr>
+          <w:outline w:val="0"/>
+          <w:color w:val="000000"/>
+          <w:u w:color="000000"/>
+          <w:rtl w:val="0"/>
+          <w:lang w:val="en-US"/>
+          <w14:textFill>
+            <w14:solidFill>
+              <w14:srgbClr w14:val="000000"/>
+            </w14:solidFill>
+          </w14:textFill>
+        </w:rPr>
+        <w:t>–</w:t>
+      </w:r>
+      <w:r>
+        <w:rPr>
+          <w:outline w:val="0"/>
+          <w:color w:val="000000"/>
+          <w:u w:color="000000"/>
+          <w:rtl w:val="0"/>
+          <w:lang w:val="ru-RU"/>
+          <w14:textFill>
+            <w14:solidFill>
+              <w14:srgbClr w14:val="000000"/>
+            </w14:solidFill>
+          </w14:textFill>
+        </w:rPr>
+        <w:t xml:space="preserve">A7, </w:t>
+      </w:r>
+      <w:r>
+        <w:rPr>
+          <w:outline w:val="0"/>
+          <w:color w:val="000000"/>
+          <w:u w:color="000000"/>
+          <w:rtl w:val="0"/>
+          <w:lang w:val="en-US"/>
+          <w14:textFill>
+            <w14:solidFill>
+              <w14:srgbClr w14:val="000000"/>
+            </w14:solidFill>
+          </w14:textFill>
+        </w:rPr>
+        <w:t>приведенные на расчетной схеме</w:t>
+      </w:r>
+      <w:r>
+        <w:rPr>
+          <w:outline w:val="0"/>
+          <w:color w:val="000000"/>
+          <w:u w:color="000000"/>
+          <w:rtl w:val="0"/>
+          <w:lang w:val="en-US"/>
+          <w14:textFill>
+            <w14:solidFill>
+              <w14:srgbClr w14:val="000000"/>
+            </w14:solidFill>
+          </w14:textFill>
+        </w:rPr>
+        <w:t xml:space="preserve">. </w:t>
+      </w:r>
+      <w:r>
+        <w:rPr>
+          <w:outline w:val="0"/>
+          <w:color w:val="000000"/>
+          <w:u w:color="000000"/>
+          <w:rtl w:val="0"/>
+          <w:lang w:val="en-US"/>
+          <w14:textFill>
+            <w14:solidFill>
+              <w14:srgbClr w14:val="000000"/>
+            </w14:solidFill>
+          </w14:textFill>
+        </w:rPr>
+        <w:t xml:space="preserve">Нулевая точка детали </w:t>
+      </w:r>
+      <w:r>
+        <w:rPr>
+          <w:outline w:val="0"/>
+          <w:color w:val="000000"/>
+          <w:u w:color="000000"/>
+          <w:rtl w:val="0"/>
+          <w:lang w:val="de-DE"/>
+          <w14:textFill>
+            <w14:solidFill>
+              <w14:srgbClr w14:val="000000"/>
+            </w14:solidFill>
+          </w14:textFill>
+        </w:rPr>
+        <w:t>W</w:t>
+      </w:r>
+      <w:r>
+        <w:rPr>
+          <w:outline w:val="0"/>
+          <w:color w:val="000000"/>
+          <w:u w:color="000000"/>
+          <w:rtl w:val="0"/>
+          <w:lang w:val="en-US"/>
+          <w14:textFill>
+            <w14:solidFill>
+              <w14:srgbClr w14:val="000000"/>
+            </w14:solidFill>
+          </w14:textFill>
+        </w:rPr>
+        <w:t xml:space="preserve"> совпадает с точкой </w:t>
+      </w:r>
+      <w:r>
+        <w:rPr>
+          <w:outline w:val="0"/>
+          <w:color w:val="000000"/>
+          <w:u w:color="000000"/>
+          <w:rtl w:val="0"/>
+          <w:lang w:val="en-US"/>
+          <w14:textFill>
+            <w14:solidFill>
+              <w14:srgbClr w14:val="000000"/>
+            </w14:solidFill>
+          </w14:textFill>
+        </w:rPr>
+        <w:t>A1.</w:t>
       </w:r>
     </w:p>
     <w:p>
       <w:pPr>
         <w:pStyle w:val="Основной текст A"/>
-        <w:spacing w:after="0" w:line="360" w:lineRule="auto"/>
+        <w:spacing w:after="0"/>
         <w:ind w:firstLine="709"/>
-        <w:jc w:val="both"/>
+        <w:jc w:val="center"/>
       </w:pPr>
       <w:r>
         <w:rPr>
-          <w:outline w:val="0"/>
-          <w:color w:val="000000"/>
-          <w:u w:color="000000"/>
-          <w:rtl w:val="0"/>
-          <w:lang w:val="en-US"/>
-          <w14:textFill>
-            <w14:solidFill>
-              <w14:srgbClr w14:val="000000"/>
-            </w14:solidFill>
-          </w14:textFill>
-        </w:rPr>
-        <w:t xml:space="preserve">Для наружного контура вводим характерные точки </w:t>
-      </w:r>
-      <w:r>
-        <w:rPr>
-          <w:outline w:val="0"/>
-          <w:color w:val="000000"/>
-          <w:u w:color="000000"/>
-          <w:rtl w:val="0"/>
-          <w:lang w:val="en-US"/>
-          <w14:textFill>
-            <w14:solidFill>
-              <w14:srgbClr w14:val="000000"/>
-            </w14:solidFill>
-          </w14:textFill>
-        </w:rPr>
-        <w:t>A1</w:t>
-      </w:r>
-      <w:r>
-        <w:rPr>
-          <w:outline w:val="0"/>
-          <w:color w:val="000000"/>
-          <w:u w:color="000000"/>
-          <w:rtl w:val="0"/>
-          <w:lang w:val="en-US"/>
-          <w14:textFill>
-            <w14:solidFill>
-              <w14:srgbClr w14:val="000000"/>
-            </w14:solidFill>
-          </w14:textFill>
-        </w:rPr>
-        <w:t>–</w:t>
-      </w:r>
-      <w:r>
-        <w:rPr>
-          <w:outline w:val="0"/>
-          <w:color w:val="000000"/>
-          <w:u w:color="000000"/>
-          <w:rtl w:val="0"/>
-          <w:lang w:val="ru-RU"/>
-          <w14:textFill>
-            <w14:solidFill>
-              <w14:srgbClr w14:val="000000"/>
-            </w14:solidFill>
-          </w14:textFill>
-        </w:rPr>
-        <w:t xml:space="preserve">A7, </w:t>
-      </w:r>
-      <w:r>
-        <w:rPr>
-          <w:outline w:val="0"/>
-          <w:color w:val="000000"/>
-          <w:u w:color="000000"/>
-          <w:rtl w:val="0"/>
-          <w:lang w:val="en-US"/>
-          <w14:textFill>
-            <w14:solidFill>
-              <w14:srgbClr w14:val="000000"/>
-            </w14:solidFill>
-          </w14:textFill>
-        </w:rPr>
-        <w:t>приведенные на расчетной схеме</w:t>
-      </w:r>
-      <w:r>
-        <w:rPr>
-          <w:outline w:val="0"/>
-          <w:color w:val="000000"/>
-          <w:u w:color="000000"/>
-          <w:rtl w:val="0"/>
-          <w:lang w:val="en-US"/>
-          <w14:textFill>
-            <w14:solidFill>
-              <w14:srgbClr w14:val="000000"/>
-            </w14:solidFill>
-          </w14:textFill>
-        </w:rPr>
-        <w:t xml:space="preserve">. </w:t>
-      </w:r>
-      <w:r>
-        <w:rPr>
-          <w:outline w:val="0"/>
-          <w:color w:val="000000"/>
-          <w:u w:color="000000"/>
-          <w:rtl w:val="0"/>
-          <w:lang w:val="en-US"/>
-          <w14:textFill>
-            <w14:solidFill>
-              <w14:srgbClr w14:val="000000"/>
-            </w14:solidFill>
-          </w14:textFill>
-        </w:rPr>
-        <w:t xml:space="preserve">Нулевая точка детали </w:t>
-      </w:r>
-      <w:r>
-        <w:rPr>
-          <w:outline w:val="0"/>
-          <w:color w:val="000000"/>
-          <w:u w:color="000000"/>
-          <w:rtl w:val="0"/>
-          <w:lang w:val="de-DE"/>
-          <w14:textFill>
-            <w14:solidFill>
-              <w14:srgbClr w14:val="000000"/>
-            </w14:solidFill>
-          </w14:textFill>
-        </w:rPr>
-        <w:t>W</w:t>
-      </w:r>
-      <w:r>
-        <w:rPr>
-          <w:outline w:val="0"/>
-          <w:color w:val="000000"/>
-          <w:u w:color="000000"/>
-          <w:rtl w:val="0"/>
-          <w:lang w:val="en-US"/>
-          <w14:textFill>
-            <w14:solidFill>
-              <w14:srgbClr w14:val="000000"/>
-            </w14:solidFill>
-          </w14:textFill>
-        </w:rPr>
-        <w:t xml:space="preserve"> совпадает с точкой </w:t>
-      </w:r>
-      <w:r>
-        <w:rPr>
-          <w:outline w:val="0"/>
-          <w:color w:val="000000"/>
-          <w:u w:color="000000"/>
-          <w:rtl w:val="0"/>
-          <w:lang w:val="en-US"/>
-          <w14:textFill>
-            <w14:solidFill>
-              <w14:srgbClr w14:val="000000"/>
-            </w14:solidFill>
-          </w14:textFill>
-        </w:rPr>
-        <w:t>A1.</w:t>
-      </w:r>
-    </w:p>
-    <w:p>
-      <w:pPr>
-        <w:pStyle w:val="Основной текст A"/>
-        <w:spacing w:after="0" w:line="360" w:lineRule="auto"/>
-        <w:ind w:firstLine="709"/>
-        <w:jc w:val="both"/>
-      </w:pPr>
-      <w:r>
-        <w:rPr>
+          <w:b/>
           <w:outline w:val="0"/>
           <w:color w:val="000000"/>
           <w:u w:color="000000"/>
@@ -15246,6 +15232,7 @@
       </w:r>
       <w:r>
         <w:rPr>
+          <w:b/>
           <w:outline w:val="0"/>
           <w:color w:val="000000"/>
           <w:u w:color="000000"/>
@@ -15261,6 +15248,7 @@
       </w:r>
       <w:r>
         <w:rPr>
+          <w:b/>
           <w:outline w:val="0"/>
           <w:color w:val="000000"/>
           <w:u w:color="000000"/>
@@ -16561,7 +16549,7 @@
       <w:pPr>
         <w:pStyle w:val="Основной текст A"/>
         <w:widowControl w:val="0"/>
-        <w:spacing w:after="0" w:line="240" w:lineRule="auto"/>
+        <w:spacing w:after="0"/>
         <w:ind w:left="108" w:hanging="108"/>
         <w:jc w:val="center"/>
       </w:pPr>
@@ -16570,14 +16558,14 @@
       <w:pPr>
         <w:pStyle w:val="Основной текст A"/>
         <w:widowControl w:val="0"/>
-        <w:spacing w:after="0" w:line="240" w:lineRule="auto"/>
+        <w:spacing w:after="0"/>
         <w:jc w:val="center"/>
       </w:pPr>
     </w:p>
     <w:p>
       <w:pPr>
         <w:pStyle w:val="Основной текст A"/>
-        <w:spacing w:after="0" w:line="360" w:lineRule="auto"/>
+        <w:spacing w:after="0"/>
         <w:ind w:firstLine="709"/>
         <w:jc w:val="both"/>
       </w:pPr>
@@ -16760,215 +16748,214 @@
           </w14:textFill>
         </w:rPr>
         <w:t>.</w:t>
+      </w:r>
+    </w:p>
+    <w:p>
+      <w:pPr>
+        <w:pStyle w:val="Рубрика 2"/>
+        <w:spacing w:before="120" w:after="120"/>
+      </w:pPr>
+      <w:r>
+        <w:rPr>
+          <w:bCs w:val="1"/>
+          <w:outline w:val="0"/>
+          <w:color w:val="000000"/>
+          <w:u w:color="000000"/>
+          <w:rtl w:val="0"/>
+          <w:lang w:val="en-US"/>
+          <w14:textFill>
+            <w14:solidFill>
+              <w14:srgbClr w14:val="000000"/>
+            </w14:solidFill>
+          </w14:textFill>
+        </w:rPr>
+        <w:t xml:space="preserve">2.3.2. </w:t>
+      </w:r>
+      <w:r>
+        <w:rPr>
+          <w:bCs w:val="1"/>
+          <w:outline w:val="0"/>
+          <w:color w:val="000000"/>
+          <w:u w:color="000000"/>
+          <w:rtl w:val="0"/>
+          <w:lang w:val="en-US"/>
+          <w14:textFill>
+            <w14:solidFill>
+              <w14:srgbClr w14:val="000000"/>
+            </w14:solidFill>
+          </w14:textFill>
+        </w:rPr>
+        <w:t>Эквидистантная траектория для наружного контура</w:t>
       </w:r>
     </w:p>
     <w:p>
       <w:pPr>
         <w:pStyle w:val="Основной текст A"/>
-        <w:spacing w:before="120" w:after="120" w:line="360" w:lineRule="auto"/>
+        <w:spacing w:after="0"/>
+        <w:ind w:firstLine="709"/>
+        <w:jc w:val="both"/>
       </w:pPr>
       <w:r>
         <w:rPr>
-          <w:b w:val="1"/>
-          <w:bCs w:val="1"/>
-          <w:outline w:val="0"/>
-          <w:color w:val="000000"/>
-          <w:u w:color="000000"/>
-          <w:rtl w:val="0"/>
-          <w:lang w:val="en-US"/>
-          <w14:textFill>
-            <w14:solidFill>
-              <w14:srgbClr w14:val="000000"/>
-            </w14:solidFill>
-          </w14:textFill>
-        </w:rPr>
-        <w:t xml:space="preserve">2.3.2. </w:t>
-      </w:r>
-      <w:r>
-        <w:rPr>
-          <w:b w:val="1"/>
-          <w:bCs w:val="1"/>
-          <w:outline w:val="0"/>
-          <w:color w:val="000000"/>
-          <w:u w:color="000000"/>
-          <w:rtl w:val="0"/>
-          <w:lang w:val="en-US"/>
-          <w14:textFill>
-            <w14:solidFill>
-              <w14:srgbClr w14:val="000000"/>
-            </w14:solidFill>
-          </w14:textFill>
-        </w:rPr>
-        <w:t>Эквидистантная траектория для наружного контура</w:t>
+          <w:outline w:val="0"/>
+          <w:color w:val="000000"/>
+          <w:u w:color="000000"/>
+          <w:rtl w:val="0"/>
+          <w:lang w:val="en-US"/>
+          <w14:textFill>
+            <w14:solidFill>
+              <w14:srgbClr w14:val="000000"/>
+            </w14:solidFill>
+          </w14:textFill>
+        </w:rPr>
+        <w:t>При обработке наружного контура центр фрезы движется по внешней эквидистанте</w:t>
+      </w:r>
+      <w:r>
+        <w:rPr>
+          <w:outline w:val="0"/>
+          <w:color w:val="000000"/>
+          <w:u w:color="000000"/>
+          <w:rtl w:val="0"/>
+          <w:lang w:val="en-US"/>
+          <w14:textFill>
+            <w14:solidFill>
+              <w14:srgbClr w14:val="000000"/>
+            </w14:solidFill>
+          </w14:textFill>
+        </w:rPr>
+        <w:t xml:space="preserve">, </w:t>
+      </w:r>
+      <w:r>
+        <w:rPr>
+          <w:outline w:val="0"/>
+          <w:color w:val="000000"/>
+          <w:u w:color="000000"/>
+          <w:rtl w:val="0"/>
+          <w:lang w:val="en-US"/>
+          <w14:textFill>
+            <w14:solidFill>
+              <w14:srgbClr w14:val="000000"/>
+            </w14:solidFill>
+          </w14:textFill>
+        </w:rPr>
+        <w:t xml:space="preserve">отстоящей от профиля детали на радиус инструмента </w:t>
+      </w:r>
+      <w:r>
+        <w:rPr>
+          <w:outline w:val="0"/>
+          <w:color w:val="000000"/>
+          <w:u w:color="000000"/>
+          <w:rtl w:val="0"/>
+          <w:lang w:val="en-US"/>
+          <w14:textFill>
+            <w14:solidFill>
+              <w14:srgbClr w14:val="000000"/>
+            </w14:solidFill>
+          </w14:textFill>
+        </w:rPr>
+        <w:t xml:space="preserve">r1 = 20 </w:t>
+      </w:r>
+      <w:r>
+        <w:rPr>
+          <w:outline w:val="0"/>
+          <w:color w:val="000000"/>
+          <w:u w:color="000000"/>
+          <w:rtl w:val="0"/>
+          <w:lang w:val="en-US"/>
+          <w14:textFill>
+            <w14:solidFill>
+              <w14:srgbClr w14:val="000000"/>
+            </w14:solidFill>
+          </w14:textFill>
+        </w:rPr>
+        <w:t>мм</w:t>
+      </w:r>
+      <w:r>
+        <w:rPr>
+          <w:outline w:val="0"/>
+          <w:color w:val="000000"/>
+          <w:u w:color="000000"/>
+          <w:rtl w:val="0"/>
+          <w:lang w:val="en-US"/>
+          <w14:textFill>
+            <w14:solidFill>
+              <w14:srgbClr w14:val="000000"/>
+            </w14:solidFill>
+          </w14:textFill>
+        </w:rPr>
+        <w:t xml:space="preserve">. </w:t>
+      </w:r>
+      <w:r>
+        <w:rPr>
+          <w:outline w:val="0"/>
+          <w:color w:val="000000"/>
+          <w:u w:color="000000"/>
+          <w:rtl w:val="0"/>
+          <w:lang w:val="en-US"/>
+          <w14:textFill>
+            <w14:solidFill>
+              <w14:srgbClr w14:val="000000"/>
+            </w14:solidFill>
+          </w14:textFill>
+        </w:rPr>
+        <w:t xml:space="preserve">Для упрощенной расчетной схемы траектория инструмента задается точками </w:t>
+      </w:r>
+      <w:r>
+        <w:rPr>
+          <w:outline w:val="0"/>
+          <w:color w:val="000000"/>
+          <w:u w:color="000000"/>
+          <w:rtl w:val="0"/>
+          <w:lang w:val="en-US"/>
+          <w14:textFill>
+            <w14:solidFill>
+              <w14:srgbClr w14:val="000000"/>
+            </w14:solidFill>
+          </w14:textFill>
+        </w:rPr>
+        <w:t>P1</w:t>
+      </w:r>
+      <w:r>
+        <w:rPr>
+          <w:outline w:val="0"/>
+          <w:color w:val="000000"/>
+          <w:u w:color="000000"/>
+          <w:rtl w:val="0"/>
+          <w:lang w:val="en-US"/>
+          <w14:textFill>
+            <w14:solidFill>
+              <w14:srgbClr w14:val="000000"/>
+            </w14:solidFill>
+          </w14:textFill>
+        </w:rPr>
+        <w:t>–</w:t>
+      </w:r>
+      <w:r>
+        <w:rPr>
+          <w:outline w:val="0"/>
+          <w:color w:val="000000"/>
+          <w:u w:color="000000"/>
+          <w:rtl w:val="0"/>
+          <w:lang w:val="en-US"/>
+          <w14:textFill>
+            <w14:solidFill>
+              <w14:srgbClr w14:val="000000"/>
+            </w14:solidFill>
+          </w14:textFill>
+        </w:rPr>
+        <w:t>P7.</w:t>
       </w:r>
     </w:p>
     <w:p>
       <w:pPr>
         <w:pStyle w:val="Основной текст A"/>
-        <w:spacing w:after="0" w:line="360" w:lineRule="auto"/>
+        <w:spacing w:after="0"/>
         <w:ind w:firstLine="709"/>
-        <w:jc w:val="both"/>
+        <w:jc w:val="center"/>
       </w:pPr>
       <w:r>
         <w:rPr>
-          <w:outline w:val="0"/>
-          <w:color w:val="000000"/>
-          <w:u w:color="000000"/>
-          <w:rtl w:val="0"/>
-          <w:lang w:val="en-US"/>
-          <w14:textFill>
-            <w14:solidFill>
-              <w14:srgbClr w14:val="000000"/>
-            </w14:solidFill>
-          </w14:textFill>
-        </w:rPr>
-        <w:t>При обработке наружного контура центр фрезы движется по внешней эквидистанте</w:t>
-      </w:r>
-      <w:r>
-        <w:rPr>
-          <w:outline w:val="0"/>
-          <w:color w:val="000000"/>
-          <w:u w:color="000000"/>
-          <w:rtl w:val="0"/>
-          <w:lang w:val="en-US"/>
-          <w14:textFill>
-            <w14:solidFill>
-              <w14:srgbClr w14:val="000000"/>
-            </w14:solidFill>
-          </w14:textFill>
-        </w:rPr>
-        <w:t xml:space="preserve">, </w:t>
-      </w:r>
-      <w:r>
-        <w:rPr>
-          <w:outline w:val="0"/>
-          <w:color w:val="000000"/>
-          <w:u w:color="000000"/>
-          <w:rtl w:val="0"/>
-          <w:lang w:val="en-US"/>
-          <w14:textFill>
-            <w14:solidFill>
-              <w14:srgbClr w14:val="000000"/>
-            </w14:solidFill>
-          </w14:textFill>
-        </w:rPr>
-        <w:t xml:space="preserve">отстоящей от профиля детали на радиус инструмента </w:t>
-      </w:r>
-      <w:r>
-        <w:rPr>
-          <w:outline w:val="0"/>
-          <w:color w:val="000000"/>
-          <w:u w:color="000000"/>
-          <w:rtl w:val="0"/>
-          <w:lang w:val="en-US"/>
-          <w14:textFill>
-            <w14:solidFill>
-              <w14:srgbClr w14:val="000000"/>
-            </w14:solidFill>
-          </w14:textFill>
-        </w:rPr>
-        <w:t xml:space="preserve">r1 = 20 </w:t>
-      </w:r>
-      <w:r>
-        <w:rPr>
-          <w:outline w:val="0"/>
-          <w:color w:val="000000"/>
-          <w:u w:color="000000"/>
-          <w:rtl w:val="0"/>
-          <w:lang w:val="en-US"/>
-          <w14:textFill>
-            <w14:solidFill>
-              <w14:srgbClr w14:val="000000"/>
-            </w14:solidFill>
-          </w14:textFill>
-        </w:rPr>
-        <w:t>мм</w:t>
-      </w:r>
-      <w:r>
-        <w:rPr>
-          <w:outline w:val="0"/>
-          <w:color w:val="000000"/>
-          <w:u w:color="000000"/>
-          <w:rtl w:val="0"/>
-          <w:lang w:val="en-US"/>
-          <w14:textFill>
-            <w14:solidFill>
-              <w14:srgbClr w14:val="000000"/>
-            </w14:solidFill>
-          </w14:textFill>
-        </w:rPr>
-        <w:t xml:space="preserve">. </w:t>
-      </w:r>
-      <w:r>
-        <w:rPr>
-          <w:outline w:val="0"/>
-          <w:color w:val="000000"/>
-          <w:u w:color="000000"/>
-          <w:rtl w:val="0"/>
-          <w:lang w:val="en-US"/>
-          <w14:textFill>
-            <w14:solidFill>
-              <w14:srgbClr w14:val="000000"/>
-            </w14:solidFill>
-          </w14:textFill>
-        </w:rPr>
-        <w:t xml:space="preserve">Для упрощенной расчетной схемы траектория инструмента задается точками </w:t>
-      </w:r>
-      <w:r>
-        <w:rPr>
-          <w:outline w:val="0"/>
-          <w:color w:val="000000"/>
-          <w:u w:color="000000"/>
-          <w:rtl w:val="0"/>
-          <w:lang w:val="en-US"/>
-          <w14:textFill>
-            <w14:solidFill>
-              <w14:srgbClr w14:val="000000"/>
-            </w14:solidFill>
-          </w14:textFill>
-        </w:rPr>
-        <w:t>P1</w:t>
-      </w:r>
-      <w:r>
-        <w:rPr>
-          <w:outline w:val="0"/>
-          <w:color w:val="000000"/>
-          <w:u w:color="000000"/>
-          <w:rtl w:val="0"/>
-          <w:lang w:val="en-US"/>
-          <w14:textFill>
-            <w14:solidFill>
-              <w14:srgbClr w14:val="000000"/>
-            </w14:solidFill>
-          </w14:textFill>
-        </w:rPr>
-        <w:t>–</w:t>
-      </w:r>
-      <w:r>
-        <w:rPr>
-          <w:outline w:val="0"/>
-          <w:color w:val="000000"/>
-          <w:u w:color="000000"/>
-          <w:rtl w:val="0"/>
-          <w:lang w:val="en-US"/>
-          <w14:textFill>
-            <w14:solidFill>
-              <w14:srgbClr w14:val="000000"/>
-            </w14:solidFill>
-          </w14:textFill>
-        </w:rPr>
-        <w:t>P7.</w:t>
-      </w:r>
-    </w:p>
-    <w:p>
-      <w:pPr>
-        <w:pStyle w:val="Основной текст A"/>
-        <w:spacing w:after="0" w:line="360" w:lineRule="auto"/>
-        <w:ind w:firstLine="709"/>
-        <w:jc w:val="both"/>
-      </w:pPr>
-      <w:r>
-        <w:rPr>
+          <w:b/>
           <w:outline w:val="0"/>
           <w:color w:val="000000"/>
           <w:u w:color="000000"/>
@@ -16984,6 +16971,7 @@
       </w:r>
       <w:r>
         <w:rPr>
+          <w:b/>
           <w:outline w:val="0"/>
           <w:color w:val="000000"/>
           <w:u w:color="000000"/>
@@ -16999,6 +16987,7 @@
       </w:r>
       <w:r>
         <w:rPr>
+          <w:b/>
           <w:outline w:val="0"/>
           <w:color w:val="000000"/>
           <w:u w:color="000000"/>
@@ -18299,7 +18288,7 @@
       <w:pPr>
         <w:pStyle w:val="Основной текст A"/>
         <w:widowControl w:val="0"/>
-        <w:spacing w:after="0" w:line="240" w:lineRule="auto"/>
+        <w:spacing w:after="0"/>
         <w:ind w:left="108" w:hanging="108"/>
         <w:jc w:val="center"/>
       </w:pPr>
@@ -18308,14 +18297,14 @@
       <w:pPr>
         <w:pStyle w:val="Основной текст A"/>
         <w:widowControl w:val="0"/>
-        <w:spacing w:after="0" w:line="240" w:lineRule="auto"/>
+        <w:spacing w:after="0"/>
         <w:jc w:val="center"/>
       </w:pPr>
     </w:p>
     <w:p>
       <w:pPr>
         <w:pStyle w:val="Основной текст A"/>
-        <w:spacing w:after="0" w:line="360" w:lineRule="auto"/>
+        <w:spacing w:after="0"/>
         <w:ind w:firstLine="709"/>
         <w:jc w:val="both"/>
       </w:pPr>
@@ -18438,52 +18427,148 @@
           </w14:textFill>
         </w:rPr>
         <w:t>.</w:t>
+      </w:r>
+    </w:p>
+    <w:p>
+      <w:pPr>
+        <w:pStyle w:val="Рубрика 2"/>
+        <w:spacing w:before="120" w:after="120"/>
+      </w:pPr>
+      <w:r>
+        <w:rPr>
+          <w:bCs w:val="1"/>
+          <w:outline w:val="0"/>
+          <w:color w:val="000000"/>
+          <w:u w:color="000000"/>
+          <w:rtl w:val="0"/>
+          <w:lang w:val="en-US"/>
+          <w14:textFill>
+            <w14:solidFill>
+              <w14:srgbClr w14:val="000000"/>
+            </w14:solidFill>
+          </w14:textFill>
+        </w:rPr>
+        <w:t xml:space="preserve">2.3.3. </w:t>
+      </w:r>
+      <w:r>
+        <w:rPr>
+          <w:bCs w:val="1"/>
+          <w:outline w:val="0"/>
+          <w:color w:val="000000"/>
+          <w:u w:color="000000"/>
+          <w:rtl w:val="0"/>
+          <w:lang w:val="en-US"/>
+          <w14:textFill>
+            <w14:solidFill>
+              <w14:srgbClr w14:val="000000"/>
+            </w14:solidFill>
+          </w14:textFill>
+        </w:rPr>
+        <w:t>Опорные точки внутреннего контура детали</w:t>
       </w:r>
     </w:p>
     <w:p>
       <w:pPr>
         <w:pStyle w:val="Основной текст A"/>
-        <w:spacing w:before="120" w:after="120" w:line="360" w:lineRule="auto"/>
+        <w:spacing w:after="0"/>
+        <w:ind w:firstLine="709"/>
+        <w:jc w:val="both"/>
       </w:pPr>
       <w:r>
         <w:rPr>
-          <w:b w:val="1"/>
-          <w:bCs w:val="1"/>
-          <w:outline w:val="0"/>
-          <w:color w:val="000000"/>
-          <w:u w:color="000000"/>
-          <w:rtl w:val="0"/>
-          <w:lang w:val="en-US"/>
-          <w14:textFill>
-            <w14:solidFill>
-              <w14:srgbClr w14:val="000000"/>
-            </w14:solidFill>
-          </w14:textFill>
-        </w:rPr>
-        <w:t xml:space="preserve">2.3.3. </w:t>
-      </w:r>
-      <w:r>
-        <w:rPr>
-          <w:b w:val="1"/>
-          <w:bCs w:val="1"/>
-          <w:outline w:val="0"/>
-          <w:color w:val="000000"/>
-          <w:u w:color="000000"/>
-          <w:rtl w:val="0"/>
-          <w:lang w:val="en-US"/>
-          <w14:textFill>
-            <w14:solidFill>
-              <w14:srgbClr w14:val="000000"/>
-            </w14:solidFill>
-          </w14:textFill>
-        </w:rPr>
-        <w:t>Опорные точки внутреннего контура детали</w:t>
+          <w:outline w:val="0"/>
+          <w:color w:val="000000"/>
+          <w:u w:color="000000"/>
+          <w:rtl w:val="0"/>
+          <w:lang w:val="en-US"/>
+          <w14:textFill>
+            <w14:solidFill>
+              <w14:srgbClr w14:val="000000"/>
+            </w14:solidFill>
+          </w14:textFill>
+        </w:rPr>
+        <w:t xml:space="preserve">Внутренний контур обрабатывается инструментом радиусом </w:t>
+      </w:r>
+      <w:r>
+        <w:rPr>
+          <w:outline w:val="0"/>
+          <w:color w:val="000000"/>
+          <w:u w:color="000000"/>
+          <w:rtl w:val="0"/>
+          <w:lang w:val="en-US"/>
+          <w14:textFill>
+            <w14:solidFill>
+              <w14:srgbClr w14:val="000000"/>
+            </w14:solidFill>
+          </w14:textFill>
+        </w:rPr>
+        <w:t xml:space="preserve">r2 = 16 </w:t>
+      </w:r>
+      <w:r>
+        <w:rPr>
+          <w:outline w:val="0"/>
+          <w:color w:val="000000"/>
+          <w:u w:color="000000"/>
+          <w:rtl w:val="0"/>
+          <w:lang w:val="en-US"/>
+          <w14:textFill>
+            <w14:solidFill>
+              <w14:srgbClr w14:val="000000"/>
+            </w14:solidFill>
+          </w14:textFill>
+        </w:rPr>
+        <w:t>мм</w:t>
+      </w:r>
+      <w:r>
+        <w:rPr>
+          <w:outline w:val="0"/>
+          <w:color w:val="000000"/>
+          <w:u w:color="000000"/>
+          <w:rtl w:val="0"/>
+          <w:lang w:val="en-US"/>
+          <w14:textFill>
+            <w14:solidFill>
+              <w14:srgbClr w14:val="000000"/>
+            </w14:solidFill>
+          </w14:textFill>
+        </w:rPr>
+        <w:t xml:space="preserve">. </w:t>
+      </w:r>
+      <w:r>
+        <w:rPr>
+          <w:outline w:val="0"/>
+          <w:color w:val="000000"/>
+          <w:u w:color="000000"/>
+          <w:rtl w:val="0"/>
+          <w:lang w:val="en-US"/>
+          <w14:textFill>
+            <w14:solidFill>
+              <w14:srgbClr w14:val="000000"/>
+            </w14:solidFill>
+          </w14:textFill>
+        </w:rPr>
+        <w:t>В отличие от наружного контура траектория центра инструмента располагается внутри детали и строится по внутренней эквидистанте</w:t>
+      </w:r>
+      <w:r>
+        <w:rPr>
+          <w:outline w:val="0"/>
+          <w:color w:val="000000"/>
+          <w:u w:color="000000"/>
+          <w:rtl w:val="0"/>
+          <w:lang w:val="en-US"/>
+          <w14:textFill>
+            <w14:solidFill>
+              <w14:srgbClr w14:val="000000"/>
+            </w14:solidFill>
+          </w14:textFill>
+        </w:rPr>
+        <w:t>.</w:t>
       </w:r>
     </w:p>
     <w:p>
       <w:pPr>
         <w:pStyle w:val="Основной текст A"/>
-        <w:spacing w:after="0" w:line="360" w:lineRule="auto"/>
+        <w:spacing w:after="0"/>
         <w:ind w:firstLine="709"/>
         <w:jc w:val="both"/>
       </w:pPr>
@@ -18500,67 +18585,67 @@
             </w14:solidFill>
           </w14:textFill>
         </w:rPr>
-        <w:t xml:space="preserve">Внутренний контур обрабатывается инструментом радиусом </w:t>
-      </w:r>
-      <w:r>
-        <w:rPr>
-          <w:outline w:val="0"/>
-          <w:color w:val="000000"/>
-          <w:u w:color="000000"/>
-          <w:rtl w:val="0"/>
-          <w:lang w:val="en-US"/>
-          <w14:textFill>
-            <w14:solidFill>
-              <w14:srgbClr w14:val="000000"/>
-            </w14:solidFill>
-          </w14:textFill>
-        </w:rPr>
-        <w:t xml:space="preserve">r2 = 16 </w:t>
-      </w:r>
-      <w:r>
-        <w:rPr>
-          <w:outline w:val="0"/>
-          <w:color w:val="000000"/>
-          <w:u w:color="000000"/>
-          <w:rtl w:val="0"/>
-          <w:lang w:val="en-US"/>
-          <w14:textFill>
-            <w14:solidFill>
-              <w14:srgbClr w14:val="000000"/>
-            </w14:solidFill>
-          </w14:textFill>
-        </w:rPr>
-        <w:t>мм</w:t>
-      </w:r>
-      <w:r>
-        <w:rPr>
-          <w:outline w:val="0"/>
-          <w:color w:val="000000"/>
-          <w:u w:color="000000"/>
-          <w:rtl w:val="0"/>
-          <w:lang w:val="en-US"/>
-          <w14:textFill>
-            <w14:solidFill>
-              <w14:srgbClr w14:val="000000"/>
-            </w14:solidFill>
-          </w14:textFill>
-        </w:rPr>
-        <w:t xml:space="preserve">. </w:t>
-      </w:r>
-      <w:r>
-        <w:rPr>
-          <w:outline w:val="0"/>
-          <w:color w:val="000000"/>
-          <w:u w:color="000000"/>
-          <w:rtl w:val="0"/>
-          <w:lang w:val="en-US"/>
-          <w14:textFill>
-            <w14:solidFill>
-              <w14:srgbClr w14:val="000000"/>
-            </w14:solidFill>
-          </w14:textFill>
-        </w:rPr>
-        <w:t>В отличие от наружного контура траектория центра инструмента располагается внутри детали и строится по внутренней эквидистанте</w:t>
+        <w:t xml:space="preserve">Для внутреннего контура принимаем опорные точки </w:t>
+      </w:r>
+      <w:r>
+        <w:rPr>
+          <w:outline w:val="0"/>
+          <w:color w:val="000000"/>
+          <w:u w:color="000000"/>
+          <w:rtl w:val="0"/>
+          <w:lang w:val="en-US"/>
+          <w14:textFill>
+            <w14:solidFill>
+              <w14:srgbClr w14:val="000000"/>
+            </w14:solidFill>
+          </w14:textFill>
+        </w:rPr>
+        <w:t>B1</w:t>
+      </w:r>
+      <w:r>
+        <w:rPr>
+          <w:outline w:val="0"/>
+          <w:color w:val="000000"/>
+          <w:u w:color="000000"/>
+          <w:rtl w:val="0"/>
+          <w:lang w:val="en-US"/>
+          <w14:textFill>
+            <w14:solidFill>
+              <w14:srgbClr w14:val="000000"/>
+            </w14:solidFill>
+          </w14:textFill>
+        </w:rPr>
+        <w:t>–</w:t>
+      </w:r>
+      <w:r>
+        <w:rPr>
+          <w:outline w:val="0"/>
+          <w:color w:val="000000"/>
+          <w:u w:color="000000"/>
+          <w:rtl w:val="0"/>
+          <w:lang w:val="en-US"/>
+          <w14:textFill>
+            <w14:solidFill>
+              <w14:srgbClr w14:val="000000"/>
+            </w14:solidFill>
+          </w14:textFill>
+        </w:rPr>
+        <w:t xml:space="preserve">B6, </w:t>
+      </w:r>
+      <w:r>
+        <w:rPr>
+          <w:outline w:val="0"/>
+          <w:color w:val="000000"/>
+          <w:u w:color="000000"/>
+          <w:rtl w:val="0"/>
+          <w:lang w:val="en-US"/>
+          <w14:textFill>
+            <w14:solidFill>
+              <w14:srgbClr w14:val="000000"/>
+            </w14:solidFill>
+          </w14:textFill>
+        </w:rPr>
+        <w:t>соответствующие характерным геометрическим переходам</w:t>
       </w:r>
       <w:r>
         <w:rPr>
@@ -18581,110 +18666,13 @@
     <w:p>
       <w:pPr>
         <w:pStyle w:val="Основной текст A"/>
-        <w:spacing w:after="0" w:line="360" w:lineRule="auto"/>
+        <w:spacing w:after="0"/>
         <w:ind w:firstLine="709"/>
-        <w:jc w:val="both"/>
+        <w:jc w:val="center"/>
       </w:pPr>
       <w:r>
         <w:rPr>
-          <w:outline w:val="0"/>
-          <w:color w:val="000000"/>
-          <w:u w:color="000000"/>
-          <w:rtl w:val="0"/>
-          <w:lang w:val="en-US"/>
-          <w14:textFill>
-            <w14:solidFill>
-              <w14:srgbClr w14:val="000000"/>
-            </w14:solidFill>
-          </w14:textFill>
-        </w:rPr>
-        <w:t xml:space="preserve">Для внутреннего контура принимаем опорные точки </w:t>
-      </w:r>
-      <w:r>
-        <w:rPr>
-          <w:outline w:val="0"/>
-          <w:color w:val="000000"/>
-          <w:u w:color="000000"/>
-          <w:rtl w:val="0"/>
-          <w:lang w:val="en-US"/>
-          <w14:textFill>
-            <w14:solidFill>
-              <w14:srgbClr w14:val="000000"/>
-            </w14:solidFill>
-          </w14:textFill>
-        </w:rPr>
-        <w:t>B1</w:t>
-      </w:r>
-      <w:r>
-        <w:rPr>
-          <w:outline w:val="0"/>
-          <w:color w:val="000000"/>
-          <w:u w:color="000000"/>
-          <w:rtl w:val="0"/>
-          <w:lang w:val="en-US"/>
-          <w14:textFill>
-            <w14:solidFill>
-              <w14:srgbClr w14:val="000000"/>
-            </w14:solidFill>
-          </w14:textFill>
-        </w:rPr>
-        <w:t>–</w:t>
-      </w:r>
-      <w:r>
-        <w:rPr>
-          <w:outline w:val="0"/>
-          <w:color w:val="000000"/>
-          <w:u w:color="000000"/>
-          <w:rtl w:val="0"/>
-          <w:lang w:val="en-US"/>
-          <w14:textFill>
-            <w14:solidFill>
-              <w14:srgbClr w14:val="000000"/>
-            </w14:solidFill>
-          </w14:textFill>
-        </w:rPr>
-        <w:t xml:space="preserve">B6, </w:t>
-      </w:r>
-      <w:r>
-        <w:rPr>
-          <w:outline w:val="0"/>
-          <w:color w:val="000000"/>
-          <w:u w:color="000000"/>
-          <w:rtl w:val="0"/>
-          <w:lang w:val="en-US"/>
-          <w14:textFill>
-            <w14:solidFill>
-              <w14:srgbClr w14:val="000000"/>
-            </w14:solidFill>
-          </w14:textFill>
-        </w:rPr>
-        <w:t>соответствующие характерным геометрическим переходам</w:t>
-      </w:r>
-      <w:r>
-        <w:rPr>
-          <w:outline w:val="0"/>
-          <w:color w:val="000000"/>
-          <w:u w:color="000000"/>
-          <w:rtl w:val="0"/>
-          <w:lang w:val="en-US"/>
-          <w14:textFill>
-            <w14:solidFill>
-              <w14:srgbClr w14:val="000000"/>
-            </w14:solidFill>
-          </w14:textFill>
-        </w:rPr>
-        <w:t>.</w:t>
-      </w:r>
-    </w:p>
-    <w:p>
-      <w:pPr>
-        <w:pStyle w:val="Основной текст A"/>
-        <w:spacing w:after="0" w:line="360" w:lineRule="auto"/>
-        <w:ind w:firstLine="709"/>
-        <w:jc w:val="both"/>
-      </w:pPr>
-      <w:r>
-        <w:rPr>
+          <w:b/>
           <w:outline w:val="0"/>
           <w:color w:val="000000"/>
           <w:u w:color="000000"/>
@@ -18700,6 +18688,7 @@
       </w:r>
       <w:r>
         <w:rPr>
+          <w:b/>
           <w:outline w:val="0"/>
           <w:color w:val="000000"/>
           <w:u w:color="000000"/>
@@ -18715,6 +18704,7 @@
       </w:r>
       <w:r>
         <w:rPr>
+          <w:b/>
           <w:outline w:val="0"/>
           <w:color w:val="000000"/>
           <w:u w:color="000000"/>
@@ -19873,7 +19863,7 @@
       <w:pPr>
         <w:pStyle w:val="Основной текст A"/>
         <w:widowControl w:val="0"/>
-        <w:spacing w:after="0" w:line="240" w:lineRule="auto"/>
+        <w:spacing w:after="0"/>
         <w:ind w:left="108" w:hanging="108"/>
         <w:jc w:val="center"/>
       </w:pPr>
@@ -19882,18 +19872,17 @@
       <w:pPr>
         <w:pStyle w:val="Основной текст A"/>
         <w:widowControl w:val="0"/>
-        <w:spacing w:after="0" w:line="240" w:lineRule="auto"/>
+        <w:spacing w:after="0"/>
         <w:jc w:val="center"/>
       </w:pPr>
     </w:p>
     <w:p>
       <w:pPr>
-        <w:pStyle w:val="Основной текст A"/>
-        <w:spacing w:before="120" w:after="120" w:line="360" w:lineRule="auto"/>
+        <w:pStyle w:val="Рубрика 2"/>
+        <w:spacing w:before="120" w:after="120"/>
       </w:pPr>
       <w:r>
         <w:rPr>
-          <w:b w:val="1"/>
           <w:bCs w:val="1"/>
           <w:outline w:val="0"/>
           <w:color w:val="000000"/>
@@ -19910,7 +19899,6 @@
       </w:r>
       <w:r>
         <w:rPr>
-          <w:b w:val="1"/>
           <w:bCs w:val="1"/>
           <w:outline w:val="0"/>
           <w:color w:val="000000"/>
@@ -19929,7 +19917,7 @@
     <w:p>
       <w:pPr>
         <w:pStyle w:val="Основной текст A"/>
-        <w:spacing w:after="0" w:line="360" w:lineRule="auto"/>
+        <w:spacing w:after="0"/>
         <w:ind w:firstLine="709"/>
         <w:jc w:val="both"/>
       </w:pPr>
@@ -20057,12 +20045,13 @@
     <w:p>
       <w:pPr>
         <w:pStyle w:val="Основной текст A"/>
-        <w:spacing w:after="0" w:line="360" w:lineRule="auto"/>
+        <w:spacing w:after="0"/>
         <w:ind w:firstLine="709"/>
-        <w:jc w:val="both"/>
+        <w:jc w:val="center"/>
       </w:pPr>
       <w:r>
         <w:rPr>
+          <w:b/>
           <w:outline w:val="0"/>
           <w:color w:val="000000"/>
           <w:u w:color="000000"/>
@@ -20078,6 +20067,7 @@
       </w:r>
       <w:r>
         <w:rPr>
+          <w:b/>
           <w:outline w:val="0"/>
           <w:color w:val="000000"/>
           <w:u w:color="000000"/>
@@ -20093,6 +20083,7 @@
       </w:r>
       <w:r>
         <w:rPr>
+          <w:b/>
           <w:outline w:val="0"/>
           <w:color w:val="000000"/>
           <w:u w:color="000000"/>
@@ -21079,7 +21070,7 @@
       <w:pPr>
         <w:pStyle w:val="Основной текст A"/>
         <w:widowControl w:val="0"/>
-        <w:spacing w:after="0" w:line="240" w:lineRule="auto"/>
+        <w:spacing w:after="0"/>
         <w:ind w:left="108" w:hanging="108"/>
         <w:jc w:val="center"/>
       </w:pPr>
@@ -21088,14 +21079,14 @@
       <w:pPr>
         <w:pStyle w:val="Основной текст A"/>
         <w:widowControl w:val="0"/>
-        <w:spacing w:after="0" w:line="240" w:lineRule="auto"/>
+        <w:spacing w:after="0"/>
         <w:jc w:val="center"/>
       </w:pPr>
     </w:p>
     <w:p>
       <w:pPr>
         <w:pStyle w:val="Основной текст A"/>
-        <w:spacing w:after="0" w:line="360" w:lineRule="auto"/>
+        <w:spacing w:after="0"/>
         <w:ind w:firstLine="709"/>
         <w:jc w:val="both"/>
       </w:pPr>
@@ -21158,53 +21149,329 @@
           </w14:textFill>
         </w:rPr>
         <w:t>.</w:t>
+      </w:r>
+    </w:p>
+    <w:p>
+      <w:pPr>
+        <w:pStyle w:val="Рубрика 2"/>
+        <w:spacing w:before="120" w:after="120"/>
+      </w:pPr>
+      <w:r>
+        <w:rPr>
+          <w:bCs w:val="1"/>
+          <w:outline w:val="0"/>
+          <w:color w:val="000000"/>
+          <w:u w:color="000000"/>
+          <w:rtl w:val="0"/>
+          <w:lang w:val="en-US"/>
+          <w14:textFill>
+            <w14:solidFill>
+              <w14:srgbClr w14:val="000000"/>
+            </w14:solidFill>
+          </w14:textFill>
+        </w:rPr>
+        <w:t xml:space="preserve">2.3.5. </w:t>
+      </w:r>
+      <w:r>
+        <w:rPr>
+          <w:bCs w:val="1"/>
+          <w:outline w:val="0"/>
+          <w:color w:val="000000"/>
+          <w:u w:color="000000"/>
+          <w:rtl w:val="0"/>
+          <w:lang w:val="en-US"/>
+          <w14:textFill>
+            <w14:solidFill>
+              <w14:srgbClr w14:val="000000"/>
+            </w14:solidFill>
+          </w14:textFill>
+        </w:rPr>
+        <w:t>Обоснование принятых допущений</w:t>
       </w:r>
     </w:p>
     <w:p>
       <w:pPr>
         <w:pStyle w:val="Основной текст A"/>
-        <w:spacing w:before="120" w:after="120" w:line="360" w:lineRule="auto"/>
+        <w:spacing w:after="0"/>
+        <w:ind w:firstLine="709"/>
+        <w:jc w:val="both"/>
       </w:pPr>
       <w:r>
         <w:rPr>
-          <w:b w:val="1"/>
-          <w:bCs w:val="1"/>
-          <w:outline w:val="0"/>
-          <w:color w:val="000000"/>
-          <w:u w:color="000000"/>
-          <w:rtl w:val="0"/>
-          <w:lang w:val="en-US"/>
-          <w14:textFill>
-            <w14:solidFill>
-              <w14:srgbClr w14:val="000000"/>
-            </w14:solidFill>
-          </w14:textFill>
-        </w:rPr>
-        <w:t xml:space="preserve">2.3.5. </w:t>
-      </w:r>
-      <w:r>
-        <w:rPr>
-          <w:b w:val="1"/>
-          <w:bCs w:val="1"/>
-          <w:outline w:val="0"/>
-          <w:color w:val="000000"/>
-          <w:u w:color="000000"/>
-          <w:rtl w:val="0"/>
-          <w:lang w:val="en-US"/>
-          <w14:textFill>
-            <w14:solidFill>
-              <w14:srgbClr w14:val="000000"/>
-            </w14:solidFill>
-          </w14:textFill>
-        </w:rPr>
-        <w:t>Обоснование принятых допущений</w:t>
+          <w:outline w:val="0"/>
+          <w:color w:val="000000"/>
+          <w:u w:color="000000"/>
+          <w:rtl w:val="0"/>
+          <w:lang w:val="en-US"/>
+          <w14:textFill>
+            <w14:solidFill>
+              <w14:srgbClr w14:val="000000"/>
+            </w14:solidFill>
+          </w14:textFill>
+        </w:rPr>
+        <w:t>Следует отметить</w:t>
+      </w:r>
+      <w:r>
+        <w:rPr>
+          <w:outline w:val="0"/>
+          <w:color w:val="000000"/>
+          <w:u w:color="000000"/>
+          <w:rtl w:val="0"/>
+          <w:lang w:val="en-US"/>
+          <w14:textFill>
+            <w14:solidFill>
+              <w14:srgbClr w14:val="000000"/>
+            </w14:solidFill>
+          </w14:textFill>
+        </w:rPr>
+        <w:t xml:space="preserve">, </w:t>
+      </w:r>
+      <w:r>
+        <w:rPr>
+          <w:outline w:val="0"/>
+          <w:color w:val="000000"/>
+          <w:u w:color="000000"/>
+          <w:rtl w:val="0"/>
+          <w:lang w:val="en-US"/>
+          <w14:textFill>
+            <w14:solidFill>
+              <w14:srgbClr w14:val="000000"/>
+            </w14:solidFill>
+          </w14:textFill>
+        </w:rPr>
+        <w:t>что в рамках учебной работы расчет опорных точек выполнен по графо</w:t>
+      </w:r>
+      <w:r>
+        <w:rPr>
+          <w:outline w:val="0"/>
+          <w:color w:val="000000"/>
+          <w:u w:color="000000"/>
+          <w:rtl w:val="0"/>
+          <w:lang w:val="en-US"/>
+          <w14:textFill>
+            <w14:solidFill>
+              <w14:srgbClr w14:val="000000"/>
+            </w14:solidFill>
+          </w14:textFill>
+        </w:rPr>
+        <w:t>-</w:t>
+      </w:r>
+      <w:r>
+        <w:rPr>
+          <w:outline w:val="0"/>
+          <w:color w:val="000000"/>
+          <w:u w:color="000000"/>
+          <w:rtl w:val="0"/>
+          <w:lang w:val="en-US"/>
+          <w14:textFill>
+            <w14:solidFill>
+              <w14:srgbClr w14:val="000000"/>
+            </w14:solidFill>
+          </w14:textFill>
+        </w:rPr>
+        <w:t xml:space="preserve">аналитической схеме на основе исходного эскиза и размерных зависимостей варианта № </w:t>
+      </w:r>
+      <w:r>
+        <w:rPr>
+          <w:outline w:val="0"/>
+          <w:color w:val="000000"/>
+          <w:u w:color="000000"/>
+          <w:rtl w:val="0"/>
+          <w:lang w:val="en-US"/>
+          <w14:textFill>
+            <w14:solidFill>
+              <w14:srgbClr w14:val="000000"/>
+            </w14:solidFill>
+          </w14:textFill>
+        </w:rPr>
+        <w:t xml:space="preserve">3. </w:t>
+      </w:r>
+      <w:r>
+        <w:rPr>
+          <w:outline w:val="0"/>
+          <w:color w:val="000000"/>
+          <w:u w:color="000000"/>
+          <w:rtl w:val="0"/>
+          <w:lang w:val="en-US"/>
+          <w14:textFill>
+            <w14:solidFill>
+              <w14:srgbClr w14:val="000000"/>
+            </w14:solidFill>
+          </w14:textFill>
+        </w:rPr>
+        <w:t xml:space="preserve">Для последующей </w:t>
+      </w:r>
+      <w:r>
+        <w:rPr>
+          <w:outline w:val="0"/>
+          <w:color w:val="000000"/>
+          <w:u w:color="000000"/>
+          <w:rtl w:val="0"/>
+          <w:lang w:val="en-US"/>
+          <w14:textFill>
+            <w14:solidFill>
+              <w14:srgbClr w14:val="000000"/>
+            </w14:solidFill>
+          </w14:textFill>
+        </w:rPr>
+        <w:t>CAM-</w:t>
+      </w:r>
+      <w:r>
+        <w:rPr>
+          <w:outline w:val="0"/>
+          <w:color w:val="000000"/>
+          <w:u w:color="000000"/>
+          <w:rtl w:val="0"/>
+          <w:lang w:val="en-US"/>
+          <w14:textFill>
+            <w14:solidFill>
+              <w14:srgbClr w14:val="000000"/>
+            </w14:solidFill>
+          </w14:textFill>
+        </w:rPr>
+        <w:t xml:space="preserve">генерации траектории координаты могут быть дополнительно уточнены средствами </w:t>
+      </w:r>
+      <w:r>
+        <w:rPr>
+          <w:outline w:val="0"/>
+          <w:color w:val="000000"/>
+          <w:u w:color="000000"/>
+          <w:rtl w:val="0"/>
+          <w:lang w:val="en-US"/>
+          <w14:textFill>
+            <w14:solidFill>
+              <w14:srgbClr w14:val="000000"/>
+            </w14:solidFill>
+          </w14:textFill>
+        </w:rPr>
+        <w:t>CAD-</w:t>
+      </w:r>
+      <w:r>
+        <w:rPr>
+          <w:outline w:val="0"/>
+          <w:color w:val="000000"/>
+          <w:u w:color="000000"/>
+          <w:rtl w:val="0"/>
+          <w:lang w:val="en-US"/>
+          <w14:textFill>
+            <w14:solidFill>
+              <w14:srgbClr w14:val="000000"/>
+            </w14:solidFill>
+          </w14:textFill>
+        </w:rPr>
+        <w:t>системы</w:t>
+      </w:r>
+      <w:r>
+        <w:rPr>
+          <w:outline w:val="0"/>
+          <w:color w:val="000000"/>
+          <w:u w:color="000000"/>
+          <w:rtl w:val="0"/>
+          <w:lang w:val="en-US"/>
+          <w14:textFill>
+            <w14:solidFill>
+              <w14:srgbClr w14:val="000000"/>
+            </w14:solidFill>
+          </w14:textFill>
+        </w:rPr>
+        <w:t xml:space="preserve">. </w:t>
+      </w:r>
+      <w:r>
+        <w:rPr>
+          <w:outline w:val="0"/>
+          <w:color w:val="000000"/>
+          <w:u w:color="000000"/>
+          <w:rtl w:val="0"/>
+          <w:lang w:val="en-US"/>
+          <w14:textFill>
+            <w14:solidFill>
+              <w14:srgbClr w14:val="000000"/>
+            </w14:solidFill>
+          </w14:textFill>
+        </w:rPr>
+        <w:t xml:space="preserve">Однако для ручного программирования в формате </w:t>
+      </w:r>
+      <w:r>
+        <w:rPr>
+          <w:outline w:val="0"/>
+          <w:color w:val="000000"/>
+          <w:u w:color="000000"/>
+          <w:rtl w:val="0"/>
+          <w:lang w:val="en-US"/>
+          <w14:textFill>
+            <w14:solidFill>
+              <w14:srgbClr w14:val="000000"/>
+            </w14:solidFill>
+          </w14:textFill>
+        </w:rPr>
+        <w:t xml:space="preserve">ISO-7bit </w:t>
+      </w:r>
+      <w:r>
+        <w:rPr>
+          <w:outline w:val="0"/>
+          <w:color w:val="000000"/>
+          <w:u w:color="000000"/>
+          <w:rtl w:val="0"/>
+          <w:lang w:val="en-US"/>
+          <w14:textFill>
+            <w14:solidFill>
+              <w14:srgbClr w14:val="000000"/>
+            </w14:solidFill>
+          </w14:textFill>
+        </w:rPr>
+        <w:t>принятый уровень точности достаточен</w:t>
+      </w:r>
+      <w:r>
+        <w:rPr>
+          <w:outline w:val="0"/>
+          <w:color w:val="000000"/>
+          <w:u w:color="000000"/>
+          <w:rtl w:val="0"/>
+          <w:lang w:val="en-US"/>
+          <w14:textFill>
+            <w14:solidFill>
+              <w14:srgbClr w14:val="000000"/>
+            </w14:solidFill>
+          </w14:textFill>
+        </w:rPr>
+        <w:t xml:space="preserve">, </w:t>
+      </w:r>
+      <w:r>
+        <w:rPr>
+          <w:outline w:val="0"/>
+          <w:color w:val="000000"/>
+          <w:u w:color="000000"/>
+          <w:rtl w:val="0"/>
+          <w:lang w:val="en-US"/>
+          <w14:textFill>
+            <w14:solidFill>
+              <w14:srgbClr w14:val="000000"/>
+            </w14:solidFill>
+          </w14:textFill>
+        </w:rPr>
+        <w:t>поскольку</w:t>
+      </w:r>
+      <w:r>
+        <w:rPr>
+          <w:outline w:val="0"/>
+          <w:color w:val="000000"/>
+          <w:u w:color="000000"/>
+          <w:rtl w:val="0"/>
+          <w:lang w:val="en-US"/>
+          <w14:textFill>
+            <w14:solidFill>
+              <w14:srgbClr w14:val="000000"/>
+            </w14:solidFill>
+          </w14:textFill>
+        </w:rPr>
+        <w:t>:</w:t>
       </w:r>
     </w:p>
     <w:p>
       <w:pPr>
         <w:pStyle w:val="Основной текст A"/>
-        <w:spacing w:after="0" w:line="360" w:lineRule="auto"/>
-        <w:ind w:firstLine="709"/>
+        <w:spacing w:after="0"/>
+        <w:ind w:left="709" w:hanging="425"/>
         <w:jc w:val="both"/>
       </w:pPr>
       <w:r>
@@ -21220,268 +21487,44 @@
             </w14:solidFill>
           </w14:textFill>
         </w:rPr>
-        <w:t>Следует отметить</w:t>
-      </w:r>
-      <w:r>
-        <w:rPr>
-          <w:outline w:val="0"/>
-          <w:color w:val="000000"/>
-          <w:u w:color="000000"/>
-          <w:rtl w:val="0"/>
-          <w:lang w:val="en-US"/>
-          <w14:textFill>
-            <w14:solidFill>
-              <w14:srgbClr w14:val="000000"/>
-            </w14:solidFill>
-          </w14:textFill>
-        </w:rPr>
-        <w:t xml:space="preserve">, </w:t>
-      </w:r>
-      <w:r>
-        <w:rPr>
-          <w:outline w:val="0"/>
-          <w:color w:val="000000"/>
-          <w:u w:color="000000"/>
-          <w:rtl w:val="0"/>
-          <w:lang w:val="en-US"/>
-          <w14:textFill>
-            <w14:solidFill>
-              <w14:srgbClr w14:val="000000"/>
-            </w14:solidFill>
-          </w14:textFill>
-        </w:rPr>
-        <w:t>что в рамках учебной работы расчет опорных точек выполнен по графо</w:t>
-      </w:r>
-      <w:r>
-        <w:rPr>
-          <w:outline w:val="0"/>
-          <w:color w:val="000000"/>
-          <w:u w:color="000000"/>
-          <w:rtl w:val="0"/>
-          <w:lang w:val="en-US"/>
-          <w14:textFill>
-            <w14:solidFill>
-              <w14:srgbClr w14:val="000000"/>
-            </w14:solidFill>
-          </w14:textFill>
-        </w:rPr>
-        <w:t>-</w:t>
-      </w:r>
-      <w:r>
-        <w:rPr>
-          <w:outline w:val="0"/>
-          <w:color w:val="000000"/>
-          <w:u w:color="000000"/>
-          <w:rtl w:val="0"/>
-          <w:lang w:val="en-US"/>
-          <w14:textFill>
-            <w14:solidFill>
-              <w14:srgbClr w14:val="000000"/>
-            </w14:solidFill>
-          </w14:textFill>
-        </w:rPr>
-        <w:t xml:space="preserve">аналитической схеме на основе исходного эскиза и размерных зависимостей варианта № </w:t>
-      </w:r>
-      <w:r>
-        <w:rPr>
-          <w:outline w:val="0"/>
-          <w:color w:val="000000"/>
-          <w:u w:color="000000"/>
-          <w:rtl w:val="0"/>
-          <w:lang w:val="en-US"/>
-          <w14:textFill>
-            <w14:solidFill>
-              <w14:srgbClr w14:val="000000"/>
-            </w14:solidFill>
-          </w14:textFill>
-        </w:rPr>
-        <w:t xml:space="preserve">3. </w:t>
-      </w:r>
-      <w:r>
-        <w:rPr>
-          <w:outline w:val="0"/>
-          <w:color w:val="000000"/>
-          <w:u w:color="000000"/>
-          <w:rtl w:val="0"/>
-          <w:lang w:val="en-US"/>
-          <w14:textFill>
-            <w14:solidFill>
-              <w14:srgbClr w14:val="000000"/>
-            </w14:solidFill>
-          </w14:textFill>
-        </w:rPr>
-        <w:t xml:space="preserve">Для последующей </w:t>
-      </w:r>
-      <w:r>
-        <w:rPr>
-          <w:outline w:val="0"/>
-          <w:color w:val="000000"/>
-          <w:u w:color="000000"/>
-          <w:rtl w:val="0"/>
-          <w:lang w:val="en-US"/>
-          <w14:textFill>
-            <w14:solidFill>
-              <w14:srgbClr w14:val="000000"/>
-            </w14:solidFill>
-          </w14:textFill>
-        </w:rPr>
-        <w:t>CAM-</w:t>
-      </w:r>
-      <w:r>
-        <w:rPr>
-          <w:outline w:val="0"/>
-          <w:color w:val="000000"/>
-          <w:u w:color="000000"/>
-          <w:rtl w:val="0"/>
-          <w:lang w:val="en-US"/>
-          <w14:textFill>
-            <w14:solidFill>
-              <w14:srgbClr w14:val="000000"/>
-            </w14:solidFill>
-          </w14:textFill>
-        </w:rPr>
-        <w:t xml:space="preserve">генерации траектории координаты могут быть дополнительно уточнены средствами </w:t>
-      </w:r>
-      <w:r>
-        <w:rPr>
-          <w:outline w:val="0"/>
-          <w:color w:val="000000"/>
-          <w:u w:color="000000"/>
-          <w:rtl w:val="0"/>
-          <w:lang w:val="en-US"/>
-          <w14:textFill>
-            <w14:solidFill>
-              <w14:srgbClr w14:val="000000"/>
-            </w14:solidFill>
-          </w14:textFill>
-        </w:rPr>
-        <w:t>CAD-</w:t>
-      </w:r>
-      <w:r>
-        <w:rPr>
-          <w:outline w:val="0"/>
-          <w:color w:val="000000"/>
-          <w:u w:color="000000"/>
-          <w:rtl w:val="0"/>
-          <w:lang w:val="en-US"/>
-          <w14:textFill>
-            <w14:solidFill>
-              <w14:srgbClr w14:val="000000"/>
-            </w14:solidFill>
-          </w14:textFill>
-        </w:rPr>
-        <w:t>системы</w:t>
-      </w:r>
-      <w:r>
-        <w:rPr>
-          <w:outline w:val="0"/>
-          <w:color w:val="000000"/>
-          <w:u w:color="000000"/>
-          <w:rtl w:val="0"/>
-          <w:lang w:val="en-US"/>
-          <w14:textFill>
-            <w14:solidFill>
-              <w14:srgbClr w14:val="000000"/>
-            </w14:solidFill>
-          </w14:textFill>
-        </w:rPr>
-        <w:t xml:space="preserve">. </w:t>
-      </w:r>
-      <w:r>
-        <w:rPr>
-          <w:outline w:val="0"/>
-          <w:color w:val="000000"/>
-          <w:u w:color="000000"/>
-          <w:rtl w:val="0"/>
-          <w:lang w:val="en-US"/>
-          <w14:textFill>
-            <w14:solidFill>
-              <w14:srgbClr w14:val="000000"/>
-            </w14:solidFill>
-          </w14:textFill>
-        </w:rPr>
-        <w:t xml:space="preserve">Однако для ручного программирования в формате </w:t>
-      </w:r>
-      <w:r>
-        <w:rPr>
-          <w:outline w:val="0"/>
-          <w:color w:val="000000"/>
-          <w:u w:color="000000"/>
-          <w:rtl w:val="0"/>
-          <w:lang w:val="en-US"/>
-          <w14:textFill>
-            <w14:solidFill>
-              <w14:srgbClr w14:val="000000"/>
-            </w14:solidFill>
-          </w14:textFill>
-        </w:rPr>
-        <w:t xml:space="preserve">ISO-7bit </w:t>
-      </w:r>
-      <w:r>
-        <w:rPr>
-          <w:outline w:val="0"/>
-          <w:color w:val="000000"/>
-          <w:u w:color="000000"/>
-          <w:rtl w:val="0"/>
-          <w:lang w:val="en-US"/>
-          <w14:textFill>
-            <w14:solidFill>
-              <w14:srgbClr w14:val="000000"/>
-            </w14:solidFill>
-          </w14:textFill>
-        </w:rPr>
-        <w:t>принятый уровень точности достаточен</w:t>
-      </w:r>
-      <w:r>
-        <w:rPr>
-          <w:outline w:val="0"/>
-          <w:color w:val="000000"/>
-          <w:u w:color="000000"/>
-          <w:rtl w:val="0"/>
-          <w:lang w:val="en-US"/>
-          <w14:textFill>
-            <w14:solidFill>
-              <w14:srgbClr w14:val="000000"/>
-            </w14:solidFill>
-          </w14:textFill>
-        </w:rPr>
-        <w:t xml:space="preserve">, </w:t>
-      </w:r>
-      <w:r>
-        <w:rPr>
-          <w:outline w:val="0"/>
-          <w:color w:val="000000"/>
-          <w:u w:color="000000"/>
-          <w:rtl w:val="0"/>
-          <w:lang w:val="en-US"/>
-          <w14:textFill>
-            <w14:solidFill>
-              <w14:srgbClr w14:val="000000"/>
-            </w14:solidFill>
-          </w14:textFill>
-        </w:rPr>
-        <w:t>поскольку</w:t>
-      </w:r>
-      <w:r>
-        <w:rPr>
-          <w:outline w:val="0"/>
-          <w:color w:val="000000"/>
-          <w:u w:color="000000"/>
-          <w:rtl w:val="0"/>
-          <w:lang w:val="en-US"/>
-          <w14:textFill>
-            <w14:solidFill>
-              <w14:srgbClr w14:val="000000"/>
-            </w14:solidFill>
-          </w14:textFill>
-        </w:rPr>
-        <w:t>:</w:t>
+        <w:t>1.</w:t>
+        <w:tab/>
+      </w:r>
+      <w:r>
+        <w:rPr>
+          <w:outline w:val="0"/>
+          <w:color w:val="000000"/>
+          <w:u w:color="000000"/>
+          <w:rtl w:val="0"/>
+          <w:lang w:val="en-US"/>
+          <w14:textFill>
+            <w14:solidFill>
+              <w14:srgbClr w14:val="000000"/>
+            </w14:solidFill>
+          </w14:textFill>
+        </w:rPr>
+        <w:t>форма детали сохраняется корректно</w:t>
+      </w:r>
+      <w:r>
+        <w:rPr>
+          <w:outline w:val="0"/>
+          <w:color w:val="000000"/>
+          <w:u w:color="000000"/>
+          <w:rtl w:val="0"/>
+          <w:lang w:val="en-US"/>
+          <w14:textFill>
+            <w14:solidFill>
+              <w14:srgbClr w14:val="000000"/>
+            </w14:solidFill>
+          </w14:textFill>
+        </w:rPr>
+        <w:t>;</w:t>
       </w:r>
     </w:p>
     <w:p>
       <w:pPr>
         <w:pStyle w:val="Основной текст A"/>
-        <w:spacing w:after="0" w:line="360" w:lineRule="auto"/>
+        <w:spacing w:after="0"/>
         <w:ind w:left="709" w:hanging="425"/>
         <w:jc w:val="both"/>
       </w:pPr>
@@ -21498,7 +21541,7 @@
             </w14:solidFill>
           </w14:textFill>
         </w:rPr>
-        <w:t>1.</w:t>
+        <w:t>2.</w:t>
         <w:tab/>
       </w:r>
       <w:r>
@@ -21514,7 +21557,7 @@
             </w14:solidFill>
           </w14:textFill>
         </w:rPr>
-        <w:t>форма детали сохраняется корректно</w:t>
+        <w:t>все характерные участки контура отражены в управляющей программе</w:t>
       </w:r>
       <w:r>
         <w:rPr>
@@ -21535,7 +21578,7 @@
     <w:p>
       <w:pPr>
         <w:pStyle w:val="Основной текст A"/>
-        <w:spacing w:after="0" w:line="360" w:lineRule="auto"/>
+        <w:spacing w:after="0"/>
         <w:ind w:left="709" w:hanging="425"/>
         <w:jc w:val="both"/>
       </w:pPr>
@@ -21552,7 +21595,7 @@
             </w14:solidFill>
           </w14:textFill>
         </w:rPr>
-        <w:t>2.</w:t>
+        <w:t>3.</w:t>
         <w:tab/>
       </w:r>
       <w:r>
@@ -21568,7 +21611,7 @@
             </w14:solidFill>
           </w14:textFill>
         </w:rPr>
-        <w:t>все характерные участки контура отражены в управляющей программе</w:t>
+        <w:t>радиусные переходы соответствуют заданной конфигурации</w:t>
       </w:r>
       <w:r>
         <w:rPr>
@@ -21589,7 +21632,7 @@
     <w:p>
       <w:pPr>
         <w:pStyle w:val="Основной текст A"/>
-        <w:spacing w:after="0" w:line="360" w:lineRule="auto"/>
+        <w:spacing w:after="0"/>
         <w:ind w:left="709" w:hanging="425"/>
         <w:jc w:val="both"/>
       </w:pPr>
@@ -21606,7 +21649,7 @@
             </w14:solidFill>
           </w14:textFill>
         </w:rPr>
-        <w:t>3.</w:t>
+        <w:t>4.</w:t>
         <w:tab/>
       </w:r>
       <w:r>
@@ -21622,112 +21665,58 @@
             </w14:solidFill>
           </w14:textFill>
         </w:rPr>
-        <w:t>радиусные переходы соответствуют заданной конфигурации</w:t>
-      </w:r>
-      <w:r>
-        <w:rPr>
-          <w:outline w:val="0"/>
-          <w:color w:val="000000"/>
-          <w:u w:color="000000"/>
-          <w:rtl w:val="0"/>
-          <w:lang w:val="en-US"/>
-          <w14:textFill>
-            <w14:solidFill>
-              <w14:srgbClr w14:val="000000"/>
-            </w14:solidFill>
-          </w14:textFill>
-        </w:rPr>
-        <w:t>;</w:t>
+        <w:t>маршрут обработки технологически выполним на вертикально</w:t>
+      </w:r>
+      <w:r>
+        <w:rPr>
+          <w:outline w:val="0"/>
+          <w:color w:val="000000"/>
+          <w:u w:color="000000"/>
+          <w:rtl w:val="0"/>
+          <w:lang w:val="en-US"/>
+          <w14:textFill>
+            <w14:solidFill>
+              <w14:srgbClr w14:val="000000"/>
+            </w14:solidFill>
+          </w14:textFill>
+        </w:rPr>
+        <w:t>-</w:t>
+      </w:r>
+      <w:r>
+        <w:rPr>
+          <w:outline w:val="0"/>
+          <w:color w:val="000000"/>
+          <w:u w:color="000000"/>
+          <w:rtl w:val="0"/>
+          <w:lang w:val="en-US"/>
+          <w14:textFill>
+            <w14:solidFill>
+              <w14:srgbClr w14:val="000000"/>
+            </w14:solidFill>
+          </w14:textFill>
+        </w:rPr>
+        <w:t>фрезерном станке с ЧПУ</w:t>
+      </w:r>
+      <w:r>
+        <w:rPr>
+          <w:outline w:val="0"/>
+          <w:color w:val="000000"/>
+          <w:u w:color="000000"/>
+          <w:rtl w:val="0"/>
+          <w:lang w:val="en-US"/>
+          <w14:textFill>
+            <w14:solidFill>
+              <w14:srgbClr w14:val="000000"/>
+            </w14:solidFill>
+          </w14:textFill>
+        </w:rPr>
+        <w:t>.</w:t>
       </w:r>
     </w:p>
     <w:p>
       <w:pPr>
         <w:pStyle w:val="Основной текст A"/>
-        <w:spacing w:after="0" w:line="360" w:lineRule="auto"/>
-        <w:ind w:left="709" w:hanging="425"/>
-        <w:jc w:val="both"/>
-      </w:pPr>
-      <w:r>
-        <w:rPr>
-          <w:outline w:val="0"/>
-          <w:color w:val="000000"/>
-          <w:u w:color="000000"/>
-          <w:rtl w:val="0"/>
-          <w:lang w:val="en-US"/>
-          <w14:textFill>
-            <w14:solidFill>
-              <w14:srgbClr w14:val="000000"/>
-            </w14:solidFill>
-          </w14:textFill>
-        </w:rPr>
-        <w:t>4.</w:t>
-        <w:tab/>
-      </w:r>
-      <w:r>
-        <w:rPr>
-          <w:outline w:val="0"/>
-          <w:color w:val="000000"/>
-          <w:u w:color="000000"/>
-          <w:rtl w:val="0"/>
-          <w:lang w:val="en-US"/>
-          <w14:textFill>
-            <w14:solidFill>
-              <w14:srgbClr w14:val="000000"/>
-            </w14:solidFill>
-          </w14:textFill>
-        </w:rPr>
-        <w:t>маршрут обработки технологически выполним на вертикально</w:t>
-      </w:r>
-      <w:r>
-        <w:rPr>
-          <w:outline w:val="0"/>
-          <w:color w:val="000000"/>
-          <w:u w:color="000000"/>
-          <w:rtl w:val="0"/>
-          <w:lang w:val="en-US"/>
-          <w14:textFill>
-            <w14:solidFill>
-              <w14:srgbClr w14:val="000000"/>
-            </w14:solidFill>
-          </w14:textFill>
-        </w:rPr>
-        <w:t>-</w:t>
-      </w:r>
-      <w:r>
-        <w:rPr>
-          <w:outline w:val="0"/>
-          <w:color w:val="000000"/>
-          <w:u w:color="000000"/>
-          <w:rtl w:val="0"/>
-          <w:lang w:val="en-US"/>
-          <w14:textFill>
-            <w14:solidFill>
-              <w14:srgbClr w14:val="000000"/>
-            </w14:solidFill>
-          </w14:textFill>
-        </w:rPr>
-        <w:t>фрезерном станке с ЧПУ</w:t>
-      </w:r>
-      <w:r>
-        <w:rPr>
-          <w:outline w:val="0"/>
-          <w:color w:val="000000"/>
-          <w:u w:color="000000"/>
-          <w:rtl w:val="0"/>
-          <w:lang w:val="en-US"/>
-          <w14:textFill>
-            <w14:solidFill>
-              <w14:srgbClr w14:val="000000"/>
-            </w14:solidFill>
-          </w14:textFill>
-        </w:rPr>
-        <w:t>.</w:t>
-      </w:r>
-    </w:p>
-    <w:p>
-      <w:pPr>
-        <w:pStyle w:val="Основной текст A"/>
-        <w:spacing w:after="0" w:line="360" w:lineRule="auto"/>
+        <w:spacing w:after="0"/>
         <w:ind w:firstLine="709"/>
         <w:jc w:val="both"/>
       </w:pPr>
@@ -22035,12 +22024,11 @@
     <w:p>
       <w:pPr>
         <w:pStyle w:val="Рубрика 2"/>
-        <w:spacing w:before="240" w:after="120" w:line="360" w:lineRule="auto"/>
+        <w:spacing w:before="240" w:after="120"/>
       </w:pPr>
       <w:bookmarkStart w:name="_Toc10" w:id="10"/>
       <w:r>
         <w:rPr>
-          <w:b w:val="1"/>
           <w:bCs w:val="1"/>
           <w:outline w:val="0"/>
           <w:color w:val="000000"/>
@@ -22056,7 +22044,6 @@
       </w:r>
       <w:r>
         <w:rPr>
-          <w:b w:val="1"/>
           <w:bCs w:val="1"/>
           <w:outline w:val="0"/>
           <w:color w:val="000000"/>
@@ -22073,7 +22060,6 @@
       </w:r>
       <w:r>
         <w:rPr>
-          <w:b w:val="1"/>
           <w:bCs w:val="1"/>
           <w:outline w:val="0"/>
           <w:color w:val="000000"/>
@@ -22092,7 +22078,7 @@
     <w:p>
       <w:pPr>
         <w:pStyle w:val="Основной текст A"/>
-        <w:spacing w:after="0" w:line="360" w:lineRule="auto"/>
+        <w:spacing w:after="0"/>
         <w:ind w:firstLine="709"/>
         <w:jc w:val="both"/>
       </w:pPr>
@@ -22340,6 +22326,7 @@
     <w:p>
       <w:pPr>
         <w:pStyle w:val="Основной текст A"/>
+        <w:jc w:val="both"/>
       </w:pPr>
       <w:r>
         <w:rPr>
@@ -22355,13 +22342,13 @@
     <w:p>
       <w:pPr>
         <w:pStyle w:val="Рубрика"/>
-        <w:spacing w:before="240" w:after="240" w:line="360" w:lineRule="auto"/>
+        <w:spacing w:before="240" w:after="240"/>
         <w:jc w:val="center"/>
+        <w:pageBreakBefore/>
       </w:pPr>
       <w:bookmarkStart w:name="_Toc11" w:id="11"/>
       <w:r>
         <w:rPr>
-          <w:b w:val="1"/>
           <w:bCs w:val="1"/>
           <w:outline w:val="0"/>
           <w:color w:val="000000"/>
@@ -22377,7 +22364,6 @@
       </w:r>
       <w:r>
         <w:rPr>
-          <w:b w:val="1"/>
           <w:bCs w:val="1"/>
           <w:outline w:val="0"/>
           <w:color w:val="000000"/>
@@ -22397,12 +22383,11 @@
     <w:p>
       <w:pPr>
         <w:pStyle w:val="Рубрика 2"/>
-        <w:spacing w:before="240" w:after="120" w:line="360" w:lineRule="auto"/>
+        <w:spacing w:before="240" w:after="120"/>
       </w:pPr>
       <w:bookmarkStart w:name="_Toc12" w:id="12"/>
       <w:r>
         <w:rPr>
-          <w:b w:val="1"/>
           <w:bCs w:val="1"/>
           <w:outline w:val="0"/>
           <w:color w:val="000000"/>
@@ -22418,7 +22403,6 @@
       </w:r>
       <w:r>
         <w:rPr>
-          <w:b w:val="1"/>
           <w:bCs w:val="1"/>
           <w:outline w:val="0"/>
           <w:color w:val="000000"/>
@@ -22438,7 +22422,7 @@
     <w:p>
       <w:pPr>
         <w:pStyle w:val="Основной текст A"/>
-        <w:spacing w:after="0" w:line="360" w:lineRule="auto"/>
+        <w:spacing w:after="0"/>
         <w:ind w:firstLine="709"/>
         <w:jc w:val="both"/>
       </w:pPr>
@@ -22476,7 +22460,7 @@
     <w:p>
       <w:pPr>
         <w:pStyle w:val="Основной текст A"/>
-        <w:spacing w:after="0" w:line="360" w:lineRule="auto"/>
+        <w:spacing w:after="0"/>
         <w:ind w:left="709" w:hanging="425"/>
         <w:jc w:val="both"/>
       </w:pPr>
@@ -22530,7 +22514,7 @@
     <w:p>
       <w:pPr>
         <w:pStyle w:val="Основной текст A"/>
-        <w:spacing w:after="0" w:line="360" w:lineRule="auto"/>
+        <w:spacing w:after="0"/>
         <w:ind w:left="709" w:hanging="425"/>
         <w:jc w:val="both"/>
       </w:pPr>
@@ -22584,7 +22568,7 @@
     <w:p>
       <w:pPr>
         <w:pStyle w:val="Основной текст A"/>
-        <w:spacing w:after="0" w:line="360" w:lineRule="auto"/>
+        <w:spacing w:after="0"/>
         <w:ind w:left="709" w:hanging="425"/>
         <w:jc w:val="both"/>
       </w:pPr>
@@ -22638,7 +22622,7 @@
     <w:p>
       <w:pPr>
         <w:pStyle w:val="Основной текст A"/>
-        <w:spacing w:after="0" w:line="360" w:lineRule="auto"/>
+        <w:spacing w:after="0"/>
         <w:ind w:left="709" w:hanging="425"/>
         <w:jc w:val="both"/>
       </w:pPr>
@@ -22692,7 +22676,7 @@
     <w:p>
       <w:pPr>
         <w:pStyle w:val="Основной текст A"/>
-        <w:spacing w:after="0" w:line="360" w:lineRule="auto"/>
+        <w:spacing w:after="0"/>
         <w:ind w:left="709" w:hanging="425"/>
         <w:jc w:val="both"/>
       </w:pPr>
@@ -22746,7 +22730,7 @@
     <w:p>
       <w:pPr>
         <w:pStyle w:val="Основной текст A"/>
-        <w:spacing w:after="0" w:line="360" w:lineRule="auto"/>
+        <w:spacing w:after="0"/>
         <w:ind w:left="709" w:hanging="425"/>
         <w:jc w:val="both"/>
       </w:pPr>
@@ -22800,7 +22784,7 @@
     <w:p>
       <w:pPr>
         <w:pStyle w:val="Основной текст A"/>
-        <w:spacing w:after="0" w:line="360" w:lineRule="auto"/>
+        <w:spacing w:after="0"/>
         <w:ind w:firstLine="709"/>
         <w:jc w:val="both"/>
       </w:pPr>
@@ -22862,13 +22846,13 @@
             </w14:solidFill>
           </w14:textFill>
         </w:rPr>
-        <w:t>:</w:t>
+        <w:t>: [7]</w:t>
       </w:r>
     </w:p>
     <w:p>
       <w:pPr>
         <w:pStyle w:val="Основной текст A"/>
-        <w:spacing w:after="0" w:line="360" w:lineRule="auto"/>
+        <w:spacing w:after="0"/>
         <w:ind w:left="709" w:hanging="425"/>
         <w:jc w:val="both"/>
       </w:pPr>
@@ -22923,7 +22907,7 @@
     <w:p>
       <w:pPr>
         <w:pStyle w:val="Основной текст A"/>
-        <w:spacing w:after="0" w:line="360" w:lineRule="auto"/>
+        <w:spacing w:after="0"/>
         <w:ind w:left="709" w:hanging="425"/>
         <w:jc w:val="both"/>
       </w:pPr>
@@ -22978,7 +22962,7 @@
     <w:p>
       <w:pPr>
         <w:pStyle w:val="Основной текст A"/>
-        <w:spacing w:after="0" w:line="360" w:lineRule="auto"/>
+        <w:spacing w:after="0"/>
         <w:ind w:left="709" w:hanging="425"/>
         <w:jc w:val="both"/>
       </w:pPr>
@@ -23033,7 +23017,7 @@
     <w:p>
       <w:pPr>
         <w:pStyle w:val="Основной текст A"/>
-        <w:spacing w:after="0" w:line="360" w:lineRule="auto"/>
+        <w:spacing w:after="0"/>
         <w:ind w:left="709" w:hanging="425"/>
         <w:jc w:val="both"/>
       </w:pPr>
@@ -23088,7 +23072,7 @@
     <w:p>
       <w:pPr>
         <w:pStyle w:val="Основной текст A"/>
-        <w:spacing w:after="0" w:line="360" w:lineRule="auto"/>
+        <w:spacing w:after="0"/>
         <w:ind w:left="709" w:hanging="425"/>
         <w:jc w:val="both"/>
       </w:pPr>
@@ -23143,7 +23127,7 @@
     <w:p>
       <w:pPr>
         <w:pStyle w:val="Основной текст A"/>
-        <w:spacing w:after="0" w:line="360" w:lineRule="auto"/>
+        <w:spacing w:after="0"/>
         <w:ind w:left="709" w:hanging="425"/>
         <w:jc w:val="both"/>
       </w:pPr>
@@ -23198,7 +23182,7 @@
     <w:p>
       <w:pPr>
         <w:pStyle w:val="Основной текст A"/>
-        <w:spacing w:after="0" w:line="360" w:lineRule="auto"/>
+        <w:spacing w:after="0"/>
         <w:ind w:left="709" w:hanging="425"/>
         <w:jc w:val="both"/>
       </w:pPr>
@@ -23253,7 +23237,7 @@
     <w:p>
       <w:pPr>
         <w:pStyle w:val="Основной текст A"/>
-        <w:spacing w:after="0" w:line="360" w:lineRule="auto"/>
+        <w:spacing w:after="0"/>
         <w:ind w:left="709" w:hanging="425"/>
         <w:jc w:val="both"/>
       </w:pPr>
@@ -23308,7 +23292,7 @@
     <w:p>
       <w:pPr>
         <w:pStyle w:val="Основной текст A"/>
-        <w:spacing w:after="0" w:line="360" w:lineRule="auto"/>
+        <w:spacing w:after="0"/>
         <w:ind w:left="709" w:hanging="425"/>
         <w:jc w:val="both"/>
       </w:pPr>
@@ -23363,7 +23347,7 @@
     <w:p>
       <w:pPr>
         <w:pStyle w:val="Основной текст A"/>
-        <w:spacing w:after="0" w:line="360" w:lineRule="auto"/>
+        <w:spacing w:after="0"/>
         <w:ind w:left="709" w:hanging="425"/>
         <w:jc w:val="both"/>
       </w:pPr>
@@ -23418,7 +23402,7 @@
     <w:p>
       <w:pPr>
         <w:pStyle w:val="Основной текст A"/>
-        <w:spacing w:after="0" w:line="360" w:lineRule="auto"/>
+        <w:spacing w:after="0"/>
         <w:ind w:left="709" w:hanging="425"/>
         <w:jc w:val="both"/>
       </w:pPr>
@@ -23473,7 +23457,7 @@
     <w:p>
       <w:pPr>
         <w:pStyle w:val="Основной текст A"/>
-        <w:spacing w:after="0" w:line="360" w:lineRule="auto"/>
+        <w:spacing w:after="0"/>
         <w:ind w:left="709" w:hanging="425"/>
         <w:jc w:val="both"/>
       </w:pPr>
@@ -23528,7 +23512,7 @@
     <w:p>
       <w:pPr>
         <w:pStyle w:val="Основной текст A"/>
-        <w:spacing w:after="0" w:line="360" w:lineRule="auto"/>
+        <w:spacing w:after="0"/>
         <w:ind w:left="709" w:hanging="425"/>
         <w:jc w:val="both"/>
       </w:pPr>
@@ -23583,7 +23567,7 @@
     <w:p>
       <w:pPr>
         <w:pStyle w:val="Основной текст A"/>
-        <w:spacing w:after="0" w:line="360" w:lineRule="auto"/>
+        <w:spacing w:after="0"/>
         <w:ind w:left="709" w:hanging="425"/>
         <w:jc w:val="both"/>
       </w:pPr>
@@ -23638,7 +23622,7 @@
     <w:p>
       <w:pPr>
         <w:pStyle w:val="Основной текст A"/>
-        <w:spacing w:after="0" w:line="360" w:lineRule="auto"/>
+        <w:spacing w:after="0"/>
         <w:ind w:left="709" w:hanging="425"/>
         <w:jc w:val="both"/>
       </w:pPr>
@@ -23693,7 +23677,7 @@
     <w:p>
       <w:pPr>
         <w:pStyle w:val="Основной текст A"/>
-        <w:spacing w:after="0" w:line="360" w:lineRule="auto"/>
+        <w:spacing w:after="0"/>
         <w:ind w:left="709" w:hanging="425"/>
         <w:jc w:val="both"/>
       </w:pPr>
@@ -23748,7 +23732,7 @@
     <w:p>
       <w:pPr>
         <w:pStyle w:val="Основной текст A"/>
-        <w:spacing w:after="0" w:line="360" w:lineRule="auto"/>
+        <w:spacing w:after="0"/>
         <w:ind w:firstLine="709"/>
         <w:jc w:val="both"/>
       </w:pPr>
@@ -23840,18 +23824,17 @@
             </w14:solidFill>
           </w14:textFill>
         </w:rPr>
-        <w:t>.</w:t>
+        <w:t xml:space="preserve"> [11, 12].</w:t>
       </w:r>
     </w:p>
     <w:p>
       <w:pPr>
         <w:pStyle w:val="Рубрика 2"/>
-        <w:spacing w:before="240" w:after="120" w:line="360" w:lineRule="auto"/>
+        <w:spacing w:before="240" w:after="120"/>
       </w:pPr>
       <w:bookmarkStart w:name="_Toc13" w:id="13"/>
       <w:r>
         <w:rPr>
-          <w:b w:val="1"/>
           <w:bCs w:val="1"/>
           <w:outline w:val="0"/>
           <w:color w:val="000000"/>
@@ -23867,7 +23850,6 @@
       </w:r>
       <w:r>
         <w:rPr>
-          <w:b w:val="1"/>
           <w:bCs w:val="1"/>
           <w:outline w:val="0"/>
           <w:color w:val="000000"/>
@@ -23887,7 +23869,7 @@
     <w:p>
       <w:pPr>
         <w:pStyle w:val="Основной текст A"/>
-        <w:spacing w:after="0" w:line="360" w:lineRule="auto"/>
+        <w:spacing w:after="0"/>
         <w:ind w:firstLine="709"/>
         <w:jc w:val="both"/>
       </w:pPr>
@@ -24045,7 +24027,7 @@
     <w:p>
       <w:pPr>
         <w:pStyle w:val="Основной текст A"/>
-        <w:spacing w:after="0" w:line="360" w:lineRule="auto"/>
+        <w:spacing w:after="0"/>
         <w:ind w:firstLine="709"/>
         <w:jc w:val="both"/>
       </w:pPr>
@@ -24098,8 +24080,9 @@
     <w:p>
       <w:pPr>
         <w:pStyle w:val="Основной текст A"/>
-        <w:spacing w:after="0" w:line="240" w:lineRule="auto"/>
+        <w:spacing w:after="0"/>
         <w:ind w:left="709" w:firstLine="0"/>
+        <w:jc w:val="both"/>
       </w:pPr>
       <w:r>
         <w:rPr>
@@ -24122,11 +24105,12 @@
     <w:p>
       <w:pPr>
         <w:pStyle w:val="Основной текст A"/>
-        <w:spacing w:after="0" w:line="240" w:lineRule="auto"/>
+        <w:spacing w:after="0"/>
         <w:ind w:left="709" w:firstLine="0"/>
         <w:rPr>
           <w:lang w:val="de-DE"/>
         </w:rPr>
+        <w:jc w:val="both"/>
       </w:pPr>
       <w:r>
         <w:rPr>
@@ -24149,8 +24133,9 @@
     <w:p>
       <w:pPr>
         <w:pStyle w:val="Основной текст A"/>
-        <w:spacing w:after="0" w:line="240" w:lineRule="auto"/>
+        <w:spacing w:after="0"/>
         <w:ind w:left="709" w:firstLine="0"/>
+        <w:jc w:val="both"/>
       </w:pPr>
       <w:r>
         <w:rPr>
@@ -24173,8 +24158,9 @@
     <w:p>
       <w:pPr>
         <w:pStyle w:val="Основной текст A"/>
-        <w:spacing w:after="0" w:line="240" w:lineRule="auto"/>
+        <w:spacing w:after="0"/>
         <w:ind w:left="709" w:firstLine="0"/>
+        <w:jc w:val="both"/>
       </w:pPr>
       <w:r>
         <w:rPr>
@@ -24197,11 +24183,12 @@
     <w:p>
       <w:pPr>
         <w:pStyle w:val="Основной текст A"/>
-        <w:spacing w:after="0" w:line="240" w:lineRule="auto"/>
+        <w:spacing w:after="0"/>
         <w:ind w:left="709" w:firstLine="0"/>
         <w:rPr>
           <w:lang w:val="de-DE"/>
         </w:rPr>
+        <w:jc w:val="both"/>
       </w:pPr>
       <w:r>
         <w:rPr>
@@ -24224,11 +24211,12 @@
     <w:p>
       <w:pPr>
         <w:pStyle w:val="Основной текст A"/>
-        <w:spacing w:after="0" w:line="240" w:lineRule="auto"/>
+        <w:spacing w:after="0"/>
         <w:ind w:left="709" w:firstLine="0"/>
         <w:rPr>
           <w:lang w:val="de-DE"/>
         </w:rPr>
+        <w:jc w:val="both"/>
       </w:pPr>
       <w:r>
         <w:rPr>
@@ -24251,8 +24239,9 @@
     <w:p>
       <w:pPr>
         <w:pStyle w:val="Основной текст A"/>
-        <w:spacing w:after="0" w:line="240" w:lineRule="auto"/>
+        <w:spacing w:after="0"/>
         <w:ind w:left="709" w:firstLine="0"/>
+        <w:jc w:val="both"/>
       </w:pPr>
       <w:r>
         <w:rPr>
@@ -24275,8 +24264,9 @@
     <w:p>
       <w:pPr>
         <w:pStyle w:val="Основной текст A"/>
-        <w:spacing w:after="0" w:line="240" w:lineRule="auto"/>
+        <w:spacing w:after="0"/>
         <w:ind w:left="709" w:firstLine="0"/>
+        <w:jc w:val="both"/>
       </w:pPr>
       <w:r>
         <w:rPr>
@@ -24299,8 +24289,9 @@
     <w:p>
       <w:pPr>
         <w:pStyle w:val="Основной текст A"/>
-        <w:spacing w:after="0" w:line="240" w:lineRule="auto"/>
+        <w:spacing w:after="0"/>
         <w:ind w:left="709" w:firstLine="0"/>
+        <w:jc w:val="both"/>
       </w:pPr>
       <w:r>
         <w:rPr>
@@ -24323,8 +24314,9 @@
     <w:p>
       <w:pPr>
         <w:pStyle w:val="Основной текст A"/>
-        <w:spacing w:after="0" w:line="240" w:lineRule="auto"/>
+        <w:spacing w:after="0"/>
         <w:ind w:left="709" w:firstLine="0"/>
+        <w:jc w:val="both"/>
       </w:pPr>
       <w:r>
         <w:rPr>
@@ -24347,8 +24339,9 @@
     <w:p>
       <w:pPr>
         <w:pStyle w:val="Основной текст A"/>
-        <w:spacing w:after="0" w:line="240" w:lineRule="auto"/>
+        <w:spacing w:after="0"/>
         <w:ind w:left="709" w:firstLine="0"/>
+        <w:jc w:val="both"/>
       </w:pPr>
       <w:r>
         <w:rPr>
@@ -24371,8 +24364,9 @@
     <w:p>
       <w:pPr>
         <w:pStyle w:val="Основной текст A"/>
-        <w:spacing w:after="0" w:line="240" w:lineRule="auto"/>
+        <w:spacing w:after="0"/>
         <w:ind w:left="709" w:firstLine="0"/>
+        <w:jc w:val="both"/>
       </w:pPr>
       <w:r>
         <w:rPr>
@@ -24395,8 +24389,9 @@
     <w:p>
       <w:pPr>
         <w:pStyle w:val="Основной текст A"/>
-        <w:spacing w:after="0" w:line="240" w:lineRule="auto"/>
+        <w:spacing w:after="0"/>
         <w:ind w:left="709" w:firstLine="0"/>
+        <w:jc w:val="both"/>
       </w:pPr>
       <w:r>
         <w:rPr>
@@ -24419,8 +24414,9 @@
     <w:p>
       <w:pPr>
         <w:pStyle w:val="Основной текст A"/>
-        <w:spacing w:after="0" w:line="240" w:lineRule="auto"/>
+        <w:spacing w:after="0"/>
         <w:ind w:left="709" w:firstLine="0"/>
+        <w:jc w:val="both"/>
       </w:pPr>
       <w:r>
         <w:rPr>
@@ -24443,8 +24439,9 @@
     <w:p>
       <w:pPr>
         <w:pStyle w:val="Основной текст A"/>
-        <w:spacing w:after="0" w:line="240" w:lineRule="auto"/>
+        <w:spacing w:after="0"/>
         <w:ind w:left="709" w:firstLine="0"/>
+        <w:jc w:val="both"/>
       </w:pPr>
       <w:r>
         <w:rPr>
@@ -24467,8 +24464,9 @@
     <w:p>
       <w:pPr>
         <w:pStyle w:val="Основной текст A"/>
-        <w:spacing w:after="0" w:line="240" w:lineRule="auto"/>
+        <w:spacing w:after="0"/>
         <w:ind w:left="709" w:firstLine="0"/>
+        <w:jc w:val="both"/>
       </w:pPr>
       <w:r>
         <w:rPr>
@@ -24491,11 +24489,12 @@
     <w:p>
       <w:pPr>
         <w:pStyle w:val="Основной текст A"/>
-        <w:spacing w:after="0" w:line="240" w:lineRule="auto"/>
+        <w:spacing w:after="0"/>
         <w:ind w:left="709" w:firstLine="0"/>
         <w:rPr>
           <w:lang w:val="de-DE"/>
         </w:rPr>
+        <w:jc w:val="both"/>
       </w:pPr>
       <w:r>
         <w:rPr>
@@ -24518,11 +24517,12 @@
     <w:p>
       <w:pPr>
         <w:pStyle w:val="Основной текст A"/>
-        <w:spacing w:after="0" w:line="240" w:lineRule="auto"/>
+        <w:spacing w:after="0"/>
         <w:ind w:left="709" w:firstLine="0"/>
         <w:rPr>
           <w:lang w:val="de-DE"/>
         </w:rPr>
+        <w:jc w:val="both"/>
       </w:pPr>
       <w:r>
         <w:rPr>
@@ -24545,11 +24545,12 @@
     <w:p>
       <w:pPr>
         <w:pStyle w:val="Основной текст A"/>
-        <w:spacing w:after="0" w:line="240" w:lineRule="auto"/>
+        <w:spacing w:after="0"/>
         <w:ind w:left="709" w:firstLine="0"/>
         <w:rPr>
           <w:lang w:val="de-DE"/>
         </w:rPr>
+        <w:jc w:val="both"/>
       </w:pPr>
       <w:r>
         <w:rPr>
@@ -24572,11 +24573,12 @@
     <w:p>
       <w:pPr>
         <w:pStyle w:val="Основной текст A"/>
-        <w:spacing w:after="0" w:line="240" w:lineRule="auto"/>
+        <w:spacing w:after="0"/>
         <w:ind w:left="709" w:firstLine="0"/>
         <w:rPr>
           <w:lang w:val="de-DE"/>
         </w:rPr>
+        <w:jc w:val="both"/>
       </w:pPr>
       <w:r>
         <w:rPr>
@@ -24599,7 +24601,7 @@
     <w:p>
       <w:pPr>
         <w:pStyle w:val="Основной текст A"/>
-        <w:spacing w:after="0" w:line="360" w:lineRule="auto"/>
+        <w:spacing w:after="0"/>
         <w:ind w:firstLine="709"/>
         <w:jc w:val="both"/>
       </w:pPr>
@@ -24637,7 +24639,7 @@
     <w:p>
       <w:pPr>
         <w:pStyle w:val="Основной текст A"/>
-        <w:spacing w:after="0" w:line="360" w:lineRule="auto"/>
+        <w:spacing w:after="0"/>
         <w:ind w:left="709" w:hanging="425"/>
         <w:jc w:val="both"/>
       </w:pPr>
@@ -24721,7 +24723,7 @@
     <w:p>
       <w:pPr>
         <w:pStyle w:val="Основной текст A"/>
-        <w:spacing w:after="0" w:line="360" w:lineRule="auto"/>
+        <w:spacing w:after="0"/>
         <w:ind w:left="709" w:hanging="425"/>
         <w:jc w:val="both"/>
       </w:pPr>
@@ -24805,7 +24807,7 @@
     <w:p>
       <w:pPr>
         <w:pStyle w:val="Основной текст A"/>
-        <w:spacing w:after="0" w:line="360" w:lineRule="auto"/>
+        <w:spacing w:after="0"/>
         <w:ind w:left="709" w:hanging="425"/>
         <w:jc w:val="both"/>
       </w:pPr>
@@ -24889,7 +24891,7 @@
     <w:p>
       <w:pPr>
         <w:pStyle w:val="Основной текст A"/>
-        <w:spacing w:after="0" w:line="360" w:lineRule="auto"/>
+        <w:spacing w:after="0"/>
         <w:ind w:left="709" w:hanging="425"/>
         <w:jc w:val="both"/>
       </w:pPr>
@@ -24973,7 +24975,7 @@
     <w:p>
       <w:pPr>
         <w:pStyle w:val="Основной текст A"/>
-        <w:spacing w:after="0" w:line="360" w:lineRule="auto"/>
+        <w:spacing w:after="0"/>
         <w:ind w:left="709" w:hanging="425"/>
         <w:jc w:val="both"/>
       </w:pPr>
@@ -25057,12 +25059,11 @@
     <w:p>
       <w:pPr>
         <w:pStyle w:val="Рубрика 2"/>
-        <w:spacing w:before="240" w:after="120" w:line="360" w:lineRule="auto"/>
+        <w:spacing w:before="240" w:after="120"/>
       </w:pPr>
       <w:bookmarkStart w:name="_Toc14" w:id="14"/>
       <w:r>
         <w:rPr>
-          <w:b w:val="1"/>
           <w:bCs w:val="1"/>
           <w:outline w:val="0"/>
           <w:color w:val="000000"/>
@@ -25078,7 +25079,6 @@
       </w:r>
       <w:r>
         <w:rPr>
-          <w:b w:val="1"/>
           <w:bCs w:val="1"/>
           <w:outline w:val="0"/>
           <w:color w:val="000000"/>
@@ -25098,7 +25098,7 @@
     <w:p>
       <w:pPr>
         <w:pStyle w:val="Основной текст A"/>
-        <w:spacing w:after="0" w:line="360" w:lineRule="auto"/>
+        <w:spacing w:after="0"/>
         <w:ind w:firstLine="709"/>
         <w:jc w:val="both"/>
       </w:pPr>
@@ -25286,7 +25286,7 @@
     <w:p>
       <w:pPr>
         <w:pStyle w:val="Основной текст A"/>
-        <w:spacing w:after="0" w:line="360" w:lineRule="auto"/>
+        <w:spacing w:after="0"/>
         <w:ind w:firstLine="709"/>
         <w:jc w:val="both"/>
       </w:pPr>
@@ -25339,11 +25339,12 @@
     <w:p>
       <w:pPr>
         <w:pStyle w:val="Основной текст A"/>
-        <w:spacing w:after="0" w:line="240" w:lineRule="auto"/>
+        <w:spacing w:after="0"/>
         <w:ind w:left="709" w:firstLine="0"/>
         <w:rPr>
           <w:lang w:val="de-DE"/>
         </w:rPr>
+        <w:jc w:val="both"/>
       </w:pPr>
       <w:r>
         <w:rPr>
@@ -25366,8 +25367,9 @@
     <w:p>
       <w:pPr>
         <w:pStyle w:val="Основной текст A"/>
-        <w:spacing w:after="0" w:line="240" w:lineRule="auto"/>
+        <w:spacing w:after="0"/>
         <w:ind w:left="709" w:firstLine="0"/>
+        <w:jc w:val="both"/>
       </w:pPr>
       <w:r>
         <w:rPr>
@@ -25390,8 +25392,9 @@
     <w:p>
       <w:pPr>
         <w:pStyle w:val="Основной текст A"/>
-        <w:spacing w:after="0" w:line="240" w:lineRule="auto"/>
+        <w:spacing w:after="0"/>
         <w:ind w:left="709" w:firstLine="0"/>
+        <w:jc w:val="both"/>
       </w:pPr>
       <w:r>
         <w:rPr>
@@ -25414,11 +25417,12 @@
     <w:p>
       <w:pPr>
         <w:pStyle w:val="Основной текст A"/>
-        <w:spacing w:after="0" w:line="240" w:lineRule="auto"/>
+        <w:spacing w:after="0"/>
         <w:ind w:left="709" w:firstLine="0"/>
         <w:rPr>
           <w:lang w:val="de-DE"/>
         </w:rPr>
+        <w:jc w:val="both"/>
       </w:pPr>
       <w:r>
         <w:rPr>
@@ -25441,11 +25445,12 @@
     <w:p>
       <w:pPr>
         <w:pStyle w:val="Основной текст A"/>
-        <w:spacing w:after="0" w:line="240" w:lineRule="auto"/>
+        <w:spacing w:after="0"/>
         <w:ind w:left="709" w:firstLine="0"/>
         <w:rPr>
           <w:lang w:val="de-DE"/>
         </w:rPr>
+        <w:jc w:val="both"/>
       </w:pPr>
       <w:r>
         <w:rPr>
@@ -25468,8 +25473,9 @@
     <w:p>
       <w:pPr>
         <w:pStyle w:val="Основной текст A"/>
-        <w:spacing w:after="0" w:line="240" w:lineRule="auto"/>
+        <w:spacing w:after="0"/>
         <w:ind w:left="709" w:firstLine="0"/>
+        <w:jc w:val="both"/>
       </w:pPr>
       <w:r>
         <w:rPr>
@@ -25492,8 +25498,9 @@
     <w:p>
       <w:pPr>
         <w:pStyle w:val="Основной текст A"/>
-        <w:spacing w:after="0" w:line="240" w:lineRule="auto"/>
+        <w:spacing w:after="0"/>
         <w:ind w:left="709" w:firstLine="0"/>
+        <w:jc w:val="both"/>
       </w:pPr>
       <w:r>
         <w:rPr>
@@ -25516,11 +25523,12 @@
     <w:p>
       <w:pPr>
         <w:pStyle w:val="Основной текст A"/>
-        <w:spacing w:after="0" w:line="240" w:lineRule="auto"/>
+        <w:spacing w:after="0"/>
         <w:ind w:left="709" w:firstLine="0"/>
         <w:rPr>
           <w:lang w:val="it-IT"/>
         </w:rPr>
+        <w:jc w:val="both"/>
       </w:pPr>
       <w:r>
         <w:rPr>
@@ -25543,8 +25551,9 @@
     <w:p>
       <w:pPr>
         <w:pStyle w:val="Основной текст A"/>
-        <w:spacing w:after="0" w:line="240" w:lineRule="auto"/>
+        <w:spacing w:after="0"/>
         <w:ind w:left="709" w:firstLine="0"/>
+        <w:jc w:val="both"/>
       </w:pPr>
       <w:r>
         <w:rPr>
@@ -25567,8 +25576,9 @@
     <w:p>
       <w:pPr>
         <w:pStyle w:val="Основной текст A"/>
-        <w:spacing w:after="0" w:line="240" w:lineRule="auto"/>
+        <w:spacing w:after="0"/>
         <w:ind w:left="709" w:firstLine="0"/>
+        <w:jc w:val="both"/>
       </w:pPr>
       <w:r>
         <w:rPr>
@@ -25591,8 +25601,9 @@
     <w:p>
       <w:pPr>
         <w:pStyle w:val="Основной текст A"/>
-        <w:spacing w:after="0" w:line="240" w:lineRule="auto"/>
+        <w:spacing w:after="0"/>
         <w:ind w:left="709" w:firstLine="0"/>
+        <w:jc w:val="both"/>
       </w:pPr>
       <w:r>
         <w:rPr>
@@ -25615,11 +25626,12 @@
     <w:p>
       <w:pPr>
         <w:pStyle w:val="Основной текст A"/>
-        <w:spacing w:after="0" w:line="240" w:lineRule="auto"/>
+        <w:spacing w:after="0"/>
         <w:ind w:left="709" w:firstLine="0"/>
         <w:rPr>
           <w:lang w:val="de-DE"/>
         </w:rPr>
+        <w:jc w:val="both"/>
       </w:pPr>
       <w:r>
         <w:rPr>
@@ -25642,11 +25654,12 @@
     <w:p>
       <w:pPr>
         <w:pStyle w:val="Основной текст A"/>
-        <w:spacing w:after="0" w:line="240" w:lineRule="auto"/>
+        <w:spacing w:after="0"/>
         <w:ind w:left="709" w:firstLine="0"/>
         <w:rPr>
           <w:lang w:val="de-DE"/>
         </w:rPr>
+        <w:jc w:val="both"/>
       </w:pPr>
       <w:r>
         <w:rPr>
@@ -25669,11 +25682,12 @@
     <w:p>
       <w:pPr>
         <w:pStyle w:val="Основной текст A"/>
-        <w:spacing w:after="0" w:line="240" w:lineRule="auto"/>
+        <w:spacing w:after="0"/>
         <w:ind w:left="709" w:firstLine="0"/>
         <w:rPr>
           <w:lang w:val="de-DE"/>
         </w:rPr>
+        <w:jc w:val="both"/>
       </w:pPr>
       <w:r>
         <w:rPr>
@@ -25696,8 +25710,9 @@
     <w:p>
       <w:pPr>
         <w:pStyle w:val="Основной текст A"/>
-        <w:spacing w:after="0" w:line="240" w:lineRule="auto"/>
+        <w:spacing w:after="0"/>
         <w:ind w:left="709" w:firstLine="0"/>
+        <w:jc w:val="both"/>
       </w:pPr>
       <w:r>
         <w:rPr>
@@ -25720,11 +25735,12 @@
     <w:p>
       <w:pPr>
         <w:pStyle w:val="Основной текст A"/>
-        <w:spacing w:after="0" w:line="240" w:lineRule="auto"/>
+        <w:spacing w:after="0"/>
         <w:ind w:left="709" w:firstLine="0"/>
         <w:rPr>
           <w:lang w:val="de-DE"/>
         </w:rPr>
+        <w:jc w:val="both"/>
       </w:pPr>
       <w:r>
         <w:rPr>
@@ -25747,8 +25763,9 @@
     <w:p>
       <w:pPr>
         <w:pStyle w:val="Основной текст A"/>
-        <w:spacing w:after="0" w:line="240" w:lineRule="auto"/>
+        <w:spacing w:after="0"/>
         <w:ind w:left="709" w:firstLine="0"/>
+        <w:jc w:val="both"/>
       </w:pPr>
       <w:r>
         <w:rPr>
@@ -25771,7 +25788,7 @@
     <w:p>
       <w:pPr>
         <w:pStyle w:val="Основной текст A"/>
-        <w:spacing w:after="0" w:line="360" w:lineRule="auto"/>
+        <w:spacing w:after="0"/>
         <w:ind w:firstLine="709"/>
         <w:jc w:val="both"/>
       </w:pPr>
@@ -25899,12 +25916,11 @@
     <w:p>
       <w:pPr>
         <w:pStyle w:val="Рубрика 2"/>
-        <w:spacing w:before="240" w:after="120" w:line="360" w:lineRule="auto"/>
+        <w:spacing w:before="240" w:after="120"/>
       </w:pPr>
       <w:bookmarkStart w:name="_Toc15" w:id="15"/>
       <w:r>
         <w:rPr>
-          <w:b w:val="1"/>
           <w:bCs w:val="1"/>
           <w:outline w:val="0"/>
           <w:color w:val="000000"/>
@@ -25920,7 +25936,6 @@
       </w:r>
       <w:r>
         <w:rPr>
-          <w:b w:val="1"/>
           <w:bCs w:val="1"/>
           <w:outline w:val="0"/>
           <w:color w:val="000000"/>
@@ -25940,7 +25955,7 @@
     <w:p>
       <w:pPr>
         <w:pStyle w:val="Основной текст A"/>
-        <w:spacing w:after="0" w:line="360" w:lineRule="auto"/>
+        <w:spacing w:after="0"/>
         <w:ind w:firstLine="709"/>
         <w:jc w:val="both"/>
       </w:pPr>
@@ -25978,7 +25993,7 @@
     <w:p>
       <w:pPr>
         <w:pStyle w:val="Основной текст A"/>
-        <w:spacing w:after="0" w:line="360" w:lineRule="auto"/>
+        <w:spacing w:after="0"/>
         <w:ind w:left="709" w:hanging="425"/>
         <w:jc w:val="both"/>
       </w:pPr>
@@ -26032,7 +26047,7 @@
     <w:p>
       <w:pPr>
         <w:pStyle w:val="Основной текст A"/>
-        <w:spacing w:after="0" w:line="360" w:lineRule="auto"/>
+        <w:spacing w:after="0"/>
         <w:ind w:left="709" w:hanging="425"/>
         <w:jc w:val="both"/>
       </w:pPr>
@@ -26146,7 +26161,7 @@
     <w:p>
       <w:pPr>
         <w:pStyle w:val="Основной текст A"/>
-        <w:spacing w:after="0" w:line="360" w:lineRule="auto"/>
+        <w:spacing w:after="0"/>
         <w:ind w:left="709" w:hanging="425"/>
         <w:jc w:val="both"/>
       </w:pPr>
@@ -26200,7 +26215,7 @@
     <w:p>
       <w:pPr>
         <w:pStyle w:val="Основной текст A"/>
-        <w:spacing w:after="0" w:line="360" w:lineRule="auto"/>
+        <w:spacing w:after="0"/>
         <w:ind w:left="709" w:hanging="425"/>
         <w:jc w:val="both"/>
       </w:pPr>
@@ -26254,7 +26269,7 @@
     <w:p>
       <w:pPr>
         <w:pStyle w:val="Основной текст A"/>
-        <w:spacing w:after="0" w:line="360" w:lineRule="auto"/>
+        <w:spacing w:after="0"/>
         <w:ind w:left="709" w:hanging="425"/>
         <w:jc w:val="both"/>
       </w:pPr>
@@ -26338,7 +26353,7 @@
     <w:p>
       <w:pPr>
         <w:pStyle w:val="Основной текст A"/>
-        <w:spacing w:after="0" w:line="360" w:lineRule="auto"/>
+        <w:spacing w:after="0"/>
         <w:ind w:firstLine="709"/>
         <w:jc w:val="both"/>
       </w:pPr>
@@ -26376,7 +26391,7 @@
     <w:p>
       <w:pPr>
         <w:pStyle w:val="Основной текст A"/>
-        <w:spacing w:after="0" w:line="360" w:lineRule="auto"/>
+        <w:spacing w:after="0"/>
         <w:ind w:firstLine="709"/>
         <w:jc w:val="both"/>
       </w:pPr>
@@ -26594,7 +26609,7 @@
     <w:p>
       <w:pPr>
         <w:pStyle w:val="Основной текст A"/>
-        <w:spacing w:after="0" w:line="360" w:lineRule="auto"/>
+        <w:spacing w:after="0"/>
         <w:ind w:firstLine="709"/>
         <w:jc w:val="both"/>
       </w:pPr>
@@ -26812,7 +26827,7 @@
     <w:p>
       <w:pPr>
         <w:pStyle w:val="Основной текст A"/>
-        <w:spacing w:after="0" w:line="360" w:lineRule="auto"/>
+        <w:spacing w:after="0"/>
         <w:ind w:firstLine="709"/>
         <w:jc w:val="both"/>
       </w:pPr>
@@ -26940,7 +26955,7 @@
     <w:p>
       <w:pPr>
         <w:pStyle w:val="Основной текст A"/>
-        <w:spacing w:after="0" w:line="360" w:lineRule="auto"/>
+        <w:spacing w:after="0"/>
         <w:ind w:left="709" w:hanging="425"/>
         <w:jc w:val="both"/>
       </w:pPr>
@@ -26994,7 +27009,7 @@
     <w:p>
       <w:pPr>
         <w:pStyle w:val="Основной текст A"/>
-        <w:spacing w:after="0" w:line="360" w:lineRule="auto"/>
+        <w:spacing w:after="0"/>
         <w:ind w:left="709" w:hanging="425"/>
         <w:jc w:val="both"/>
       </w:pPr>
@@ -27048,7 +27063,7 @@
     <w:p>
       <w:pPr>
         <w:pStyle w:val="Основной текст A"/>
-        <w:spacing w:after="0" w:line="360" w:lineRule="auto"/>
+        <w:spacing w:after="0"/>
         <w:ind w:left="709" w:hanging="425"/>
         <w:jc w:val="both"/>
       </w:pPr>
@@ -27132,7 +27147,7 @@
     <w:p>
       <w:pPr>
         <w:pStyle w:val="Основной текст A"/>
-        <w:spacing w:after="0" w:line="360" w:lineRule="auto"/>
+        <w:spacing w:after="0"/>
         <w:ind w:left="709" w:hanging="425"/>
         <w:jc w:val="both"/>
       </w:pPr>
@@ -27186,7 +27201,7 @@
     <w:p>
       <w:pPr>
         <w:pStyle w:val="Основной текст A"/>
-        <w:spacing w:after="0" w:line="360" w:lineRule="auto"/>
+        <w:spacing w:after="0"/>
         <w:ind w:left="709" w:hanging="425"/>
         <w:jc w:val="both"/>
       </w:pPr>
@@ -27240,7 +27255,7 @@
     <w:p>
       <w:pPr>
         <w:pStyle w:val="Основной текст A"/>
-        <w:spacing w:after="0" w:line="360" w:lineRule="auto"/>
+        <w:spacing w:after="0"/>
         <w:ind w:firstLine="709"/>
         <w:jc w:val="both"/>
       </w:pPr>
@@ -27308,12 +27323,11 @@
     <w:p>
       <w:pPr>
         <w:pStyle w:val="Рубрика 2"/>
-        <w:spacing w:before="240" w:after="120" w:line="360" w:lineRule="auto"/>
+        <w:spacing w:before="240" w:after="120"/>
       </w:pPr>
       <w:bookmarkStart w:name="_Toc16" w:id="16"/>
       <w:r>
         <w:rPr>
-          <w:b w:val="1"/>
           <w:bCs w:val="1"/>
           <w:outline w:val="0"/>
           <w:color w:val="000000"/>
@@ -27329,7 +27343,6 @@
       </w:r>
       <w:r>
         <w:rPr>
-          <w:b w:val="1"/>
           <w:bCs w:val="1"/>
           <w:outline w:val="0"/>
           <w:color w:val="000000"/>
@@ -27346,7 +27359,6 @@
       </w:r>
       <w:r>
         <w:rPr>
-          <w:b w:val="1"/>
           <w:bCs w:val="1"/>
           <w:outline w:val="0"/>
           <w:color w:val="000000"/>
@@ -27365,7 +27377,7 @@
     <w:p>
       <w:pPr>
         <w:pStyle w:val="Основной текст A"/>
-        <w:spacing w:after="0" w:line="360" w:lineRule="auto"/>
+        <w:spacing w:after="0"/>
         <w:ind w:firstLine="709"/>
         <w:jc w:val="both"/>
       </w:pPr>
@@ -27673,6 +27685,7 @@
     <w:p>
       <w:pPr>
         <w:pStyle w:val="Основной текст A"/>
+        <w:jc w:val="both"/>
       </w:pPr>
       <w:r>
         <w:rPr>
@@ -27688,13 +27701,13 @@
     <w:p>
       <w:pPr>
         <w:pStyle w:val="Рубрика"/>
-        <w:spacing w:before="240" w:after="240" w:line="360" w:lineRule="auto"/>
+        <w:spacing w:before="240" w:after="240"/>
         <w:jc w:val="center"/>
+        <w:pageBreakBefore/>
       </w:pPr>
       <w:bookmarkStart w:name="_Toc17" w:id="17"/>
       <w:r>
         <w:rPr>
-          <w:b w:val="1"/>
           <w:bCs w:val="1"/>
           <w:outline w:val="0"/>
           <w:color w:val="000000"/>
@@ -27714,7 +27727,7 @@
     <w:p>
       <w:pPr>
         <w:pStyle w:val="Основной текст A"/>
-        <w:spacing w:after="0" w:line="360" w:lineRule="auto"/>
+        <w:spacing w:after="0"/>
         <w:ind w:firstLine="709"/>
         <w:jc w:val="both"/>
       </w:pPr>
@@ -27782,7 +27795,7 @@
     <w:p>
       <w:pPr>
         <w:pStyle w:val="Основной текст A"/>
-        <w:spacing w:after="0" w:line="360" w:lineRule="auto"/>
+        <w:spacing w:after="0"/>
         <w:ind w:firstLine="709"/>
         <w:jc w:val="both"/>
       </w:pPr>
@@ -28030,7 +28043,7 @@
     <w:p>
       <w:pPr>
         <w:pStyle w:val="Основной текст A"/>
-        <w:spacing w:after="0" w:line="360" w:lineRule="auto"/>
+        <w:spacing w:after="0"/>
         <w:ind w:firstLine="709"/>
         <w:jc w:val="both"/>
       </w:pPr>
@@ -28248,7 +28261,7 @@
     <w:p>
       <w:pPr>
         <w:pStyle w:val="Основной текст A"/>
-        <w:spacing w:after="0" w:line="360" w:lineRule="auto"/>
+        <w:spacing w:after="0"/>
         <w:ind w:firstLine="709"/>
         <w:jc w:val="both"/>
       </w:pPr>
@@ -28436,7 +28449,7 @@
     <w:p>
       <w:pPr>
         <w:pStyle w:val="Основной текст A"/>
-        <w:spacing w:after="0" w:line="360" w:lineRule="auto"/>
+        <w:spacing w:after="0"/>
         <w:ind w:firstLine="709"/>
         <w:jc w:val="both"/>
       </w:pPr>
@@ -28594,7 +28607,7 @@
     <w:p>
       <w:pPr>
         <w:pStyle w:val="Основной текст A"/>
-        <w:spacing w:after="0" w:line="360" w:lineRule="auto"/>
+        <w:spacing w:after="0"/>
         <w:ind w:firstLine="709"/>
         <w:jc w:val="both"/>
       </w:pPr>
@@ -28722,6 +28735,7 @@
     <w:p>
       <w:pPr>
         <w:pStyle w:val="Основной текст A"/>
+        <w:jc w:val="both"/>
       </w:pPr>
       <w:r>
         <w:rPr>
@@ -28737,13 +28751,13 @@
     <w:p>
       <w:pPr>
         <w:pStyle w:val="Рубрика"/>
-        <w:spacing w:before="240" w:after="240" w:line="360" w:lineRule="auto"/>
+        <w:spacing w:before="240" w:after="240"/>
         <w:jc w:val="center"/>
+        <w:pageBreakBefore/>
       </w:pPr>
       <w:bookmarkStart w:name="_Toc18" w:id="18"/>
       <w:r>
         <w:rPr>
-          <w:b w:val="1"/>
           <w:bCs w:val="1"/>
           <w:outline w:val="0"/>
           <w:color w:val="000000"/>
@@ -28763,7 +28777,7 @@
     <w:p>
       <w:pPr>
         <w:pStyle w:val="Основной текст A"/>
-        <w:spacing w:after="0" w:line="360" w:lineRule="auto"/>
+        <w:spacing w:after="0"/>
         <w:ind w:left="709" w:hanging="425"/>
         <w:jc w:val="both"/>
       </w:pPr>
@@ -28877,7 +28891,7 @@
     <w:p>
       <w:pPr>
         <w:pStyle w:val="Основной текст A"/>
-        <w:spacing w:after="0" w:line="360" w:lineRule="auto"/>
+        <w:spacing w:after="0"/>
         <w:ind w:left="709" w:hanging="425"/>
         <w:jc w:val="both"/>
       </w:pPr>
@@ -29021,7 +29035,7 @@
     <w:p>
       <w:pPr>
         <w:pStyle w:val="Основной текст A"/>
-        <w:spacing w:after="0" w:line="360" w:lineRule="auto"/>
+        <w:spacing w:after="0"/>
         <w:ind w:left="709" w:hanging="425"/>
         <w:jc w:val="both"/>
       </w:pPr>
@@ -29165,7 +29179,7 @@
     <w:p>
       <w:pPr>
         <w:pStyle w:val="Основной текст A"/>
-        <w:spacing w:after="0" w:line="360" w:lineRule="auto"/>
+        <w:spacing w:after="0"/>
         <w:ind w:left="709" w:hanging="425"/>
         <w:jc w:val="both"/>
       </w:pPr>
@@ -29309,7 +29323,7 @@
     <w:p>
       <w:pPr>
         <w:pStyle w:val="Основной текст A"/>
-        <w:spacing w:after="0" w:line="360" w:lineRule="auto"/>
+        <w:spacing w:after="0"/>
         <w:ind w:left="709" w:hanging="425"/>
         <w:jc w:val="both"/>
       </w:pPr>
@@ -29423,7 +29437,7 @@
     <w:p>
       <w:pPr>
         <w:pStyle w:val="Основной текст A"/>
-        <w:spacing w:after="0" w:line="360" w:lineRule="auto"/>
+        <w:spacing w:after="0"/>
         <w:ind w:left="709" w:hanging="425"/>
         <w:jc w:val="both"/>
       </w:pPr>
@@ -29537,7 +29551,7 @@
     <w:p>
       <w:pPr>
         <w:pStyle w:val="Основной текст A"/>
-        <w:spacing w:after="0" w:line="360" w:lineRule="auto"/>
+        <w:spacing w:after="0"/>
         <w:ind w:left="709" w:hanging="425"/>
         <w:jc w:val="both"/>
       </w:pPr>
@@ -29562,7 +29576,7 @@
     <w:p>
       <w:pPr>
         <w:pStyle w:val="Основной текст A"/>
-        <w:spacing w:after="0" w:line="360" w:lineRule="auto"/>
+        <w:spacing w:after="0"/>
         <w:ind w:left="709" w:hanging="425"/>
         <w:jc w:val="both"/>
       </w:pPr>
@@ -29796,7 +29810,7 @@
     <w:p>
       <w:pPr>
         <w:pStyle w:val="Основной текст A"/>
-        <w:spacing w:after="0" w:line="360" w:lineRule="auto"/>
+        <w:spacing w:after="0"/>
         <w:ind w:left="709" w:hanging="425"/>
         <w:jc w:val="both"/>
       </w:pPr>
@@ -30030,7 +30044,7 @@
     <w:p>
       <w:pPr>
         <w:pStyle w:val="Основной текст A"/>
-        <w:spacing w:after="0" w:line="360" w:lineRule="auto"/>
+        <w:spacing w:after="0"/>
         <w:ind w:left="709" w:hanging="425"/>
         <w:jc w:val="both"/>
       </w:pPr>
@@ -30204,7 +30218,7 @@
     <w:p>
       <w:pPr>
         <w:pStyle w:val="Основной текст A"/>
-        <w:spacing w:after="0" w:line="360" w:lineRule="auto"/>
+        <w:spacing w:after="0"/>
         <w:ind w:left="709" w:hanging="425"/>
         <w:jc w:val="both"/>
       </w:pPr>
@@ -30349,7 +30363,7 @@
     <w:p>
       <w:pPr>
         <w:pStyle w:val="Основной текст A"/>
-        <w:spacing w:after="0" w:line="360" w:lineRule="auto"/>
+        <w:spacing w:after="0"/>
         <w:ind w:left="709" w:hanging="425"/>
         <w:jc w:val="both"/>
       </w:pPr>
@@ -30404,6 +30418,7 @@
     <w:p>
       <w:pPr>
         <w:pStyle w:val="Основной текст A"/>
+        <w:jc w:val="both"/>
       </w:pPr>
       <w:r>
         <w:rPr>
@@ -30419,13 +30434,13 @@
     <w:p>
       <w:pPr>
         <w:pStyle w:val="Рубрика"/>
-        <w:spacing w:before="240" w:after="240" w:line="360" w:lineRule="auto"/>
+        <w:spacing w:before="240" w:after="240"/>
         <w:jc w:val="center"/>
+        <w:pageBreakBefore/>
       </w:pPr>
       <w:bookmarkStart w:name="_Toc19" w:id="19"/>
       <w:r>
         <w:rPr>
-          <w:b w:val="1"/>
           <w:bCs w:val="1"/>
           <w:outline w:val="0"/>
           <w:color w:val="000000"/>
@@ -30445,11 +30460,12 @@
     <w:p>
       <w:pPr>
         <w:pStyle w:val="Основной текст A"/>
-        <w:spacing w:before="240" w:after="120" w:line="360" w:lineRule="auto"/>
+        <w:spacing w:before="240" w:after="120"/>
+        <w:jc w:val="both"/>
       </w:pPr>
       <w:r>
         <w:rPr>
-          <w:b w:val="1"/>
+          <w:b w:val="0"/>
           <w:bCs w:val="1"/>
           <w:outline w:val="0"/>
           <w:color w:val="000000"/>
@@ -30466,7 +30482,7 @@
       </w:r>
       <w:r>
         <w:rPr>
-          <w:b w:val="1"/>
+          <w:b w:val="0"/>
           <w:bCs w:val="1"/>
           <w:outline w:val="0"/>
           <w:color w:val="000000"/>
@@ -30483,7 +30499,7 @@
       </w:r>
       <w:r>
         <w:rPr>
-          <w:b w:val="1"/>
+          <w:b w:val="0"/>
           <w:bCs w:val="1"/>
           <w:outline w:val="0"/>
           <w:color w:val="000000"/>
@@ -30500,7 +30516,7 @@
       </w:r>
       <w:r>
         <w:rPr>
-          <w:b w:val="1"/>
+          <w:b w:val="0"/>
           <w:bCs w:val="1"/>
           <w:outline w:val="0"/>
           <w:color w:val="000000"/>
@@ -31706,7 +31722,7 @@
       <w:pPr>
         <w:pStyle w:val="Основной текст A"/>
         <w:widowControl w:val="0"/>
-        <w:spacing w:before="240" w:after="120" w:line="240" w:lineRule="auto"/>
+        <w:spacing w:before="240" w:after="120"/>
         <w:ind w:left="108" w:hanging="108"/>
         <w:jc w:val="center"/>
       </w:pPr>
@@ -31715,18 +31731,19 @@
       <w:pPr>
         <w:pStyle w:val="Основной текст A"/>
         <w:widowControl w:val="0"/>
-        <w:spacing w:before="240" w:after="120" w:line="240" w:lineRule="auto"/>
+        <w:spacing w:before="240" w:after="120"/>
         <w:jc w:val="center"/>
       </w:pPr>
     </w:p>
     <w:p>
       <w:pPr>
         <w:pStyle w:val="Основной текст A"/>
-        <w:spacing w:before="240" w:after="120" w:line="360" w:lineRule="auto"/>
+        <w:spacing w:before="240" w:after="120"/>
+        <w:jc w:val="both"/>
       </w:pPr>
       <w:r>
         <w:rPr>
-          <w:b w:val="1"/>
+          <w:b w:val="0"/>
           <w:bCs w:val="1"/>
           <w:outline w:val="0"/>
           <w:color w:val="000000"/>
@@ -31743,7 +31760,7 @@
       </w:r>
       <w:r>
         <w:rPr>
-          <w:b w:val="1"/>
+          <w:b w:val="0"/>
           <w:bCs w:val="1"/>
           <w:outline w:val="0"/>
           <w:color w:val="000000"/>
@@ -31760,7 +31777,7 @@
       </w:r>
       <w:r>
         <w:rPr>
-          <w:b w:val="1"/>
+          <w:b w:val="0"/>
           <w:bCs w:val="1"/>
           <w:outline w:val="0"/>
           <w:color w:val="000000"/>
@@ -31779,12 +31796,13 @@
     <w:p>
       <w:pPr>
         <w:pStyle w:val="Основной текст A"/>
-        <w:spacing w:after="0" w:line="360" w:lineRule="auto"/>
+        <w:spacing w:after="0"/>
         <w:ind w:firstLine="709"/>
-        <w:jc w:val="both"/>
+        <w:jc w:val="center"/>
       </w:pPr>
       <w:r>
         <w:rPr>
+          <w:b/>
           <w:outline w:val="0"/>
           <w:color w:val="000000"/>
           <w:u w:color="000000"/>
@@ -31800,6 +31818,7 @@
       </w:r>
       <w:r>
         <w:rPr>
+          <w:b/>
           <w:outline w:val="0"/>
           <w:color w:val="000000"/>
           <w:u w:color="000000"/>
@@ -31815,6 +31834,7 @@
       </w:r>
       <w:r>
         <w:rPr>
+          <w:b/>
           <w:outline w:val="0"/>
           <w:color w:val="000000"/>
           <w:u w:color="000000"/>
@@ -32814,7 +32834,7 @@
       <w:pPr>
         <w:pStyle w:val="Основной текст A"/>
         <w:widowControl w:val="0"/>
-        <w:spacing w:after="0" w:line="240" w:lineRule="auto"/>
+        <w:spacing w:after="0"/>
         <w:ind w:left="108" w:hanging="108"/>
         <w:jc w:val="center"/>
       </w:pPr>
@@ -32823,19 +32843,20 @@
       <w:pPr>
         <w:pStyle w:val="Основной текст A"/>
         <w:widowControl w:val="0"/>
-        <w:spacing w:after="0" w:line="240" w:lineRule="auto"/>
+        <w:spacing w:after="0"/>
         <w:jc w:val="center"/>
       </w:pPr>
     </w:p>
     <w:p>
       <w:pPr>
         <w:pStyle w:val="Основной текст A"/>
-        <w:spacing w:after="0" w:line="360" w:lineRule="auto"/>
+        <w:spacing w:after="0"/>
         <w:ind w:firstLine="709"/>
-        <w:jc w:val="both"/>
+        <w:jc w:val="center"/>
       </w:pPr>
       <w:r>
         <w:rPr>
+          <w:b/>
           <w:outline w:val="0"/>
           <w:color w:val="000000"/>
           <w:u w:color="000000"/>
@@ -32851,6 +32872,7 @@
       </w:r>
       <w:r>
         <w:rPr>
+          <w:b/>
           <w:outline w:val="0"/>
           <w:color w:val="000000"/>
           <w:u w:color="000000"/>
@@ -32866,6 +32888,7 @@
       </w:r>
       <w:r>
         <w:rPr>
+          <w:b/>
           <w:outline w:val="0"/>
           <w:color w:val="000000"/>
           <w:u w:color="000000"/>
@@ -33865,7 +33888,7 @@
       <w:pPr>
         <w:pStyle w:val="Основной текст A"/>
         <w:widowControl w:val="0"/>
-        <w:spacing w:after="0" w:line="240" w:lineRule="auto"/>
+        <w:spacing w:after="0"/>
         <w:ind w:left="108" w:hanging="108"/>
         <w:jc w:val="center"/>
       </w:pPr>
@@ -33874,19 +33897,20 @@
       <w:pPr>
         <w:pStyle w:val="Основной текст A"/>
         <w:widowControl w:val="0"/>
-        <w:spacing w:after="0" w:line="240" w:lineRule="auto"/>
+        <w:spacing w:after="0"/>
         <w:jc w:val="center"/>
       </w:pPr>
     </w:p>
     <w:p>
       <w:pPr>
         <w:pStyle w:val="Основной текст A"/>
-        <w:spacing w:after="0" w:line="360" w:lineRule="auto"/>
+        <w:spacing w:after="0"/>
         <w:ind w:firstLine="709"/>
-        <w:jc w:val="both"/>
+        <w:jc w:val="center"/>
       </w:pPr>
       <w:r>
         <w:rPr>
+          <w:b/>
           <w:outline w:val="0"/>
           <w:color w:val="000000"/>
           <w:u w:color="000000"/>
@@ -33902,6 +33926,7 @@
       </w:r>
       <w:r>
         <w:rPr>
+          <w:b/>
           <w:outline w:val="0"/>
           <w:color w:val="000000"/>
           <w:u w:color="000000"/>
@@ -33917,6 +33942,7 @@
       </w:r>
       <w:r>
         <w:rPr>
+          <w:b/>
           <w:outline w:val="0"/>
           <w:color w:val="000000"/>
           <w:u w:color="000000"/>
@@ -34800,7 +34826,7 @@
       <w:pPr>
         <w:pStyle w:val="Основной текст A"/>
         <w:widowControl w:val="0"/>
-        <w:spacing w:after="0" w:line="240" w:lineRule="auto"/>
+        <w:spacing w:after="0"/>
         <w:ind w:left="108" w:hanging="108"/>
         <w:jc w:val="center"/>
       </w:pPr>
@@ -34809,19 +34835,20 @@
       <w:pPr>
         <w:pStyle w:val="Основной текст A"/>
         <w:widowControl w:val="0"/>
-        <w:spacing w:after="0" w:line="240" w:lineRule="auto"/>
+        <w:spacing w:after="0"/>
         <w:jc w:val="center"/>
       </w:pPr>
     </w:p>
     <w:p>
       <w:pPr>
         <w:pStyle w:val="Основной текст A"/>
-        <w:spacing w:after="0" w:line="360" w:lineRule="auto"/>
+        <w:spacing w:after="0"/>
         <w:ind w:firstLine="709"/>
-        <w:jc w:val="both"/>
+        <w:jc w:val="center"/>
       </w:pPr>
       <w:r>
         <w:rPr>
+          <w:b/>
           <w:outline w:val="0"/>
           <w:color w:val="000000"/>
           <w:u w:color="000000"/>
@@ -34837,6 +34864,7 @@
       </w:r>
       <w:r>
         <w:rPr>
+          <w:b/>
           <w:outline w:val="0"/>
           <w:color w:val="000000"/>
           <w:u w:color="000000"/>
@@ -34852,6 +34880,7 @@
       </w:r>
       <w:r>
         <w:rPr>
+          <w:b/>
           <w:outline w:val="0"/>
           <w:color w:val="000000"/>
           <w:u w:color="000000"/>
@@ -35619,7 +35648,7 @@
       <w:pPr>
         <w:pStyle w:val="Основной текст A"/>
         <w:widowControl w:val="0"/>
-        <w:spacing w:after="0" w:line="240" w:lineRule="auto"/>
+        <w:spacing w:after="0"/>
         <w:ind w:left="108" w:hanging="108"/>
         <w:jc w:val="center"/>
       </w:pPr>
@@ -35628,18 +35657,19 @@
       <w:pPr>
         <w:pStyle w:val="Основной текст A"/>
         <w:widowControl w:val="0"/>
-        <w:spacing w:after="0" w:line="240" w:lineRule="auto"/>
+        <w:spacing w:after="0"/>
         <w:jc w:val="center"/>
       </w:pPr>
     </w:p>
     <w:p>
       <w:pPr>
         <w:pStyle w:val="Основной текст A"/>
-        <w:spacing w:before="240" w:after="120" w:line="360" w:lineRule="auto"/>
+        <w:spacing w:before="240" w:after="120"/>
+        <w:jc w:val="both"/>
       </w:pPr>
       <w:r>
         <w:rPr>
-          <w:b w:val="1"/>
+          <w:b w:val="0"/>
           <w:bCs w:val="1"/>
           <w:outline w:val="0"/>
           <w:color w:val="000000"/>
@@ -35656,7 +35686,7 @@
       </w:r>
       <w:r>
         <w:rPr>
-          <w:b w:val="1"/>
+          <w:b w:val="0"/>
           <w:bCs w:val="1"/>
           <w:outline w:val="0"/>
           <w:color w:val="000000"/>
@@ -35673,7 +35703,7 @@
       </w:r>
       <w:r>
         <w:rPr>
-          <w:b w:val="1"/>
+          <w:b w:val="0"/>
           <w:bCs w:val="1"/>
           <w:outline w:val="0"/>
           <w:color w:val="000000"/>
@@ -35692,8 +35722,9 @@
     <w:p>
       <w:pPr>
         <w:pStyle w:val="Основной текст A"/>
-        <w:spacing w:after="0" w:line="240" w:lineRule="auto"/>
+        <w:spacing w:after="0"/>
         <w:ind w:left="709" w:firstLine="0"/>
+        <w:jc w:val="both"/>
       </w:pPr>
       <w:r>
         <w:rPr>
@@ -35716,8 +35747,9 @@
     <w:p>
       <w:pPr>
         <w:pStyle w:val="Основной текст A"/>
-        <w:spacing w:after="0" w:line="240" w:lineRule="auto"/>
+        <w:spacing w:after="0"/>
         <w:ind w:left="709" w:firstLine="0"/>
+        <w:jc w:val="both"/>
       </w:pPr>
       <w:r>
         <w:rPr>
@@ -35740,8 +35772,9 @@
     <w:p>
       <w:pPr>
         <w:pStyle w:val="Основной текст A"/>
-        <w:spacing w:after="0" w:line="240" w:lineRule="auto"/>
+        <w:spacing w:after="0"/>
         <w:ind w:left="709" w:firstLine="0"/>
+        <w:jc w:val="both"/>
       </w:pPr>
       <w:r>
         <w:rPr>
@@ -35764,8 +35797,9 @@
     <w:p>
       <w:pPr>
         <w:pStyle w:val="Основной текст A"/>
-        <w:spacing w:after="0" w:line="240" w:lineRule="auto"/>
+        <w:spacing w:after="0"/>
         <w:ind w:left="709" w:firstLine="0"/>
+        <w:jc w:val="both"/>
       </w:pPr>
       <w:r>
         <w:rPr>
@@ -35788,11 +35822,12 @@
     <w:p>
       <w:pPr>
         <w:pStyle w:val="Основной текст A"/>
-        <w:spacing w:after="0" w:line="240" w:lineRule="auto"/>
+        <w:spacing w:after="0"/>
         <w:ind w:left="709" w:firstLine="0"/>
         <w:rPr>
           <w:lang w:val="de-DE"/>
         </w:rPr>
+        <w:jc w:val="both"/>
       </w:pPr>
       <w:r>
         <w:rPr>
@@ -35815,11 +35850,12 @@
     <w:p>
       <w:pPr>
         <w:pStyle w:val="Основной текст A"/>
-        <w:spacing w:after="0" w:line="240" w:lineRule="auto"/>
+        <w:spacing w:after="0"/>
         <w:ind w:left="709" w:firstLine="0"/>
         <w:rPr>
           <w:lang w:val="de-DE"/>
         </w:rPr>
+        <w:jc w:val="both"/>
       </w:pPr>
       <w:r>
         <w:rPr>
@@ -35842,8 +35878,9 @@
     <w:p>
       <w:pPr>
         <w:pStyle w:val="Основной текст A"/>
-        <w:spacing w:after="0" w:line="240" w:lineRule="auto"/>
+        <w:spacing w:after="0"/>
         <w:ind w:left="709" w:firstLine="0"/>
+        <w:jc w:val="both"/>
       </w:pPr>
       <w:r>
         <w:rPr>
@@ -35866,8 +35903,9 @@
     <w:p>
       <w:pPr>
         <w:pStyle w:val="Основной текст A"/>
-        <w:spacing w:after="0" w:line="240" w:lineRule="auto"/>
+        <w:spacing w:after="0"/>
         <w:ind w:left="709" w:firstLine="0"/>
+        <w:jc w:val="both"/>
       </w:pPr>
       <w:r>
         <w:rPr>
@@ -35890,8 +35928,9 @@
     <w:p>
       <w:pPr>
         <w:pStyle w:val="Основной текст A"/>
-        <w:spacing w:after="0" w:line="240" w:lineRule="auto"/>
+        <w:spacing w:after="0"/>
         <w:ind w:left="709" w:firstLine="0"/>
+        <w:jc w:val="both"/>
       </w:pPr>
       <w:r>
         <w:rPr>
@@ -35914,8 +35953,9 @@
     <w:p>
       <w:pPr>
         <w:pStyle w:val="Основной текст A"/>
-        <w:spacing w:after="0" w:line="240" w:lineRule="auto"/>
+        <w:spacing w:after="0"/>
         <w:ind w:left="709" w:firstLine="0"/>
+        <w:jc w:val="both"/>
       </w:pPr>
       <w:r>
         <w:rPr>
@@ -35938,8 +35978,9 @@
     <w:p>
       <w:pPr>
         <w:pStyle w:val="Основной текст A"/>
-        <w:spacing w:after="0" w:line="240" w:lineRule="auto"/>
+        <w:spacing w:after="0"/>
         <w:ind w:left="709" w:firstLine="0"/>
+        <w:jc w:val="both"/>
       </w:pPr>
       <w:r>
         <w:rPr>
@@ -35962,8 +36003,9 @@
     <w:p>
       <w:pPr>
         <w:pStyle w:val="Основной текст A"/>
-        <w:spacing w:after="0" w:line="240" w:lineRule="auto"/>
+        <w:spacing w:after="0"/>
         <w:ind w:left="709" w:firstLine="0"/>
+        <w:jc w:val="both"/>
       </w:pPr>
       <w:r>
         <w:rPr>
@@ -35986,8 +36028,9 @@
     <w:p>
       <w:pPr>
         <w:pStyle w:val="Основной текст A"/>
-        <w:spacing w:after="0" w:line="240" w:lineRule="auto"/>
+        <w:spacing w:after="0"/>
         <w:ind w:left="709" w:firstLine="0"/>
+        <w:jc w:val="both"/>
       </w:pPr>
       <w:r>
         <w:rPr>
@@ -36010,8 +36053,9 @@
     <w:p>
       <w:pPr>
         <w:pStyle w:val="Основной текст A"/>
-        <w:spacing w:after="0" w:line="240" w:lineRule="auto"/>
+        <w:spacing w:after="0"/>
         <w:ind w:left="709" w:firstLine="0"/>
+        <w:jc w:val="both"/>
       </w:pPr>
       <w:r>
         <w:rPr>
@@ -36034,8 +36078,9 @@
     <w:p>
       <w:pPr>
         <w:pStyle w:val="Основной текст A"/>
-        <w:spacing w:after="0" w:line="240" w:lineRule="auto"/>
+        <w:spacing w:after="0"/>
         <w:ind w:left="709" w:firstLine="0"/>
+        <w:jc w:val="both"/>
       </w:pPr>
       <w:r>
         <w:rPr>
@@ -36058,8 +36103,9 @@
     <w:p>
       <w:pPr>
         <w:pStyle w:val="Основной текст A"/>
-        <w:spacing w:after="0" w:line="240" w:lineRule="auto"/>
+        <w:spacing w:after="0"/>
         <w:ind w:left="709" w:firstLine="0"/>
+        <w:jc w:val="both"/>
       </w:pPr>
       <w:r>
         <w:rPr>
@@ -36082,11 +36128,12 @@
     <w:p>
       <w:pPr>
         <w:pStyle w:val="Основной текст A"/>
-        <w:spacing w:after="0" w:line="240" w:lineRule="auto"/>
+        <w:spacing w:after="0"/>
         <w:ind w:left="709" w:firstLine="0"/>
         <w:rPr>
           <w:lang w:val="de-DE"/>
         </w:rPr>
+        <w:jc w:val="both"/>
       </w:pPr>
       <w:r>
         <w:rPr>
@@ -36109,11 +36156,12 @@
     <w:p>
       <w:pPr>
         <w:pStyle w:val="Основной текст A"/>
-        <w:spacing w:after="0" w:line="240" w:lineRule="auto"/>
+        <w:spacing w:after="0"/>
         <w:ind w:left="709" w:firstLine="0"/>
         <w:rPr>
           <w:lang w:val="de-DE"/>
         </w:rPr>
+        <w:jc w:val="both"/>
       </w:pPr>
       <w:r>
         <w:rPr>
@@ -36136,11 +36184,12 @@
     <w:p>
       <w:pPr>
         <w:pStyle w:val="Основной текст A"/>
-        <w:spacing w:after="0" w:line="240" w:lineRule="auto"/>
+        <w:spacing w:after="0"/>
         <w:ind w:left="709" w:firstLine="0"/>
         <w:rPr>
           <w:lang w:val="de-DE"/>
         </w:rPr>
+        <w:jc w:val="both"/>
       </w:pPr>
       <w:r>
         <w:rPr>
@@ -36163,11 +36212,12 @@
     <w:p>
       <w:pPr>
         <w:pStyle w:val="Основной текст A"/>
-        <w:spacing w:after="0" w:line="240" w:lineRule="auto"/>
+        <w:spacing w:after="0"/>
         <w:ind w:left="709" w:firstLine="0"/>
         <w:rPr>
           <w:lang w:val="de-DE"/>
         </w:rPr>
+        <w:jc w:val="both"/>
       </w:pPr>
       <w:r>
         <w:rPr>
@@ -36190,8 +36240,9 @@
     <w:p>
       <w:pPr>
         <w:pStyle w:val="Основной текст A"/>
-        <w:spacing w:after="0" w:line="240" w:lineRule="auto"/>
+        <w:spacing w:after="0"/>
         <w:ind w:left="709" w:firstLine="0"/>
+        <w:jc w:val="both"/>
       </w:pPr>
       <w:r>
         <w:rPr>
@@ -36214,8 +36265,9 @@
     <w:p>
       <w:pPr>
         <w:pStyle w:val="Основной текст A"/>
-        <w:spacing w:after="0" w:line="240" w:lineRule="auto"/>
+        <w:spacing w:after="0"/>
         <w:ind w:left="709" w:firstLine="0"/>
+        <w:jc w:val="both"/>
       </w:pPr>
       <w:r>
         <w:rPr>
@@ -36238,11 +36290,12 @@
     <w:p>
       <w:pPr>
         <w:pStyle w:val="Основной текст A"/>
-        <w:spacing w:after="0" w:line="240" w:lineRule="auto"/>
+        <w:spacing w:after="0"/>
         <w:ind w:left="709" w:firstLine="0"/>
         <w:rPr>
           <w:lang w:val="de-DE"/>
         </w:rPr>
+        <w:jc w:val="both"/>
       </w:pPr>
       <w:r>
         <w:rPr>
@@ -36265,8 +36318,9 @@
     <w:p>
       <w:pPr>
         <w:pStyle w:val="Основной текст A"/>
-        <w:spacing w:after="0" w:line="240" w:lineRule="auto"/>
+        <w:spacing w:after="0"/>
         <w:ind w:left="709" w:firstLine="0"/>
+        <w:jc w:val="both"/>
       </w:pPr>
       <w:r>
         <w:rPr>
@@ -36289,8 +36343,9 @@
     <w:p>
       <w:pPr>
         <w:pStyle w:val="Основной текст A"/>
-        <w:spacing w:after="0" w:line="240" w:lineRule="auto"/>
+        <w:spacing w:after="0"/>
         <w:ind w:left="709" w:firstLine="0"/>
+        <w:jc w:val="both"/>
       </w:pPr>
       <w:r>
         <w:rPr>
@@ -36313,8 +36368,9 @@
     <w:p>
       <w:pPr>
         <w:pStyle w:val="Основной текст A"/>
-        <w:spacing w:after="0" w:line="240" w:lineRule="auto"/>
+        <w:spacing w:after="0"/>
         <w:ind w:left="709" w:firstLine="0"/>
+        <w:jc w:val="both"/>
       </w:pPr>
       <w:r>
         <w:rPr>
@@ -36337,11 +36393,12 @@
     <w:p>
       <w:pPr>
         <w:pStyle w:val="Основной текст A"/>
-        <w:spacing w:after="0" w:line="240" w:lineRule="auto"/>
+        <w:spacing w:after="0"/>
         <w:ind w:left="709" w:firstLine="0"/>
         <w:rPr>
           <w:lang w:val="it-IT"/>
         </w:rPr>
+        <w:jc w:val="both"/>
       </w:pPr>
       <w:r>
         <w:rPr>
@@ -36364,8 +36421,9 @@
     <w:p>
       <w:pPr>
         <w:pStyle w:val="Основной текст A"/>
-        <w:spacing w:after="0" w:line="240" w:lineRule="auto"/>
+        <w:spacing w:after="0"/>
         <w:ind w:left="709" w:firstLine="0"/>
+        <w:jc w:val="both"/>
       </w:pPr>
       <w:r>
         <w:rPr>
@@ -36388,8 +36446,9 @@
     <w:p>
       <w:pPr>
         <w:pStyle w:val="Основной текст A"/>
-        <w:spacing w:after="0" w:line="240" w:lineRule="auto"/>
+        <w:spacing w:after="0"/>
         <w:ind w:left="709" w:firstLine="0"/>
+        <w:jc w:val="both"/>
       </w:pPr>
       <w:r>
         <w:rPr>
@@ -36412,8 +36471,9 @@
     <w:p>
       <w:pPr>
         <w:pStyle w:val="Основной текст A"/>
-        <w:spacing w:after="0" w:line="240" w:lineRule="auto"/>
+        <w:spacing w:after="0"/>
         <w:ind w:left="709" w:firstLine="0"/>
+        <w:jc w:val="both"/>
       </w:pPr>
       <w:r>
         <w:rPr>
@@ -36436,11 +36496,12 @@
     <w:p>
       <w:pPr>
         <w:pStyle w:val="Основной текст A"/>
-        <w:spacing w:after="0" w:line="240" w:lineRule="auto"/>
+        <w:spacing w:after="0"/>
         <w:ind w:left="709" w:firstLine="0"/>
         <w:rPr>
           <w:lang w:val="de-DE"/>
         </w:rPr>
+        <w:jc w:val="both"/>
       </w:pPr>
       <w:r>
         <w:rPr>
@@ -36463,11 +36524,12 @@
     <w:p>
       <w:pPr>
         <w:pStyle w:val="Основной текст A"/>
-        <w:spacing w:after="0" w:line="240" w:lineRule="auto"/>
+        <w:spacing w:after="0"/>
         <w:ind w:left="709" w:firstLine="0"/>
         <w:rPr>
           <w:lang w:val="de-DE"/>
         </w:rPr>
+        <w:jc w:val="both"/>
       </w:pPr>
       <w:r>
         <w:rPr>
@@ -36490,11 +36552,12 @@
     <w:p>
       <w:pPr>
         <w:pStyle w:val="Основной текст A"/>
-        <w:spacing w:after="0" w:line="240" w:lineRule="auto"/>
+        <w:spacing w:after="0"/>
         <w:ind w:left="709" w:firstLine="0"/>
         <w:rPr>
           <w:lang w:val="de-DE"/>
         </w:rPr>
+        <w:jc w:val="both"/>
       </w:pPr>
       <w:r>
         <w:rPr>
@@ -36517,8 +36580,9 @@
     <w:p>
       <w:pPr>
         <w:pStyle w:val="Основной текст A"/>
-        <w:spacing w:after="0" w:line="240" w:lineRule="auto"/>
+        <w:spacing w:after="0"/>
         <w:ind w:left="709" w:firstLine="0"/>
+        <w:jc w:val="both"/>
       </w:pPr>
       <w:r>
         <w:rPr>
@@ -36541,11 +36605,12 @@
     <w:p>
       <w:pPr>
         <w:pStyle w:val="Основной текст A"/>
-        <w:spacing w:after="0" w:line="240" w:lineRule="auto"/>
+        <w:spacing w:after="0"/>
         <w:ind w:left="709" w:firstLine="0"/>
         <w:rPr>
           <w:lang w:val="de-DE"/>
         </w:rPr>
+        <w:jc w:val="both"/>
       </w:pPr>
       <w:r>
         <w:rPr>
@@ -36568,8 +36633,9 @@
     <w:p>
       <w:pPr>
         <w:pStyle w:val="Основной текст A"/>
-        <w:spacing w:after="0" w:line="240" w:lineRule="auto"/>
+        <w:spacing w:after="0"/>
         <w:ind w:left="709" w:firstLine="0"/>
+        <w:jc w:val="both"/>
       </w:pPr>
       <w:r>
         <w:rPr>
@@ -36592,11 +36658,12 @@
     <w:p>
       <w:pPr>
         <w:pStyle w:val="Основной текст A"/>
-        <w:spacing w:before="240" w:after="120" w:line="360" w:lineRule="auto"/>
+        <w:spacing w:before="240" w:after="120"/>
+        <w:jc w:val="both"/>
       </w:pPr>
       <w:r>
         <w:rPr>
-          <w:b w:val="1"/>
+          <w:b w:val="0"/>
           <w:bCs w:val="1"/>
           <w:outline w:val="0"/>
           <w:color w:val="000000"/>
@@ -36613,7 +36680,7 @@
       </w:r>
       <w:r>
         <w:rPr>
-          <w:b w:val="1"/>
+          <w:b w:val="0"/>
           <w:bCs w:val="1"/>
           <w:outline w:val="0"/>
           <w:color w:val="000000"/>
@@ -36630,7 +36697,7 @@
       </w:r>
       <w:r>
         <w:rPr>
-          <w:b w:val="1"/>
+          <w:b w:val="0"/>
           <w:bCs w:val="1"/>
           <w:outline w:val="0"/>
           <w:color w:val="000000"/>
@@ -36649,7 +36716,7 @@
     <w:p>
       <w:pPr>
         <w:pStyle w:val="Основной текст A"/>
-        <w:spacing w:after="0" w:line="360" w:lineRule="auto"/>
+        <w:spacing w:after="0"/>
         <w:ind w:firstLine="709"/>
         <w:jc w:val="both"/>
       </w:pPr>
@@ -36828,12 +36895,12 @@
     <w:p>
       <w:pPr>
         <w:pStyle w:val="Основной текст A"/>
-        <w:spacing w:after="120" w:line="240" w:lineRule="auto"/>
+        <w:spacing w:after="120"/>
         <w:jc w:val="center"/>
       </w:pPr>
       <w:r>
         <w:rPr>
-          <w:b w:val="1"/>
+          <w:b/>
           <w:bCs w:val="1"/>
           <w:outline w:val="0"/>
           <w:color w:val="000000"/>
@@ -36850,7 +36917,7 @@
       </w:r>
       <w:r>
         <w:rPr>
-          <w:b w:val="1"/>
+          <w:b/>
           <w:bCs w:val="1"/>
           <w:outline w:val="0"/>
           <w:color w:val="000000"/>
@@ -36867,7 +36934,7 @@
       </w:r>
       <w:r>
         <w:rPr>
-          <w:b w:val="1"/>
+          <w:b/>
           <w:bCs w:val="1"/>
           <w:outline w:val="0"/>
           <w:color w:val="000000"/>
@@ -36884,7 +36951,7 @@
       </w:r>
       <w:r>
         <w:rPr>
-          <w:b w:val="1"/>
+          <w:b/>
           <w:bCs w:val="1"/>
           <w:outline w:val="0"/>
           <w:color w:val="000000"/>
@@ -36901,7 +36968,7 @@
       </w:r>
       <w:r>
         <w:rPr>
-          <w:b w:val="1"/>
+          <w:b/>
           <w:bCs w:val="1"/>
           <w:outline w:val="0"/>
           <w:color w:val="000000"/>
@@ -36918,7 +36985,7 @@
       </w:r>
       <w:r>
         <w:rPr>
-          <w:b w:val="1"/>
+          <w:b/>
           <w:bCs w:val="1"/>
           <w:outline w:val="0"/>
           <w:color w:val="000000"/>
@@ -36935,7 +37002,7 @@
       </w:r>
       <w:r>
         <w:rPr>
-          <w:b w:val="1"/>
+          <w:b/>
           <w:bCs w:val="1"/>
           <w:outline w:val="0"/>
           <w:color w:val="000000"/>
@@ -37005,12 +37072,12 @@
     <w:p>
       <w:pPr>
         <w:pStyle w:val="Основной текст A"/>
-        <w:spacing w:after="120" w:line="240" w:lineRule="auto"/>
+        <w:spacing w:after="120"/>
         <w:jc w:val="center"/>
       </w:pPr>
       <w:r>
         <w:rPr>
-          <w:b w:val="1"/>
+          <w:b/>
           <w:bCs w:val="1"/>
           <w:outline w:val="0"/>
           <w:color w:val="000000"/>
@@ -37027,7 +37094,7 @@
       </w:r>
       <w:r>
         <w:rPr>
-          <w:b w:val="1"/>
+          <w:b/>
           <w:bCs w:val="1"/>
           <w:outline w:val="0"/>
           <w:color w:val="000000"/>
@@ -37044,7 +37111,7 @@
       </w:r>
       <w:r>
         <w:rPr>
-          <w:b w:val="1"/>
+          <w:b/>
           <w:bCs w:val="1"/>
           <w:outline w:val="0"/>
           <w:color w:val="000000"/>
@@ -37061,7 +37128,7 @@
       </w:r>
       <w:r>
         <w:rPr>
-          <w:b w:val="1"/>
+          <w:b/>
           <w:bCs w:val="1"/>
           <w:outline w:val="0"/>
           <w:color w:val="000000"/>
@@ -37078,7 +37145,7 @@
       </w:r>
       <w:r>
         <w:rPr>
-          <w:b w:val="1"/>
+          <w:b/>
           <w:bCs w:val="1"/>
           <w:outline w:val="0"/>
           <w:color w:val="000000"/>
@@ -37097,7 +37164,7 @@
     <w:p>
       <w:pPr>
         <w:pStyle w:val="Основной текст A"/>
-        <w:spacing w:after="0" w:line="360" w:lineRule="auto"/>
+        <w:spacing w:after="0"/>
         <w:ind w:firstLine="709"/>
         <w:jc w:val="both"/>
       </w:pPr>
@@ -37135,7 +37202,7 @@
     <w:p>
       <w:pPr>
         <w:pStyle w:val="Основной текст A"/>
-        <w:spacing w:after="0" w:line="360" w:lineRule="auto"/>
+        <w:spacing w:after="0"/>
         <w:ind w:left="709" w:hanging="425"/>
         <w:jc w:val="both"/>
       </w:pPr>
@@ -37219,7 +37286,7 @@
     <w:p>
       <w:pPr>
         <w:pStyle w:val="Основной текст A"/>
-        <w:spacing w:after="0" w:line="360" w:lineRule="auto"/>
+        <w:spacing w:after="0"/>
         <w:ind w:left="709" w:hanging="425"/>
         <w:jc w:val="both"/>
       </w:pPr>
@@ -37303,7 +37370,7 @@
     <w:p>
       <w:pPr>
         <w:pStyle w:val="Основной текст A"/>
-        <w:spacing w:after="0" w:line="360" w:lineRule="auto"/>
+        <w:spacing w:after="0"/>
         <w:ind w:left="709" w:hanging="425"/>
         <w:jc w:val="both"/>
       </w:pPr>
@@ -37417,7 +37484,7 @@
     <w:p>
       <w:pPr>
         <w:pStyle w:val="Основной текст A"/>
-        <w:spacing w:after="0" w:line="360" w:lineRule="auto"/>
+        <w:spacing w:after="0"/>
         <w:ind w:left="709" w:hanging="425"/>
         <w:jc w:val="both"/>
       </w:pPr>
@@ -37531,7 +37598,7 @@
     <w:p>
       <w:pPr>
         <w:pStyle w:val="Основной текст A"/>
-        <w:spacing w:after="0" w:line="360" w:lineRule="auto"/>
+        <w:spacing w:after="0"/>
         <w:ind w:left="709" w:hanging="425"/>
         <w:jc w:val="both"/>
       </w:pPr>
@@ -37588,6 +37655,7 @@
       <w:pgSz w:w="12240" w:h="15840" w:orient="portrait"/>
       <w:pgMar w:top="1134" w:right="567" w:bottom="1134" w:left="1701" w:header="720" w:footer="720"/>
       <w:bidi w:val="0"/>
+      <w:titlePg/>
     </w:sectPr>
   </w:body>
 </w:document>
@@ -37599,8 +37667,25 @@
     <w:pPr>
       <w:pStyle w:val="Колонтитулы"/>
       <w:bidi w:val="0"/>
+      <w:jc w:val="center"/>
     </w:pPr>
-    <w:r/>
+    <w:r>
+      <w:rPr>
+        <w:rFonts w:ascii="Times New Roman" w:hAnsi="Times New Roman" w:cs="Times New Roman"/>
+        <w:rFonts w:ascii="Times New Roman" w:hAnsi="Times New Roman"/>
+        <w:sz w:val="28"/>
+      </w:rPr>
+      <w:fldChar w:fldCharType="begin"/>
+    </w:r>
+    <w:r>
+      <w:instrText xml:space="preserve"> PAGE </w:instrText>
+    </w:r>
+    <w:r>
+      <w:fldChar w:fldCharType="separate"/>
+    </w:r>
+    <w:r>
+      <w:fldChar w:fldCharType="end"/>
+    </w:r>
   </w:p>
 </w:ftr>
 </file>
@@ -37839,7 +37924,7 @@
       <w:outlineLvl w:val="9"/>
     </w:pPr>
     <w:rPr>
-      <w:rFonts w:ascii="Helvetica Neue" w:cs="Helvetica Neue" w:hAnsi="Helvetica Neue" w:eastAsia="Helvetica Neue"/>
+      <w:rFonts w:ascii="Times New Roman" w:cs="Helvetica Neue" w:hAnsi="Times New Roman" w:eastAsia="Helvetica Neue"/>
       <w:b w:val="0"/>
       <w:bCs w:val="0"/>
       <w:i w:val="0"/>
@@ -37886,7 +37971,7 @@
     </w:pPr>
     <w:rPr>
       <w:rFonts w:ascii="Times New Roman" w:cs="Times New Roman" w:hAnsi="Times New Roman" w:eastAsia="Times New Roman"/>
-      <w:b w:val="0"/>
+      <w:b/>
       <w:bCs w:val="0"/>
       <w:i w:val="0"/>
       <w:iCs w:val="0"/>
@@ -37899,7 +37984,7 @@
       <w:spacing w:val="0"/>
       <w:kern w:val="0"/>
       <w:position w:val="0"/>
-      <w:sz w:val="24"/>
+      <w:sz w:val="28"/>
       <w:szCs w:val="24"/>
       <w:u w:val="none" w:color="000000"/>
       <w:shd w:val="nil" w:color="auto" w:fill="auto"/>
@@ -37934,7 +38019,7 @@
       <w:outlineLvl w:val="9"/>
     </w:pPr>
     <w:rPr>
-      <w:rFonts w:ascii="Helvetica Neue" w:cs="Helvetica Neue" w:hAnsi="Helvetica Neue" w:eastAsia="Helvetica Neue"/>
+      <w:rFonts w:ascii="Times New Roman" w:cs="Helvetica Neue" w:hAnsi="Times New Roman" w:eastAsia="Helvetica Neue"/>
       <w:b w:val="0"/>
       <w:bCs w:val="0"/>
       <w:i w:val="0"/>
@@ -37981,7 +38066,7 @@
     </w:pPr>
     <w:rPr>
       <w:rFonts w:ascii="Times New Roman" w:cs="Times New Roman" w:hAnsi="Times New Roman" w:eastAsia="Times New Roman"/>
-      <w:b w:val="0"/>
+      <w:b/>
       <w:bCs w:val="0"/>
       <w:i w:val="0"/>
       <w:iCs w:val="0"/>
@@ -37994,7 +38079,7 @@
       <w:spacing w:val="0"/>
       <w:kern w:val="0"/>
       <w:position w:val="0"/>
-      <w:sz w:val="24"/>
+      <w:sz w:val="28"/>
       <w:szCs w:val="24"/>
       <w:u w:val="none" w:color="000000"/>
       <w:shd w:val="nil" w:color="auto" w:fill="auto"/>
@@ -38020,7 +38105,7 @@
       <w:shd w:val="clear" w:color="auto" w:fill="auto"/>
       <w:suppressAutoHyphens w:val="0"/>
       <w:bidi w:val="0"/>
-      <w:spacing w:before="0" w:after="200" w:line="276" w:lineRule="auto"/>
+      <w:spacing w:before="0" w:after="200" w:line="240" w:lineRule="auto"/>
       <w:ind w:left="0" w:right="0" w:firstLine="0"/>
       <w:jc w:val="left"/>
       <w:outlineLvl w:val="9"/>

--- a/kursovaya_variant_3.docx
+++ b/kursovaya_variant_3.docx
@@ -3335,6 +3335,21 @@
         </w:rPr>
         <w:t xml:space="preserve"> [4, 6].</w:t>
       </w:r>
+      <w:r>
+        <w:rPr>
+          <w:outline w:val="0"/>
+          <w:color w:val="000000"/>
+          <w:u w:color="000000"/>
+          <w:rtl w:val="0"/>
+          <w:lang w:val="en-US"/>
+          <w14:textFill>
+            <w14:solidFill>
+              <w14:srgbClr w14:val="000000"/>
+            </w14:solidFill>
+          </w14:textFill>
+        </w:rPr>
+        <w:t xml:space="preserve"> Оформление работы выполнено в соответствии с требованиями ГОСТ 7.32-2001 [3], ГОСТ 7.0.5-2008 [1] и ГОСТ 7.1-2003 [2].</w:t>
+      </w:r>
     </w:p>
     <w:p>
       <w:pPr>
@@ -3912,6 +3927,21 @@
           </w14:textFill>
         </w:rPr>
         <w:t>1.</w:t>
+      </w:r>
+      <w:r>
+        <w:rPr>
+          <w:outline w:val="0"/>
+          <w:color w:val="000000"/>
+          <w:u w:color="000000"/>
+          <w:rtl w:val="0"/>
+          <w:lang w:val="en-US"/>
+          <w14:textFill>
+            <w14:solidFill>
+              <w14:srgbClr w14:val="000000"/>
+            </w14:solidFill>
+          </w14:textFill>
+        </w:rPr>
+        <w:t xml:space="preserve"> Полная сводка исходных размеров также приведена в приложении А.</w:t>
       </w:r>
     </w:p>
     <w:p>
@@ -9552,6 +9582,21 @@
         </w:rPr>
         <w:t>.</w:t>
       </w:r>
+      <w:r>
+        <w:rPr>
+          <w:outline w:val="0"/>
+          <w:color w:val="000000"/>
+          <w:u w:color="000000"/>
+          <w:rtl w:val="0"/>
+          <w:lang w:val="en-US"/>
+          <w14:textFill>
+            <w14:solidFill>
+              <w14:srgbClr w14:val="000000"/>
+            </w14:solidFill>
+          </w14:textFill>
+        </w:rPr>
+        <w:t xml:space="preserve"> Дополнительные скриншоты 3D-моделей детали и заготовки представлены в приложении Г (рис. Г.1, Г.2).</w:t>
+      </w:r>
     </w:p>
     <w:p>
       <w:pPr>
@@ -9805,6 +9850,21 @@
           </w14:textFill>
         </w:rPr>
         <w:t xml:space="preserve"> [6, 9].</w:t>
+      </w:r>
+      <w:r>
+        <w:rPr>
+          <w:outline w:val="0"/>
+          <w:color w:val="000000"/>
+          <w:u w:color="000000"/>
+          <w:rtl w:val="0"/>
+          <w:lang w:val="en-US"/>
+          <w14:textFill>
+            <w14:solidFill>
+              <w14:srgbClr w14:val="000000"/>
+            </w14:solidFill>
+          </w14:textFill>
+        </w:rPr>
+        <w:t xml:space="preserve"> Методика подготовки геометрической информации описана в [6].</w:t>
       </w:r>
     </w:p>
     <w:p>
@@ -13361,6 +13421,21 @@
           </w14:textFill>
         </w:rPr>
         <w:t>3.</w:t>
+      </w:r>
+      <w:r>
+        <w:rPr>
+          <w:outline w:val="0"/>
+          <w:color w:val="000000"/>
+          <w:u w:color="000000"/>
+          <w:rtl w:val="0"/>
+          <w:lang w:val="en-US"/>
+          <w14:textFill>
+            <w14:solidFill>
+              <w14:srgbClr w14:val="000000"/>
+            </w14:solidFill>
+          </w14:textFill>
+        </w:rPr>
+        <w:t xml:space="preserve"> Методология разработки расчетно-технологических карт описана в [9].</w:t>
       </w:r>
     </w:p>
     <w:p>
@@ -15205,6 +15280,21 @@
           </w14:textFill>
         </w:rPr>
         <w:t>A1.</w:t>
+      </w:r>
+      <w:r>
+        <w:rPr>
+          <w:outline w:val="0"/>
+          <w:color w:val="000000"/>
+          <w:u w:color="000000"/>
+          <w:rtl w:val="0"/>
+          <w:lang w:val="en-US"/>
+          <w14:textFill>
+            <w14:solidFill>
+              <w14:srgbClr w14:val="000000"/>
+            </w14:solidFill>
+          </w14:textFill>
+        </w:rPr>
+        <w:t xml:space="preserve"> Координаты опорных точек приведены в таблице 4.</w:t>
       </w:r>
     </w:p>
     <w:p>
@@ -16945,6 +17035,21 @@
         </w:rPr>
         <w:t>P7.</w:t>
       </w:r>
+      <w:r>
+        <w:rPr>
+          <w:outline w:val="0"/>
+          <w:color w:val="000000"/>
+          <w:u w:color="000000"/>
+          <w:rtl w:val="0"/>
+          <w:lang w:val="en-US"/>
+          <w14:textFill>
+            <w14:solidFill>
+              <w14:srgbClr w14:val="000000"/>
+            </w14:solidFill>
+          </w14:textFill>
+        </w:rPr>
+        <w:t xml:space="preserve"> Результаты расчета эквидистанты представлены в таблице 5.</w:t>
+      </w:r>
     </w:p>
     <w:p>
       <w:pPr>
@@ -18662,6 +18767,21 @@
         </w:rPr>
         <w:t>.</w:t>
       </w:r>
+      <w:r>
+        <w:rPr>
+          <w:outline w:val="0"/>
+          <w:color w:val="000000"/>
+          <w:u w:color="000000"/>
+          <w:rtl w:val="0"/>
+          <w:lang w:val="en-US"/>
+          <w14:textFill>
+            <w14:solidFill>
+              <w14:srgbClr w14:val="000000"/>
+            </w14:solidFill>
+          </w14:textFill>
+        </w:rPr>
+        <w:t xml:space="preserve"> Координаты опорных точек приведены в таблице 6.</w:t>
+      </w:r>
     </w:p>
     <w:p>
       <w:pPr>
@@ -20041,6 +20161,21 @@
         </w:rPr>
         <w:t>.</w:t>
       </w:r>
+      <w:r>
+        <w:rPr>
+          <w:outline w:val="0"/>
+          <w:color w:val="000000"/>
+          <w:u w:color="000000"/>
+          <w:rtl w:val="0"/>
+          <w:lang w:val="en-US"/>
+          <w14:textFill>
+            <w14:solidFill>
+              <w14:srgbClr w14:val="000000"/>
+            </w14:solidFill>
+          </w14:textFill>
+        </w:rPr>
+        <w:t xml:space="preserve"> Координаты опорных точек траектории приведены в таблице 7.</w:t>
+      </w:r>
     </w:p>
     <w:p>
       <w:pPr>
@@ -22322,6 +22457,21 @@
         </w:rPr>
         <w:t>.</w:t>
       </w:r>
+      <w:r>
+        <w:rPr>
+          <w:outline w:val="0"/>
+          <w:color w:val="000000"/>
+          <w:u w:color="000000"/>
+          <w:rtl w:val="0"/>
+          <w:lang w:val="en-US"/>
+          <w14:textFill>
+            <w14:solidFill>
+              <w14:srgbClr w14:val="000000"/>
+            </w14:solidFill>
+          </w14:textFill>
+        </w:rPr>
+        <w:t xml:space="preserve"> Подробные сводные таблицы координат опорных точек и траекторий инструмента приведены в приложении Б (таблицы Б.1–Б.4).</w:t>
+      </w:r>
     </w:p>
     <w:p>
       <w:pPr>
@@ -22846,7 +22996,7 @@
             </w14:solidFill>
           </w14:textFill>
         </w:rPr>
-        <w:t>: [7]</w:t>
+        <w:t>: [7, 11]</w:t>
       </w:r>
     </w:p>
     <w:p>
@@ -25988,6 +26138,21 @@
           </w14:textFill>
         </w:rPr>
         <w:t>:</w:t>
+      </w:r>
+      <w:r>
+        <w:rPr>
+          <w:outline w:val="0"/>
+          <w:color w:val="000000"/>
+          <w:u w:color="000000"/>
+          <w:rtl w:val="0"/>
+          <w:lang w:val="en-US"/>
+          <w14:textFill>
+            <w14:solidFill>
+              <w14:srgbClr w14:val="000000"/>
+            </w14:solidFill>
+          </w14:textFill>
+        </w:rPr>
+        <w:t xml:space="preserve"> Методы верификации управляющих программ рассмотрены в [12].</w:t>
       </w:r>
     </w:p>
     <w:p>

--- a/kursovaya_variant_3.docx
+++ b/kursovaya_variant_3.docx
@@ -8,6 +8,14 @@
         <w:spacing w:after="100"/>
         <w:jc w:val="right"/>
       </w:pPr>
+      <w:r>
+        <w:rPr>
+          <w:rFonts w:ascii="Times New Roman" w:hAnsi="Times New Roman" w:cs="Times New Roman"/>
+          <w:sz w:val="24"/>
+          <w:i/>
+        </w:rPr>
+        <w:t>Приложение 3</w:t>
+      </w:r>
     </w:p>
     <w:tbl>
       <w:tblPr>
@@ -207,14 +215,6 @@
     <w:p>
       <w:pPr>
         <w:pStyle w:val="Основной текст"/>
-        <w:widowControl w:val="0"/>
-        <w:spacing w:after="100"/>
-        <w:jc w:val="right"/>
-      </w:pPr>
-    </w:p>
-    <w:p>
-      <w:pPr>
-        <w:pStyle w:val="Основной текст"/>
         <w:spacing w:before="200" w:after="60"/>
         <w:jc w:val="center"/>
       </w:pPr>
@@ -528,12 +528,6 @@
         </w:rPr>
         <w:t>___________________________________________________________________________</w:t>
       </w:r>
-    </w:p>
-    <w:p>
-      <w:pPr>
-        <w:pStyle w:val="Основной текст"/>
-        <w:spacing w:before="200" w:after="40"/>
-      </w:pPr>
     </w:p>
     <w:p>
       <w:pPr>
@@ -721,27 +715,6 @@
         <w:spacing w:before="600"/>
         <w:jc w:val="center"/>
       </w:pPr>
-    </w:p>
-    <w:p>
-      <w:pPr>
-        <w:pStyle w:val="Основной текст"/>
-        <w:spacing w:before="600"/>
-        <w:jc w:val="center"/>
-      </w:pPr>
-    </w:p>
-    <w:p>
-      <w:pPr>
-        <w:pStyle w:val="Основной текст"/>
-        <w:spacing w:before="600"/>
-        <w:jc w:val="center"/>
-      </w:pPr>
-    </w:p>
-    <w:p>
-      <w:pPr>
-        <w:pStyle w:val="Основной текст"/>
-        <w:spacing w:before="600"/>
-        <w:jc w:val="center"/>
-      </w:pPr>
       <w:r>
         <w:rPr>
           <w:b w:val="1"/>
@@ -776,21 +749,6 @@
           <w:rtl w:val="0"/>
         </w:rPr>
         <w:t>.</w:t>
-      </w:r>
-    </w:p>
-    <w:p>
-      <w:pPr>
-        <w:pStyle w:val="Основной текст"/>
-      </w:pPr>
-      <w:r>
-        <w:rPr>
-          <w:rFonts w:ascii="Arial Unicode MS" w:cs="Arial Unicode MS" w:hAnsi="Arial Unicode MS" w:eastAsia="Arial Unicode MS"/>
-          <w:b w:val="0"/>
-          <w:bCs w:val="0"/>
-          <w:i w:val="0"/>
-          <w:iCs w:val="0"/>
-        </w:rPr>
-        <w:br w:type="page"/>
       </w:r>
     </w:p>
     <w:p>
@@ -798,6 +756,7 @@
         <w:pStyle w:val="Основной текст"/>
         <w:spacing w:after="200"/>
         <w:jc w:val="center"/>
+        <w:pageBreakBefore/>
       </w:pPr>
       <w:r>
         <w:rPr>
@@ -809,22 +768,6 @@
           <w:lang w:val="en-US"/>
         </w:rPr>
         <w:t>СОДЕРЖАНИЕ</w:t>
-      </w:r>
-    </w:p>
-    <w:p>
-      <w:pPr>
-        <w:pStyle w:val="Основной текст"/>
-      </w:pPr>
-      <w:r>
-        <w:rPr/>
-        <w:fldChar w:fldCharType="begin" w:fldLock="0"/>
-      </w:r>
-      <w:r>
-        <w:instrText xml:space="preserve"> TOC \t "Рубрика, 1,Рубрика 2, 2"</w:instrText>
-      </w:r>
-      <w:r>
-        <w:rPr/>
-        <w:fldChar w:fldCharType="separate" w:fldLock="0"/>
       </w:r>
     </w:p>
     <w:p>
@@ -1558,30 +1501,6 @@
       <w:r>
         <w:rPr/>
         <w:fldChar w:fldCharType="end" w:fldLock="0"/>
-      </w:r>
-    </w:p>
-    <w:p>
-      <w:pPr>
-        <w:pStyle w:val="Основной текст"/>
-      </w:pPr>
-      <w:r>
-        <w:rPr/>
-        <w:fldChar w:fldCharType="end" w:fldLock="0"/>
-      </w:r>
-    </w:p>
-    <w:p>
-      <w:pPr>
-        <w:pStyle w:val="Основной текст"/>
-      </w:pPr>
-      <w:r>
-        <w:rPr>
-          <w:rFonts w:ascii="Arial Unicode MS" w:cs="Arial Unicode MS" w:hAnsi="Arial Unicode MS" w:eastAsia="Arial Unicode MS"/>
-          <w:b w:val="0"/>
-          <w:bCs w:val="0"/>
-          <w:i w:val="0"/>
-          <w:iCs w:val="0"/>
-        </w:rPr>
-        <w:br w:type="page"/>
       </w:r>
     </w:p>
     <w:p>
@@ -2494,7 +2413,7 @@
       <w:pPr>
         <w:pStyle w:val="Основной текст A"/>
         <w:spacing w:after="0"/>
-        <w:ind w:left="709" w:hanging="425"/>
+        <w:ind w:left="709" w:hanging="425" w:firstLine="709"/>
         <w:jc w:val="both"/>
       </w:pPr>
       <w:r>
@@ -2578,7 +2497,7 @@
       <w:pPr>
         <w:pStyle w:val="Основной текст A"/>
         <w:spacing w:after="0"/>
-        <w:ind w:left="709" w:hanging="425"/>
+        <w:ind w:left="709" w:hanging="425" w:firstLine="709"/>
         <w:jc w:val="both"/>
       </w:pPr>
       <w:r>
@@ -2662,7 +2581,7 @@
       <w:pPr>
         <w:pStyle w:val="Основной текст A"/>
         <w:spacing w:after="0"/>
-        <w:ind w:left="709" w:hanging="425"/>
+        <w:ind w:left="709" w:hanging="425" w:firstLine="709"/>
         <w:jc w:val="both"/>
       </w:pPr>
       <w:r>
@@ -2746,7 +2665,7 @@
       <w:pPr>
         <w:pStyle w:val="Основной текст A"/>
         <w:spacing w:after="0"/>
-        <w:ind w:left="709" w:hanging="425"/>
+        <w:ind w:left="709" w:hanging="425" w:firstLine="709"/>
         <w:jc w:val="both"/>
       </w:pPr>
       <w:r>
@@ -2830,7 +2749,7 @@
       <w:pPr>
         <w:pStyle w:val="Основной текст A"/>
         <w:spacing w:after="0"/>
-        <w:ind w:left="709" w:hanging="425"/>
+        <w:ind w:left="709" w:hanging="425" w:firstLine="709"/>
         <w:jc w:val="both"/>
       </w:pPr>
       <w:r>
@@ -2914,7 +2833,7 @@
       <w:pPr>
         <w:pStyle w:val="Основной текст A"/>
         <w:spacing w:after="0"/>
-        <w:ind w:left="709" w:hanging="425"/>
+        <w:ind w:left="709" w:hanging="425" w:firstLine="709"/>
         <w:jc w:val="both"/>
       </w:pPr>
       <w:r>
@@ -2968,7 +2887,7 @@
       <w:pPr>
         <w:pStyle w:val="Основной текст A"/>
         <w:spacing w:after="0"/>
-        <w:ind w:left="709" w:hanging="425"/>
+        <w:ind w:left="709" w:hanging="425" w:firstLine="709"/>
         <w:jc w:val="both"/>
       </w:pPr>
       <w:r>
@@ -3052,7 +2971,7 @@
       <w:pPr>
         <w:pStyle w:val="Основной текст A"/>
         <w:spacing w:after="0"/>
-        <w:ind w:left="709" w:hanging="425"/>
+        <w:ind w:left="709" w:hanging="425" w:firstLine="709"/>
         <w:jc w:val="both"/>
       </w:pPr>
       <w:r>
@@ -3349,22 +3268,6 @@
           </w14:textFill>
         </w:rPr>
         <w:t xml:space="preserve"> Оформление работы выполнено в соответствии с требованиями ГОСТ 7.32-2001 [3], ГОСТ 7.0.5-2008 [1] и ГОСТ 7.1-2003 [2].</w:t>
-      </w:r>
-    </w:p>
-    <w:p>
-      <w:pPr>
-        <w:pStyle w:val="Основной текст A"/>
-        <w:jc w:val="both"/>
-      </w:pPr>
-      <w:r>
-        <w:rPr>
-          <w:rFonts w:ascii="Arial Unicode MS" w:cs="Arial Unicode MS" w:hAnsi="Arial Unicode MS" w:eastAsia="Arial Unicode MS"/>
-          <w:b w:val="0"/>
-          <w:bCs w:val="0"/>
-          <w:i w:val="0"/>
-          <w:iCs w:val="0"/>
-        </w:rPr>
-        <w:br w:type="page"/>
       </w:r>
     </w:p>
     <w:p>
@@ -3789,7 +3692,7 @@
     <w:p>
       <w:pPr>
         <w:pStyle w:val="Основной текст A"/>
-        <w:spacing w:after="120"/>
+        <w:spacing w:after="120" w:line="240" w:lineRule="auto"/>
         <w:jc w:val="center"/>
       </w:pPr>
       <w:r>
@@ -3947,73 +3850,88 @@
     <w:p>
       <w:pPr>
         <w:pStyle w:val="Основной текст A"/>
-        <w:spacing w:after="0"/>
-        <w:ind w:firstLine="709"/>
+        <w:spacing w:after="0" w:line="240" w:lineRule="auto"/>
+        <w:ind w:firstLine="0"/>
+        <w:jc w:val="right"/>
+      </w:pPr>
+      <w:r>
+        <w:rPr>
+          <w:rFonts w:ascii="Times New Roman" w:hAnsi="Times New Roman" w:cs="Times New Roman"/>
+          <w:b/>
+          <w:outline w:val="0"/>
+          <w:color w:val="000000"/>
+          <w:sz w:val="28"/>
+          <w:u w:color="000000"/>
+          <w:rtl w:val="0"/>
+          <w:lang w:val="en-US"/>
+          <w14:textFill>
+            <w14:solidFill>
+              <w14:srgbClr w14:val="000000"/>
+            </w14:solidFill>
+          </w14:textFill>
+        </w:rPr>
+        <w:t>Таблица 1</w:t>
+      </w:r>
+      <w:r>
+        <w:rPr>
+          <w:b/>
+          <w:outline w:val="0"/>
+          <w:color w:val="000000"/>
+          <w:u w:color="000000"/>
+          <w:rtl w:val="0"/>
+          <w:lang w:val="en-US"/>
+          <w14:textFill>
+            <w14:solidFill>
+              <w14:srgbClr w14:val="000000"/>
+            </w14:solidFill>
+          </w14:textFill>
+        </w:rPr>
+      </w:r>
+      <w:r>
+        <w:rPr>
+          <w:b/>
+          <w:outline w:val="0"/>
+          <w:color w:val="000000"/>
+          <w:u w:color="000000"/>
+          <w:rtl w:val="0"/>
+          <w:lang w:val="en-US"/>
+          <w14:textFill>
+            <w14:solidFill>
+              <w14:srgbClr w14:val="000000"/>
+            </w14:solidFill>
+          </w14:textFill>
+        </w:rPr>
+      </w:r>
+      <w:r>
+        <w:rPr>
+          <w:b/>
+          <w:outline w:val="0"/>
+          <w:color w:val="000000"/>
+          <w:u w:color="000000"/>
+          <w:rtl w:val="0"/>
+          <w:lang w:val="en-US"/>
+          <w14:textFill>
+            <w14:solidFill>
+              <w14:srgbClr w14:val="000000"/>
+            </w14:solidFill>
+          </w14:textFill>
+        </w:rPr>
+      </w:r>
+    </w:p>
+    <w:p>
+      <w:pPr>
         <w:jc w:val="center"/>
+        <w:spacing w:line="240" w:lineRule="auto" w:after="0"/>
+        <w:ind w:firstLine="0"/>
       </w:pPr>
       <w:r>
         <w:rPr>
           <w:b/>
-          <w:outline w:val="0"/>
-          <w:color w:val="000000"/>
-          <w:u w:color="000000"/>
-          <w:rtl w:val="0"/>
-          <w:lang w:val="en-US"/>
-          <w14:textFill>
-            <w14:solidFill>
-              <w14:srgbClr w14:val="000000"/>
-            </w14:solidFill>
-          </w14:textFill>
-        </w:rPr>
-        <w:t xml:space="preserve">Таблица </w:t>
-      </w:r>
-      <w:r>
-        <w:rPr>
-          <w:b/>
-          <w:outline w:val="0"/>
-          <w:color w:val="000000"/>
-          <w:u w:color="000000"/>
-          <w:rtl w:val="0"/>
-          <w:lang w:val="en-US"/>
-          <w14:textFill>
-            <w14:solidFill>
-              <w14:srgbClr w14:val="000000"/>
-            </w14:solidFill>
-          </w14:textFill>
-        </w:rPr>
-        <w:t xml:space="preserve">1. </w:t>
-      </w:r>
-      <w:r>
-        <w:rPr>
-          <w:b/>
-          <w:outline w:val="0"/>
-          <w:color w:val="000000"/>
-          <w:u w:color="000000"/>
-          <w:rtl w:val="0"/>
-          <w:lang w:val="en-US"/>
-          <w14:textFill>
-            <w14:solidFill>
-              <w14:srgbClr w14:val="000000"/>
-            </w14:solidFill>
-          </w14:textFill>
-        </w:rPr>
-        <w:t xml:space="preserve">Исходные размеры детали варианта № </w:t>
-      </w:r>
-      <w:r>
-        <w:rPr>
-          <w:b/>
-          <w:outline w:val="0"/>
-          <w:color w:val="000000"/>
-          <w:u w:color="000000"/>
-          <w:rtl w:val="0"/>
-          <w:lang w:val="en-US"/>
-          <w14:textFill>
-            <w14:solidFill>
-              <w14:srgbClr w14:val="000000"/>
-            </w14:solidFill>
-          </w14:textFill>
-        </w:rPr>
-        <w:t>3</w:t>
+          <w:sz w:val="28"/>
+          <w:szCs w:val="28"/>
+          <w:rFonts w:ascii="Times New Roman" w:hAnsi="Times New Roman" w:cs="Times New Roman"/>
+        </w:rPr>
+        <w:t>Исходные размеры детали варианта № 3</w:t>
       </w:r>
     </w:p>
     <w:tbl>
@@ -5118,16 +5036,136 @@
     <w:p>
       <w:pPr>
         <w:pStyle w:val="Основной текст A"/>
-        <w:widowControl w:val="0"/>
         <w:spacing w:after="0"/>
-        <w:jc w:val="center"/>
+        <w:ind w:firstLine="709"/>
+        <w:jc w:val="both"/>
       </w:pPr>
+      <w:r>
+        <w:rPr>
+          <w:outline w:val="0"/>
+          <w:color w:val="000000"/>
+          <w:u w:color="000000"/>
+          <w:rtl w:val="0"/>
+          <w:lang w:val="en-US"/>
+          <w14:textFill>
+            <w14:solidFill>
+              <w14:srgbClr w14:val="000000"/>
+            </w14:solidFill>
+          </w14:textFill>
+        </w:rPr>
+        <w:t>Анализ эскиза показывает</w:t>
+      </w:r>
+      <w:r>
+        <w:rPr>
+          <w:outline w:val="0"/>
+          <w:color w:val="000000"/>
+          <w:u w:color="000000"/>
+          <w:rtl w:val="0"/>
+          <w:lang w:val="en-US"/>
+          <w14:textFill>
+            <w14:solidFill>
+              <w14:srgbClr w14:val="000000"/>
+            </w14:solidFill>
+          </w14:textFill>
+        </w:rPr>
+        <w:t xml:space="preserve">, </w:t>
+      </w:r>
+      <w:r>
+        <w:rPr>
+          <w:outline w:val="0"/>
+          <w:color w:val="000000"/>
+          <w:u w:color="000000"/>
+          <w:rtl w:val="0"/>
+          <w:lang w:val="en-US"/>
+          <w14:textFill>
+            <w14:solidFill>
+              <w14:srgbClr w14:val="000000"/>
+            </w14:solidFill>
+          </w14:textFill>
+        </w:rPr>
+        <w:t xml:space="preserve">что деталь представляет собой плоский профиль толщиной </w:t>
+      </w:r>
+      <w:r>
+        <w:rPr>
+          <w:outline w:val="0"/>
+          <w:color w:val="000000"/>
+          <w:u w:color="000000"/>
+          <w:rtl w:val="0"/>
+          <w:lang w:val="en-US"/>
+          <w14:textFill>
+            <w14:solidFill>
+              <w14:srgbClr w14:val="000000"/>
+            </w14:solidFill>
+          </w14:textFill>
+        </w:rPr>
+        <w:t xml:space="preserve">12 </w:t>
+      </w:r>
+      <w:r>
+        <w:rPr>
+          <w:outline w:val="0"/>
+          <w:color w:val="000000"/>
+          <w:u w:color="000000"/>
+          <w:rtl w:val="0"/>
+          <w:lang w:val="en-US"/>
+          <w14:textFill>
+            <w14:solidFill>
+              <w14:srgbClr w14:val="000000"/>
+            </w14:solidFill>
+          </w14:textFill>
+        </w:rPr>
+        <w:t>мм</w:t>
+      </w:r>
+      <w:r>
+        <w:rPr>
+          <w:outline w:val="0"/>
+          <w:color w:val="000000"/>
+          <w:u w:color="000000"/>
+          <w:rtl w:val="0"/>
+          <w:lang w:val="en-US"/>
+          <w14:textFill>
+            <w14:solidFill>
+              <w14:srgbClr w14:val="000000"/>
+            </w14:solidFill>
+          </w14:textFill>
+        </w:rPr>
+        <w:t xml:space="preserve">. </w:t>
+      </w:r>
+      <w:r>
+        <w:rPr>
+          <w:outline w:val="0"/>
+          <w:color w:val="000000"/>
+          <w:u w:color="000000"/>
+          <w:rtl w:val="0"/>
+          <w:lang w:val="en-US"/>
+          <w14:textFill>
+            <w14:solidFill>
+              <w14:srgbClr w14:val="000000"/>
+            </w14:solidFill>
+          </w14:textFill>
+        </w:rPr>
+        <w:t>Конструкция включает</w:t>
+      </w:r>
+      <w:r>
+        <w:rPr>
+          <w:outline w:val="0"/>
+          <w:color w:val="000000"/>
+          <w:u w:color="000000"/>
+          <w:rtl w:val="0"/>
+          <w:lang w:val="en-US"/>
+          <w14:textFill>
+            <w14:solidFill>
+              <w14:srgbClr w14:val="000000"/>
+            </w14:solidFill>
+          </w14:textFill>
+        </w:rPr>
+        <w:t>:</w:t>
+      </w:r>
     </w:p>
     <w:p>
       <w:pPr>
         <w:pStyle w:val="Основной текст A"/>
         <w:spacing w:after="0"/>
-        <w:ind w:firstLine="709"/>
+        <w:ind w:left="709" w:hanging="425" w:firstLine="709"/>
         <w:jc w:val="both"/>
       </w:pPr>
       <w:r>
@@ -5143,7 +5181,23 @@
             </w14:solidFill>
           </w14:textFill>
         </w:rPr>
-        <w:t>Анализ эскиза показывает</w:t>
+        <w:t>1.</w:t>
+        <w:tab/>
+      </w:r>
+      <w:r>
+        <w:rPr>
+          <w:outline w:val="0"/>
+          <w:color w:val="000000"/>
+          <w:u w:color="000000"/>
+          <w:rtl w:val="0"/>
+          <w:lang w:val="en-US"/>
+          <w14:textFill>
+            <w14:solidFill>
+              <w14:srgbClr w14:val="000000"/>
+            </w14:solidFill>
+          </w14:textFill>
+        </w:rPr>
+        <w:t>наружный контур</w:t>
       </w:r>
       <w:r>
         <w:rPr>
@@ -5173,89 +5227,59 @@
             </w14:solidFill>
           </w14:textFill>
         </w:rPr>
-        <w:t xml:space="preserve">что деталь представляет собой плоский профиль толщиной </w:t>
-      </w:r>
-      <w:r>
-        <w:rPr>
-          <w:outline w:val="0"/>
-          <w:color w:val="000000"/>
-          <w:u w:color="000000"/>
-          <w:rtl w:val="0"/>
-          <w:lang w:val="en-US"/>
-          <w14:textFill>
-            <w14:solidFill>
-              <w14:srgbClr w14:val="000000"/>
-            </w14:solidFill>
-          </w14:textFill>
-        </w:rPr>
-        <w:t xml:space="preserve">12 </w:t>
-      </w:r>
-      <w:r>
-        <w:rPr>
-          <w:outline w:val="0"/>
-          <w:color w:val="000000"/>
-          <w:u w:color="000000"/>
-          <w:rtl w:val="0"/>
-          <w:lang w:val="en-US"/>
-          <w14:textFill>
-            <w14:solidFill>
-              <w14:srgbClr w14:val="000000"/>
-            </w14:solidFill>
-          </w14:textFill>
-        </w:rPr>
-        <w:t>мм</w:t>
-      </w:r>
-      <w:r>
-        <w:rPr>
-          <w:outline w:val="0"/>
-          <w:color w:val="000000"/>
-          <w:u w:color="000000"/>
-          <w:rtl w:val="0"/>
-          <w:lang w:val="en-US"/>
-          <w14:textFill>
-            <w14:solidFill>
-              <w14:srgbClr w14:val="000000"/>
-            </w14:solidFill>
-          </w14:textFill>
-        </w:rPr>
-        <w:t xml:space="preserve">. </w:t>
-      </w:r>
-      <w:r>
-        <w:rPr>
-          <w:outline w:val="0"/>
-          <w:color w:val="000000"/>
-          <w:u w:color="000000"/>
-          <w:rtl w:val="0"/>
-          <w:lang w:val="en-US"/>
-          <w14:textFill>
-            <w14:solidFill>
-              <w14:srgbClr w14:val="000000"/>
-            </w14:solidFill>
-          </w14:textFill>
-        </w:rPr>
-        <w:t>Конструкция включает</w:t>
-      </w:r>
-      <w:r>
-        <w:rPr>
-          <w:outline w:val="0"/>
-          <w:color w:val="000000"/>
-          <w:u w:color="000000"/>
-          <w:rtl w:val="0"/>
-          <w:lang w:val="en-US"/>
-          <w14:textFill>
-            <w14:solidFill>
-              <w14:srgbClr w14:val="000000"/>
-            </w14:solidFill>
-          </w14:textFill>
-        </w:rPr>
-        <w:t>:</w:t>
+        <w:t>образованный вертикальным участком</w:t>
+      </w:r>
+      <w:r>
+        <w:rPr>
+          <w:outline w:val="0"/>
+          <w:color w:val="000000"/>
+          <w:u w:color="000000"/>
+          <w:rtl w:val="0"/>
+          <w:lang w:val="en-US"/>
+          <w14:textFill>
+            <w14:solidFill>
+              <w14:srgbClr w14:val="000000"/>
+            </w14:solidFill>
+          </w14:textFill>
+        </w:rPr>
+        <w:t xml:space="preserve">, </w:t>
+      </w:r>
+      <w:r>
+        <w:rPr>
+          <w:outline w:val="0"/>
+          <w:color w:val="000000"/>
+          <w:u w:color="000000"/>
+          <w:rtl w:val="0"/>
+          <w:lang w:val="en-US"/>
+          <w14:textFill>
+            <w14:solidFill>
+              <w14:srgbClr w14:val="000000"/>
+            </w14:solidFill>
+          </w14:textFill>
+        </w:rPr>
+        <w:t xml:space="preserve">нижним прямолинейным участком и сопряженными дугами радиусов </w:t>
+      </w:r>
+      <w:r>
+        <w:rPr>
+          <w:outline w:val="0"/>
+          <w:color w:val="000000"/>
+          <w:u w:color="000000"/>
+          <w:rtl w:val="0"/>
+          <w:lang w:val="da-DK"/>
+          <w14:textFill>
+            <w14:solidFill>
+              <w14:srgbClr w14:val="000000"/>
+            </w14:solidFill>
+          </w14:textFill>
+        </w:rPr>
+        <w:t>R2, R3, R4;</w:t>
       </w:r>
     </w:p>
     <w:p>
       <w:pPr>
         <w:pStyle w:val="Основной текст A"/>
         <w:spacing w:after="0"/>
-        <w:ind w:left="709" w:hanging="425"/>
+        <w:ind w:left="709" w:hanging="425" w:firstLine="709"/>
         <w:jc w:val="both"/>
       </w:pPr>
       <w:r>
@@ -5271,7 +5295,7 @@
             </w14:solidFill>
           </w14:textFill>
         </w:rPr>
-        <w:t>1.</w:t>
+        <w:t>2.</w:t>
         <w:tab/>
       </w:r>
       <w:r>
@@ -5287,7 +5311,7 @@
             </w14:solidFill>
           </w14:textFill>
         </w:rPr>
-        <w:t>наружный контур</w:t>
+        <w:t>внутренний контур</w:t>
       </w:r>
       <w:r>
         <w:rPr>
@@ -5317,37 +5341,7 @@
             </w14:solidFill>
           </w14:textFill>
         </w:rPr>
-        <w:t>образованный вертикальным участком</w:t>
-      </w:r>
-      <w:r>
-        <w:rPr>
-          <w:outline w:val="0"/>
-          <w:color w:val="000000"/>
-          <w:u w:color="000000"/>
-          <w:rtl w:val="0"/>
-          <w:lang w:val="en-US"/>
-          <w14:textFill>
-            <w14:solidFill>
-              <w14:srgbClr w14:val="000000"/>
-            </w14:solidFill>
-          </w14:textFill>
-        </w:rPr>
-        <w:t xml:space="preserve">, </w:t>
-      </w:r>
-      <w:r>
-        <w:rPr>
-          <w:outline w:val="0"/>
-          <w:color w:val="000000"/>
-          <w:u w:color="000000"/>
-          <w:rtl w:val="0"/>
-          <w:lang w:val="en-US"/>
-          <w14:textFill>
-            <w14:solidFill>
-              <w14:srgbClr w14:val="000000"/>
-            </w14:solidFill>
-          </w14:textFill>
-        </w:rPr>
-        <w:t xml:space="preserve">нижним прямолинейным участком и сопряженными дугами радиусов </w:t>
+        <w:t xml:space="preserve">включающий левое закругление радиуса </w:t>
       </w:r>
       <w:r>
         <w:rPr>
@@ -5362,14 +5356,74 @@
             </w14:solidFill>
           </w14:textFill>
         </w:rPr>
-        <w:t>R2, R3, R4;</w:t>
+        <w:t xml:space="preserve">R1, </w:t>
+      </w:r>
+      <w:r>
+        <w:rPr>
+          <w:outline w:val="0"/>
+          <w:color w:val="000000"/>
+          <w:u w:color="000000"/>
+          <w:rtl w:val="0"/>
+          <w:lang w:val="en-US"/>
+          <w14:textFill>
+            <w14:solidFill>
+              <w14:srgbClr w14:val="000000"/>
+            </w14:solidFill>
+          </w14:textFill>
+        </w:rPr>
+        <w:t xml:space="preserve">правое сопряжение радиуса </w:t>
+      </w:r>
+      <w:r>
+        <w:rPr>
+          <w:outline w:val="0"/>
+          <w:color w:val="000000"/>
+          <w:u w:color="000000"/>
+          <w:rtl w:val="0"/>
+          <w:lang w:val="en-US"/>
+          <w14:textFill>
+            <w14:solidFill>
+              <w14:srgbClr w14:val="000000"/>
+            </w14:solidFill>
+          </w14:textFill>
+        </w:rPr>
+        <w:t xml:space="preserve">R5 </w:t>
+      </w:r>
+      <w:r>
+        <w:rPr>
+          <w:outline w:val="0"/>
+          <w:color w:val="000000"/>
+          <w:u w:color="000000"/>
+          <w:rtl w:val="0"/>
+          <w:lang w:val="en-US"/>
+          <w14:textFill>
+            <w14:solidFill>
+              <w14:srgbClr w14:val="000000"/>
+            </w14:solidFill>
+          </w14:textFill>
+        </w:rPr>
+        <w:t>и прямолинейные участки</w:t>
+      </w:r>
+      <w:r>
+        <w:rPr>
+          <w:outline w:val="0"/>
+          <w:color w:val="000000"/>
+          <w:u w:color="000000"/>
+          <w:rtl w:val="0"/>
+          <w:lang w:val="en-US"/>
+          <w14:textFill>
+            <w14:solidFill>
+              <w14:srgbClr w14:val="000000"/>
+            </w14:solidFill>
+          </w14:textFill>
+        </w:rPr>
+        <w:t>;</w:t>
       </w:r>
     </w:p>
     <w:p>
       <w:pPr>
         <w:pStyle w:val="Основной текст A"/>
         <w:spacing w:after="0"/>
-        <w:ind w:left="709" w:hanging="425"/>
+        <w:ind w:left="709" w:hanging="425" w:firstLine="709"/>
         <w:jc w:val="both"/>
       </w:pPr>
       <w:r>
@@ -5385,7 +5439,7 @@
             </w14:solidFill>
           </w14:textFill>
         </w:rPr>
-        <w:t>2.</w:t>
+        <w:t>3.</w:t>
         <w:tab/>
       </w:r>
       <w:r>
@@ -5401,7 +5455,7 @@
             </w14:solidFill>
           </w14:textFill>
         </w:rPr>
-        <w:t>внутренний контур</w:t>
+        <w:t>одинаковую толщину по всей детали</w:t>
       </w:r>
       <w:r>
         <w:rPr>
@@ -5431,7 +5485,7 @@
             </w14:solidFill>
           </w14:textFill>
         </w:rPr>
-        <w:t xml:space="preserve">включающий левое закругление радиуса </w:t>
+        <w:t xml:space="preserve">что позволяет использовать операцию выдавливания эскиза при </w:t>
       </w:r>
       <w:r>
         <w:rPr>
@@ -5446,52 +5500,22 @@
             </w14:solidFill>
           </w14:textFill>
         </w:rPr>
-        <w:t xml:space="preserve">R1, </w:t>
-      </w:r>
-      <w:r>
-        <w:rPr>
-          <w:outline w:val="0"/>
-          <w:color w:val="000000"/>
-          <w:u w:color="000000"/>
-          <w:rtl w:val="0"/>
-          <w:lang w:val="en-US"/>
-          <w14:textFill>
-            <w14:solidFill>
-              <w14:srgbClr w14:val="000000"/>
-            </w14:solidFill>
-          </w14:textFill>
-        </w:rPr>
-        <w:t xml:space="preserve">правое сопряжение радиуса </w:t>
-      </w:r>
-      <w:r>
-        <w:rPr>
-          <w:outline w:val="0"/>
-          <w:color w:val="000000"/>
-          <w:u w:color="000000"/>
-          <w:rtl w:val="0"/>
-          <w:lang w:val="en-US"/>
-          <w14:textFill>
-            <w14:solidFill>
-              <w14:srgbClr w14:val="000000"/>
-            </w14:solidFill>
-          </w14:textFill>
-        </w:rPr>
-        <w:t xml:space="preserve">R5 </w:t>
-      </w:r>
-      <w:r>
-        <w:rPr>
-          <w:outline w:val="0"/>
-          <w:color w:val="000000"/>
-          <w:u w:color="000000"/>
-          <w:rtl w:val="0"/>
-          <w:lang w:val="en-US"/>
-          <w14:textFill>
-            <w14:solidFill>
-              <w14:srgbClr w14:val="000000"/>
-            </w14:solidFill>
-          </w14:textFill>
-        </w:rPr>
-        <w:t>и прямолинейные участки</w:t>
+        <w:t>3D-</w:t>
+      </w:r>
+      <w:r>
+        <w:rPr>
+          <w:outline w:val="0"/>
+          <w:color w:val="000000"/>
+          <w:u w:color="000000"/>
+          <w:rtl w:val="0"/>
+          <w:lang w:val="en-US"/>
+          <w14:textFill>
+            <w14:solidFill>
+              <w14:srgbClr w14:val="000000"/>
+            </w14:solidFill>
+          </w14:textFill>
+        </w:rPr>
+        <w:t>моделировании</w:t>
       </w:r>
       <w:r>
         <w:rPr>
@@ -5513,121 +5537,7 @@
       <w:pPr>
         <w:pStyle w:val="Основной текст A"/>
         <w:spacing w:after="0"/>
-        <w:ind w:left="709" w:hanging="425"/>
-        <w:jc w:val="both"/>
-      </w:pPr>
-      <w:r>
-        <w:rPr>
-          <w:outline w:val="0"/>
-          <w:color w:val="000000"/>
-          <w:u w:color="000000"/>
-          <w:rtl w:val="0"/>
-          <w:lang w:val="en-US"/>
-          <w14:textFill>
-            <w14:solidFill>
-              <w14:srgbClr w14:val="000000"/>
-            </w14:solidFill>
-          </w14:textFill>
-        </w:rPr>
-        <w:t>3.</w:t>
-        <w:tab/>
-      </w:r>
-      <w:r>
-        <w:rPr>
-          <w:outline w:val="0"/>
-          <w:color w:val="000000"/>
-          <w:u w:color="000000"/>
-          <w:rtl w:val="0"/>
-          <w:lang w:val="en-US"/>
-          <w14:textFill>
-            <w14:solidFill>
-              <w14:srgbClr w14:val="000000"/>
-            </w14:solidFill>
-          </w14:textFill>
-        </w:rPr>
-        <w:t>одинаковую толщину по всей детали</w:t>
-      </w:r>
-      <w:r>
-        <w:rPr>
-          <w:outline w:val="0"/>
-          <w:color w:val="000000"/>
-          <w:u w:color="000000"/>
-          <w:rtl w:val="0"/>
-          <w:lang w:val="en-US"/>
-          <w14:textFill>
-            <w14:solidFill>
-              <w14:srgbClr w14:val="000000"/>
-            </w14:solidFill>
-          </w14:textFill>
-        </w:rPr>
-        <w:t xml:space="preserve">, </w:t>
-      </w:r>
-      <w:r>
-        <w:rPr>
-          <w:outline w:val="0"/>
-          <w:color w:val="000000"/>
-          <w:u w:color="000000"/>
-          <w:rtl w:val="0"/>
-          <w:lang w:val="en-US"/>
-          <w14:textFill>
-            <w14:solidFill>
-              <w14:srgbClr w14:val="000000"/>
-            </w14:solidFill>
-          </w14:textFill>
-        </w:rPr>
-        <w:t xml:space="preserve">что позволяет использовать операцию выдавливания эскиза при </w:t>
-      </w:r>
-      <w:r>
-        <w:rPr>
-          <w:outline w:val="0"/>
-          <w:color w:val="000000"/>
-          <w:u w:color="000000"/>
-          <w:rtl w:val="0"/>
-          <w:lang w:val="da-DK"/>
-          <w14:textFill>
-            <w14:solidFill>
-              <w14:srgbClr w14:val="000000"/>
-            </w14:solidFill>
-          </w14:textFill>
-        </w:rPr>
-        <w:t>3D-</w:t>
-      </w:r>
-      <w:r>
-        <w:rPr>
-          <w:outline w:val="0"/>
-          <w:color w:val="000000"/>
-          <w:u w:color="000000"/>
-          <w:rtl w:val="0"/>
-          <w:lang w:val="en-US"/>
-          <w14:textFill>
-            <w14:solidFill>
-              <w14:srgbClr w14:val="000000"/>
-            </w14:solidFill>
-          </w14:textFill>
-        </w:rPr>
-        <w:t>моделировании</w:t>
-      </w:r>
-      <w:r>
-        <w:rPr>
-          <w:outline w:val="0"/>
-          <w:color w:val="000000"/>
-          <w:u w:color="000000"/>
-          <w:rtl w:val="0"/>
-          <w:lang w:val="en-US"/>
-          <w14:textFill>
-            <w14:solidFill>
-              <w14:srgbClr w14:val="000000"/>
-            </w14:solidFill>
-          </w14:textFill>
-        </w:rPr>
-        <w:t>;</w:t>
-      </w:r>
-    </w:p>
-    <w:p>
-      <w:pPr>
-        <w:pStyle w:val="Основной текст A"/>
-        <w:spacing w:after="0"/>
-        <w:ind w:left="709" w:hanging="425"/>
+        <w:ind w:left="709" w:hanging="425" w:firstLine="709"/>
         <w:jc w:val="both"/>
       </w:pPr>
       <w:r>
@@ -6158,7 +6068,7 @@
       <w:pPr>
         <w:pStyle w:val="Основной текст A"/>
         <w:spacing w:after="0"/>
-        <w:ind w:left="709" w:hanging="425"/>
+        <w:ind w:left="709" w:hanging="425" w:firstLine="709"/>
         <w:jc w:val="both"/>
       </w:pPr>
       <w:r>
@@ -6212,7 +6122,7 @@
       <w:pPr>
         <w:pStyle w:val="Основной текст A"/>
         <w:spacing w:after="0"/>
-        <w:ind w:left="709" w:hanging="425"/>
+        <w:ind w:left="709" w:hanging="425" w:firstLine="709"/>
         <w:jc w:val="both"/>
       </w:pPr>
       <w:r>
@@ -6266,7 +6176,7 @@
       <w:pPr>
         <w:pStyle w:val="Основной текст A"/>
         <w:spacing w:after="0"/>
-        <w:ind w:left="709" w:hanging="425"/>
+        <w:ind w:left="709" w:hanging="425" w:firstLine="709"/>
         <w:jc w:val="both"/>
       </w:pPr>
       <w:r>
@@ -6320,7 +6230,7 @@
       <w:pPr>
         <w:pStyle w:val="Основной текст A"/>
         <w:spacing w:after="0"/>
-        <w:ind w:left="709" w:hanging="425"/>
+        <w:ind w:left="709" w:hanging="425" w:firstLine="709"/>
         <w:jc w:val="both"/>
       </w:pPr>
       <w:r>
@@ -6472,7 +6382,7 @@
       <w:pPr>
         <w:pStyle w:val="Основной текст A"/>
         <w:spacing w:after="0"/>
-        <w:ind w:left="709" w:hanging="425"/>
+        <w:ind w:left="709" w:hanging="425" w:firstLine="709"/>
         <w:jc w:val="both"/>
       </w:pPr>
       <w:r>
@@ -6556,7 +6466,7 @@
       <w:pPr>
         <w:pStyle w:val="Основной текст A"/>
         <w:spacing w:after="0"/>
-        <w:ind w:left="709" w:hanging="425"/>
+        <w:ind w:left="709" w:hanging="425" w:firstLine="709"/>
         <w:jc w:val="both"/>
       </w:pPr>
       <w:r>
@@ -6610,7 +6520,7 @@
       <w:pPr>
         <w:pStyle w:val="Основной текст A"/>
         <w:spacing w:after="0"/>
-        <w:ind w:left="709" w:hanging="425"/>
+        <w:ind w:left="709" w:hanging="425" w:firstLine="709"/>
         <w:jc w:val="both"/>
       </w:pPr>
       <w:r>
@@ -7247,7 +7157,7 @@
       <w:pPr>
         <w:pStyle w:val="Основной текст A"/>
         <w:spacing w:after="0"/>
-        <w:ind w:left="709" w:hanging="425"/>
+        <w:ind w:left="709" w:hanging="425" w:firstLine="709"/>
         <w:jc w:val="both"/>
       </w:pPr>
       <w:r>
@@ -7301,7 +7211,7 @@
       <w:pPr>
         <w:pStyle w:val="Основной текст A"/>
         <w:spacing w:after="0"/>
-        <w:ind w:left="709" w:hanging="425"/>
+        <w:ind w:left="709" w:hanging="425" w:firstLine="709"/>
         <w:jc w:val="both"/>
       </w:pPr>
       <w:r>
@@ -7355,7 +7265,7 @@
       <w:pPr>
         <w:pStyle w:val="Основной текст A"/>
         <w:spacing w:after="0"/>
-        <w:ind w:left="709" w:hanging="425"/>
+        <w:ind w:left="709" w:hanging="425" w:firstLine="709"/>
         <w:jc w:val="both"/>
       </w:pPr>
       <w:r>
@@ -7409,7 +7319,7 @@
       <w:pPr>
         <w:pStyle w:val="Основной текст A"/>
         <w:spacing w:after="0"/>
-        <w:ind w:left="709" w:hanging="425"/>
+        <w:ind w:left="709" w:hanging="425" w:firstLine="709"/>
         <w:jc w:val="both"/>
       </w:pPr>
       <w:r>
@@ -7493,7 +7403,7 @@
       <w:pPr>
         <w:pStyle w:val="Основной текст A"/>
         <w:spacing w:after="0"/>
-        <w:ind w:left="709" w:hanging="425"/>
+        <w:ind w:left="709" w:hanging="425" w:firstLine="709"/>
         <w:jc w:val="both"/>
       </w:pPr>
       <w:r>
@@ -7743,7 +7653,7 @@
       <w:pPr>
         <w:pStyle w:val="Основной текст A"/>
         <w:spacing w:after="0"/>
-        <w:ind w:left="709" w:hanging="425"/>
+        <w:ind w:left="709" w:hanging="425" w:firstLine="709"/>
         <w:jc w:val="both"/>
       </w:pPr>
       <w:r>
@@ -7797,7 +7707,7 @@
       <w:pPr>
         <w:pStyle w:val="Основной текст A"/>
         <w:spacing w:after="0"/>
-        <w:ind w:left="709" w:hanging="425"/>
+        <w:ind w:left="709" w:hanging="425" w:firstLine="709"/>
         <w:jc w:val="both"/>
       </w:pPr>
       <w:r>
@@ -7881,7 +7791,7 @@
       <w:pPr>
         <w:pStyle w:val="Основной текст A"/>
         <w:spacing w:after="0"/>
-        <w:ind w:left="709" w:hanging="425"/>
+        <w:ind w:left="709" w:hanging="425" w:firstLine="709"/>
         <w:jc w:val="both"/>
       </w:pPr>
       <w:r>
@@ -7935,7 +7845,7 @@
       <w:pPr>
         <w:pStyle w:val="Основной текст A"/>
         <w:spacing w:after="0"/>
-        <w:ind w:left="709" w:hanging="425"/>
+        <w:ind w:left="709" w:hanging="425" w:firstLine="709"/>
         <w:jc w:val="both"/>
       </w:pPr>
       <w:r>
@@ -7989,7 +7899,7 @@
       <w:pPr>
         <w:pStyle w:val="Основной текст A"/>
         <w:spacing w:after="0"/>
-        <w:ind w:left="709" w:hanging="425"/>
+        <w:ind w:left="709" w:hanging="425" w:firstLine="709"/>
         <w:jc w:val="both"/>
       </w:pPr>
       <w:r>
@@ -8149,7 +8059,7 @@
       <w:pPr>
         <w:pStyle w:val="Основной текст A"/>
         <w:spacing w:after="0"/>
-        <w:ind w:left="709" w:hanging="425"/>
+        <w:ind w:left="709" w:hanging="425" w:firstLine="709"/>
         <w:jc w:val="both"/>
       </w:pPr>
       <w:r>
@@ -8203,7 +8113,7 @@
       <w:pPr>
         <w:pStyle w:val="Основной текст A"/>
         <w:spacing w:after="0"/>
-        <w:ind w:left="709" w:hanging="425"/>
+        <w:ind w:left="709" w:hanging="425" w:firstLine="709"/>
         <w:jc w:val="both"/>
       </w:pPr>
       <w:r>
@@ -8257,7 +8167,7 @@
       <w:pPr>
         <w:pStyle w:val="Основной текст A"/>
         <w:spacing w:after="0"/>
-        <w:ind w:left="709" w:hanging="425"/>
+        <w:ind w:left="709" w:hanging="425" w:firstLine="709"/>
         <w:jc w:val="both"/>
       </w:pPr>
       <w:r>
@@ -8311,7 +8221,7 @@
       <w:pPr>
         <w:pStyle w:val="Основной текст A"/>
         <w:spacing w:after="0"/>
-        <w:ind w:left="709" w:hanging="425"/>
+        <w:ind w:left="709" w:hanging="425" w:firstLine="709"/>
         <w:jc w:val="both"/>
       </w:pPr>
       <w:r>
@@ -8365,7 +8275,7 @@
       <w:pPr>
         <w:pStyle w:val="Основной текст A"/>
         <w:spacing w:after="0"/>
-        <w:ind w:left="709" w:hanging="425"/>
+        <w:ind w:left="709" w:hanging="425" w:firstLine="709"/>
         <w:jc w:val="both"/>
       </w:pPr>
       <w:r>
@@ -8695,7 +8605,7 @@
     <w:p>
       <w:pPr>
         <w:pStyle w:val="Основной текст A"/>
-        <w:spacing w:after="120"/>
+        <w:spacing w:after="120" w:line="240" w:lineRule="auto"/>
         <w:jc w:val="center"/>
       </w:pPr>
       <w:r>
@@ -8987,7 +8897,7 @@
     <w:p>
       <w:pPr>
         <w:pStyle w:val="Основной текст A"/>
-        <w:spacing w:after="120"/>
+        <w:spacing w:after="120" w:line="240" w:lineRule="auto"/>
         <w:jc w:val="center"/>
       </w:pPr>
       <w:r>
@@ -9600,22 +9510,6 @@
     </w:p>
     <w:p>
       <w:pPr>
-        <w:pStyle w:val="Основной текст A"/>
-        <w:jc w:val="both"/>
-      </w:pPr>
-      <w:r>
-        <w:rPr>
-          <w:rFonts w:ascii="Arial Unicode MS" w:cs="Arial Unicode MS" w:hAnsi="Arial Unicode MS" w:eastAsia="Arial Unicode MS"/>
-          <w:b w:val="0"/>
-          <w:bCs w:val="0"/>
-          <w:i w:val="0"/>
-          <w:iCs w:val="0"/>
-        </w:rPr>
-        <w:br w:type="page"/>
-      </w:r>
-    </w:p>
-    <w:p>
-      <w:pPr>
         <w:pStyle w:val="Рубрика"/>
         <w:spacing w:before="240" w:after="240"/>
         <w:jc w:val="center"/>
@@ -9909,7 +9803,7 @@
       <w:pPr>
         <w:pStyle w:val="Основной текст A"/>
         <w:spacing w:after="0"/>
-        <w:ind w:left="709" w:hanging="425"/>
+        <w:ind w:left="709" w:hanging="425" w:firstLine="709"/>
         <w:jc w:val="both"/>
       </w:pPr>
       <w:r>
@@ -9963,7 +9857,7 @@
       <w:pPr>
         <w:pStyle w:val="Основной текст A"/>
         <w:spacing w:after="0"/>
-        <w:ind w:left="709" w:hanging="425"/>
+        <w:ind w:left="709" w:hanging="425" w:firstLine="709"/>
         <w:jc w:val="both"/>
       </w:pPr>
       <w:r>
@@ -10017,7 +9911,7 @@
       <w:pPr>
         <w:pStyle w:val="Основной текст A"/>
         <w:spacing w:after="0"/>
-        <w:ind w:left="709" w:hanging="425"/>
+        <w:ind w:left="709" w:hanging="425" w:firstLine="709"/>
         <w:jc w:val="both"/>
       </w:pPr>
       <w:r>
@@ -10101,7 +9995,7 @@
       <w:pPr>
         <w:pStyle w:val="Основной текст A"/>
         <w:spacing w:after="0"/>
-        <w:ind w:left="709" w:hanging="425"/>
+        <w:ind w:left="709" w:hanging="425" w:firstLine="709"/>
         <w:jc w:val="both"/>
       </w:pPr>
       <w:r>
@@ -11068,7 +10962,7 @@
       <w:pPr>
         <w:pStyle w:val="Основной текст A"/>
         <w:spacing w:after="0"/>
-        <w:ind w:left="709" w:hanging="425"/>
+        <w:ind w:left="709" w:hanging="425" w:firstLine="709"/>
         <w:jc w:val="both"/>
       </w:pPr>
       <w:r>
@@ -11122,7 +11016,7 @@
       <w:pPr>
         <w:pStyle w:val="Основной текст A"/>
         <w:spacing w:after="0"/>
-        <w:ind w:left="709" w:hanging="425"/>
+        <w:ind w:left="709" w:hanging="425" w:firstLine="709"/>
         <w:jc w:val="both"/>
       </w:pPr>
       <w:r>
@@ -11176,7 +11070,7 @@
       <w:pPr>
         <w:pStyle w:val="Основной текст A"/>
         <w:spacing w:after="0"/>
-        <w:ind w:left="709" w:hanging="425"/>
+        <w:ind w:left="709" w:hanging="425" w:firstLine="709"/>
         <w:jc w:val="both"/>
       </w:pPr>
       <w:r>
@@ -11230,7 +11124,7 @@
       <w:pPr>
         <w:pStyle w:val="Основной текст A"/>
         <w:spacing w:after="0"/>
-        <w:ind w:left="709" w:hanging="425"/>
+        <w:ind w:left="709" w:hanging="425" w:firstLine="709"/>
         <w:jc w:val="both"/>
       </w:pPr>
       <w:r>
@@ -11675,55 +11569,71 @@
     <w:p>
       <w:pPr>
         <w:pStyle w:val="Основной текст A"/>
-        <w:spacing w:after="0"/>
-        <w:ind w:firstLine="709"/>
+        <w:spacing w:after="0" w:line="240" w:lineRule="auto"/>
+        <w:ind w:firstLine="0"/>
+        <w:jc w:val="right"/>
+      </w:pPr>
+      <w:r>
+        <w:rPr>
+          <w:rFonts w:ascii="Times New Roman" w:hAnsi="Times New Roman" w:cs="Times New Roman"/>
+          <w:b/>
+          <w:outline w:val="0"/>
+          <w:color w:val="000000"/>
+          <w:sz w:val="28"/>
+          <w:u w:color="000000"/>
+          <w:rtl w:val="0"/>
+          <w:lang w:val="en-US"/>
+          <w14:textFill>
+            <w14:solidFill>
+              <w14:srgbClr w14:val="000000"/>
+            </w14:solidFill>
+          </w14:textFill>
+        </w:rPr>
+        <w:t>Таблица 2</w:t>
+      </w:r>
+      <w:r>
+        <w:rPr>
+          <w:b/>
+          <w:outline w:val="0"/>
+          <w:color w:val="000000"/>
+          <w:u w:color="000000"/>
+          <w:rtl w:val="0"/>
+          <w:lang w:val="en-US"/>
+          <w14:textFill>
+            <w14:solidFill>
+              <w14:srgbClr w14:val="000000"/>
+            </w14:solidFill>
+          </w14:textFill>
+        </w:rPr>
+      </w:r>
+      <w:r>
+        <w:rPr>
+          <w:b/>
+          <w:outline w:val="0"/>
+          <w:color w:val="000000"/>
+          <w:u w:color="000000"/>
+          <w:rtl w:val="0"/>
+          <w:lang w:val="en-US"/>
+          <w14:textFill>
+            <w14:solidFill>
+              <w14:srgbClr w14:val="000000"/>
+            </w14:solidFill>
+          </w14:textFill>
+        </w:rPr>
+      </w:r>
+    </w:p>
+    <w:p>
+      <w:pPr>
         <w:jc w:val="center"/>
+        <w:spacing w:line="240" w:lineRule="auto" w:after="0"/>
+        <w:ind w:firstLine="0"/>
       </w:pPr>
       <w:r>
         <w:rPr>
           <w:b/>
-          <w:outline w:val="0"/>
-          <w:color w:val="000000"/>
-          <w:u w:color="000000"/>
-          <w:rtl w:val="0"/>
-          <w:lang w:val="en-US"/>
-          <w14:textFill>
-            <w14:solidFill>
-              <w14:srgbClr w14:val="000000"/>
-            </w14:solidFill>
-          </w14:textFill>
-        </w:rPr>
-        <w:t xml:space="preserve">Таблица </w:t>
-      </w:r>
-      <w:r>
-        <w:rPr>
-          <w:b/>
-          <w:outline w:val="0"/>
-          <w:color w:val="000000"/>
-          <w:u w:color="000000"/>
-          <w:rtl w:val="0"/>
-          <w:lang w:val="en-US"/>
-          <w14:textFill>
-            <w14:solidFill>
-              <w14:srgbClr w14:val="000000"/>
-            </w14:solidFill>
-          </w14:textFill>
-        </w:rPr>
-        <w:t xml:space="preserve">2. </w:t>
-      </w:r>
-      <w:r>
-        <w:rPr>
-          <w:b/>
-          <w:outline w:val="0"/>
-          <w:color w:val="000000"/>
-          <w:u w:color="000000"/>
-          <w:rtl w:val="0"/>
-          <w:lang w:val="en-US"/>
-          <w14:textFill>
-            <w14:solidFill>
-              <w14:srgbClr w14:val="000000"/>
-            </w14:solidFill>
-          </w14:textFill>
+          <w:sz w:val="28"/>
+          <w:szCs w:val="28"/>
+          <w:rFonts w:ascii="Times New Roman" w:hAnsi="Times New Roman" w:cs="Times New Roman"/>
         </w:rPr>
         <w:t>Выбор инструмента</w:t>
       </w:r>
@@ -12498,10 +12408,490 @@
     <w:p>
       <w:pPr>
         <w:pStyle w:val="Основной текст A"/>
-        <w:widowControl w:val="0"/>
         <w:spacing w:after="0"/>
-        <w:jc w:val="center"/>
+        <w:ind w:firstLine="709"/>
+        <w:jc w:val="both"/>
       </w:pPr>
+      <w:r>
+        <w:rPr>
+          <w:outline w:val="0"/>
+          <w:color w:val="000000"/>
+          <w:u w:color="000000"/>
+          <w:rtl w:val="0"/>
+          <w:lang w:val="en-US"/>
+          <w14:textFill>
+            <w14:solidFill>
+              <w14:srgbClr w14:val="000000"/>
+            </w14:solidFill>
+          </w14:textFill>
+        </w:rPr>
+        <w:t xml:space="preserve">Выбор инструмента для данной работы может быть обоснован без обязательного приведения окна </w:t>
+      </w:r>
+      <w:r>
+        <w:rPr>
+          <w:outline w:val="0"/>
+          <w:color w:val="000000"/>
+          <w:u w:color="000000"/>
+          <w:rtl w:val="0"/>
+          <w:lang w:val="pt-PT"/>
+          <w14:textFill>
+            <w14:solidFill>
+              <w14:srgbClr w14:val="000000"/>
+            </w14:solidFill>
+          </w14:textFill>
+        </w:rPr>
+        <w:t>CAD/CAM-</w:t>
+      </w:r>
+      <w:r>
+        <w:rPr>
+          <w:outline w:val="0"/>
+          <w:color w:val="000000"/>
+          <w:u w:color="000000"/>
+          <w:rtl w:val="0"/>
+          <w:lang w:val="en-US"/>
+          <w14:textFill>
+            <w14:solidFill>
+              <w14:srgbClr w14:val="000000"/>
+            </w14:solidFill>
+          </w14:textFill>
+        </w:rPr>
+        <w:t>системы</w:t>
+      </w:r>
+      <w:r>
+        <w:rPr>
+          <w:outline w:val="0"/>
+          <w:color w:val="000000"/>
+          <w:u w:color="000000"/>
+          <w:rtl w:val="0"/>
+          <w:lang w:val="en-US"/>
+          <w14:textFill>
+            <w14:solidFill>
+              <w14:srgbClr w14:val="000000"/>
+            </w14:solidFill>
+          </w14:textFill>
+        </w:rPr>
+        <w:t xml:space="preserve">. </w:t>
+      </w:r>
+      <w:r>
+        <w:rPr>
+          <w:outline w:val="0"/>
+          <w:color w:val="000000"/>
+          <w:u w:color="000000"/>
+          <w:rtl w:val="0"/>
+          <w:lang w:val="en-US"/>
+          <w14:textFill>
+            <w14:solidFill>
+              <w14:srgbClr w14:val="000000"/>
+            </w14:solidFill>
+          </w14:textFill>
+        </w:rPr>
+        <w:t xml:space="preserve">Для наружного контура назначается инструмент </w:t>
+      </w:r>
+      <w:r>
+        <w:rPr>
+          <w:outline w:val="0"/>
+          <w:color w:val="000000"/>
+          <w:u w:color="000000"/>
+          <w:rtl w:val="0"/>
+          <w:lang w:val="en-US"/>
+          <w14:textFill>
+            <w14:solidFill>
+              <w14:srgbClr w14:val="000000"/>
+            </w14:solidFill>
+          </w14:textFill>
+        </w:rPr>
+        <w:t xml:space="preserve">T01 </w:t>
+      </w:r>
+      <w:r>
+        <w:rPr>
+          <w:outline w:val="0"/>
+          <w:color w:val="000000"/>
+          <w:u w:color="000000"/>
+          <w:rtl w:val="0"/>
+          <w:lang w:val="en-US"/>
+          <w14:textFill>
+            <w14:solidFill>
+              <w14:srgbClr w14:val="000000"/>
+            </w14:solidFill>
+          </w14:textFill>
+        </w:rPr>
+        <w:t xml:space="preserve">— концевая фреза диаметром </w:t>
+      </w:r>
+      <w:r>
+        <w:rPr>
+          <w:outline w:val="0"/>
+          <w:color w:val="000000"/>
+          <w:u w:color="000000"/>
+          <w:rtl w:val="0"/>
+          <w:lang w:val="en-US"/>
+          <w14:textFill>
+            <w14:solidFill>
+              <w14:srgbClr w14:val="000000"/>
+            </w14:solidFill>
+          </w14:textFill>
+        </w:rPr>
+        <w:t xml:space="preserve">40 </w:t>
+      </w:r>
+      <w:r>
+        <w:rPr>
+          <w:outline w:val="0"/>
+          <w:color w:val="000000"/>
+          <w:u w:color="000000"/>
+          <w:rtl w:val="0"/>
+          <w:lang w:val="en-US"/>
+          <w14:textFill>
+            <w14:solidFill>
+              <w14:srgbClr w14:val="000000"/>
+            </w14:solidFill>
+          </w14:textFill>
+        </w:rPr>
+        <w:t>мм</w:t>
+      </w:r>
+      <w:r>
+        <w:rPr>
+          <w:outline w:val="0"/>
+          <w:color w:val="000000"/>
+          <w:u w:color="000000"/>
+          <w:rtl w:val="0"/>
+          <w:lang w:val="en-US"/>
+          <w14:textFill>
+            <w14:solidFill>
+              <w14:srgbClr w14:val="000000"/>
+            </w14:solidFill>
+          </w14:textFill>
+        </w:rPr>
+        <w:t xml:space="preserve">, </w:t>
+      </w:r>
+      <w:r>
+        <w:rPr>
+          <w:outline w:val="0"/>
+          <w:color w:val="000000"/>
+          <w:u w:color="000000"/>
+          <w:rtl w:val="0"/>
+          <w:lang w:val="en-US"/>
+          <w14:textFill>
+            <w14:solidFill>
+              <w14:srgbClr w14:val="000000"/>
+            </w14:solidFill>
+          </w14:textFill>
+        </w:rPr>
+        <w:t>обеспечивающая обработку внешней эквидистанты с учетом минимального наружного радиуса</w:t>
+      </w:r>
+      <w:r>
+        <w:rPr>
+          <w:outline w:val="0"/>
+          <w:color w:val="000000"/>
+          <w:u w:color="000000"/>
+          <w:rtl w:val="0"/>
+          <w:lang w:val="en-US"/>
+          <w14:textFill>
+            <w14:solidFill>
+              <w14:srgbClr w14:val="000000"/>
+            </w14:solidFill>
+          </w14:textFill>
+        </w:rPr>
+        <w:t xml:space="preserve">. </w:t>
+      </w:r>
+      <w:r>
+        <w:rPr>
+          <w:outline w:val="0"/>
+          <w:color w:val="000000"/>
+          <w:u w:color="000000"/>
+          <w:rtl w:val="0"/>
+          <w:lang w:val="en-US"/>
+          <w14:textFill>
+            <w14:solidFill>
+              <w14:srgbClr w14:val="000000"/>
+            </w14:solidFill>
+          </w14:textFill>
+        </w:rPr>
+        <w:t xml:space="preserve">Для внутреннего контура назначается инструмент </w:t>
+      </w:r>
+      <w:r>
+        <w:rPr>
+          <w:outline w:val="0"/>
+          <w:color w:val="000000"/>
+          <w:u w:color="000000"/>
+          <w:rtl w:val="0"/>
+          <w:lang w:val="en-US"/>
+          <w14:textFill>
+            <w14:solidFill>
+              <w14:srgbClr w14:val="000000"/>
+            </w14:solidFill>
+          </w14:textFill>
+        </w:rPr>
+        <w:t xml:space="preserve">T02 </w:t>
+      </w:r>
+      <w:r>
+        <w:rPr>
+          <w:outline w:val="0"/>
+          <w:color w:val="000000"/>
+          <w:u w:color="000000"/>
+          <w:rtl w:val="0"/>
+          <w:lang w:val="en-US"/>
+          <w14:textFill>
+            <w14:solidFill>
+              <w14:srgbClr w14:val="000000"/>
+            </w14:solidFill>
+          </w14:textFill>
+        </w:rPr>
+        <w:t xml:space="preserve">— концевая фреза диаметром </w:t>
+      </w:r>
+      <w:r>
+        <w:rPr>
+          <w:outline w:val="0"/>
+          <w:color w:val="000000"/>
+          <w:u w:color="000000"/>
+          <w:rtl w:val="0"/>
+          <w:lang w:val="en-US"/>
+          <w14:textFill>
+            <w14:solidFill>
+              <w14:srgbClr w14:val="000000"/>
+            </w14:solidFill>
+          </w14:textFill>
+        </w:rPr>
+        <w:t xml:space="preserve">32 </w:t>
+      </w:r>
+      <w:r>
+        <w:rPr>
+          <w:outline w:val="0"/>
+          <w:color w:val="000000"/>
+          <w:u w:color="000000"/>
+          <w:rtl w:val="0"/>
+          <w:lang w:val="en-US"/>
+          <w14:textFill>
+            <w14:solidFill>
+              <w14:srgbClr w14:val="000000"/>
+            </w14:solidFill>
+          </w14:textFill>
+        </w:rPr>
+        <w:t>мм</w:t>
+      </w:r>
+      <w:r>
+        <w:rPr>
+          <w:outline w:val="0"/>
+          <w:color w:val="000000"/>
+          <w:u w:color="000000"/>
+          <w:rtl w:val="0"/>
+          <w:lang w:val="en-US"/>
+          <w14:textFill>
+            <w14:solidFill>
+              <w14:srgbClr w14:val="000000"/>
+            </w14:solidFill>
+          </w14:textFill>
+        </w:rPr>
+        <w:t xml:space="preserve">, </w:t>
+      </w:r>
+      <w:r>
+        <w:rPr>
+          <w:outline w:val="0"/>
+          <w:color w:val="000000"/>
+          <w:u w:color="000000"/>
+          <w:rtl w:val="0"/>
+          <w:lang w:val="en-US"/>
+          <w14:textFill>
+            <w14:solidFill>
+              <w14:srgbClr w14:val="000000"/>
+            </w14:solidFill>
+          </w14:textFill>
+        </w:rPr>
+        <w:t>соответствующая минимальному радиусу внутреннего сопряжения</w:t>
+      </w:r>
+      <w:r>
+        <w:rPr>
+          <w:outline w:val="0"/>
+          <w:color w:val="000000"/>
+          <w:u w:color="000000"/>
+          <w:rtl w:val="0"/>
+          <w:lang w:val="en-US"/>
+          <w14:textFill>
+            <w14:solidFill>
+              <w14:srgbClr w14:val="000000"/>
+            </w14:solidFill>
+          </w14:textFill>
+        </w:rPr>
+        <w:t xml:space="preserve">. </w:t>
+      </w:r>
+      <w:r>
+        <w:rPr>
+          <w:outline w:val="0"/>
+          <w:color w:val="000000"/>
+          <w:u w:color="000000"/>
+          <w:rtl w:val="0"/>
+          <w:lang w:val="en-US"/>
+          <w14:textFill>
+            <w14:solidFill>
+              <w14:srgbClr w14:val="000000"/>
+            </w14:solidFill>
+          </w14:textFill>
+        </w:rPr>
+        <w:t>Для обоих переходов приняты единые режимы резания</w:t>
+      </w:r>
+      <w:r>
+        <w:rPr>
+          <w:outline w:val="0"/>
+          <w:color w:val="000000"/>
+          <w:u w:color="000000"/>
+          <w:rtl w:val="0"/>
+          <w:lang w:val="en-US"/>
+          <w14:textFill>
+            <w14:solidFill>
+              <w14:srgbClr w14:val="000000"/>
+            </w14:solidFill>
+          </w14:textFill>
+        </w:rPr>
+        <w:t xml:space="preserve">: S = 500 </w:t>
+      </w:r>
+      <w:r>
+        <w:rPr>
+          <w:outline w:val="0"/>
+          <w:color w:val="000000"/>
+          <w:u w:color="000000"/>
+          <w:rtl w:val="0"/>
+          <w:lang w:val="en-US"/>
+          <w14:textFill>
+            <w14:solidFill>
+              <w14:srgbClr w14:val="000000"/>
+            </w14:solidFill>
+          </w14:textFill>
+        </w:rPr>
+        <w:t>об</w:t>
+      </w:r>
+      <w:r>
+        <w:rPr>
+          <w:outline w:val="0"/>
+          <w:color w:val="000000"/>
+          <w:u w:color="000000"/>
+          <w:rtl w:val="0"/>
+          <w:lang w:val="en-US"/>
+          <w14:textFill>
+            <w14:solidFill>
+              <w14:srgbClr w14:val="000000"/>
+            </w14:solidFill>
+          </w14:textFill>
+        </w:rPr>
+        <w:t>/</w:t>
+      </w:r>
+      <w:r>
+        <w:rPr>
+          <w:outline w:val="0"/>
+          <w:color w:val="000000"/>
+          <w:u w:color="000000"/>
+          <w:rtl w:val="0"/>
+          <w:lang w:val="en-US"/>
+          <w14:textFill>
+            <w14:solidFill>
+              <w14:srgbClr w14:val="000000"/>
+            </w14:solidFill>
+          </w14:textFill>
+        </w:rPr>
+        <w:t>мин</w:t>
+      </w:r>
+      <w:r>
+        <w:rPr>
+          <w:outline w:val="0"/>
+          <w:color w:val="000000"/>
+          <w:u w:color="000000"/>
+          <w:rtl w:val="0"/>
+          <w:lang w:val="en-US"/>
+          <w14:textFill>
+            <w14:solidFill>
+              <w14:srgbClr w14:val="000000"/>
+            </w14:solidFill>
+          </w14:textFill>
+        </w:rPr>
+        <w:t xml:space="preserve">, F = 240 </w:t>
+      </w:r>
+      <w:r>
+        <w:rPr>
+          <w:outline w:val="0"/>
+          <w:color w:val="000000"/>
+          <w:u w:color="000000"/>
+          <w:rtl w:val="0"/>
+          <w:lang w:val="en-US"/>
+          <w14:textFill>
+            <w14:solidFill>
+              <w14:srgbClr w14:val="000000"/>
+            </w14:solidFill>
+          </w14:textFill>
+        </w:rPr>
+        <w:t>мм</w:t>
+      </w:r>
+      <w:r>
+        <w:rPr>
+          <w:outline w:val="0"/>
+          <w:color w:val="000000"/>
+          <w:u w:color="000000"/>
+          <w:rtl w:val="0"/>
+          <w:lang w:val="en-US"/>
+          <w14:textFill>
+            <w14:solidFill>
+              <w14:srgbClr w14:val="000000"/>
+            </w14:solidFill>
+          </w14:textFill>
+        </w:rPr>
+        <w:t>/</w:t>
+      </w:r>
+      <w:r>
+        <w:rPr>
+          <w:outline w:val="0"/>
+          <w:color w:val="000000"/>
+          <w:u w:color="000000"/>
+          <w:rtl w:val="0"/>
+          <w:lang w:val="en-US"/>
+          <w14:textFill>
+            <w14:solidFill>
+              <w14:srgbClr w14:val="000000"/>
+            </w14:solidFill>
+          </w14:textFill>
+        </w:rPr>
+        <w:t>мин</w:t>
+      </w:r>
+      <w:r>
+        <w:rPr>
+          <w:outline w:val="0"/>
+          <w:color w:val="000000"/>
+          <w:u w:color="000000"/>
+          <w:rtl w:val="0"/>
+          <w:lang w:val="en-US"/>
+          <w14:textFill>
+            <w14:solidFill>
+              <w14:srgbClr w14:val="000000"/>
+            </w14:solidFill>
+          </w14:textFill>
+        </w:rPr>
+        <w:t xml:space="preserve">, </w:t>
+      </w:r>
+      <w:r>
+        <w:rPr>
+          <w:outline w:val="0"/>
+          <w:color w:val="000000"/>
+          <w:u w:color="000000"/>
+          <w:rtl w:val="0"/>
+          <w:lang w:val="en-US"/>
+          <w14:textFill>
+            <w14:solidFill>
+              <w14:srgbClr w14:val="000000"/>
+            </w14:solidFill>
+          </w14:textFill>
+        </w:rPr>
+        <w:t>охлаждение включено</w:t>
+      </w:r>
+      <w:r>
+        <w:rPr>
+          <w:outline w:val="0"/>
+          <w:color w:val="000000"/>
+          <w:u w:color="000000"/>
+          <w:rtl w:val="0"/>
+          <w:lang w:val="en-US"/>
+          <w14:textFill>
+            <w14:solidFill>
+              <w14:srgbClr w14:val="000000"/>
+            </w14:solidFill>
+          </w14:textFill>
+        </w:rPr>
+        <w:t>.</w:t>
+      </w:r>
     </w:p>
     <w:p>
       <w:pPr>
@@ -12523,112 +12913,106 @@
             </w14:solidFill>
           </w14:textFill>
         </w:rPr>
-        <w:t xml:space="preserve">Выбор инструмента для данной работы может быть обоснован без обязательного приведения окна </w:t>
-      </w:r>
-      <w:r>
-        <w:rPr>
-          <w:outline w:val="0"/>
-          <w:color w:val="000000"/>
-          <w:u w:color="000000"/>
-          <w:rtl w:val="0"/>
-          <w:lang w:val="pt-PT"/>
-          <w14:textFill>
-            <w14:solidFill>
-              <w14:srgbClr w14:val="000000"/>
-            </w14:solidFill>
-          </w14:textFill>
-        </w:rPr>
-        <w:t>CAD/CAM-</w:t>
-      </w:r>
-      <w:r>
-        <w:rPr>
-          <w:outline w:val="0"/>
-          <w:color w:val="000000"/>
-          <w:u w:color="000000"/>
-          <w:rtl w:val="0"/>
-          <w:lang w:val="en-US"/>
-          <w14:textFill>
-            <w14:solidFill>
-              <w14:srgbClr w14:val="000000"/>
-            </w14:solidFill>
-          </w14:textFill>
-        </w:rPr>
-        <w:t>системы</w:t>
-      </w:r>
-      <w:r>
-        <w:rPr>
-          <w:outline w:val="0"/>
-          <w:color w:val="000000"/>
-          <w:u w:color="000000"/>
-          <w:rtl w:val="0"/>
-          <w:lang w:val="en-US"/>
-          <w14:textFill>
-            <w14:solidFill>
-              <w14:srgbClr w14:val="000000"/>
-            </w14:solidFill>
-          </w14:textFill>
-        </w:rPr>
-        <w:t xml:space="preserve">. </w:t>
-      </w:r>
-      <w:r>
-        <w:rPr>
-          <w:outline w:val="0"/>
-          <w:color w:val="000000"/>
-          <w:u w:color="000000"/>
-          <w:rtl w:val="0"/>
-          <w:lang w:val="en-US"/>
-          <w14:textFill>
-            <w14:solidFill>
-              <w14:srgbClr w14:val="000000"/>
-            </w14:solidFill>
-          </w14:textFill>
-        </w:rPr>
-        <w:t xml:space="preserve">Для наружного контура назначается инструмент </w:t>
-      </w:r>
-      <w:r>
-        <w:rPr>
-          <w:outline w:val="0"/>
-          <w:color w:val="000000"/>
-          <w:u w:color="000000"/>
-          <w:rtl w:val="0"/>
-          <w:lang w:val="en-US"/>
-          <w14:textFill>
-            <w14:solidFill>
-              <w14:srgbClr w14:val="000000"/>
-            </w14:solidFill>
-          </w14:textFill>
-        </w:rPr>
-        <w:t xml:space="preserve">T01 </w:t>
-      </w:r>
-      <w:r>
-        <w:rPr>
-          <w:outline w:val="0"/>
-          <w:color w:val="000000"/>
-          <w:u w:color="000000"/>
-          <w:rtl w:val="0"/>
-          <w:lang w:val="en-US"/>
-          <w14:textFill>
-            <w14:solidFill>
-              <w14:srgbClr w14:val="000000"/>
-            </w14:solidFill>
-          </w14:textFill>
-        </w:rPr>
-        <w:t xml:space="preserve">— концевая фреза диаметром </w:t>
-      </w:r>
-      <w:r>
-        <w:rPr>
-          <w:outline w:val="0"/>
-          <w:color w:val="000000"/>
-          <w:u w:color="000000"/>
-          <w:rtl w:val="0"/>
-          <w:lang w:val="en-US"/>
-          <w14:textFill>
-            <w14:solidFill>
-              <w14:srgbClr w14:val="000000"/>
-            </w14:solidFill>
-          </w14:textFill>
-        </w:rPr>
-        <w:t xml:space="preserve">40 </w:t>
+        <w:t>Скорость подачи и скорость главного движения выбираются из диапазонов</w:t>
+      </w:r>
+      <w:r>
+        <w:rPr>
+          <w:outline w:val="0"/>
+          <w:color w:val="000000"/>
+          <w:u w:color="000000"/>
+          <w:rtl w:val="0"/>
+          <w:lang w:val="en-US"/>
+          <w14:textFill>
+            <w14:solidFill>
+              <w14:srgbClr w14:val="000000"/>
+            </w14:solidFill>
+          </w14:textFill>
+        </w:rPr>
+        <w:t xml:space="preserve">, </w:t>
+      </w:r>
+      <w:r>
+        <w:rPr>
+          <w:outline w:val="0"/>
+          <w:color w:val="000000"/>
+          <w:u w:color="000000"/>
+          <w:rtl w:val="0"/>
+          <w:lang w:val="en-US"/>
+          <w14:textFill>
+            <w14:solidFill>
+              <w14:srgbClr w14:val="000000"/>
+            </w14:solidFill>
+          </w14:textFill>
+        </w:rPr>
+        <w:t>указанных в методических рекомендациях</w:t>
+      </w:r>
+      <w:r>
+        <w:rPr>
+          <w:outline w:val="0"/>
+          <w:color w:val="000000"/>
+          <w:u w:color="000000"/>
+          <w:rtl w:val="0"/>
+          <w:lang w:val="en-US"/>
+          <w14:textFill>
+            <w14:solidFill>
+              <w14:srgbClr w14:val="000000"/>
+            </w14:solidFill>
+          </w14:textFill>
+        </w:rPr>
+        <w:t>: [4, 8]</w:t>
+      </w:r>
+    </w:p>
+    <w:p>
+      <w:pPr>
+        <w:pStyle w:val="Основной текст A"/>
+        <w:spacing w:after="0"/>
+        <w:ind w:left="709" w:hanging="425" w:firstLine="709"/>
+        <w:jc w:val="both"/>
+      </w:pPr>
+      <w:r>
+        <w:rPr>
+          <w:outline w:val="0"/>
+          <w:color w:val="000000"/>
+          <w:u w:color="000000"/>
+          <w:rtl w:val="0"/>
+          <w:lang w:val="en-US"/>
+          <w14:textFill>
+            <w14:solidFill>
+              <w14:srgbClr w14:val="000000"/>
+            </w14:solidFill>
+          </w14:textFill>
+        </w:rPr>
+        <w:t>1.</w:t>
+        <w:tab/>
+      </w:r>
+      <w:r>
+        <w:rPr>
+          <w:outline w:val="0"/>
+          <w:color w:val="000000"/>
+          <w:u w:color="000000"/>
+          <w:rtl w:val="0"/>
+          <w:lang w:val="en-US"/>
+          <w14:textFill>
+            <w14:solidFill>
+              <w14:srgbClr w14:val="000000"/>
+            </w14:solidFill>
+          </w14:textFill>
+        </w:rPr>
+        <w:t xml:space="preserve">подача </w:t>
+      </w:r>
+      <w:r>
+        <w:rPr>
+          <w:outline w:val="0"/>
+          <w:color w:val="000000"/>
+          <w:u w:color="000000"/>
+          <w:rtl w:val="0"/>
+          <w:lang w:val="en-US"/>
+          <w14:textFill>
+            <w14:solidFill>
+              <w14:srgbClr w14:val="000000"/>
+            </w14:solidFill>
+          </w14:textFill>
+        </w:rPr>
+        <w:t xml:space="preserve">F = 240 </w:t>
       </w:r>
       <w:r>
         <w:rPr>
@@ -12658,187 +13042,91 @@
             </w14:solidFill>
           </w14:textFill>
         </w:rPr>
-        <w:t xml:space="preserve">, </w:t>
-      </w:r>
-      <w:r>
-        <w:rPr>
-          <w:outline w:val="0"/>
-          <w:color w:val="000000"/>
-          <w:u w:color="000000"/>
-          <w:rtl w:val="0"/>
-          <w:lang w:val="en-US"/>
-          <w14:textFill>
-            <w14:solidFill>
-              <w14:srgbClr w14:val="000000"/>
-            </w14:solidFill>
-          </w14:textFill>
-        </w:rPr>
-        <w:t>обеспечивающая обработку внешней эквидистанты с учетом минимального наружного радиуса</w:t>
-      </w:r>
-      <w:r>
-        <w:rPr>
-          <w:outline w:val="0"/>
-          <w:color w:val="000000"/>
-          <w:u w:color="000000"/>
-          <w:rtl w:val="0"/>
-          <w:lang w:val="en-US"/>
-          <w14:textFill>
-            <w14:solidFill>
-              <w14:srgbClr w14:val="000000"/>
-            </w14:solidFill>
-          </w14:textFill>
-        </w:rPr>
-        <w:t xml:space="preserve">. </w:t>
-      </w:r>
-      <w:r>
-        <w:rPr>
-          <w:outline w:val="0"/>
-          <w:color w:val="000000"/>
-          <w:u w:color="000000"/>
-          <w:rtl w:val="0"/>
-          <w:lang w:val="en-US"/>
-          <w14:textFill>
-            <w14:solidFill>
-              <w14:srgbClr w14:val="000000"/>
-            </w14:solidFill>
-          </w14:textFill>
-        </w:rPr>
-        <w:t xml:space="preserve">Для внутреннего контура назначается инструмент </w:t>
-      </w:r>
-      <w:r>
-        <w:rPr>
-          <w:outline w:val="0"/>
-          <w:color w:val="000000"/>
-          <w:u w:color="000000"/>
-          <w:rtl w:val="0"/>
-          <w:lang w:val="en-US"/>
-          <w14:textFill>
-            <w14:solidFill>
-              <w14:srgbClr w14:val="000000"/>
-            </w14:solidFill>
-          </w14:textFill>
-        </w:rPr>
-        <w:t xml:space="preserve">T02 </w:t>
-      </w:r>
-      <w:r>
-        <w:rPr>
-          <w:outline w:val="0"/>
-          <w:color w:val="000000"/>
-          <w:u w:color="000000"/>
-          <w:rtl w:val="0"/>
-          <w:lang w:val="en-US"/>
-          <w14:textFill>
-            <w14:solidFill>
-              <w14:srgbClr w14:val="000000"/>
-            </w14:solidFill>
-          </w14:textFill>
-        </w:rPr>
-        <w:t xml:space="preserve">— концевая фреза диаметром </w:t>
-      </w:r>
-      <w:r>
-        <w:rPr>
-          <w:outline w:val="0"/>
-          <w:color w:val="000000"/>
-          <w:u w:color="000000"/>
-          <w:rtl w:val="0"/>
-          <w:lang w:val="en-US"/>
-          <w14:textFill>
-            <w14:solidFill>
-              <w14:srgbClr w14:val="000000"/>
-            </w14:solidFill>
-          </w14:textFill>
-        </w:rPr>
-        <w:t xml:space="preserve">32 </w:t>
-      </w:r>
-      <w:r>
-        <w:rPr>
-          <w:outline w:val="0"/>
-          <w:color w:val="000000"/>
-          <w:u w:color="000000"/>
-          <w:rtl w:val="0"/>
-          <w:lang w:val="en-US"/>
-          <w14:textFill>
-            <w14:solidFill>
-              <w14:srgbClr w14:val="000000"/>
-            </w14:solidFill>
-          </w14:textFill>
-        </w:rPr>
-        <w:t>мм</w:t>
-      </w:r>
-      <w:r>
-        <w:rPr>
-          <w:outline w:val="0"/>
-          <w:color w:val="000000"/>
-          <w:u w:color="000000"/>
-          <w:rtl w:val="0"/>
-          <w:lang w:val="en-US"/>
-          <w14:textFill>
-            <w14:solidFill>
-              <w14:srgbClr w14:val="000000"/>
-            </w14:solidFill>
-          </w14:textFill>
-        </w:rPr>
-        <w:t xml:space="preserve">, </w:t>
-      </w:r>
-      <w:r>
-        <w:rPr>
-          <w:outline w:val="0"/>
-          <w:color w:val="000000"/>
-          <w:u w:color="000000"/>
-          <w:rtl w:val="0"/>
-          <w:lang w:val="en-US"/>
-          <w14:textFill>
-            <w14:solidFill>
-              <w14:srgbClr w14:val="000000"/>
-            </w14:solidFill>
-          </w14:textFill>
-        </w:rPr>
-        <w:t>соответствующая минимальному радиусу внутреннего сопряжения</w:t>
-      </w:r>
-      <w:r>
-        <w:rPr>
-          <w:outline w:val="0"/>
-          <w:color w:val="000000"/>
-          <w:u w:color="000000"/>
-          <w:rtl w:val="0"/>
-          <w:lang w:val="en-US"/>
-          <w14:textFill>
-            <w14:solidFill>
-              <w14:srgbClr w14:val="000000"/>
-            </w14:solidFill>
-          </w14:textFill>
-        </w:rPr>
-        <w:t xml:space="preserve">. </w:t>
-      </w:r>
-      <w:r>
-        <w:rPr>
-          <w:outline w:val="0"/>
-          <w:color w:val="000000"/>
-          <w:u w:color="000000"/>
-          <w:rtl w:val="0"/>
-          <w:lang w:val="en-US"/>
-          <w14:textFill>
-            <w14:solidFill>
-              <w14:srgbClr w14:val="000000"/>
-            </w14:solidFill>
-          </w14:textFill>
-        </w:rPr>
-        <w:t>Для обоих переходов приняты единые режимы резания</w:t>
-      </w:r>
-      <w:r>
-        <w:rPr>
-          <w:outline w:val="0"/>
-          <w:color w:val="000000"/>
-          <w:u w:color="000000"/>
-          <w:rtl w:val="0"/>
-          <w:lang w:val="en-US"/>
-          <w14:textFill>
-            <w14:solidFill>
-              <w14:srgbClr w14:val="000000"/>
-            </w14:solidFill>
-          </w14:textFill>
-        </w:rPr>
-        <w:t xml:space="preserve">: S = 500 </w:t>
+        <w:t>/</w:t>
+      </w:r>
+      <w:r>
+        <w:rPr>
+          <w:outline w:val="0"/>
+          <w:color w:val="000000"/>
+          <w:u w:color="000000"/>
+          <w:rtl w:val="0"/>
+          <w:lang w:val="en-US"/>
+          <w14:textFill>
+            <w14:solidFill>
+              <w14:srgbClr w14:val="000000"/>
+            </w14:solidFill>
+          </w14:textFill>
+        </w:rPr>
+        <w:t>мин</w:t>
+      </w:r>
+      <w:r>
+        <w:rPr>
+          <w:outline w:val="0"/>
+          <w:color w:val="000000"/>
+          <w:u w:color="000000"/>
+          <w:rtl w:val="0"/>
+          <w:lang w:val="en-US"/>
+          <w14:textFill>
+            <w14:solidFill>
+              <w14:srgbClr w14:val="000000"/>
+            </w14:solidFill>
+          </w14:textFill>
+        </w:rPr>
+        <w:t>;</w:t>
+      </w:r>
+    </w:p>
+    <w:p>
+      <w:pPr>
+        <w:pStyle w:val="Основной текст A"/>
+        <w:spacing w:after="0"/>
+        <w:ind w:left="709" w:hanging="425" w:firstLine="709"/>
+        <w:jc w:val="both"/>
+      </w:pPr>
+      <w:r>
+        <w:rPr>
+          <w:outline w:val="0"/>
+          <w:color w:val="000000"/>
+          <w:u w:color="000000"/>
+          <w:rtl w:val="0"/>
+          <w:lang w:val="en-US"/>
+          <w14:textFill>
+            <w14:solidFill>
+              <w14:srgbClr w14:val="000000"/>
+            </w14:solidFill>
+          </w14:textFill>
+        </w:rPr>
+        <w:t>2.</w:t>
+        <w:tab/>
+      </w:r>
+      <w:r>
+        <w:rPr>
+          <w:outline w:val="0"/>
+          <w:color w:val="000000"/>
+          <w:u w:color="000000"/>
+          <w:rtl w:val="0"/>
+          <w:lang w:val="en-US"/>
+          <w14:textFill>
+            <w14:solidFill>
+              <w14:srgbClr w14:val="000000"/>
+            </w14:solidFill>
+          </w14:textFill>
+        </w:rPr>
+        <w:t xml:space="preserve">частота вращения шпинделя </w:t>
+      </w:r>
+      <w:r>
+        <w:rPr>
+          <w:outline w:val="0"/>
+          <w:color w:val="000000"/>
+          <w:u w:color="000000"/>
+          <w:rtl w:val="0"/>
+          <w:lang w:val="en-US"/>
+          <w14:textFill>
+            <w14:solidFill>
+              <w14:srgbClr w14:val="000000"/>
+            </w14:solidFill>
+          </w14:textFill>
+        </w:rPr>
+        <w:t xml:space="preserve">S = 500 </w:t>
       </w:r>
       <w:r>
         <w:rPr>
@@ -12884,96 +13172,6 @@
           </w14:textFill>
         </w:rPr>
         <w:t>мин</w:t>
-      </w:r>
-      <w:r>
-        <w:rPr>
-          <w:outline w:val="0"/>
-          <w:color w:val="000000"/>
-          <w:u w:color="000000"/>
-          <w:rtl w:val="0"/>
-          <w:lang w:val="en-US"/>
-          <w14:textFill>
-            <w14:solidFill>
-              <w14:srgbClr w14:val="000000"/>
-            </w14:solidFill>
-          </w14:textFill>
-        </w:rPr>
-        <w:t xml:space="preserve">, F = 240 </w:t>
-      </w:r>
-      <w:r>
-        <w:rPr>
-          <w:outline w:val="0"/>
-          <w:color w:val="000000"/>
-          <w:u w:color="000000"/>
-          <w:rtl w:val="0"/>
-          <w:lang w:val="en-US"/>
-          <w14:textFill>
-            <w14:solidFill>
-              <w14:srgbClr w14:val="000000"/>
-            </w14:solidFill>
-          </w14:textFill>
-        </w:rPr>
-        <w:t>мм</w:t>
-      </w:r>
-      <w:r>
-        <w:rPr>
-          <w:outline w:val="0"/>
-          <w:color w:val="000000"/>
-          <w:u w:color="000000"/>
-          <w:rtl w:val="0"/>
-          <w:lang w:val="en-US"/>
-          <w14:textFill>
-            <w14:solidFill>
-              <w14:srgbClr w14:val="000000"/>
-            </w14:solidFill>
-          </w14:textFill>
-        </w:rPr>
-        <w:t>/</w:t>
-      </w:r>
-      <w:r>
-        <w:rPr>
-          <w:outline w:val="0"/>
-          <w:color w:val="000000"/>
-          <w:u w:color="000000"/>
-          <w:rtl w:val="0"/>
-          <w:lang w:val="en-US"/>
-          <w14:textFill>
-            <w14:solidFill>
-              <w14:srgbClr w14:val="000000"/>
-            </w14:solidFill>
-          </w14:textFill>
-        </w:rPr>
-        <w:t>мин</w:t>
-      </w:r>
-      <w:r>
-        <w:rPr>
-          <w:outline w:val="0"/>
-          <w:color w:val="000000"/>
-          <w:u w:color="000000"/>
-          <w:rtl w:val="0"/>
-          <w:lang w:val="en-US"/>
-          <w14:textFill>
-            <w14:solidFill>
-              <w14:srgbClr w14:val="000000"/>
-            </w14:solidFill>
-          </w14:textFill>
-        </w:rPr>
-        <w:t xml:space="preserve">, </w:t>
-      </w:r>
-      <w:r>
-        <w:rPr>
-          <w:outline w:val="0"/>
-          <w:color w:val="000000"/>
-          <w:u w:color="000000"/>
-          <w:rtl w:val="0"/>
-          <w:lang w:val="en-US"/>
-          <w14:textFill>
-            <w14:solidFill>
-              <w14:srgbClr w14:val="000000"/>
-            </w14:solidFill>
-          </w14:textFill>
-        </w:rPr>
-        <w:t>охлаждение включено</w:t>
       </w:r>
       <w:r>
         <w:rPr>
@@ -13011,265 +13209,37 @@
             </w14:solidFill>
           </w14:textFill>
         </w:rPr>
-        <w:t>Скорость подачи и скорость главного движения выбираются из диапазонов</w:t>
-      </w:r>
-      <w:r>
-        <w:rPr>
-          <w:outline w:val="0"/>
-          <w:color w:val="000000"/>
-          <w:u w:color="000000"/>
-          <w:rtl w:val="0"/>
-          <w:lang w:val="en-US"/>
-          <w14:textFill>
-            <w14:solidFill>
-              <w14:srgbClr w14:val="000000"/>
-            </w14:solidFill>
-          </w14:textFill>
-        </w:rPr>
-        <w:t xml:space="preserve">, </w:t>
-      </w:r>
-      <w:r>
-        <w:rPr>
-          <w:outline w:val="0"/>
-          <w:color w:val="000000"/>
-          <w:u w:color="000000"/>
-          <w:rtl w:val="0"/>
-          <w:lang w:val="en-US"/>
-          <w14:textFill>
-            <w14:solidFill>
-              <w14:srgbClr w14:val="000000"/>
-            </w14:solidFill>
-          </w14:textFill>
-        </w:rPr>
-        <w:t>указанных в методических рекомендациях</w:t>
-      </w:r>
-      <w:r>
-        <w:rPr>
-          <w:outline w:val="0"/>
-          <w:color w:val="000000"/>
-          <w:u w:color="000000"/>
-          <w:rtl w:val="0"/>
-          <w:lang w:val="en-US"/>
-          <w14:textFill>
-            <w14:solidFill>
-              <w14:srgbClr w14:val="000000"/>
-            </w14:solidFill>
-          </w14:textFill>
-        </w:rPr>
-        <w:t>: [4, 8]</w:t>
-      </w:r>
-    </w:p>
-    <w:p>
-      <w:pPr>
-        <w:pStyle w:val="Основной текст A"/>
-        <w:spacing w:after="0"/>
-        <w:ind w:left="709" w:hanging="425"/>
-        <w:jc w:val="both"/>
-      </w:pPr>
-      <w:r>
-        <w:rPr>
-          <w:outline w:val="0"/>
-          <w:color w:val="000000"/>
-          <w:u w:color="000000"/>
-          <w:rtl w:val="0"/>
-          <w:lang w:val="en-US"/>
-          <w14:textFill>
-            <w14:solidFill>
-              <w14:srgbClr w14:val="000000"/>
-            </w14:solidFill>
-          </w14:textFill>
-        </w:rPr>
-        <w:t>1.</w:t>
-        <w:tab/>
-      </w:r>
-      <w:r>
-        <w:rPr>
-          <w:outline w:val="0"/>
-          <w:color w:val="000000"/>
-          <w:u w:color="000000"/>
-          <w:rtl w:val="0"/>
-          <w:lang w:val="en-US"/>
-          <w14:textFill>
-            <w14:solidFill>
-              <w14:srgbClr w14:val="000000"/>
-            </w14:solidFill>
-          </w14:textFill>
-        </w:rPr>
-        <w:t xml:space="preserve">подача </w:t>
-      </w:r>
-      <w:r>
-        <w:rPr>
-          <w:outline w:val="0"/>
-          <w:color w:val="000000"/>
-          <w:u w:color="000000"/>
-          <w:rtl w:val="0"/>
-          <w:lang w:val="en-US"/>
-          <w14:textFill>
-            <w14:solidFill>
-              <w14:srgbClr w14:val="000000"/>
-            </w14:solidFill>
-          </w14:textFill>
-        </w:rPr>
-        <w:t xml:space="preserve">F = 240 </w:t>
-      </w:r>
-      <w:r>
-        <w:rPr>
-          <w:outline w:val="0"/>
-          <w:color w:val="000000"/>
-          <w:u w:color="000000"/>
-          <w:rtl w:val="0"/>
-          <w:lang w:val="en-US"/>
-          <w14:textFill>
-            <w14:solidFill>
-              <w14:srgbClr w14:val="000000"/>
-            </w14:solidFill>
-          </w14:textFill>
-        </w:rPr>
-        <w:t>мм</w:t>
-      </w:r>
-      <w:r>
-        <w:rPr>
-          <w:outline w:val="0"/>
-          <w:color w:val="000000"/>
-          <w:u w:color="000000"/>
-          <w:rtl w:val="0"/>
-          <w:lang w:val="en-US"/>
-          <w14:textFill>
-            <w14:solidFill>
-              <w14:srgbClr w14:val="000000"/>
-            </w14:solidFill>
-          </w14:textFill>
-        </w:rPr>
-        <w:t>/</w:t>
-      </w:r>
-      <w:r>
-        <w:rPr>
-          <w:outline w:val="0"/>
-          <w:color w:val="000000"/>
-          <w:u w:color="000000"/>
-          <w:rtl w:val="0"/>
-          <w:lang w:val="en-US"/>
-          <w14:textFill>
-            <w14:solidFill>
-              <w14:srgbClr w14:val="000000"/>
-            </w14:solidFill>
-          </w14:textFill>
-        </w:rPr>
-        <w:t>мин</w:t>
-      </w:r>
-      <w:r>
-        <w:rPr>
-          <w:outline w:val="0"/>
-          <w:color w:val="000000"/>
-          <w:u w:color="000000"/>
-          <w:rtl w:val="0"/>
-          <w:lang w:val="en-US"/>
-          <w14:textFill>
-            <w14:solidFill>
-              <w14:srgbClr w14:val="000000"/>
-            </w14:solidFill>
-          </w14:textFill>
-        </w:rPr>
-        <w:t>;</w:t>
-      </w:r>
-    </w:p>
-    <w:p>
-      <w:pPr>
-        <w:pStyle w:val="Основной текст A"/>
-        <w:spacing w:after="0"/>
-        <w:ind w:left="709" w:hanging="425"/>
-        <w:jc w:val="both"/>
-      </w:pPr>
-      <w:r>
-        <w:rPr>
-          <w:outline w:val="0"/>
-          <w:color w:val="000000"/>
-          <w:u w:color="000000"/>
-          <w:rtl w:val="0"/>
-          <w:lang w:val="en-US"/>
-          <w14:textFill>
-            <w14:solidFill>
-              <w14:srgbClr w14:val="000000"/>
-            </w14:solidFill>
-          </w14:textFill>
-        </w:rPr>
-        <w:t>2.</w:t>
-        <w:tab/>
-      </w:r>
-      <w:r>
-        <w:rPr>
-          <w:outline w:val="0"/>
-          <w:color w:val="000000"/>
-          <w:u w:color="000000"/>
-          <w:rtl w:val="0"/>
-          <w:lang w:val="en-US"/>
-          <w14:textFill>
-            <w14:solidFill>
-              <w14:srgbClr w14:val="000000"/>
-            </w14:solidFill>
-          </w14:textFill>
-        </w:rPr>
-        <w:t xml:space="preserve">частота вращения шпинделя </w:t>
-      </w:r>
-      <w:r>
-        <w:rPr>
-          <w:outline w:val="0"/>
-          <w:color w:val="000000"/>
-          <w:u w:color="000000"/>
-          <w:rtl w:val="0"/>
-          <w:lang w:val="en-US"/>
-          <w14:textFill>
-            <w14:solidFill>
-              <w14:srgbClr w14:val="000000"/>
-            </w14:solidFill>
-          </w14:textFill>
-        </w:rPr>
-        <w:t xml:space="preserve">S = 500 </w:t>
-      </w:r>
-      <w:r>
-        <w:rPr>
-          <w:outline w:val="0"/>
-          <w:color w:val="000000"/>
-          <w:u w:color="000000"/>
-          <w:rtl w:val="0"/>
-          <w:lang w:val="en-US"/>
-          <w14:textFill>
-            <w14:solidFill>
-              <w14:srgbClr w14:val="000000"/>
-            </w14:solidFill>
-          </w14:textFill>
-        </w:rPr>
-        <w:t>об</w:t>
-      </w:r>
-      <w:r>
-        <w:rPr>
-          <w:outline w:val="0"/>
-          <w:color w:val="000000"/>
-          <w:u w:color="000000"/>
-          <w:rtl w:val="0"/>
-          <w:lang w:val="en-US"/>
-          <w14:textFill>
-            <w14:solidFill>
-              <w14:srgbClr w14:val="000000"/>
-            </w14:solidFill>
-          </w14:textFill>
-        </w:rPr>
-        <w:t>/</w:t>
-      </w:r>
-      <w:r>
-        <w:rPr>
-          <w:outline w:val="0"/>
-          <w:color w:val="000000"/>
-          <w:u w:color="000000"/>
-          <w:rtl w:val="0"/>
-          <w:lang w:val="en-US"/>
-          <w14:textFill>
-            <w14:solidFill>
-              <w14:srgbClr w14:val="000000"/>
-            </w14:solidFill>
-          </w14:textFill>
-        </w:rPr>
-        <w:t>мин</w:t>
+        <w:t>Выбранные значения находятся в допустимом диапазоне и являются компромиссными</w:t>
+      </w:r>
+      <w:r>
+        <w:rPr>
+          <w:outline w:val="0"/>
+          <w:color w:val="000000"/>
+          <w:u w:color="000000"/>
+          <w:rtl w:val="0"/>
+          <w:lang w:val="en-US"/>
+          <w14:textFill>
+            <w14:solidFill>
+              <w14:srgbClr w14:val="000000"/>
+            </w14:solidFill>
+          </w14:textFill>
+        </w:rPr>
+        <w:t xml:space="preserve">: </w:t>
+      </w:r>
+      <w:r>
+        <w:rPr>
+          <w:outline w:val="0"/>
+          <w:color w:val="000000"/>
+          <w:u w:color="000000"/>
+          <w:rtl w:val="0"/>
+          <w:lang w:val="en-US"/>
+          <w14:textFill>
+            <w14:solidFill>
+              <w14:srgbClr w14:val="000000"/>
+            </w14:solidFill>
+          </w14:textFill>
+        </w:rPr>
+        <w:t>они достаточно безопасны для учебной отработки программы и обеспечивают устойчивую контурную обработку при использовании охлаждения</w:t>
       </w:r>
       <w:r>
         <w:rPr>
@@ -13307,223 +13277,169 @@
             </w14:solidFill>
           </w14:textFill>
         </w:rPr>
-        <w:t>Выбранные значения находятся в допустимом диапазоне и являются компромиссными</w:t>
-      </w:r>
-      <w:r>
-        <w:rPr>
-          <w:outline w:val="0"/>
-          <w:color w:val="000000"/>
-          <w:u w:color="000000"/>
-          <w:rtl w:val="0"/>
-          <w:lang w:val="en-US"/>
-          <w14:textFill>
-            <w14:solidFill>
-              <w14:srgbClr w14:val="000000"/>
-            </w14:solidFill>
-          </w14:textFill>
-        </w:rPr>
-        <w:t xml:space="preserve">: </w:t>
-      </w:r>
-      <w:r>
-        <w:rPr>
-          <w:outline w:val="0"/>
-          <w:color w:val="000000"/>
-          <w:u w:color="000000"/>
-          <w:rtl w:val="0"/>
-          <w:lang w:val="en-US"/>
-          <w14:textFill>
-            <w14:solidFill>
-              <w14:srgbClr w14:val="000000"/>
-            </w14:solidFill>
-          </w14:textFill>
-        </w:rPr>
-        <w:t>они достаточно безопасны для учебной отработки программы и обеспечивают устойчивую контурную обработку при использовании охлаждения</w:t>
-      </w:r>
-      <w:r>
-        <w:rPr>
-          <w:outline w:val="0"/>
-          <w:color w:val="000000"/>
-          <w:u w:color="000000"/>
-          <w:rtl w:val="0"/>
-          <w:lang w:val="en-US"/>
-          <w14:textFill>
-            <w14:solidFill>
-              <w14:srgbClr w14:val="000000"/>
-            </w14:solidFill>
-          </w14:textFill>
-        </w:rPr>
-        <w:t>.</w:t>
+        <w:t>Расчетно</w:t>
+      </w:r>
+      <w:r>
+        <w:rPr>
+          <w:outline w:val="0"/>
+          <w:color w:val="000000"/>
+          <w:u w:color="000000"/>
+          <w:rtl w:val="0"/>
+          <w:lang w:val="en-US"/>
+          <w14:textFill>
+            <w14:solidFill>
+              <w14:srgbClr w14:val="000000"/>
+            </w14:solidFill>
+          </w14:textFill>
+        </w:rPr>
+        <w:t>-</w:t>
+      </w:r>
+      <w:r>
+        <w:rPr>
+          <w:outline w:val="0"/>
+          <w:color w:val="000000"/>
+          <w:u w:color="000000"/>
+          <w:rtl w:val="0"/>
+          <w:lang w:val="en-US"/>
+          <w14:textFill>
+            <w14:solidFill>
+              <w14:srgbClr w14:val="000000"/>
+            </w14:solidFill>
+          </w14:textFill>
+        </w:rPr>
+        <w:t xml:space="preserve">технологическая карта представлена в таблице </w:t>
+      </w:r>
+      <w:r>
+        <w:rPr>
+          <w:outline w:val="0"/>
+          <w:color w:val="000000"/>
+          <w:u w:color="000000"/>
+          <w:rtl w:val="0"/>
+          <w:lang w:val="en-US"/>
+          <w14:textFill>
+            <w14:solidFill>
+              <w14:srgbClr w14:val="000000"/>
+            </w14:solidFill>
+          </w14:textFill>
+        </w:rPr>
+        <w:t>3.</w:t>
+      </w:r>
+      <w:r>
+        <w:rPr>
+          <w:outline w:val="0"/>
+          <w:color w:val="000000"/>
+          <w:u w:color="000000"/>
+          <w:rtl w:val="0"/>
+          <w:lang w:val="en-US"/>
+          <w14:textFill>
+            <w14:solidFill>
+              <w14:srgbClr w14:val="000000"/>
+            </w14:solidFill>
+          </w14:textFill>
+        </w:rPr>
+        <w:t xml:space="preserve"> Методология разработки расчетно-технологических карт описана в [9].</w:t>
       </w:r>
     </w:p>
     <w:p>
       <w:pPr>
         <w:pStyle w:val="Основной текст A"/>
-        <w:spacing w:after="0"/>
-        <w:ind w:firstLine="709"/>
-        <w:jc w:val="both"/>
+        <w:spacing w:after="0" w:line="240" w:lineRule="auto"/>
+        <w:ind w:firstLine="0"/>
+        <w:jc w:val="right"/>
       </w:pPr>
       <w:r>
         <w:rPr>
-          <w:outline w:val="0"/>
-          <w:color w:val="000000"/>
-          <w:u w:color="000000"/>
-          <w:rtl w:val="0"/>
-          <w:lang w:val="en-US"/>
-          <w14:textFill>
-            <w14:solidFill>
-              <w14:srgbClr w14:val="000000"/>
-            </w14:solidFill>
-          </w14:textFill>
-        </w:rPr>
-        <w:t>Расчетно</w:t>
-      </w:r>
-      <w:r>
-        <w:rPr>
-          <w:outline w:val="0"/>
-          <w:color w:val="000000"/>
-          <w:u w:color="000000"/>
-          <w:rtl w:val="0"/>
-          <w:lang w:val="en-US"/>
-          <w14:textFill>
-            <w14:solidFill>
-              <w14:srgbClr w14:val="000000"/>
-            </w14:solidFill>
-          </w14:textFill>
-        </w:rPr>
-        <w:t>-</w:t>
-      </w:r>
-      <w:r>
-        <w:rPr>
-          <w:outline w:val="0"/>
-          <w:color w:val="000000"/>
-          <w:u w:color="000000"/>
-          <w:rtl w:val="0"/>
-          <w:lang w:val="en-US"/>
-          <w14:textFill>
-            <w14:solidFill>
-              <w14:srgbClr w14:val="000000"/>
-            </w14:solidFill>
-          </w14:textFill>
-        </w:rPr>
-        <w:t xml:space="preserve">технологическая карта представлена в таблице </w:t>
-      </w:r>
-      <w:r>
-        <w:rPr>
-          <w:outline w:val="0"/>
-          <w:color w:val="000000"/>
-          <w:u w:color="000000"/>
-          <w:rtl w:val="0"/>
-          <w:lang w:val="en-US"/>
-          <w14:textFill>
-            <w14:solidFill>
-              <w14:srgbClr w14:val="000000"/>
-            </w14:solidFill>
-          </w14:textFill>
-        </w:rPr>
-        <w:t>3.</w:t>
-      </w:r>
-      <w:r>
-        <w:rPr>
-          <w:outline w:val="0"/>
-          <w:color w:val="000000"/>
-          <w:u w:color="000000"/>
-          <w:rtl w:val="0"/>
-          <w:lang w:val="en-US"/>
-          <w14:textFill>
-            <w14:solidFill>
-              <w14:srgbClr w14:val="000000"/>
-            </w14:solidFill>
-          </w14:textFill>
-        </w:rPr>
-        <w:t xml:space="preserve"> Методология разработки расчетно-технологических карт описана в [9].</w:t>
+          <w:rFonts w:ascii="Times New Roman" w:hAnsi="Times New Roman" w:cs="Times New Roman"/>
+          <w:b/>
+          <w:outline w:val="0"/>
+          <w:color w:val="000000"/>
+          <w:sz w:val="28"/>
+          <w:u w:color="000000"/>
+          <w:rtl w:val="0"/>
+          <w:lang w:val="en-US"/>
+          <w14:textFill>
+            <w14:solidFill>
+              <w14:srgbClr w14:val="000000"/>
+            </w14:solidFill>
+          </w14:textFill>
+        </w:rPr>
+        <w:t>Таблица 3</w:t>
+      </w:r>
+      <w:r>
+        <w:rPr>
+          <w:b/>
+          <w:outline w:val="0"/>
+          <w:color w:val="000000"/>
+          <w:u w:color="000000"/>
+          <w:rtl w:val="0"/>
+          <w:lang w:val="en-US"/>
+          <w14:textFill>
+            <w14:solidFill>
+              <w14:srgbClr w14:val="000000"/>
+            </w14:solidFill>
+          </w14:textFill>
+        </w:rPr>
+      </w:r>
+      <w:r>
+        <w:rPr>
+          <w:b/>
+          <w:outline w:val="0"/>
+          <w:color w:val="000000"/>
+          <w:u w:color="000000"/>
+          <w:rtl w:val="0"/>
+          <w:lang w:val="en-US"/>
+          <w14:textFill>
+            <w14:solidFill>
+              <w14:srgbClr w14:val="000000"/>
+            </w14:solidFill>
+          </w14:textFill>
+        </w:rPr>
+      </w:r>
+      <w:r>
+        <w:rPr>
+          <w:b/>
+          <w:outline w:val="0"/>
+          <w:color w:val="000000"/>
+          <w:u w:color="000000"/>
+          <w:rtl w:val="0"/>
+          <w:lang w:val="en-US"/>
+          <w14:textFill>
+            <w14:solidFill>
+              <w14:srgbClr w14:val="000000"/>
+            </w14:solidFill>
+          </w14:textFill>
+        </w:rPr>
+      </w:r>
+      <w:r>
+        <w:rPr>
+          <w:b/>
+          <w:outline w:val="0"/>
+          <w:color w:val="000000"/>
+          <w:u w:color="000000"/>
+          <w:rtl w:val="0"/>
+          <w:lang w:val="en-US"/>
+          <w14:textFill>
+            <w14:solidFill>
+              <w14:srgbClr w14:val="000000"/>
+            </w14:solidFill>
+          </w14:textFill>
+        </w:rPr>
       </w:r>
     </w:p>
     <w:p>
       <w:pPr>
-        <w:pStyle w:val="Основной текст A"/>
-        <w:spacing w:after="0"/>
-        <w:ind w:firstLine="709"/>
         <w:jc w:val="center"/>
+        <w:spacing w:line="240" w:lineRule="auto" w:after="0"/>
+        <w:ind w:firstLine="0"/>
       </w:pPr>
       <w:r>
         <w:rPr>
           <w:b/>
-          <w:outline w:val="0"/>
-          <w:color w:val="000000"/>
-          <w:u w:color="000000"/>
-          <w:rtl w:val="0"/>
-          <w:lang w:val="en-US"/>
-          <w14:textFill>
-            <w14:solidFill>
-              <w14:srgbClr w14:val="000000"/>
-            </w14:solidFill>
-          </w14:textFill>
-        </w:rPr>
-        <w:t xml:space="preserve">Таблица </w:t>
-      </w:r>
-      <w:r>
-        <w:rPr>
-          <w:b/>
-          <w:outline w:val="0"/>
-          <w:color w:val="000000"/>
-          <w:u w:color="000000"/>
-          <w:rtl w:val="0"/>
-          <w:lang w:val="en-US"/>
-          <w14:textFill>
-            <w14:solidFill>
-              <w14:srgbClr w14:val="000000"/>
-            </w14:solidFill>
-          </w14:textFill>
-        </w:rPr>
-        <w:t xml:space="preserve">3. </w:t>
-      </w:r>
-      <w:r>
-        <w:rPr>
-          <w:b/>
-          <w:outline w:val="0"/>
-          <w:color w:val="000000"/>
-          <w:u w:color="000000"/>
-          <w:rtl w:val="0"/>
-          <w:lang w:val="en-US"/>
-          <w14:textFill>
-            <w14:solidFill>
-              <w14:srgbClr w14:val="000000"/>
-            </w14:solidFill>
-          </w14:textFill>
-        </w:rPr>
-        <w:t>Расчетно</w:t>
-      </w:r>
-      <w:r>
-        <w:rPr>
-          <w:b/>
-          <w:outline w:val="0"/>
-          <w:color w:val="000000"/>
-          <w:u w:color="000000"/>
-          <w:rtl w:val="0"/>
-          <w:lang w:val="en-US"/>
-          <w14:textFill>
-            <w14:solidFill>
-              <w14:srgbClr w14:val="000000"/>
-            </w14:solidFill>
-          </w14:textFill>
-        </w:rPr>
-        <w:t>-</w:t>
-      </w:r>
-      <w:r>
-        <w:rPr>
-          <w:b/>
-          <w:outline w:val="0"/>
-          <w:color w:val="000000"/>
-          <w:u w:color="000000"/>
-          <w:rtl w:val="0"/>
-          <w:lang w:val="en-US"/>
-          <w14:textFill>
-            <w14:solidFill>
-              <w14:srgbClr w14:val="000000"/>
-            </w14:solidFill>
-          </w14:textFill>
-        </w:rPr>
-        <w:t>технологическая карта</w:t>
+          <w:sz w:val="28"/>
+          <w:szCs w:val="28"/>
+          <w:rFonts w:ascii="Times New Roman" w:hAnsi="Times New Roman" w:cs="Times New Roman"/>
+        </w:rPr>
+        <w:t>Расчетно-технологическая карта</w:t>
       </w:r>
     </w:p>
     <w:tbl>
@@ -14606,14 +14522,6 @@
     <w:p>
       <w:pPr>
         <w:pStyle w:val="Основной текст A"/>
-        <w:widowControl w:val="0"/>
-        <w:spacing w:after="0"/>
-        <w:jc w:val="center"/>
-      </w:pPr>
-    </w:p>
-    <w:p>
-      <w:pPr>
-        <w:pStyle w:val="Основной текст A"/>
         <w:spacing w:after="0"/>
         <w:ind w:firstLine="709"/>
         <w:jc w:val="both"/>
@@ -15300,55 +15208,71 @@
     <w:p>
       <w:pPr>
         <w:pStyle w:val="Основной текст A"/>
-        <w:spacing w:after="0"/>
-        <w:ind w:firstLine="709"/>
+        <w:spacing w:after="0" w:line="240" w:lineRule="auto"/>
+        <w:ind w:firstLine="0"/>
+        <w:jc w:val="right"/>
+      </w:pPr>
+      <w:r>
+        <w:rPr>
+          <w:rFonts w:ascii="Times New Roman" w:hAnsi="Times New Roman" w:cs="Times New Roman"/>
+          <w:b/>
+          <w:outline w:val="0"/>
+          <w:color w:val="000000"/>
+          <w:sz w:val="28"/>
+          <w:u w:color="000000"/>
+          <w:rtl w:val="0"/>
+          <w:lang w:val="en-US"/>
+          <w14:textFill>
+            <w14:solidFill>
+              <w14:srgbClr w14:val="000000"/>
+            </w14:solidFill>
+          </w14:textFill>
+        </w:rPr>
+        <w:t>Таблица 4</w:t>
+      </w:r>
+      <w:r>
+        <w:rPr>
+          <w:b/>
+          <w:outline w:val="0"/>
+          <w:color w:val="000000"/>
+          <w:u w:color="000000"/>
+          <w:rtl w:val="0"/>
+          <w:lang w:val="en-US"/>
+          <w14:textFill>
+            <w14:solidFill>
+              <w14:srgbClr w14:val="000000"/>
+            </w14:solidFill>
+          </w14:textFill>
+        </w:rPr>
+      </w:r>
+      <w:r>
+        <w:rPr>
+          <w:b/>
+          <w:outline w:val="0"/>
+          <w:color w:val="000000"/>
+          <w:u w:color="000000"/>
+          <w:rtl w:val="0"/>
+          <w:lang w:val="en-US"/>
+          <w14:textFill>
+            <w14:solidFill>
+              <w14:srgbClr w14:val="000000"/>
+            </w14:solidFill>
+          </w14:textFill>
+        </w:rPr>
+      </w:r>
+    </w:p>
+    <w:p>
+      <w:pPr>
         <w:jc w:val="center"/>
+        <w:spacing w:line="240" w:lineRule="auto" w:after="0"/>
+        <w:ind w:firstLine="0"/>
       </w:pPr>
       <w:r>
         <w:rPr>
           <w:b/>
-          <w:outline w:val="0"/>
-          <w:color w:val="000000"/>
-          <w:u w:color="000000"/>
-          <w:rtl w:val="0"/>
-          <w:lang w:val="en-US"/>
-          <w14:textFill>
-            <w14:solidFill>
-              <w14:srgbClr w14:val="000000"/>
-            </w14:solidFill>
-          </w14:textFill>
-        </w:rPr>
-        <w:t xml:space="preserve">Таблица </w:t>
-      </w:r>
-      <w:r>
-        <w:rPr>
-          <w:b/>
-          <w:outline w:val="0"/>
-          <w:color w:val="000000"/>
-          <w:u w:color="000000"/>
-          <w:rtl w:val="0"/>
-          <w:lang w:val="en-US"/>
-          <w14:textFill>
-            <w14:solidFill>
-              <w14:srgbClr w14:val="000000"/>
-            </w14:solidFill>
-          </w14:textFill>
-        </w:rPr>
-        <w:t xml:space="preserve">4. </w:t>
-      </w:r>
-      <w:r>
-        <w:rPr>
-          <w:b/>
-          <w:outline w:val="0"/>
-          <w:color w:val="000000"/>
-          <w:u w:color="000000"/>
-          <w:rtl w:val="0"/>
-          <w:lang w:val="en-US"/>
-          <w14:textFill>
-            <w14:solidFill>
-              <w14:srgbClr w14:val="000000"/>
-            </w14:solidFill>
-          </w14:textFill>
+          <w:sz w:val="28"/>
+          <w:szCs w:val="28"/>
+          <w:rFonts w:ascii="Times New Roman" w:hAnsi="Times New Roman" w:cs="Times New Roman"/>
         </w:rPr>
         <w:t>Принятые опорные точки наружного контура детали</w:t>
       </w:r>
@@ -16647,10 +16571,228 @@
     <w:p>
       <w:pPr>
         <w:pStyle w:val="Основной текст A"/>
-        <w:widowControl w:val="0"/>
         <w:spacing w:after="0"/>
-        <w:jc w:val="center"/>
+        <w:ind w:firstLine="709"/>
+        <w:jc w:val="both"/>
       </w:pPr>
+      <w:r>
+        <w:rPr>
+          <w:outline w:val="0"/>
+          <w:color w:val="000000"/>
+          <w:u w:color="000000"/>
+          <w:rtl w:val="0"/>
+          <w:lang w:val="en-US"/>
+          <w14:textFill>
+            <w14:solidFill>
+              <w14:srgbClr w14:val="000000"/>
+            </w14:solidFill>
+          </w14:textFill>
+        </w:rPr>
+        <w:t>Принятая схема отражает общую конфигурацию детали</w:t>
+      </w:r>
+      <w:r>
+        <w:rPr>
+          <w:outline w:val="0"/>
+          <w:color w:val="000000"/>
+          <w:u w:color="000000"/>
+          <w:rtl w:val="0"/>
+          <w:lang w:val="en-US"/>
+          <w14:textFill>
+            <w14:solidFill>
+              <w14:srgbClr w14:val="000000"/>
+            </w14:solidFill>
+          </w14:textFill>
+        </w:rPr>
+        <w:t xml:space="preserve">: </w:t>
+      </w:r>
+      <w:r>
+        <w:rPr>
+          <w:outline w:val="0"/>
+          <w:color w:val="000000"/>
+          <w:u w:color="000000"/>
+          <w:rtl w:val="0"/>
+          <w:lang w:val="en-US"/>
+          <w14:textFill>
+            <w14:solidFill>
+              <w14:srgbClr w14:val="000000"/>
+            </w14:solidFill>
+          </w14:textFill>
+        </w:rPr>
+        <w:t>левый вертикальный участок</w:t>
+      </w:r>
+      <w:r>
+        <w:rPr>
+          <w:outline w:val="0"/>
+          <w:color w:val="000000"/>
+          <w:u w:color="000000"/>
+          <w:rtl w:val="0"/>
+          <w:lang w:val="en-US"/>
+          <w14:textFill>
+            <w14:solidFill>
+              <w14:srgbClr w14:val="000000"/>
+            </w14:solidFill>
+          </w14:textFill>
+        </w:rPr>
+        <w:t xml:space="preserve">, </w:t>
+      </w:r>
+      <w:r>
+        <w:rPr>
+          <w:outline w:val="0"/>
+          <w:color w:val="000000"/>
+          <w:u w:color="000000"/>
+          <w:rtl w:val="0"/>
+          <w:lang w:val="en-US"/>
+          <w14:textFill>
+            <w14:solidFill>
+              <w14:srgbClr w14:val="000000"/>
+            </w14:solidFill>
+          </w14:textFill>
+        </w:rPr>
+        <w:t>переход в верхнюю криволинейную часть</w:t>
+      </w:r>
+      <w:r>
+        <w:rPr>
+          <w:outline w:val="0"/>
+          <w:color w:val="000000"/>
+          <w:u w:color="000000"/>
+          <w:rtl w:val="0"/>
+          <w:lang w:val="en-US"/>
+          <w14:textFill>
+            <w14:solidFill>
+              <w14:srgbClr w14:val="000000"/>
+            </w14:solidFill>
+          </w14:textFill>
+        </w:rPr>
+        <w:t xml:space="preserve">, </w:t>
+      </w:r>
+      <w:r>
+        <w:rPr>
+          <w:outline w:val="0"/>
+          <w:color w:val="000000"/>
+          <w:u w:color="000000"/>
+          <w:rtl w:val="0"/>
+          <w:lang w:val="en-US"/>
+          <w14:textFill>
+            <w14:solidFill>
+              <w14:srgbClr w14:val="000000"/>
+            </w14:solidFill>
+          </w14:textFill>
+        </w:rPr>
+        <w:t>правое сопряжение и нижний прямолинейный участок</w:t>
+      </w:r>
+      <w:r>
+        <w:rPr>
+          <w:outline w:val="0"/>
+          <w:color w:val="000000"/>
+          <w:u w:color="000000"/>
+          <w:rtl w:val="0"/>
+          <w:lang w:val="en-US"/>
+          <w14:textFill>
+            <w14:solidFill>
+              <w14:srgbClr w14:val="000000"/>
+            </w14:solidFill>
+          </w14:textFill>
+        </w:rPr>
+        <w:t xml:space="preserve">. </w:t>
+      </w:r>
+      <w:r>
+        <w:rPr>
+          <w:outline w:val="0"/>
+          <w:color w:val="000000"/>
+          <w:u w:color="000000"/>
+          <w:rtl w:val="0"/>
+          <w:lang w:val="en-US"/>
+          <w14:textFill>
+            <w14:solidFill>
+              <w14:srgbClr w14:val="000000"/>
+            </w14:solidFill>
+          </w14:textFill>
+        </w:rPr>
+        <w:t>Для учебной управляющей программы данных точек достаточно</w:t>
+      </w:r>
+      <w:r>
+        <w:rPr>
+          <w:outline w:val="0"/>
+          <w:color w:val="000000"/>
+          <w:u w:color="000000"/>
+          <w:rtl w:val="0"/>
+          <w:lang w:val="en-US"/>
+          <w14:textFill>
+            <w14:solidFill>
+              <w14:srgbClr w14:val="000000"/>
+            </w14:solidFill>
+          </w14:textFill>
+        </w:rPr>
+        <w:t xml:space="preserve">, </w:t>
+      </w:r>
+      <w:r>
+        <w:rPr>
+          <w:outline w:val="0"/>
+          <w:color w:val="000000"/>
+          <w:u w:color="000000"/>
+          <w:rtl w:val="0"/>
+          <w:lang w:val="en-US"/>
+          <w14:textFill>
+            <w14:solidFill>
+              <w14:srgbClr w14:val="000000"/>
+            </w14:solidFill>
+          </w14:textFill>
+        </w:rPr>
+        <w:t>чтобы задать контур линейными и круговыми интерполяциями</w:t>
+      </w:r>
+      <w:r>
+        <w:rPr>
+          <w:outline w:val="0"/>
+          <w:color w:val="000000"/>
+          <w:u w:color="000000"/>
+          <w:rtl w:val="0"/>
+          <w:lang w:val="en-US"/>
+          <w14:textFill>
+            <w14:solidFill>
+              <w14:srgbClr w14:val="000000"/>
+            </w14:solidFill>
+          </w14:textFill>
+        </w:rPr>
+        <w:t>.</w:t>
+      </w:r>
+    </w:p>
+    <w:p>
+      <w:pPr>
+        <w:pStyle w:val="Рубрика 2"/>
+        <w:spacing w:before="120" w:after="120"/>
+      </w:pPr>
+      <w:r>
+        <w:rPr>
+          <w:bCs w:val="1"/>
+          <w:outline w:val="0"/>
+          <w:color w:val="000000"/>
+          <w:u w:color="000000"/>
+          <w:rtl w:val="0"/>
+          <w:lang w:val="en-US"/>
+          <w14:textFill>
+            <w14:solidFill>
+              <w14:srgbClr w14:val="000000"/>
+            </w14:solidFill>
+          </w14:textFill>
+        </w:rPr>
+        <w:t xml:space="preserve">2.3.2. </w:t>
+      </w:r>
+      <w:r>
+        <w:rPr>
+          <w:bCs w:val="1"/>
+          <w:outline w:val="0"/>
+          <w:color w:val="000000"/>
+          <w:u w:color="000000"/>
+          <w:rtl w:val="0"/>
+          <w:lang w:val="en-US"/>
+          <w14:textFill>
+            <w14:solidFill>
+              <w14:srgbClr w14:val="000000"/>
+            </w14:solidFill>
+          </w14:textFill>
+        </w:rPr>
+        <w:t>Эквидистантная траектория для наружного контура</w:t>
+      </w:r>
     </w:p>
     <w:p>
       <w:pPr>
@@ -16672,37 +16814,7 @@
             </w14:solidFill>
           </w14:textFill>
         </w:rPr>
-        <w:t>Принятая схема отражает общую конфигурацию детали</w:t>
-      </w:r>
-      <w:r>
-        <w:rPr>
-          <w:outline w:val="0"/>
-          <w:color w:val="000000"/>
-          <w:u w:color="000000"/>
-          <w:rtl w:val="0"/>
-          <w:lang w:val="en-US"/>
-          <w14:textFill>
-            <w14:solidFill>
-              <w14:srgbClr w14:val="000000"/>
-            </w14:solidFill>
-          </w14:textFill>
-        </w:rPr>
-        <w:t xml:space="preserve">: </w:t>
-      </w:r>
-      <w:r>
-        <w:rPr>
-          <w:outline w:val="0"/>
-          <w:color w:val="000000"/>
-          <w:u w:color="000000"/>
-          <w:rtl w:val="0"/>
-          <w:lang w:val="en-US"/>
-          <w14:textFill>
-            <w14:solidFill>
-              <w14:srgbClr w14:val="000000"/>
-            </w14:solidFill>
-          </w14:textFill>
-        </w:rPr>
-        <w:t>левый вертикальный участок</w:t>
+        <w:t>При обработке наружного контура центр фрезы движется по внешней эквидистанте</w:t>
       </w:r>
       <w:r>
         <w:rPr>
@@ -16732,37 +16844,37 @@
             </w14:solidFill>
           </w14:textFill>
         </w:rPr>
-        <w:t>переход в верхнюю криволинейную часть</w:t>
-      </w:r>
-      <w:r>
-        <w:rPr>
-          <w:outline w:val="0"/>
-          <w:color w:val="000000"/>
-          <w:u w:color="000000"/>
-          <w:rtl w:val="0"/>
-          <w:lang w:val="en-US"/>
-          <w14:textFill>
-            <w14:solidFill>
-              <w14:srgbClr w14:val="000000"/>
-            </w14:solidFill>
-          </w14:textFill>
-        </w:rPr>
-        <w:t xml:space="preserve">, </w:t>
-      </w:r>
-      <w:r>
-        <w:rPr>
-          <w:outline w:val="0"/>
-          <w:color w:val="000000"/>
-          <w:u w:color="000000"/>
-          <w:rtl w:val="0"/>
-          <w:lang w:val="en-US"/>
-          <w14:textFill>
-            <w14:solidFill>
-              <w14:srgbClr w14:val="000000"/>
-            </w14:solidFill>
-          </w14:textFill>
-        </w:rPr>
-        <w:t>правое сопряжение и нижний прямолинейный участок</w:t>
+        <w:t xml:space="preserve">отстоящей от профиля детали на радиус инструмента </w:t>
+      </w:r>
+      <w:r>
+        <w:rPr>
+          <w:outline w:val="0"/>
+          <w:color w:val="000000"/>
+          <w:u w:color="000000"/>
+          <w:rtl w:val="0"/>
+          <w:lang w:val="en-US"/>
+          <w14:textFill>
+            <w14:solidFill>
+              <w14:srgbClr w14:val="000000"/>
+            </w14:solidFill>
+          </w14:textFill>
+        </w:rPr>
+        <w:t xml:space="preserve">r1 = 20 </w:t>
+      </w:r>
+      <w:r>
+        <w:rPr>
+          <w:outline w:val="0"/>
+          <w:color w:val="000000"/>
+          <w:u w:color="000000"/>
+          <w:rtl w:val="0"/>
+          <w:lang w:val="en-US"/>
+          <w14:textFill>
+            <w14:solidFill>
+              <w14:srgbClr w14:val="000000"/>
+            </w14:solidFill>
+          </w14:textFill>
+        </w:rPr>
+        <w:t>мм</w:t>
       </w:r>
       <w:r>
         <w:rPr>
@@ -16792,317 +16904,137 @@
             </w14:solidFill>
           </w14:textFill>
         </w:rPr>
-        <w:t>Для учебной управляющей программы данных точек достаточно</w:t>
-      </w:r>
-      <w:r>
-        <w:rPr>
-          <w:outline w:val="0"/>
-          <w:color w:val="000000"/>
-          <w:u w:color="000000"/>
-          <w:rtl w:val="0"/>
-          <w:lang w:val="en-US"/>
-          <w14:textFill>
-            <w14:solidFill>
-              <w14:srgbClr w14:val="000000"/>
-            </w14:solidFill>
-          </w14:textFill>
-        </w:rPr>
-        <w:t xml:space="preserve">, </w:t>
-      </w:r>
-      <w:r>
-        <w:rPr>
-          <w:outline w:val="0"/>
-          <w:color w:val="000000"/>
-          <w:u w:color="000000"/>
-          <w:rtl w:val="0"/>
-          <w:lang w:val="en-US"/>
-          <w14:textFill>
-            <w14:solidFill>
-              <w14:srgbClr w14:val="000000"/>
-            </w14:solidFill>
-          </w14:textFill>
-        </w:rPr>
-        <w:t>чтобы задать контур линейными и круговыми интерполяциями</w:t>
-      </w:r>
-      <w:r>
-        <w:rPr>
-          <w:outline w:val="0"/>
-          <w:color w:val="000000"/>
-          <w:u w:color="000000"/>
-          <w:rtl w:val="0"/>
-          <w:lang w:val="en-US"/>
-          <w14:textFill>
-            <w14:solidFill>
-              <w14:srgbClr w14:val="000000"/>
-            </w14:solidFill>
-          </w14:textFill>
-        </w:rPr>
-        <w:t>.</w:t>
-      </w:r>
-    </w:p>
-    <w:p>
-      <w:pPr>
-        <w:pStyle w:val="Рубрика 2"/>
-        <w:spacing w:before="120" w:after="120"/>
-      </w:pPr>
-      <w:r>
-        <w:rPr>
-          <w:bCs w:val="1"/>
-          <w:outline w:val="0"/>
-          <w:color w:val="000000"/>
-          <w:u w:color="000000"/>
-          <w:rtl w:val="0"/>
-          <w:lang w:val="en-US"/>
-          <w14:textFill>
-            <w14:solidFill>
-              <w14:srgbClr w14:val="000000"/>
-            </w14:solidFill>
-          </w14:textFill>
-        </w:rPr>
-        <w:t xml:space="preserve">2.3.2. </w:t>
-      </w:r>
-      <w:r>
-        <w:rPr>
-          <w:bCs w:val="1"/>
-          <w:outline w:val="0"/>
-          <w:color w:val="000000"/>
-          <w:u w:color="000000"/>
-          <w:rtl w:val="0"/>
-          <w:lang w:val="en-US"/>
-          <w14:textFill>
-            <w14:solidFill>
-              <w14:srgbClr w14:val="000000"/>
-            </w14:solidFill>
-          </w14:textFill>
-        </w:rPr>
-        <w:t>Эквидистантная траектория для наружного контура</w:t>
+        <w:t xml:space="preserve">Для упрощенной расчетной схемы траектория инструмента задается точками </w:t>
+      </w:r>
+      <w:r>
+        <w:rPr>
+          <w:outline w:val="0"/>
+          <w:color w:val="000000"/>
+          <w:u w:color="000000"/>
+          <w:rtl w:val="0"/>
+          <w:lang w:val="en-US"/>
+          <w14:textFill>
+            <w14:solidFill>
+              <w14:srgbClr w14:val="000000"/>
+            </w14:solidFill>
+          </w14:textFill>
+        </w:rPr>
+        <w:t>P1</w:t>
+      </w:r>
+      <w:r>
+        <w:rPr>
+          <w:outline w:val="0"/>
+          <w:color w:val="000000"/>
+          <w:u w:color="000000"/>
+          <w:rtl w:val="0"/>
+          <w:lang w:val="en-US"/>
+          <w14:textFill>
+            <w14:solidFill>
+              <w14:srgbClr w14:val="000000"/>
+            </w14:solidFill>
+          </w14:textFill>
+        </w:rPr>
+        <w:t>–</w:t>
+      </w:r>
+      <w:r>
+        <w:rPr>
+          <w:outline w:val="0"/>
+          <w:color w:val="000000"/>
+          <w:u w:color="000000"/>
+          <w:rtl w:val="0"/>
+          <w:lang w:val="en-US"/>
+          <w14:textFill>
+            <w14:solidFill>
+              <w14:srgbClr w14:val="000000"/>
+            </w14:solidFill>
+          </w14:textFill>
+        </w:rPr>
+        <w:t>P7.</w:t>
+      </w:r>
+      <w:r>
+        <w:rPr>
+          <w:outline w:val="0"/>
+          <w:color w:val="000000"/>
+          <w:u w:color="000000"/>
+          <w:rtl w:val="0"/>
+          <w:lang w:val="en-US"/>
+          <w14:textFill>
+            <w14:solidFill>
+              <w14:srgbClr w14:val="000000"/>
+            </w14:solidFill>
+          </w14:textFill>
+        </w:rPr>
+        <w:t xml:space="preserve"> Результаты расчета эквидистанты представлены в таблице 5.</w:t>
       </w:r>
     </w:p>
     <w:p>
       <w:pPr>
         <w:pStyle w:val="Основной текст A"/>
-        <w:spacing w:after="0"/>
-        <w:ind w:firstLine="709"/>
-        <w:jc w:val="both"/>
+        <w:spacing w:after="0" w:line="240" w:lineRule="auto"/>
+        <w:ind w:firstLine="0"/>
+        <w:jc w:val="right"/>
       </w:pPr>
       <w:r>
         <w:rPr>
-          <w:outline w:val="0"/>
-          <w:color w:val="000000"/>
-          <w:u w:color="000000"/>
-          <w:rtl w:val="0"/>
-          <w:lang w:val="en-US"/>
-          <w14:textFill>
-            <w14:solidFill>
-              <w14:srgbClr w14:val="000000"/>
-            </w14:solidFill>
-          </w14:textFill>
-        </w:rPr>
-        <w:t>При обработке наружного контура центр фрезы движется по внешней эквидистанте</w:t>
-      </w:r>
-      <w:r>
-        <w:rPr>
-          <w:outline w:val="0"/>
-          <w:color w:val="000000"/>
-          <w:u w:color="000000"/>
-          <w:rtl w:val="0"/>
-          <w:lang w:val="en-US"/>
-          <w14:textFill>
-            <w14:solidFill>
-              <w14:srgbClr w14:val="000000"/>
-            </w14:solidFill>
-          </w14:textFill>
-        </w:rPr>
-        <w:t xml:space="preserve">, </w:t>
-      </w:r>
-      <w:r>
-        <w:rPr>
-          <w:outline w:val="0"/>
-          <w:color w:val="000000"/>
-          <w:u w:color="000000"/>
-          <w:rtl w:val="0"/>
-          <w:lang w:val="en-US"/>
-          <w14:textFill>
-            <w14:solidFill>
-              <w14:srgbClr w14:val="000000"/>
-            </w14:solidFill>
-          </w14:textFill>
-        </w:rPr>
-        <w:t xml:space="preserve">отстоящей от профиля детали на радиус инструмента </w:t>
-      </w:r>
-      <w:r>
-        <w:rPr>
-          <w:outline w:val="0"/>
-          <w:color w:val="000000"/>
-          <w:u w:color="000000"/>
-          <w:rtl w:val="0"/>
-          <w:lang w:val="en-US"/>
-          <w14:textFill>
-            <w14:solidFill>
-              <w14:srgbClr w14:val="000000"/>
-            </w14:solidFill>
-          </w14:textFill>
-        </w:rPr>
-        <w:t xml:space="preserve">r1 = 20 </w:t>
-      </w:r>
-      <w:r>
-        <w:rPr>
-          <w:outline w:val="0"/>
-          <w:color w:val="000000"/>
-          <w:u w:color="000000"/>
-          <w:rtl w:val="0"/>
-          <w:lang w:val="en-US"/>
-          <w14:textFill>
-            <w14:solidFill>
-              <w14:srgbClr w14:val="000000"/>
-            </w14:solidFill>
-          </w14:textFill>
-        </w:rPr>
-        <w:t>мм</w:t>
-      </w:r>
-      <w:r>
-        <w:rPr>
-          <w:outline w:val="0"/>
-          <w:color w:val="000000"/>
-          <w:u w:color="000000"/>
-          <w:rtl w:val="0"/>
-          <w:lang w:val="en-US"/>
-          <w14:textFill>
-            <w14:solidFill>
-              <w14:srgbClr w14:val="000000"/>
-            </w14:solidFill>
-          </w14:textFill>
-        </w:rPr>
-        <w:t xml:space="preserve">. </w:t>
-      </w:r>
-      <w:r>
-        <w:rPr>
-          <w:outline w:val="0"/>
-          <w:color w:val="000000"/>
-          <w:u w:color="000000"/>
-          <w:rtl w:val="0"/>
-          <w:lang w:val="en-US"/>
-          <w14:textFill>
-            <w14:solidFill>
-              <w14:srgbClr w14:val="000000"/>
-            </w14:solidFill>
-          </w14:textFill>
-        </w:rPr>
-        <w:t xml:space="preserve">Для упрощенной расчетной схемы траектория инструмента задается точками </w:t>
-      </w:r>
-      <w:r>
-        <w:rPr>
-          <w:outline w:val="0"/>
-          <w:color w:val="000000"/>
-          <w:u w:color="000000"/>
-          <w:rtl w:val="0"/>
-          <w:lang w:val="en-US"/>
-          <w14:textFill>
-            <w14:solidFill>
-              <w14:srgbClr w14:val="000000"/>
-            </w14:solidFill>
-          </w14:textFill>
-        </w:rPr>
-        <w:t>P1</w:t>
-      </w:r>
-      <w:r>
-        <w:rPr>
-          <w:outline w:val="0"/>
-          <w:color w:val="000000"/>
-          <w:u w:color="000000"/>
-          <w:rtl w:val="0"/>
-          <w:lang w:val="en-US"/>
-          <w14:textFill>
-            <w14:solidFill>
-              <w14:srgbClr w14:val="000000"/>
-            </w14:solidFill>
-          </w14:textFill>
-        </w:rPr>
-        <w:t>–</w:t>
-      </w:r>
-      <w:r>
-        <w:rPr>
-          <w:outline w:val="0"/>
-          <w:color w:val="000000"/>
-          <w:u w:color="000000"/>
-          <w:rtl w:val="0"/>
-          <w:lang w:val="en-US"/>
-          <w14:textFill>
-            <w14:solidFill>
-              <w14:srgbClr w14:val="000000"/>
-            </w14:solidFill>
-          </w14:textFill>
-        </w:rPr>
-        <w:t>P7.</w:t>
-      </w:r>
-      <w:r>
-        <w:rPr>
-          <w:outline w:val="0"/>
-          <w:color w:val="000000"/>
-          <w:u w:color="000000"/>
-          <w:rtl w:val="0"/>
-          <w:lang w:val="en-US"/>
-          <w14:textFill>
-            <w14:solidFill>
-              <w14:srgbClr w14:val="000000"/>
-            </w14:solidFill>
-          </w14:textFill>
-        </w:rPr>
-        <w:t xml:space="preserve"> Результаты расчета эквидистанты представлены в таблице 5.</w:t>
+          <w:rFonts w:ascii="Times New Roman" w:hAnsi="Times New Roman" w:cs="Times New Roman"/>
+          <w:b/>
+          <w:outline w:val="0"/>
+          <w:color w:val="000000"/>
+          <w:sz w:val="28"/>
+          <w:u w:color="000000"/>
+          <w:rtl w:val="0"/>
+          <w:lang w:val="en-US"/>
+          <w14:textFill>
+            <w14:solidFill>
+              <w14:srgbClr w14:val="000000"/>
+            </w14:solidFill>
+          </w14:textFill>
+        </w:rPr>
+        <w:t>Таблица 5</w:t>
+      </w:r>
+      <w:r>
+        <w:rPr>
+          <w:b/>
+          <w:outline w:val="0"/>
+          <w:color w:val="000000"/>
+          <w:u w:color="000000"/>
+          <w:rtl w:val="0"/>
+          <w:lang w:val="en-US"/>
+          <w14:textFill>
+            <w14:solidFill>
+              <w14:srgbClr w14:val="000000"/>
+            </w14:solidFill>
+          </w14:textFill>
+        </w:rPr>
+      </w:r>
+      <w:r>
+        <w:rPr>
+          <w:b/>
+          <w:outline w:val="0"/>
+          <w:color w:val="000000"/>
+          <w:u w:color="000000"/>
+          <w:rtl w:val="0"/>
+          <w:lang w:val="en-US"/>
+          <w14:textFill>
+            <w14:solidFill>
+              <w14:srgbClr w14:val="000000"/>
+            </w14:solidFill>
+          </w14:textFill>
+        </w:rPr>
       </w:r>
     </w:p>
     <w:p>
       <w:pPr>
-        <w:pStyle w:val="Основной текст A"/>
-        <w:spacing w:after="0"/>
-        <w:ind w:firstLine="709"/>
         <w:jc w:val="center"/>
+        <w:spacing w:line="240" w:lineRule="auto" w:after="0"/>
+        <w:ind w:firstLine="0"/>
       </w:pPr>
       <w:r>
         <w:rPr>
           <w:b/>
-          <w:outline w:val="0"/>
-          <w:color w:val="000000"/>
-          <w:u w:color="000000"/>
-          <w:rtl w:val="0"/>
-          <w:lang w:val="en-US"/>
-          <w14:textFill>
-            <w14:solidFill>
-              <w14:srgbClr w14:val="000000"/>
-            </w14:solidFill>
-          </w14:textFill>
-        </w:rPr>
-        <w:t xml:space="preserve">Таблица </w:t>
-      </w:r>
-      <w:r>
-        <w:rPr>
-          <w:b/>
-          <w:outline w:val="0"/>
-          <w:color w:val="000000"/>
-          <w:u w:color="000000"/>
-          <w:rtl w:val="0"/>
-          <w:lang w:val="en-US"/>
-          <w14:textFill>
-            <w14:solidFill>
-              <w14:srgbClr w14:val="000000"/>
-            </w14:solidFill>
-          </w14:textFill>
-        </w:rPr>
-        <w:t xml:space="preserve">5. </w:t>
-      </w:r>
-      <w:r>
-        <w:rPr>
-          <w:b/>
-          <w:outline w:val="0"/>
-          <w:color w:val="000000"/>
-          <w:u w:color="000000"/>
-          <w:rtl w:val="0"/>
-          <w:lang w:val="en-US"/>
-          <w14:textFill>
-            <w14:solidFill>
-              <w14:srgbClr w14:val="000000"/>
-            </w14:solidFill>
-          </w14:textFill>
+          <w:sz w:val="28"/>
+          <w:szCs w:val="28"/>
+          <w:rFonts w:ascii="Times New Roman" w:hAnsi="Times New Roman" w:cs="Times New Roman"/>
         </w:rPr>
         <w:t>Опорные точки траектории инструмента для наружного контура</w:t>
       </w:r>
@@ -18401,10 +18333,168 @@
     <w:p>
       <w:pPr>
         <w:pStyle w:val="Основной текст A"/>
-        <w:widowControl w:val="0"/>
         <w:spacing w:after="0"/>
-        <w:jc w:val="center"/>
+        <w:ind w:firstLine="709"/>
+        <w:jc w:val="both"/>
       </w:pPr>
+      <w:r>
+        <w:rPr>
+          <w:outline w:val="0"/>
+          <w:color w:val="000000"/>
+          <w:u w:color="000000"/>
+          <w:rtl w:val="0"/>
+          <w:lang w:val="en-US"/>
+          <w14:textFill>
+            <w14:solidFill>
+              <w14:srgbClr w14:val="000000"/>
+            </w14:solidFill>
+          </w14:textFill>
+        </w:rPr>
+        <w:t>Для учебной записи программы принимается обход наружного контура против часовой стрелки</w:t>
+      </w:r>
+      <w:r>
+        <w:rPr>
+          <w:outline w:val="0"/>
+          <w:color w:val="000000"/>
+          <w:u w:color="000000"/>
+          <w:rtl w:val="0"/>
+          <w:lang w:val="en-US"/>
+          <w14:textFill>
+            <w14:solidFill>
+              <w14:srgbClr w14:val="000000"/>
+            </w14:solidFill>
+          </w14:textFill>
+        </w:rPr>
+        <w:t xml:space="preserve">. </w:t>
+      </w:r>
+      <w:r>
+        <w:rPr>
+          <w:outline w:val="0"/>
+          <w:color w:val="000000"/>
+          <w:u w:color="000000"/>
+          <w:rtl w:val="0"/>
+          <w:lang w:val="en-US"/>
+          <w14:textFill>
+            <w14:solidFill>
+              <w14:srgbClr w14:val="000000"/>
+            </w14:solidFill>
+          </w14:textFill>
+        </w:rPr>
+        <w:t>Такой подход удобен</w:t>
+      </w:r>
+      <w:r>
+        <w:rPr>
+          <w:outline w:val="0"/>
+          <w:color w:val="000000"/>
+          <w:u w:color="000000"/>
+          <w:rtl w:val="0"/>
+          <w:lang w:val="en-US"/>
+          <w14:textFill>
+            <w14:solidFill>
+              <w14:srgbClr w14:val="000000"/>
+            </w14:solidFill>
+          </w14:textFill>
+        </w:rPr>
+        <w:t xml:space="preserve">, </w:t>
+      </w:r>
+      <w:r>
+        <w:rPr>
+          <w:outline w:val="0"/>
+          <w:color w:val="000000"/>
+          <w:u w:color="000000"/>
+          <w:rtl w:val="0"/>
+          <w:lang w:val="en-US"/>
+          <w14:textFill>
+            <w14:solidFill>
+              <w14:srgbClr w14:val="000000"/>
+            </w14:solidFill>
+          </w14:textFill>
+        </w:rPr>
+        <w:t>так как обеспечивает последовательное формирование левого</w:t>
+      </w:r>
+      <w:r>
+        <w:rPr>
+          <w:outline w:val="0"/>
+          <w:color w:val="000000"/>
+          <w:u w:color="000000"/>
+          <w:rtl w:val="0"/>
+          <w:lang w:val="en-US"/>
+          <w14:textFill>
+            <w14:solidFill>
+              <w14:srgbClr w14:val="000000"/>
+            </w14:solidFill>
+          </w14:textFill>
+        </w:rPr>
+        <w:t xml:space="preserve">, </w:t>
+      </w:r>
+      <w:r>
+        <w:rPr>
+          <w:outline w:val="0"/>
+          <w:color w:val="000000"/>
+          <w:u w:color="000000"/>
+          <w:rtl w:val="0"/>
+          <w:lang w:val="en-US"/>
+          <w14:textFill>
+            <w14:solidFill>
+              <w14:srgbClr w14:val="000000"/>
+            </w14:solidFill>
+          </w14:textFill>
+        </w:rPr>
+        <w:t>верхнего и правого участков с последующим возвратом на нижнюю базу</w:t>
+      </w:r>
+      <w:r>
+        <w:rPr>
+          <w:outline w:val="0"/>
+          <w:color w:val="000000"/>
+          <w:u w:color="000000"/>
+          <w:rtl w:val="0"/>
+          <w:lang w:val="en-US"/>
+          <w14:textFill>
+            <w14:solidFill>
+              <w14:srgbClr w14:val="000000"/>
+            </w14:solidFill>
+          </w14:textFill>
+        </w:rPr>
+        <w:t>.</w:t>
+      </w:r>
+    </w:p>
+    <w:p>
+      <w:pPr>
+        <w:pStyle w:val="Рубрика 2"/>
+        <w:spacing w:before="120" w:after="120"/>
+      </w:pPr>
+      <w:r>
+        <w:rPr>
+          <w:bCs w:val="1"/>
+          <w:outline w:val="0"/>
+          <w:color w:val="000000"/>
+          <w:u w:color="000000"/>
+          <w:rtl w:val="0"/>
+          <w:lang w:val="en-US"/>
+          <w14:textFill>
+            <w14:solidFill>
+              <w14:srgbClr w14:val="000000"/>
+            </w14:solidFill>
+          </w14:textFill>
+        </w:rPr>
+        <w:t xml:space="preserve">2.3.3. </w:t>
+      </w:r>
+      <w:r>
+        <w:rPr>
+          <w:bCs w:val="1"/>
+          <w:outline w:val="0"/>
+          <w:color w:val="000000"/>
+          <w:u w:color="000000"/>
+          <w:rtl w:val="0"/>
+          <w:lang w:val="en-US"/>
+          <w14:textFill>
+            <w14:solidFill>
+              <w14:srgbClr w14:val="000000"/>
+            </w14:solidFill>
+          </w14:textFill>
+        </w:rPr>
+        <w:t>Опорные точки внутреннего контура детали</w:t>
+      </w:r>
     </w:p>
     <w:p>
       <w:pPr>
@@ -18426,7 +18516,37 @@
             </w14:solidFill>
           </w14:textFill>
         </w:rPr>
-        <w:t>Для учебной записи программы принимается обход наружного контура против часовой стрелки</w:t>
+        <w:t xml:space="preserve">Внутренний контур обрабатывается инструментом радиусом </w:t>
+      </w:r>
+      <w:r>
+        <w:rPr>
+          <w:outline w:val="0"/>
+          <w:color w:val="000000"/>
+          <w:u w:color="000000"/>
+          <w:rtl w:val="0"/>
+          <w:lang w:val="en-US"/>
+          <w14:textFill>
+            <w14:solidFill>
+              <w14:srgbClr w14:val="000000"/>
+            </w14:solidFill>
+          </w14:textFill>
+        </w:rPr>
+        <w:t xml:space="preserve">r2 = 16 </w:t>
+      </w:r>
+      <w:r>
+        <w:rPr>
+          <w:outline w:val="0"/>
+          <w:color w:val="000000"/>
+          <w:u w:color="000000"/>
+          <w:rtl w:val="0"/>
+          <w:lang w:val="en-US"/>
+          <w14:textFill>
+            <w14:solidFill>
+              <w14:srgbClr w14:val="000000"/>
+            </w14:solidFill>
+          </w14:textFill>
+        </w:rPr>
+        <w:t>мм</w:t>
       </w:r>
       <w:r>
         <w:rPr>
@@ -18456,67 +18576,7 @@
             </w14:solidFill>
           </w14:textFill>
         </w:rPr>
-        <w:t>Такой подход удобен</w:t>
-      </w:r>
-      <w:r>
-        <w:rPr>
-          <w:outline w:val="0"/>
-          <w:color w:val="000000"/>
-          <w:u w:color="000000"/>
-          <w:rtl w:val="0"/>
-          <w:lang w:val="en-US"/>
-          <w14:textFill>
-            <w14:solidFill>
-              <w14:srgbClr w14:val="000000"/>
-            </w14:solidFill>
-          </w14:textFill>
-        </w:rPr>
-        <w:t xml:space="preserve">, </w:t>
-      </w:r>
-      <w:r>
-        <w:rPr>
-          <w:outline w:val="0"/>
-          <w:color w:val="000000"/>
-          <w:u w:color="000000"/>
-          <w:rtl w:val="0"/>
-          <w:lang w:val="en-US"/>
-          <w14:textFill>
-            <w14:solidFill>
-              <w14:srgbClr w14:val="000000"/>
-            </w14:solidFill>
-          </w14:textFill>
-        </w:rPr>
-        <w:t>так как обеспечивает последовательное формирование левого</w:t>
-      </w:r>
-      <w:r>
-        <w:rPr>
-          <w:outline w:val="0"/>
-          <w:color w:val="000000"/>
-          <w:u w:color="000000"/>
-          <w:rtl w:val="0"/>
-          <w:lang w:val="en-US"/>
-          <w14:textFill>
-            <w14:solidFill>
-              <w14:srgbClr w14:val="000000"/>
-            </w14:solidFill>
-          </w14:textFill>
-        </w:rPr>
-        <w:t xml:space="preserve">, </w:t>
-      </w:r>
-      <w:r>
-        <w:rPr>
-          <w:outline w:val="0"/>
-          <w:color w:val="000000"/>
-          <w:u w:color="000000"/>
-          <w:rtl w:val="0"/>
-          <w:lang w:val="en-US"/>
-          <w14:textFill>
-            <w14:solidFill>
-              <w14:srgbClr w14:val="000000"/>
-            </w14:solidFill>
-          </w14:textFill>
-        </w:rPr>
-        <w:t>верхнего и правого участков с последующим возвратом на нижнюю базу</w:t>
+        <w:t>В отличие от наружного контура траектория центра инструмента располагается внутри детали и строится по внутренней эквидистанте</w:t>
       </w:r>
       <w:r>
         <w:rPr>
@@ -18532,44 +18592,6 @@
           </w14:textFill>
         </w:rPr>
         <w:t>.</w:t>
-      </w:r>
-    </w:p>
-    <w:p>
-      <w:pPr>
-        <w:pStyle w:val="Рубрика 2"/>
-        <w:spacing w:before="120" w:after="120"/>
-      </w:pPr>
-      <w:r>
-        <w:rPr>
-          <w:bCs w:val="1"/>
-          <w:outline w:val="0"/>
-          <w:color w:val="000000"/>
-          <w:u w:color="000000"/>
-          <w:rtl w:val="0"/>
-          <w:lang w:val="en-US"/>
-          <w14:textFill>
-            <w14:solidFill>
-              <w14:srgbClr w14:val="000000"/>
-            </w14:solidFill>
-          </w14:textFill>
-        </w:rPr>
-        <w:t xml:space="preserve">2.3.3. </w:t>
-      </w:r>
-      <w:r>
-        <w:rPr>
-          <w:bCs w:val="1"/>
-          <w:outline w:val="0"/>
-          <w:color w:val="000000"/>
-          <w:u w:color="000000"/>
-          <w:rtl w:val="0"/>
-          <w:lang w:val="en-US"/>
-          <w14:textFill>
-            <w14:solidFill>
-              <w14:srgbClr w14:val="000000"/>
-            </w14:solidFill>
-          </w14:textFill>
-        </w:rPr>
-        <w:t>Опорные точки внутреннего контура детали</w:t>
       </w:r>
     </w:p>
     <w:p>
@@ -18592,67 +18614,67 @@
             </w14:solidFill>
           </w14:textFill>
         </w:rPr>
-        <w:t xml:space="preserve">Внутренний контур обрабатывается инструментом радиусом </w:t>
-      </w:r>
-      <w:r>
-        <w:rPr>
-          <w:outline w:val="0"/>
-          <w:color w:val="000000"/>
-          <w:u w:color="000000"/>
-          <w:rtl w:val="0"/>
-          <w:lang w:val="en-US"/>
-          <w14:textFill>
-            <w14:solidFill>
-              <w14:srgbClr w14:val="000000"/>
-            </w14:solidFill>
-          </w14:textFill>
-        </w:rPr>
-        <w:t xml:space="preserve">r2 = 16 </w:t>
-      </w:r>
-      <w:r>
-        <w:rPr>
-          <w:outline w:val="0"/>
-          <w:color w:val="000000"/>
-          <w:u w:color="000000"/>
-          <w:rtl w:val="0"/>
-          <w:lang w:val="en-US"/>
-          <w14:textFill>
-            <w14:solidFill>
-              <w14:srgbClr w14:val="000000"/>
-            </w14:solidFill>
-          </w14:textFill>
-        </w:rPr>
-        <w:t>мм</w:t>
-      </w:r>
-      <w:r>
-        <w:rPr>
-          <w:outline w:val="0"/>
-          <w:color w:val="000000"/>
-          <w:u w:color="000000"/>
-          <w:rtl w:val="0"/>
-          <w:lang w:val="en-US"/>
-          <w14:textFill>
-            <w14:solidFill>
-              <w14:srgbClr w14:val="000000"/>
-            </w14:solidFill>
-          </w14:textFill>
-        </w:rPr>
-        <w:t xml:space="preserve">. </w:t>
-      </w:r>
-      <w:r>
-        <w:rPr>
-          <w:outline w:val="0"/>
-          <w:color w:val="000000"/>
-          <w:u w:color="000000"/>
-          <w:rtl w:val="0"/>
-          <w:lang w:val="en-US"/>
-          <w14:textFill>
-            <w14:solidFill>
-              <w14:srgbClr w14:val="000000"/>
-            </w14:solidFill>
-          </w14:textFill>
-        </w:rPr>
-        <w:t>В отличие от наружного контура траектория центра инструмента располагается внутри детали и строится по внутренней эквидистанте</w:t>
+        <w:t xml:space="preserve">Для внутреннего контура принимаем опорные точки </w:t>
+      </w:r>
+      <w:r>
+        <w:rPr>
+          <w:outline w:val="0"/>
+          <w:color w:val="000000"/>
+          <w:u w:color="000000"/>
+          <w:rtl w:val="0"/>
+          <w:lang w:val="en-US"/>
+          <w14:textFill>
+            <w14:solidFill>
+              <w14:srgbClr w14:val="000000"/>
+            </w14:solidFill>
+          </w14:textFill>
+        </w:rPr>
+        <w:t>B1</w:t>
+      </w:r>
+      <w:r>
+        <w:rPr>
+          <w:outline w:val="0"/>
+          <w:color w:val="000000"/>
+          <w:u w:color="000000"/>
+          <w:rtl w:val="0"/>
+          <w:lang w:val="en-US"/>
+          <w14:textFill>
+            <w14:solidFill>
+              <w14:srgbClr w14:val="000000"/>
+            </w14:solidFill>
+          </w14:textFill>
+        </w:rPr>
+        <w:t>–</w:t>
+      </w:r>
+      <w:r>
+        <w:rPr>
+          <w:outline w:val="0"/>
+          <w:color w:val="000000"/>
+          <w:u w:color="000000"/>
+          <w:rtl w:val="0"/>
+          <w:lang w:val="en-US"/>
+          <w14:textFill>
+            <w14:solidFill>
+              <w14:srgbClr w14:val="000000"/>
+            </w14:solidFill>
+          </w14:textFill>
+        </w:rPr>
+        <w:t xml:space="preserve">B6, </w:t>
+      </w:r>
+      <w:r>
+        <w:rPr>
+          <w:outline w:val="0"/>
+          <w:color w:val="000000"/>
+          <w:u w:color="000000"/>
+          <w:rtl w:val="0"/>
+          <w:lang w:val="en-US"/>
+          <w14:textFill>
+            <w14:solidFill>
+              <w14:srgbClr w14:val="000000"/>
+            </w14:solidFill>
+          </w14:textFill>
+        </w:rPr>
+        <w:t>соответствующие характерным геометрическим переходам</w:t>
       </w:r>
       <w:r>
         <w:rPr>
@@ -18668,173 +18690,91 @@
           </w14:textFill>
         </w:rPr>
         <w:t>.</w:t>
+      </w:r>
+      <w:r>
+        <w:rPr>
+          <w:outline w:val="0"/>
+          <w:color w:val="000000"/>
+          <w:u w:color="000000"/>
+          <w:rtl w:val="0"/>
+          <w:lang w:val="en-US"/>
+          <w14:textFill>
+            <w14:solidFill>
+              <w14:srgbClr w14:val="000000"/>
+            </w14:solidFill>
+          </w14:textFill>
+        </w:rPr>
+        <w:t xml:space="preserve"> Координаты опорных точек приведены в таблице 6.</w:t>
       </w:r>
     </w:p>
     <w:p>
       <w:pPr>
         <w:pStyle w:val="Основной текст A"/>
-        <w:spacing w:after="0"/>
-        <w:ind w:firstLine="709"/>
-        <w:jc w:val="both"/>
+        <w:spacing w:after="0" w:line="240" w:lineRule="auto"/>
+        <w:ind w:firstLine="0"/>
+        <w:jc w:val="right"/>
       </w:pPr>
       <w:r>
         <w:rPr>
-          <w:outline w:val="0"/>
-          <w:color w:val="000000"/>
-          <w:u w:color="000000"/>
-          <w:rtl w:val="0"/>
-          <w:lang w:val="en-US"/>
-          <w14:textFill>
-            <w14:solidFill>
-              <w14:srgbClr w14:val="000000"/>
-            </w14:solidFill>
-          </w14:textFill>
-        </w:rPr>
-        <w:t xml:space="preserve">Для внутреннего контура принимаем опорные точки </w:t>
-      </w:r>
-      <w:r>
-        <w:rPr>
-          <w:outline w:val="0"/>
-          <w:color w:val="000000"/>
-          <w:u w:color="000000"/>
-          <w:rtl w:val="0"/>
-          <w:lang w:val="en-US"/>
-          <w14:textFill>
-            <w14:solidFill>
-              <w14:srgbClr w14:val="000000"/>
-            </w14:solidFill>
-          </w14:textFill>
-        </w:rPr>
-        <w:t>B1</w:t>
-      </w:r>
-      <w:r>
-        <w:rPr>
-          <w:outline w:val="0"/>
-          <w:color w:val="000000"/>
-          <w:u w:color="000000"/>
-          <w:rtl w:val="0"/>
-          <w:lang w:val="en-US"/>
-          <w14:textFill>
-            <w14:solidFill>
-              <w14:srgbClr w14:val="000000"/>
-            </w14:solidFill>
-          </w14:textFill>
-        </w:rPr>
-        <w:t>–</w:t>
-      </w:r>
-      <w:r>
-        <w:rPr>
-          <w:outline w:val="0"/>
-          <w:color w:val="000000"/>
-          <w:u w:color="000000"/>
-          <w:rtl w:val="0"/>
-          <w:lang w:val="en-US"/>
-          <w14:textFill>
-            <w14:solidFill>
-              <w14:srgbClr w14:val="000000"/>
-            </w14:solidFill>
-          </w14:textFill>
-        </w:rPr>
-        <w:t xml:space="preserve">B6, </w:t>
-      </w:r>
-      <w:r>
-        <w:rPr>
-          <w:outline w:val="0"/>
-          <w:color w:val="000000"/>
-          <w:u w:color="000000"/>
-          <w:rtl w:val="0"/>
-          <w:lang w:val="en-US"/>
-          <w14:textFill>
-            <w14:solidFill>
-              <w14:srgbClr w14:val="000000"/>
-            </w14:solidFill>
-          </w14:textFill>
-        </w:rPr>
-        <w:t>соответствующие характерным геометрическим переходам</w:t>
-      </w:r>
-      <w:r>
-        <w:rPr>
-          <w:outline w:val="0"/>
-          <w:color w:val="000000"/>
-          <w:u w:color="000000"/>
-          <w:rtl w:val="0"/>
-          <w:lang w:val="en-US"/>
-          <w14:textFill>
-            <w14:solidFill>
-              <w14:srgbClr w14:val="000000"/>
-            </w14:solidFill>
-          </w14:textFill>
-        </w:rPr>
-        <w:t>.</w:t>
-      </w:r>
-      <w:r>
-        <w:rPr>
-          <w:outline w:val="0"/>
-          <w:color w:val="000000"/>
-          <w:u w:color="000000"/>
-          <w:rtl w:val="0"/>
-          <w:lang w:val="en-US"/>
-          <w14:textFill>
-            <w14:solidFill>
-              <w14:srgbClr w14:val="000000"/>
-            </w14:solidFill>
-          </w14:textFill>
-        </w:rPr>
-        <w:t xml:space="preserve"> Координаты опорных точек приведены в таблице 6.</w:t>
+          <w:rFonts w:ascii="Times New Roman" w:hAnsi="Times New Roman" w:cs="Times New Roman"/>
+          <w:b/>
+          <w:outline w:val="0"/>
+          <w:color w:val="000000"/>
+          <w:sz w:val="28"/>
+          <w:u w:color="000000"/>
+          <w:rtl w:val="0"/>
+          <w:lang w:val="en-US"/>
+          <w14:textFill>
+            <w14:solidFill>
+              <w14:srgbClr w14:val="000000"/>
+            </w14:solidFill>
+          </w14:textFill>
+        </w:rPr>
+        <w:t>Таблица 6</w:t>
+      </w:r>
+      <w:r>
+        <w:rPr>
+          <w:b/>
+          <w:outline w:val="0"/>
+          <w:color w:val="000000"/>
+          <w:u w:color="000000"/>
+          <w:rtl w:val="0"/>
+          <w:lang w:val="en-US"/>
+          <w14:textFill>
+            <w14:solidFill>
+              <w14:srgbClr w14:val="000000"/>
+            </w14:solidFill>
+          </w14:textFill>
+        </w:rPr>
+      </w:r>
+      <w:r>
+        <w:rPr>
+          <w:b/>
+          <w:outline w:val="0"/>
+          <w:color w:val="000000"/>
+          <w:u w:color="000000"/>
+          <w:rtl w:val="0"/>
+          <w:lang w:val="en-US"/>
+          <w14:textFill>
+            <w14:solidFill>
+              <w14:srgbClr w14:val="000000"/>
+            </w14:solidFill>
+          </w14:textFill>
+        </w:rPr>
       </w:r>
     </w:p>
     <w:p>
       <w:pPr>
-        <w:pStyle w:val="Основной текст A"/>
-        <w:spacing w:after="0"/>
-        <w:ind w:firstLine="709"/>
         <w:jc w:val="center"/>
+        <w:spacing w:line="240" w:lineRule="auto" w:after="0"/>
+        <w:ind w:firstLine="0"/>
       </w:pPr>
       <w:r>
         <w:rPr>
           <w:b/>
-          <w:outline w:val="0"/>
-          <w:color w:val="000000"/>
-          <w:u w:color="000000"/>
-          <w:rtl w:val="0"/>
-          <w:lang w:val="en-US"/>
-          <w14:textFill>
-            <w14:solidFill>
-              <w14:srgbClr w14:val="000000"/>
-            </w14:solidFill>
-          </w14:textFill>
-        </w:rPr>
-        <w:t xml:space="preserve">Таблица </w:t>
-      </w:r>
-      <w:r>
-        <w:rPr>
-          <w:b/>
-          <w:outline w:val="0"/>
-          <w:color w:val="000000"/>
-          <w:u w:color="000000"/>
-          <w:rtl w:val="0"/>
-          <w:lang w:val="en-US"/>
-          <w14:textFill>
-            <w14:solidFill>
-              <w14:srgbClr w14:val="000000"/>
-            </w14:solidFill>
-          </w14:textFill>
-        </w:rPr>
-        <w:t xml:space="preserve">6. </w:t>
-      </w:r>
-      <w:r>
-        <w:rPr>
-          <w:b/>
-          <w:outline w:val="0"/>
-          <w:color w:val="000000"/>
-          <w:u w:color="000000"/>
-          <w:rtl w:val="0"/>
-          <w:lang w:val="en-US"/>
-          <w14:textFill>
-            <w14:solidFill>
-              <w14:srgbClr w14:val="000000"/>
-            </w14:solidFill>
-          </w14:textFill>
+          <w:sz w:val="28"/>
+          <w:szCs w:val="28"/>
+          <w:rFonts w:ascii="Times New Roman" w:hAnsi="Times New Roman" w:cs="Times New Roman"/>
         </w:rPr>
         <w:t>Принятые опорные точки внутреннего контура детали</w:t>
       </w:r>
@@ -19990,14 +19930,6 @@
     </w:p>
     <w:p>
       <w:pPr>
-        <w:pStyle w:val="Основной текст A"/>
-        <w:widowControl w:val="0"/>
-        <w:spacing w:after="0"/>
-        <w:jc w:val="center"/>
-      </w:pPr>
-    </w:p>
-    <w:p>
-      <w:pPr>
         <w:pStyle w:val="Рубрика 2"/>
         <w:spacing w:before="120" w:after="120"/>
       </w:pPr>
@@ -20180,55 +20112,71 @@
     <w:p>
       <w:pPr>
         <w:pStyle w:val="Основной текст A"/>
-        <w:spacing w:after="0"/>
-        <w:ind w:firstLine="709"/>
+        <w:spacing w:after="0" w:line="240" w:lineRule="auto"/>
+        <w:ind w:firstLine="0"/>
+        <w:jc w:val="right"/>
+      </w:pPr>
+      <w:r>
+        <w:rPr>
+          <w:rFonts w:ascii="Times New Roman" w:hAnsi="Times New Roman" w:cs="Times New Roman"/>
+          <w:b/>
+          <w:outline w:val="0"/>
+          <w:color w:val="000000"/>
+          <w:sz w:val="28"/>
+          <w:u w:color="000000"/>
+          <w:rtl w:val="0"/>
+          <w:lang w:val="en-US"/>
+          <w14:textFill>
+            <w14:solidFill>
+              <w14:srgbClr w14:val="000000"/>
+            </w14:solidFill>
+          </w14:textFill>
+        </w:rPr>
+        <w:t>Таблица 7</w:t>
+      </w:r>
+      <w:r>
+        <w:rPr>
+          <w:b/>
+          <w:outline w:val="0"/>
+          <w:color w:val="000000"/>
+          <w:u w:color="000000"/>
+          <w:rtl w:val="0"/>
+          <w:lang w:val="en-US"/>
+          <w14:textFill>
+            <w14:solidFill>
+              <w14:srgbClr w14:val="000000"/>
+            </w14:solidFill>
+          </w14:textFill>
+        </w:rPr>
+      </w:r>
+      <w:r>
+        <w:rPr>
+          <w:b/>
+          <w:outline w:val="0"/>
+          <w:color w:val="000000"/>
+          <w:u w:color="000000"/>
+          <w:rtl w:val="0"/>
+          <w:lang w:val="en-US"/>
+          <w14:textFill>
+            <w14:solidFill>
+              <w14:srgbClr w14:val="000000"/>
+            </w14:solidFill>
+          </w14:textFill>
+        </w:rPr>
+      </w:r>
+    </w:p>
+    <w:p>
+      <w:pPr>
         <w:jc w:val="center"/>
+        <w:spacing w:line="240" w:lineRule="auto" w:after="0"/>
+        <w:ind w:firstLine="0"/>
       </w:pPr>
       <w:r>
         <w:rPr>
           <w:b/>
-          <w:outline w:val="0"/>
-          <w:color w:val="000000"/>
-          <w:u w:color="000000"/>
-          <w:rtl w:val="0"/>
-          <w:lang w:val="en-US"/>
-          <w14:textFill>
-            <w14:solidFill>
-              <w14:srgbClr w14:val="000000"/>
-            </w14:solidFill>
-          </w14:textFill>
-        </w:rPr>
-        <w:t xml:space="preserve">Таблица </w:t>
-      </w:r>
-      <w:r>
-        <w:rPr>
-          <w:b/>
-          <w:outline w:val="0"/>
-          <w:color w:val="000000"/>
-          <w:u w:color="000000"/>
-          <w:rtl w:val="0"/>
-          <w:lang w:val="en-US"/>
-          <w14:textFill>
-            <w14:solidFill>
-              <w14:srgbClr w14:val="000000"/>
-            </w14:solidFill>
-          </w14:textFill>
-        </w:rPr>
-        <w:t xml:space="preserve">7. </w:t>
-      </w:r>
-      <w:r>
-        <w:rPr>
-          <w:b/>
-          <w:outline w:val="0"/>
-          <w:color w:val="000000"/>
-          <w:u w:color="000000"/>
-          <w:rtl w:val="0"/>
-          <w:lang w:val="en-US"/>
-          <w14:textFill>
-            <w14:solidFill>
-              <w14:srgbClr w14:val="000000"/>
-            </w14:solidFill>
-          </w14:textFill>
+          <w:sz w:val="28"/>
+          <w:szCs w:val="28"/>
+          <w:rFonts w:ascii="Times New Roman" w:hAnsi="Times New Roman" w:cs="Times New Roman"/>
         </w:rPr>
         <w:t>Опорные точки траектории инструмента для внутреннего контура</w:t>
       </w:r>
@@ -21213,10 +21161,108 @@
     <w:p>
       <w:pPr>
         <w:pStyle w:val="Основной текст A"/>
-        <w:widowControl w:val="0"/>
         <w:spacing w:after="0"/>
-        <w:jc w:val="center"/>
+        <w:ind w:firstLine="709"/>
+        <w:jc w:val="both"/>
       </w:pPr>
+      <w:r>
+        <w:rPr>
+          <w:outline w:val="0"/>
+          <w:color w:val="000000"/>
+          <w:u w:color="000000"/>
+          <w:rtl w:val="0"/>
+          <w:lang w:val="en-US"/>
+          <w14:textFill>
+            <w14:solidFill>
+              <w14:srgbClr w14:val="000000"/>
+            </w14:solidFill>
+          </w14:textFill>
+        </w:rPr>
+        <w:t>Для внутреннего контура обход принимается по часовой стрелке</w:t>
+      </w:r>
+      <w:r>
+        <w:rPr>
+          <w:outline w:val="0"/>
+          <w:color w:val="000000"/>
+          <w:u w:color="000000"/>
+          <w:rtl w:val="0"/>
+          <w:lang w:val="en-US"/>
+          <w14:textFill>
+            <w14:solidFill>
+              <w14:srgbClr w14:val="000000"/>
+            </w14:solidFill>
+          </w14:textFill>
+        </w:rPr>
+        <w:t xml:space="preserve">. </w:t>
+      </w:r>
+      <w:r>
+        <w:rPr>
+          <w:outline w:val="0"/>
+          <w:color w:val="000000"/>
+          <w:u w:color="000000"/>
+          <w:rtl w:val="0"/>
+          <w:lang w:val="en-US"/>
+          <w14:textFill>
+            <w14:solidFill>
+              <w14:srgbClr w14:val="000000"/>
+            </w14:solidFill>
+          </w14:textFill>
+        </w:rPr>
+        <w:t>Такое направление позволяет стабильно записать внутренний профиль при использовании инструмента меньшего диаметра и избежать неоднозначности записи дуговых переходов</w:t>
+      </w:r>
+      <w:r>
+        <w:rPr>
+          <w:outline w:val="0"/>
+          <w:color w:val="000000"/>
+          <w:u w:color="000000"/>
+          <w:rtl w:val="0"/>
+          <w:lang w:val="en-US"/>
+          <w14:textFill>
+            <w14:solidFill>
+              <w14:srgbClr w14:val="000000"/>
+            </w14:solidFill>
+          </w14:textFill>
+        </w:rPr>
+        <w:t>.</w:t>
+      </w:r>
+    </w:p>
+    <w:p>
+      <w:pPr>
+        <w:pStyle w:val="Рубрика 2"/>
+        <w:spacing w:before="120" w:after="120"/>
+      </w:pPr>
+      <w:r>
+        <w:rPr>
+          <w:bCs w:val="1"/>
+          <w:outline w:val="0"/>
+          <w:color w:val="000000"/>
+          <w:u w:color="000000"/>
+          <w:rtl w:val="0"/>
+          <w:lang w:val="en-US"/>
+          <w14:textFill>
+            <w14:solidFill>
+              <w14:srgbClr w14:val="000000"/>
+            </w14:solidFill>
+          </w14:textFill>
+        </w:rPr>
+        <w:t xml:space="preserve">2.3.5. </w:t>
+      </w:r>
+      <w:r>
+        <w:rPr>
+          <w:bCs w:val="1"/>
+          <w:outline w:val="0"/>
+          <w:color w:val="000000"/>
+          <w:u w:color="000000"/>
+          <w:rtl w:val="0"/>
+          <w:lang w:val="en-US"/>
+          <w14:textFill>
+            <w14:solidFill>
+              <w14:srgbClr w14:val="000000"/>
+            </w14:solidFill>
+          </w14:textFill>
+        </w:rPr>
+        <w:t>Обоснование принятых допущений</w:t>
+      </w:r>
     </w:p>
     <w:p>
       <w:pPr>
@@ -21238,7 +21284,157 @@
             </w14:solidFill>
           </w14:textFill>
         </w:rPr>
-        <w:t>Для внутреннего контура обход принимается по часовой стрелке</w:t>
+        <w:t>Следует отметить</w:t>
+      </w:r>
+      <w:r>
+        <w:rPr>
+          <w:outline w:val="0"/>
+          <w:color w:val="000000"/>
+          <w:u w:color="000000"/>
+          <w:rtl w:val="0"/>
+          <w:lang w:val="en-US"/>
+          <w14:textFill>
+            <w14:solidFill>
+              <w14:srgbClr w14:val="000000"/>
+            </w14:solidFill>
+          </w14:textFill>
+        </w:rPr>
+        <w:t xml:space="preserve">, </w:t>
+      </w:r>
+      <w:r>
+        <w:rPr>
+          <w:outline w:val="0"/>
+          <w:color w:val="000000"/>
+          <w:u w:color="000000"/>
+          <w:rtl w:val="0"/>
+          <w:lang w:val="en-US"/>
+          <w14:textFill>
+            <w14:solidFill>
+              <w14:srgbClr w14:val="000000"/>
+            </w14:solidFill>
+          </w14:textFill>
+        </w:rPr>
+        <w:t>что в рамках учебной работы расчет опорных точек выполнен по графо</w:t>
+      </w:r>
+      <w:r>
+        <w:rPr>
+          <w:outline w:val="0"/>
+          <w:color w:val="000000"/>
+          <w:u w:color="000000"/>
+          <w:rtl w:val="0"/>
+          <w:lang w:val="en-US"/>
+          <w14:textFill>
+            <w14:solidFill>
+              <w14:srgbClr w14:val="000000"/>
+            </w14:solidFill>
+          </w14:textFill>
+        </w:rPr>
+        <w:t>-</w:t>
+      </w:r>
+      <w:r>
+        <w:rPr>
+          <w:outline w:val="0"/>
+          <w:color w:val="000000"/>
+          <w:u w:color="000000"/>
+          <w:rtl w:val="0"/>
+          <w:lang w:val="en-US"/>
+          <w14:textFill>
+            <w14:solidFill>
+              <w14:srgbClr w14:val="000000"/>
+            </w14:solidFill>
+          </w14:textFill>
+        </w:rPr>
+        <w:t xml:space="preserve">аналитической схеме на основе исходного эскиза и размерных зависимостей варианта № </w:t>
+      </w:r>
+      <w:r>
+        <w:rPr>
+          <w:outline w:val="0"/>
+          <w:color w:val="000000"/>
+          <w:u w:color="000000"/>
+          <w:rtl w:val="0"/>
+          <w:lang w:val="en-US"/>
+          <w14:textFill>
+            <w14:solidFill>
+              <w14:srgbClr w14:val="000000"/>
+            </w14:solidFill>
+          </w14:textFill>
+        </w:rPr>
+        <w:t xml:space="preserve">3. </w:t>
+      </w:r>
+      <w:r>
+        <w:rPr>
+          <w:outline w:val="0"/>
+          <w:color w:val="000000"/>
+          <w:u w:color="000000"/>
+          <w:rtl w:val="0"/>
+          <w:lang w:val="en-US"/>
+          <w14:textFill>
+            <w14:solidFill>
+              <w14:srgbClr w14:val="000000"/>
+            </w14:solidFill>
+          </w14:textFill>
+        </w:rPr>
+        <w:t xml:space="preserve">Для последующей </w:t>
+      </w:r>
+      <w:r>
+        <w:rPr>
+          <w:outline w:val="0"/>
+          <w:color w:val="000000"/>
+          <w:u w:color="000000"/>
+          <w:rtl w:val="0"/>
+          <w:lang w:val="en-US"/>
+          <w14:textFill>
+            <w14:solidFill>
+              <w14:srgbClr w14:val="000000"/>
+            </w14:solidFill>
+          </w14:textFill>
+        </w:rPr>
+        <w:t>CAM-</w:t>
+      </w:r>
+      <w:r>
+        <w:rPr>
+          <w:outline w:val="0"/>
+          <w:color w:val="000000"/>
+          <w:u w:color="000000"/>
+          <w:rtl w:val="0"/>
+          <w:lang w:val="en-US"/>
+          <w14:textFill>
+            <w14:solidFill>
+              <w14:srgbClr w14:val="000000"/>
+            </w14:solidFill>
+          </w14:textFill>
+        </w:rPr>
+        <w:t xml:space="preserve">генерации траектории координаты могут быть дополнительно уточнены средствами </w:t>
+      </w:r>
+      <w:r>
+        <w:rPr>
+          <w:outline w:val="0"/>
+          <w:color w:val="000000"/>
+          <w:u w:color="000000"/>
+          <w:rtl w:val="0"/>
+          <w:lang w:val="en-US"/>
+          <w14:textFill>
+            <w14:solidFill>
+              <w14:srgbClr w14:val="000000"/>
+            </w14:solidFill>
+          </w14:textFill>
+        </w:rPr>
+        <w:t>CAD-</w:t>
+      </w:r>
+      <w:r>
+        <w:rPr>
+          <w:outline w:val="0"/>
+          <w:color w:val="000000"/>
+          <w:u w:color="000000"/>
+          <w:rtl w:val="0"/>
+          <w:lang w:val="en-US"/>
+          <w14:textFill>
+            <w14:solidFill>
+              <w14:srgbClr w14:val="000000"/>
+            </w14:solidFill>
+          </w14:textFill>
+        </w:rPr>
+        <w:t>системы</w:t>
       </w:r>
       <w:r>
         <w:rPr>
@@ -21268,67 +21464,89 @@
             </w14:solidFill>
           </w14:textFill>
         </w:rPr>
-        <w:t>Такое направление позволяет стабильно записать внутренний профиль при использовании инструмента меньшего диаметра и избежать неоднозначности записи дуговых переходов</w:t>
-      </w:r>
-      <w:r>
-        <w:rPr>
-          <w:outline w:val="0"/>
-          <w:color w:val="000000"/>
-          <w:u w:color="000000"/>
-          <w:rtl w:val="0"/>
-          <w:lang w:val="en-US"/>
-          <w14:textFill>
-            <w14:solidFill>
-              <w14:srgbClr w14:val="000000"/>
-            </w14:solidFill>
-          </w14:textFill>
-        </w:rPr>
-        <w:t>.</w:t>
-      </w:r>
-    </w:p>
-    <w:p>
-      <w:pPr>
-        <w:pStyle w:val="Рубрика 2"/>
-        <w:spacing w:before="120" w:after="120"/>
-      </w:pPr>
-      <w:r>
-        <w:rPr>
-          <w:bCs w:val="1"/>
-          <w:outline w:val="0"/>
-          <w:color w:val="000000"/>
-          <w:u w:color="000000"/>
-          <w:rtl w:val="0"/>
-          <w:lang w:val="en-US"/>
-          <w14:textFill>
-            <w14:solidFill>
-              <w14:srgbClr w14:val="000000"/>
-            </w14:solidFill>
-          </w14:textFill>
-        </w:rPr>
-        <w:t xml:space="preserve">2.3.5. </w:t>
-      </w:r>
-      <w:r>
-        <w:rPr>
-          <w:bCs w:val="1"/>
-          <w:outline w:val="0"/>
-          <w:color w:val="000000"/>
-          <w:u w:color="000000"/>
-          <w:rtl w:val="0"/>
-          <w:lang w:val="en-US"/>
-          <w14:textFill>
-            <w14:solidFill>
-              <w14:srgbClr w14:val="000000"/>
-            </w14:solidFill>
-          </w14:textFill>
-        </w:rPr>
-        <w:t>Обоснование принятых допущений</w:t>
+        <w:t xml:space="preserve">Однако для ручного программирования в формате </w:t>
+      </w:r>
+      <w:r>
+        <w:rPr>
+          <w:outline w:val="0"/>
+          <w:color w:val="000000"/>
+          <w:u w:color="000000"/>
+          <w:rtl w:val="0"/>
+          <w:lang w:val="en-US"/>
+          <w14:textFill>
+            <w14:solidFill>
+              <w14:srgbClr w14:val="000000"/>
+            </w14:solidFill>
+          </w14:textFill>
+        </w:rPr>
+        <w:t xml:space="preserve">ISO-7bit </w:t>
+      </w:r>
+      <w:r>
+        <w:rPr>
+          <w:outline w:val="0"/>
+          <w:color w:val="000000"/>
+          <w:u w:color="000000"/>
+          <w:rtl w:val="0"/>
+          <w:lang w:val="en-US"/>
+          <w14:textFill>
+            <w14:solidFill>
+              <w14:srgbClr w14:val="000000"/>
+            </w14:solidFill>
+          </w14:textFill>
+        </w:rPr>
+        <w:t>принятый уровень точности достаточен</w:t>
+      </w:r>
+      <w:r>
+        <w:rPr>
+          <w:outline w:val="0"/>
+          <w:color w:val="000000"/>
+          <w:u w:color="000000"/>
+          <w:rtl w:val="0"/>
+          <w:lang w:val="en-US"/>
+          <w14:textFill>
+            <w14:solidFill>
+              <w14:srgbClr w14:val="000000"/>
+            </w14:solidFill>
+          </w14:textFill>
+        </w:rPr>
+        <w:t xml:space="preserve">, </w:t>
+      </w:r>
+      <w:r>
+        <w:rPr>
+          <w:outline w:val="0"/>
+          <w:color w:val="000000"/>
+          <w:u w:color="000000"/>
+          <w:rtl w:val="0"/>
+          <w:lang w:val="en-US"/>
+          <w14:textFill>
+            <w14:solidFill>
+              <w14:srgbClr w14:val="000000"/>
+            </w14:solidFill>
+          </w14:textFill>
+        </w:rPr>
+        <w:t>поскольку</w:t>
+      </w:r>
+      <w:r>
+        <w:rPr>
+          <w:outline w:val="0"/>
+          <w:color w:val="000000"/>
+          <w:u w:color="000000"/>
+          <w:rtl w:val="0"/>
+          <w:lang w:val="en-US"/>
+          <w14:textFill>
+            <w14:solidFill>
+              <w14:srgbClr w14:val="000000"/>
+            </w14:solidFill>
+          </w14:textFill>
+        </w:rPr>
+        <w:t>:</w:t>
       </w:r>
     </w:p>
     <w:p>
       <w:pPr>
         <w:pStyle w:val="Основной текст A"/>
         <w:spacing w:after="0"/>
-        <w:ind w:firstLine="709"/>
+        <w:ind w:left="709" w:hanging="425" w:firstLine="709"/>
         <w:jc w:val="both"/>
       </w:pPr>
       <w:r>
@@ -21344,269 +21562,45 @@
             </w14:solidFill>
           </w14:textFill>
         </w:rPr>
-        <w:t>Следует отметить</w:t>
-      </w:r>
-      <w:r>
-        <w:rPr>
-          <w:outline w:val="0"/>
-          <w:color w:val="000000"/>
-          <w:u w:color="000000"/>
-          <w:rtl w:val="0"/>
-          <w:lang w:val="en-US"/>
-          <w14:textFill>
-            <w14:solidFill>
-              <w14:srgbClr w14:val="000000"/>
-            </w14:solidFill>
-          </w14:textFill>
-        </w:rPr>
-        <w:t xml:space="preserve">, </w:t>
-      </w:r>
-      <w:r>
-        <w:rPr>
-          <w:outline w:val="0"/>
-          <w:color w:val="000000"/>
-          <w:u w:color="000000"/>
-          <w:rtl w:val="0"/>
-          <w:lang w:val="en-US"/>
-          <w14:textFill>
-            <w14:solidFill>
-              <w14:srgbClr w14:val="000000"/>
-            </w14:solidFill>
-          </w14:textFill>
-        </w:rPr>
-        <w:t>что в рамках учебной работы расчет опорных точек выполнен по графо</w:t>
-      </w:r>
-      <w:r>
-        <w:rPr>
-          <w:outline w:val="0"/>
-          <w:color w:val="000000"/>
-          <w:u w:color="000000"/>
-          <w:rtl w:val="0"/>
-          <w:lang w:val="en-US"/>
-          <w14:textFill>
-            <w14:solidFill>
-              <w14:srgbClr w14:val="000000"/>
-            </w14:solidFill>
-          </w14:textFill>
-        </w:rPr>
-        <w:t>-</w:t>
-      </w:r>
-      <w:r>
-        <w:rPr>
-          <w:outline w:val="0"/>
-          <w:color w:val="000000"/>
-          <w:u w:color="000000"/>
-          <w:rtl w:val="0"/>
-          <w:lang w:val="en-US"/>
-          <w14:textFill>
-            <w14:solidFill>
-              <w14:srgbClr w14:val="000000"/>
-            </w14:solidFill>
-          </w14:textFill>
-        </w:rPr>
-        <w:t xml:space="preserve">аналитической схеме на основе исходного эскиза и размерных зависимостей варианта № </w:t>
-      </w:r>
-      <w:r>
-        <w:rPr>
-          <w:outline w:val="0"/>
-          <w:color w:val="000000"/>
-          <w:u w:color="000000"/>
-          <w:rtl w:val="0"/>
-          <w:lang w:val="en-US"/>
-          <w14:textFill>
-            <w14:solidFill>
-              <w14:srgbClr w14:val="000000"/>
-            </w14:solidFill>
-          </w14:textFill>
-        </w:rPr>
-        <w:t xml:space="preserve">3. </w:t>
-      </w:r>
-      <w:r>
-        <w:rPr>
-          <w:outline w:val="0"/>
-          <w:color w:val="000000"/>
-          <w:u w:color="000000"/>
-          <w:rtl w:val="0"/>
-          <w:lang w:val="en-US"/>
-          <w14:textFill>
-            <w14:solidFill>
-              <w14:srgbClr w14:val="000000"/>
-            </w14:solidFill>
-          </w14:textFill>
-        </w:rPr>
-        <w:t xml:space="preserve">Для последующей </w:t>
-      </w:r>
-      <w:r>
-        <w:rPr>
-          <w:outline w:val="0"/>
-          <w:color w:val="000000"/>
-          <w:u w:color="000000"/>
-          <w:rtl w:val="0"/>
-          <w:lang w:val="en-US"/>
-          <w14:textFill>
-            <w14:solidFill>
-              <w14:srgbClr w14:val="000000"/>
-            </w14:solidFill>
-          </w14:textFill>
-        </w:rPr>
-        <w:t>CAM-</w:t>
-      </w:r>
-      <w:r>
-        <w:rPr>
-          <w:outline w:val="0"/>
-          <w:color w:val="000000"/>
-          <w:u w:color="000000"/>
-          <w:rtl w:val="0"/>
-          <w:lang w:val="en-US"/>
-          <w14:textFill>
-            <w14:solidFill>
-              <w14:srgbClr w14:val="000000"/>
-            </w14:solidFill>
-          </w14:textFill>
-        </w:rPr>
-        <w:t xml:space="preserve">генерации траектории координаты могут быть дополнительно уточнены средствами </w:t>
-      </w:r>
-      <w:r>
-        <w:rPr>
-          <w:outline w:val="0"/>
-          <w:color w:val="000000"/>
-          <w:u w:color="000000"/>
-          <w:rtl w:val="0"/>
-          <w:lang w:val="en-US"/>
-          <w14:textFill>
-            <w14:solidFill>
-              <w14:srgbClr w14:val="000000"/>
-            </w14:solidFill>
-          </w14:textFill>
-        </w:rPr>
-        <w:t>CAD-</w:t>
-      </w:r>
-      <w:r>
-        <w:rPr>
-          <w:outline w:val="0"/>
-          <w:color w:val="000000"/>
-          <w:u w:color="000000"/>
-          <w:rtl w:val="0"/>
-          <w:lang w:val="en-US"/>
-          <w14:textFill>
-            <w14:solidFill>
-              <w14:srgbClr w14:val="000000"/>
-            </w14:solidFill>
-          </w14:textFill>
-        </w:rPr>
-        <w:t>системы</w:t>
-      </w:r>
-      <w:r>
-        <w:rPr>
-          <w:outline w:val="0"/>
-          <w:color w:val="000000"/>
-          <w:u w:color="000000"/>
-          <w:rtl w:val="0"/>
-          <w:lang w:val="en-US"/>
-          <w14:textFill>
-            <w14:solidFill>
-              <w14:srgbClr w14:val="000000"/>
-            </w14:solidFill>
-          </w14:textFill>
-        </w:rPr>
-        <w:t xml:space="preserve">. </w:t>
-      </w:r>
-      <w:r>
-        <w:rPr>
-          <w:outline w:val="0"/>
-          <w:color w:val="000000"/>
-          <w:u w:color="000000"/>
-          <w:rtl w:val="0"/>
-          <w:lang w:val="en-US"/>
-          <w14:textFill>
-            <w14:solidFill>
-              <w14:srgbClr w14:val="000000"/>
-            </w14:solidFill>
-          </w14:textFill>
-        </w:rPr>
-        <w:t xml:space="preserve">Однако для ручного программирования в формате </w:t>
-      </w:r>
-      <w:r>
-        <w:rPr>
-          <w:outline w:val="0"/>
-          <w:color w:val="000000"/>
-          <w:u w:color="000000"/>
-          <w:rtl w:val="0"/>
-          <w:lang w:val="en-US"/>
-          <w14:textFill>
-            <w14:solidFill>
-              <w14:srgbClr w14:val="000000"/>
-            </w14:solidFill>
-          </w14:textFill>
-        </w:rPr>
-        <w:t xml:space="preserve">ISO-7bit </w:t>
-      </w:r>
-      <w:r>
-        <w:rPr>
-          <w:outline w:val="0"/>
-          <w:color w:val="000000"/>
-          <w:u w:color="000000"/>
-          <w:rtl w:val="0"/>
-          <w:lang w:val="en-US"/>
-          <w14:textFill>
-            <w14:solidFill>
-              <w14:srgbClr w14:val="000000"/>
-            </w14:solidFill>
-          </w14:textFill>
-        </w:rPr>
-        <w:t>принятый уровень точности достаточен</w:t>
-      </w:r>
-      <w:r>
-        <w:rPr>
-          <w:outline w:val="0"/>
-          <w:color w:val="000000"/>
-          <w:u w:color="000000"/>
-          <w:rtl w:val="0"/>
-          <w:lang w:val="en-US"/>
-          <w14:textFill>
-            <w14:solidFill>
-              <w14:srgbClr w14:val="000000"/>
-            </w14:solidFill>
-          </w14:textFill>
-        </w:rPr>
-        <w:t xml:space="preserve">, </w:t>
-      </w:r>
-      <w:r>
-        <w:rPr>
-          <w:outline w:val="0"/>
-          <w:color w:val="000000"/>
-          <w:u w:color="000000"/>
-          <w:rtl w:val="0"/>
-          <w:lang w:val="en-US"/>
-          <w14:textFill>
-            <w14:solidFill>
-              <w14:srgbClr w14:val="000000"/>
-            </w14:solidFill>
-          </w14:textFill>
-        </w:rPr>
-        <w:t>поскольку</w:t>
-      </w:r>
-      <w:r>
-        <w:rPr>
-          <w:outline w:val="0"/>
-          <w:color w:val="000000"/>
-          <w:u w:color="000000"/>
-          <w:rtl w:val="0"/>
-          <w:lang w:val="en-US"/>
-          <w14:textFill>
-            <w14:solidFill>
-              <w14:srgbClr w14:val="000000"/>
-            </w14:solidFill>
-          </w14:textFill>
-        </w:rPr>
-        <w:t>:</w:t>
+        <w:t>1.</w:t>
+        <w:tab/>
+      </w:r>
+      <w:r>
+        <w:rPr>
+          <w:outline w:val="0"/>
+          <w:color w:val="000000"/>
+          <w:u w:color="000000"/>
+          <w:rtl w:val="0"/>
+          <w:lang w:val="en-US"/>
+          <w14:textFill>
+            <w14:solidFill>
+              <w14:srgbClr w14:val="000000"/>
+            </w14:solidFill>
+          </w14:textFill>
+        </w:rPr>
+        <w:t>форма детали сохраняется корректно</w:t>
+      </w:r>
+      <w:r>
+        <w:rPr>
+          <w:outline w:val="0"/>
+          <w:color w:val="000000"/>
+          <w:u w:color="000000"/>
+          <w:rtl w:val="0"/>
+          <w:lang w:val="en-US"/>
+          <w14:textFill>
+            <w14:solidFill>
+              <w14:srgbClr w14:val="000000"/>
+            </w14:solidFill>
+          </w14:textFill>
+        </w:rPr>
+        <w:t>;</w:t>
       </w:r>
     </w:p>
     <w:p>
       <w:pPr>
         <w:pStyle w:val="Основной текст A"/>
         <w:spacing w:after="0"/>
-        <w:ind w:left="709" w:hanging="425"/>
+        <w:ind w:left="709" w:hanging="425" w:firstLine="709"/>
         <w:jc w:val="both"/>
       </w:pPr>
       <w:r>
@@ -21622,7 +21616,7 @@
             </w14:solidFill>
           </w14:textFill>
         </w:rPr>
-        <w:t>1.</w:t>
+        <w:t>2.</w:t>
         <w:tab/>
       </w:r>
       <w:r>
@@ -21638,7 +21632,7 @@
             </w14:solidFill>
           </w14:textFill>
         </w:rPr>
-        <w:t>форма детали сохраняется корректно</w:t>
+        <w:t>все характерные участки контура отражены в управляющей программе</w:t>
       </w:r>
       <w:r>
         <w:rPr>
@@ -21660,7 +21654,7 @@
       <w:pPr>
         <w:pStyle w:val="Основной текст A"/>
         <w:spacing w:after="0"/>
-        <w:ind w:left="709" w:hanging="425"/>
+        <w:ind w:left="709" w:hanging="425" w:firstLine="709"/>
         <w:jc w:val="both"/>
       </w:pPr>
       <w:r>
@@ -21676,7 +21670,7 @@
             </w14:solidFill>
           </w14:textFill>
         </w:rPr>
-        <w:t>2.</w:t>
+        <w:t>3.</w:t>
         <w:tab/>
       </w:r>
       <w:r>
@@ -21692,7 +21686,7 @@
             </w14:solidFill>
           </w14:textFill>
         </w:rPr>
-        <w:t>все характерные участки контура отражены в управляющей программе</w:t>
+        <w:t>радиусные переходы соответствуют заданной конфигурации</w:t>
       </w:r>
       <w:r>
         <w:rPr>
@@ -21714,61 +21708,7 @@
       <w:pPr>
         <w:pStyle w:val="Основной текст A"/>
         <w:spacing w:after="0"/>
-        <w:ind w:left="709" w:hanging="425"/>
-        <w:jc w:val="both"/>
-      </w:pPr>
-      <w:r>
-        <w:rPr>
-          <w:outline w:val="0"/>
-          <w:color w:val="000000"/>
-          <w:u w:color="000000"/>
-          <w:rtl w:val="0"/>
-          <w:lang w:val="en-US"/>
-          <w14:textFill>
-            <w14:solidFill>
-              <w14:srgbClr w14:val="000000"/>
-            </w14:solidFill>
-          </w14:textFill>
-        </w:rPr>
-        <w:t>3.</w:t>
-        <w:tab/>
-      </w:r>
-      <w:r>
-        <w:rPr>
-          <w:outline w:val="0"/>
-          <w:color w:val="000000"/>
-          <w:u w:color="000000"/>
-          <w:rtl w:val="0"/>
-          <w:lang w:val="en-US"/>
-          <w14:textFill>
-            <w14:solidFill>
-              <w14:srgbClr w14:val="000000"/>
-            </w14:solidFill>
-          </w14:textFill>
-        </w:rPr>
-        <w:t>радиусные переходы соответствуют заданной конфигурации</w:t>
-      </w:r>
-      <w:r>
-        <w:rPr>
-          <w:outline w:val="0"/>
-          <w:color w:val="000000"/>
-          <w:u w:color="000000"/>
-          <w:rtl w:val="0"/>
-          <w:lang w:val="en-US"/>
-          <w14:textFill>
-            <w14:solidFill>
-              <w14:srgbClr w14:val="000000"/>
-            </w14:solidFill>
-          </w14:textFill>
-        </w:rPr>
-        <w:t>;</w:t>
-      </w:r>
-    </w:p>
-    <w:p>
-      <w:pPr>
-        <w:pStyle w:val="Основной текст A"/>
-        <w:spacing w:after="0"/>
-        <w:ind w:left="709" w:hanging="425"/>
+        <w:ind w:left="709" w:hanging="425" w:firstLine="709"/>
         <w:jc w:val="both"/>
       </w:pPr>
       <w:r>
@@ -22475,22 +22415,6 @@
     </w:p>
     <w:p>
       <w:pPr>
-        <w:pStyle w:val="Основной текст A"/>
-        <w:jc w:val="both"/>
-      </w:pPr>
-      <w:r>
-        <w:rPr>
-          <w:rFonts w:ascii="Arial Unicode MS" w:cs="Arial Unicode MS" w:hAnsi="Arial Unicode MS" w:eastAsia="Arial Unicode MS"/>
-          <w:b w:val="0"/>
-          <w:bCs w:val="0"/>
-          <w:i w:val="0"/>
-          <w:iCs w:val="0"/>
-        </w:rPr>
-        <w:br w:type="page"/>
-      </w:r>
-    </w:p>
-    <w:p>
-      <w:pPr>
         <w:pStyle w:val="Рубрика"/>
         <w:spacing w:before="240" w:after="240"/>
         <w:jc w:val="center"/>
@@ -22611,7 +22535,7 @@
       <w:pPr>
         <w:pStyle w:val="Основной текст A"/>
         <w:spacing w:after="0"/>
-        <w:ind w:left="709" w:hanging="425"/>
+        <w:ind w:left="709" w:hanging="425" w:firstLine="709"/>
         <w:jc w:val="both"/>
       </w:pPr>
       <w:r>
@@ -22665,7 +22589,7 @@
       <w:pPr>
         <w:pStyle w:val="Основной текст A"/>
         <w:spacing w:after="0"/>
-        <w:ind w:left="709" w:hanging="425"/>
+        <w:ind w:left="709" w:hanging="425" w:firstLine="709"/>
         <w:jc w:val="both"/>
       </w:pPr>
       <w:r>
@@ -22719,7 +22643,7 @@
       <w:pPr>
         <w:pStyle w:val="Основной текст A"/>
         <w:spacing w:after="0"/>
-        <w:ind w:left="709" w:hanging="425"/>
+        <w:ind w:left="709" w:hanging="425" w:firstLine="709"/>
         <w:jc w:val="both"/>
       </w:pPr>
       <w:r>
@@ -22773,7 +22697,7 @@
       <w:pPr>
         <w:pStyle w:val="Основной текст A"/>
         <w:spacing w:after="0"/>
-        <w:ind w:left="709" w:hanging="425"/>
+        <w:ind w:left="709" w:hanging="425" w:firstLine="709"/>
         <w:jc w:val="both"/>
       </w:pPr>
       <w:r>
@@ -22827,7 +22751,7 @@
       <w:pPr>
         <w:pStyle w:val="Основной текст A"/>
         <w:spacing w:after="0"/>
-        <w:ind w:left="709" w:hanging="425"/>
+        <w:ind w:left="709" w:hanging="425" w:firstLine="709"/>
         <w:jc w:val="both"/>
       </w:pPr>
       <w:r>
@@ -22881,7 +22805,7 @@
       <w:pPr>
         <w:pStyle w:val="Основной текст A"/>
         <w:spacing w:after="0"/>
-        <w:ind w:left="709" w:hanging="425"/>
+        <w:ind w:left="709" w:hanging="425" w:firstLine="709"/>
         <w:jc w:val="both"/>
       </w:pPr>
       <w:r>
@@ -23003,7 +22927,7 @@
       <w:pPr>
         <w:pStyle w:val="Основной текст A"/>
         <w:spacing w:after="0"/>
-        <w:ind w:left="709" w:hanging="425"/>
+        <w:ind w:left="709" w:hanging="425" w:firstLine="709"/>
         <w:jc w:val="both"/>
       </w:pPr>
       <w:r>
@@ -23058,7 +22982,7 @@
       <w:pPr>
         <w:pStyle w:val="Основной текст A"/>
         <w:spacing w:after="0"/>
-        <w:ind w:left="709" w:hanging="425"/>
+        <w:ind w:left="709" w:hanging="425" w:firstLine="709"/>
         <w:jc w:val="both"/>
       </w:pPr>
       <w:r>
@@ -23113,7 +23037,7 @@
       <w:pPr>
         <w:pStyle w:val="Основной текст A"/>
         <w:spacing w:after="0"/>
-        <w:ind w:left="709" w:hanging="425"/>
+        <w:ind w:left="709" w:hanging="425" w:firstLine="709"/>
         <w:jc w:val="both"/>
       </w:pPr>
       <w:r>
@@ -23168,7 +23092,7 @@
       <w:pPr>
         <w:pStyle w:val="Основной текст A"/>
         <w:spacing w:after="0"/>
-        <w:ind w:left="709" w:hanging="425"/>
+        <w:ind w:left="709" w:hanging="425" w:firstLine="709"/>
         <w:jc w:val="both"/>
       </w:pPr>
       <w:r>
@@ -23223,7 +23147,7 @@
       <w:pPr>
         <w:pStyle w:val="Основной текст A"/>
         <w:spacing w:after="0"/>
-        <w:ind w:left="709" w:hanging="425"/>
+        <w:ind w:left="709" w:hanging="425" w:firstLine="709"/>
         <w:jc w:val="both"/>
       </w:pPr>
       <w:r>
@@ -23278,7 +23202,7 @@
       <w:pPr>
         <w:pStyle w:val="Основной текст A"/>
         <w:spacing w:after="0"/>
-        <w:ind w:left="709" w:hanging="425"/>
+        <w:ind w:left="709" w:hanging="425" w:firstLine="709"/>
         <w:jc w:val="both"/>
       </w:pPr>
       <w:r>
@@ -23333,7 +23257,7 @@
       <w:pPr>
         <w:pStyle w:val="Основной текст A"/>
         <w:spacing w:after="0"/>
-        <w:ind w:left="709" w:hanging="425"/>
+        <w:ind w:left="709" w:hanging="425" w:firstLine="709"/>
         <w:jc w:val="both"/>
       </w:pPr>
       <w:r>
@@ -23388,7 +23312,7 @@
       <w:pPr>
         <w:pStyle w:val="Основной текст A"/>
         <w:spacing w:after="0"/>
-        <w:ind w:left="709" w:hanging="425"/>
+        <w:ind w:left="709" w:hanging="425" w:firstLine="709"/>
         <w:jc w:val="both"/>
       </w:pPr>
       <w:r>
@@ -23443,7 +23367,7 @@
       <w:pPr>
         <w:pStyle w:val="Основной текст A"/>
         <w:spacing w:after="0"/>
-        <w:ind w:left="709" w:hanging="425"/>
+        <w:ind w:left="709" w:hanging="425" w:firstLine="709"/>
         <w:jc w:val="both"/>
       </w:pPr>
       <w:r>
@@ -23498,7 +23422,7 @@
       <w:pPr>
         <w:pStyle w:val="Основной текст A"/>
         <w:spacing w:after="0"/>
-        <w:ind w:left="709" w:hanging="425"/>
+        <w:ind w:left="709" w:hanging="425" w:firstLine="709"/>
         <w:jc w:val="both"/>
       </w:pPr>
       <w:r>
@@ -23553,7 +23477,7 @@
       <w:pPr>
         <w:pStyle w:val="Основной текст A"/>
         <w:spacing w:after="0"/>
-        <w:ind w:left="709" w:hanging="425"/>
+        <w:ind w:left="709" w:hanging="425" w:firstLine="709"/>
         <w:jc w:val="both"/>
       </w:pPr>
       <w:r>
@@ -23608,7 +23532,7 @@
       <w:pPr>
         <w:pStyle w:val="Основной текст A"/>
         <w:spacing w:after="0"/>
-        <w:ind w:left="709" w:hanging="425"/>
+        <w:ind w:left="709" w:hanging="425" w:firstLine="709"/>
         <w:jc w:val="both"/>
       </w:pPr>
       <w:r>
@@ -23663,7 +23587,7 @@
       <w:pPr>
         <w:pStyle w:val="Основной текст A"/>
         <w:spacing w:after="0"/>
-        <w:ind w:left="709" w:hanging="425"/>
+        <w:ind w:left="709" w:hanging="425" w:firstLine="709"/>
         <w:jc w:val="both"/>
       </w:pPr>
       <w:r>
@@ -23718,7 +23642,7 @@
       <w:pPr>
         <w:pStyle w:val="Основной текст A"/>
         <w:spacing w:after="0"/>
-        <w:ind w:left="709" w:hanging="425"/>
+        <w:ind w:left="709" w:hanging="425" w:firstLine="709"/>
         <w:jc w:val="both"/>
       </w:pPr>
       <w:r>
@@ -23773,7 +23697,7 @@
       <w:pPr>
         <w:pStyle w:val="Основной текст A"/>
         <w:spacing w:after="0"/>
-        <w:ind w:left="709" w:hanging="425"/>
+        <w:ind w:left="709" w:hanging="425" w:firstLine="709"/>
         <w:jc w:val="both"/>
       </w:pPr>
       <w:r>
@@ -23828,7 +23752,7 @@
       <w:pPr>
         <w:pStyle w:val="Основной текст A"/>
         <w:spacing w:after="0"/>
-        <w:ind w:left="709" w:hanging="425"/>
+        <w:ind w:left="709" w:hanging="425" w:firstLine="709"/>
         <w:jc w:val="both"/>
       </w:pPr>
       <w:r>
@@ -24232,7 +24156,7 @@
         <w:pStyle w:val="Основной текст A"/>
         <w:spacing w:after="0"/>
         <w:ind w:left="709" w:firstLine="0"/>
-        <w:jc w:val="both"/>
+        <w:jc w:val="left"/>
       </w:pPr>
       <w:r>
         <w:rPr>
@@ -24260,7 +24184,7 @@
         <w:rPr>
           <w:lang w:val="de-DE"/>
         </w:rPr>
-        <w:jc w:val="both"/>
+        <w:jc w:val="left"/>
       </w:pPr>
       <w:r>
         <w:rPr>
@@ -24285,7 +24209,7 @@
         <w:pStyle w:val="Основной текст A"/>
         <w:spacing w:after="0"/>
         <w:ind w:left="709" w:firstLine="0"/>
-        <w:jc w:val="both"/>
+        <w:jc w:val="left"/>
       </w:pPr>
       <w:r>
         <w:rPr>
@@ -24310,7 +24234,7 @@
         <w:pStyle w:val="Основной текст A"/>
         <w:spacing w:after="0"/>
         <w:ind w:left="709" w:firstLine="0"/>
-        <w:jc w:val="both"/>
+        <w:jc w:val="left"/>
       </w:pPr>
       <w:r>
         <w:rPr>
@@ -24338,7 +24262,7 @@
         <w:rPr>
           <w:lang w:val="de-DE"/>
         </w:rPr>
-        <w:jc w:val="both"/>
+        <w:jc w:val="left"/>
       </w:pPr>
       <w:r>
         <w:rPr>
@@ -24366,7 +24290,7 @@
         <w:rPr>
           <w:lang w:val="de-DE"/>
         </w:rPr>
-        <w:jc w:val="both"/>
+        <w:jc w:val="left"/>
       </w:pPr>
       <w:r>
         <w:rPr>
@@ -24391,7 +24315,7 @@
         <w:pStyle w:val="Основной текст A"/>
         <w:spacing w:after="0"/>
         <w:ind w:left="709" w:firstLine="0"/>
-        <w:jc w:val="both"/>
+        <w:jc w:val="left"/>
       </w:pPr>
       <w:r>
         <w:rPr>
@@ -24416,7 +24340,7 @@
         <w:pStyle w:val="Основной текст A"/>
         <w:spacing w:after="0"/>
         <w:ind w:left="709" w:firstLine="0"/>
-        <w:jc w:val="both"/>
+        <w:jc w:val="left"/>
       </w:pPr>
       <w:r>
         <w:rPr>
@@ -24441,7 +24365,7 @@
         <w:pStyle w:val="Основной текст A"/>
         <w:spacing w:after="0"/>
         <w:ind w:left="709" w:firstLine="0"/>
-        <w:jc w:val="both"/>
+        <w:jc w:val="left"/>
       </w:pPr>
       <w:r>
         <w:rPr>
@@ -24466,7 +24390,7 @@
         <w:pStyle w:val="Основной текст A"/>
         <w:spacing w:after="0"/>
         <w:ind w:left="709" w:firstLine="0"/>
-        <w:jc w:val="both"/>
+        <w:jc w:val="left"/>
       </w:pPr>
       <w:r>
         <w:rPr>
@@ -24491,7 +24415,7 @@
         <w:pStyle w:val="Основной текст A"/>
         <w:spacing w:after="0"/>
         <w:ind w:left="709" w:firstLine="0"/>
-        <w:jc w:val="both"/>
+        <w:jc w:val="left"/>
       </w:pPr>
       <w:r>
         <w:rPr>
@@ -24516,7 +24440,7 @@
         <w:pStyle w:val="Основной текст A"/>
         <w:spacing w:after="0"/>
         <w:ind w:left="709" w:firstLine="0"/>
-        <w:jc w:val="both"/>
+        <w:jc w:val="left"/>
       </w:pPr>
       <w:r>
         <w:rPr>
@@ -24541,7 +24465,7 @@
         <w:pStyle w:val="Основной текст A"/>
         <w:spacing w:after="0"/>
         <w:ind w:left="709" w:firstLine="0"/>
-        <w:jc w:val="both"/>
+        <w:jc w:val="left"/>
       </w:pPr>
       <w:r>
         <w:rPr>
@@ -24566,7 +24490,7 @@
         <w:pStyle w:val="Основной текст A"/>
         <w:spacing w:after="0"/>
         <w:ind w:left="709" w:firstLine="0"/>
-        <w:jc w:val="both"/>
+        <w:jc w:val="left"/>
       </w:pPr>
       <w:r>
         <w:rPr>
@@ -24591,7 +24515,7 @@
         <w:pStyle w:val="Основной текст A"/>
         <w:spacing w:after="0"/>
         <w:ind w:left="709" w:firstLine="0"/>
-        <w:jc w:val="both"/>
+        <w:jc w:val="left"/>
       </w:pPr>
       <w:r>
         <w:rPr>
@@ -24616,7 +24540,7 @@
         <w:pStyle w:val="Основной текст A"/>
         <w:spacing w:after="0"/>
         <w:ind w:left="709" w:firstLine="0"/>
-        <w:jc w:val="both"/>
+        <w:jc w:val="left"/>
       </w:pPr>
       <w:r>
         <w:rPr>
@@ -24644,7 +24568,7 @@
         <w:rPr>
           <w:lang w:val="de-DE"/>
         </w:rPr>
-        <w:jc w:val="both"/>
+        <w:jc w:val="left"/>
       </w:pPr>
       <w:r>
         <w:rPr>
@@ -24672,7 +24596,7 @@
         <w:rPr>
           <w:lang w:val="de-DE"/>
         </w:rPr>
-        <w:jc w:val="both"/>
+        <w:jc w:val="left"/>
       </w:pPr>
       <w:r>
         <w:rPr>
@@ -24700,7 +24624,7 @@
         <w:rPr>
           <w:lang w:val="de-DE"/>
         </w:rPr>
-        <w:jc w:val="both"/>
+        <w:jc w:val="left"/>
       </w:pPr>
       <w:r>
         <w:rPr>
@@ -24728,7 +24652,7 @@
         <w:rPr>
           <w:lang w:val="de-DE"/>
         </w:rPr>
-        <w:jc w:val="both"/>
+        <w:jc w:val="left"/>
       </w:pPr>
       <w:r>
         <w:rPr>
@@ -24790,7 +24714,7 @@
       <w:pPr>
         <w:pStyle w:val="Основной текст A"/>
         <w:spacing w:after="0"/>
-        <w:ind w:left="709" w:hanging="425"/>
+        <w:ind w:left="709" w:hanging="425" w:firstLine="709"/>
         <w:jc w:val="both"/>
       </w:pPr>
       <w:r>
@@ -24874,7 +24798,7 @@
       <w:pPr>
         <w:pStyle w:val="Основной текст A"/>
         <w:spacing w:after="0"/>
-        <w:ind w:left="709" w:hanging="425"/>
+        <w:ind w:left="709" w:hanging="425" w:firstLine="709"/>
         <w:jc w:val="both"/>
       </w:pPr>
       <w:r>
@@ -24958,7 +24882,7 @@
       <w:pPr>
         <w:pStyle w:val="Основной текст A"/>
         <w:spacing w:after="0"/>
-        <w:ind w:left="709" w:hanging="425"/>
+        <w:ind w:left="709" w:hanging="425" w:firstLine="709"/>
         <w:jc w:val="both"/>
       </w:pPr>
       <w:r>
@@ -25042,7 +24966,7 @@
       <w:pPr>
         <w:pStyle w:val="Основной текст A"/>
         <w:spacing w:after="0"/>
-        <w:ind w:left="709" w:hanging="425"/>
+        <w:ind w:left="709" w:hanging="425" w:firstLine="709"/>
         <w:jc w:val="both"/>
       </w:pPr>
       <w:r>
@@ -25126,7 +25050,7 @@
       <w:pPr>
         <w:pStyle w:val="Основной текст A"/>
         <w:spacing w:after="0"/>
-        <w:ind w:left="709" w:hanging="425"/>
+        <w:ind w:left="709" w:hanging="425" w:firstLine="709"/>
         <w:jc w:val="both"/>
       </w:pPr>
       <w:r>
@@ -25494,7 +25418,7 @@
         <w:rPr>
           <w:lang w:val="de-DE"/>
         </w:rPr>
-        <w:jc w:val="both"/>
+        <w:jc w:val="left"/>
       </w:pPr>
       <w:r>
         <w:rPr>
@@ -25519,7 +25443,7 @@
         <w:pStyle w:val="Основной текст A"/>
         <w:spacing w:after="0"/>
         <w:ind w:left="709" w:firstLine="0"/>
-        <w:jc w:val="both"/>
+        <w:jc w:val="left"/>
       </w:pPr>
       <w:r>
         <w:rPr>
@@ -25544,7 +25468,7 @@
         <w:pStyle w:val="Основной текст A"/>
         <w:spacing w:after="0"/>
         <w:ind w:left="709" w:firstLine="0"/>
-        <w:jc w:val="both"/>
+        <w:jc w:val="left"/>
       </w:pPr>
       <w:r>
         <w:rPr>
@@ -25572,7 +25496,7 @@
         <w:rPr>
           <w:lang w:val="de-DE"/>
         </w:rPr>
-        <w:jc w:val="both"/>
+        <w:jc w:val="left"/>
       </w:pPr>
       <w:r>
         <w:rPr>
@@ -25600,7 +25524,7 @@
         <w:rPr>
           <w:lang w:val="de-DE"/>
         </w:rPr>
-        <w:jc w:val="both"/>
+        <w:jc w:val="left"/>
       </w:pPr>
       <w:r>
         <w:rPr>
@@ -25625,7 +25549,7 @@
         <w:pStyle w:val="Основной текст A"/>
         <w:spacing w:after="0"/>
         <w:ind w:left="709" w:firstLine="0"/>
-        <w:jc w:val="both"/>
+        <w:jc w:val="left"/>
       </w:pPr>
       <w:r>
         <w:rPr>
@@ -25650,7 +25574,7 @@
         <w:pStyle w:val="Основной текст A"/>
         <w:spacing w:after="0"/>
         <w:ind w:left="709" w:firstLine="0"/>
-        <w:jc w:val="both"/>
+        <w:jc w:val="left"/>
       </w:pPr>
       <w:r>
         <w:rPr>
@@ -25678,7 +25602,7 @@
         <w:rPr>
           <w:lang w:val="it-IT"/>
         </w:rPr>
-        <w:jc w:val="both"/>
+        <w:jc w:val="left"/>
       </w:pPr>
       <w:r>
         <w:rPr>
@@ -25703,7 +25627,7 @@
         <w:pStyle w:val="Основной текст A"/>
         <w:spacing w:after="0"/>
         <w:ind w:left="709" w:firstLine="0"/>
-        <w:jc w:val="both"/>
+        <w:jc w:val="left"/>
       </w:pPr>
       <w:r>
         <w:rPr>
@@ -25728,7 +25652,7 @@
         <w:pStyle w:val="Основной текст A"/>
         <w:spacing w:after="0"/>
         <w:ind w:left="709" w:firstLine="0"/>
-        <w:jc w:val="both"/>
+        <w:jc w:val="left"/>
       </w:pPr>
       <w:r>
         <w:rPr>
@@ -25753,7 +25677,7 @@
         <w:pStyle w:val="Основной текст A"/>
         <w:spacing w:after="0"/>
         <w:ind w:left="709" w:firstLine="0"/>
-        <w:jc w:val="both"/>
+        <w:jc w:val="left"/>
       </w:pPr>
       <w:r>
         <w:rPr>
@@ -25781,7 +25705,7 @@
         <w:rPr>
           <w:lang w:val="de-DE"/>
         </w:rPr>
-        <w:jc w:val="both"/>
+        <w:jc w:val="left"/>
       </w:pPr>
       <w:r>
         <w:rPr>
@@ -25809,7 +25733,7 @@
         <w:rPr>
           <w:lang w:val="de-DE"/>
         </w:rPr>
-        <w:jc w:val="both"/>
+        <w:jc w:val="left"/>
       </w:pPr>
       <w:r>
         <w:rPr>
@@ -25837,7 +25761,7 @@
         <w:rPr>
           <w:lang w:val="de-DE"/>
         </w:rPr>
-        <w:jc w:val="both"/>
+        <w:jc w:val="left"/>
       </w:pPr>
       <w:r>
         <w:rPr>
@@ -25862,7 +25786,7 @@
         <w:pStyle w:val="Основной текст A"/>
         <w:spacing w:after="0"/>
         <w:ind w:left="709" w:firstLine="0"/>
-        <w:jc w:val="both"/>
+        <w:jc w:val="left"/>
       </w:pPr>
       <w:r>
         <w:rPr>
@@ -25890,7 +25814,7 @@
         <w:rPr>
           <w:lang w:val="de-DE"/>
         </w:rPr>
-        <w:jc w:val="both"/>
+        <w:jc w:val="left"/>
       </w:pPr>
       <w:r>
         <w:rPr>
@@ -25915,7 +25839,7 @@
         <w:pStyle w:val="Основной текст A"/>
         <w:spacing w:after="0"/>
         <w:ind w:left="709" w:firstLine="0"/>
-        <w:jc w:val="both"/>
+        <w:jc w:val="left"/>
       </w:pPr>
       <w:r>
         <w:rPr>
@@ -26159,7 +26083,7 @@
       <w:pPr>
         <w:pStyle w:val="Основной текст A"/>
         <w:spacing w:after="0"/>
-        <w:ind w:left="709" w:hanging="425"/>
+        <w:ind w:left="709" w:hanging="425" w:firstLine="709"/>
         <w:jc w:val="both"/>
       </w:pPr>
       <w:r>
@@ -26213,7 +26137,7 @@
       <w:pPr>
         <w:pStyle w:val="Основной текст A"/>
         <w:spacing w:after="0"/>
-        <w:ind w:left="709" w:hanging="425"/>
+        <w:ind w:left="709" w:hanging="425" w:firstLine="709"/>
         <w:jc w:val="both"/>
       </w:pPr>
       <w:r>
@@ -26327,7 +26251,7 @@
       <w:pPr>
         <w:pStyle w:val="Основной текст A"/>
         <w:spacing w:after="0"/>
-        <w:ind w:left="709" w:hanging="425"/>
+        <w:ind w:left="709" w:hanging="425" w:firstLine="709"/>
         <w:jc w:val="both"/>
       </w:pPr>
       <w:r>
@@ -26381,7 +26305,7 @@
       <w:pPr>
         <w:pStyle w:val="Основной текст A"/>
         <w:spacing w:after="0"/>
-        <w:ind w:left="709" w:hanging="425"/>
+        <w:ind w:left="709" w:hanging="425" w:firstLine="709"/>
         <w:jc w:val="both"/>
       </w:pPr>
       <w:r>
@@ -26435,7 +26359,7 @@
       <w:pPr>
         <w:pStyle w:val="Основной текст A"/>
         <w:spacing w:after="0"/>
-        <w:ind w:left="709" w:hanging="425"/>
+        <w:ind w:left="709" w:hanging="425" w:firstLine="709"/>
         <w:jc w:val="both"/>
       </w:pPr>
       <w:r>
@@ -27121,7 +27045,7 @@
       <w:pPr>
         <w:pStyle w:val="Основной текст A"/>
         <w:spacing w:after="0"/>
-        <w:ind w:left="709" w:hanging="425"/>
+        <w:ind w:left="709" w:hanging="425" w:firstLine="709"/>
         <w:jc w:val="both"/>
       </w:pPr>
       <w:r>
@@ -27175,7 +27099,7 @@
       <w:pPr>
         <w:pStyle w:val="Основной текст A"/>
         <w:spacing w:after="0"/>
-        <w:ind w:left="709" w:hanging="425"/>
+        <w:ind w:left="709" w:hanging="425" w:firstLine="709"/>
         <w:jc w:val="both"/>
       </w:pPr>
       <w:r>
@@ -27229,7 +27153,7 @@
       <w:pPr>
         <w:pStyle w:val="Основной текст A"/>
         <w:spacing w:after="0"/>
-        <w:ind w:left="709" w:hanging="425"/>
+        <w:ind w:left="709" w:hanging="425" w:firstLine="709"/>
         <w:jc w:val="both"/>
       </w:pPr>
       <w:r>
@@ -27313,7 +27237,7 @@
       <w:pPr>
         <w:pStyle w:val="Основной текст A"/>
         <w:spacing w:after="0"/>
-        <w:ind w:left="709" w:hanging="425"/>
+        <w:ind w:left="709" w:hanging="425" w:firstLine="709"/>
         <w:jc w:val="both"/>
       </w:pPr>
       <w:r>
@@ -27367,7 +27291,7 @@
       <w:pPr>
         <w:pStyle w:val="Основной текст A"/>
         <w:spacing w:after="0"/>
-        <w:ind w:left="709" w:hanging="425"/>
+        <w:ind w:left="709" w:hanging="425" w:firstLine="709"/>
         <w:jc w:val="both"/>
       </w:pPr>
       <w:r>
@@ -27849,22 +27773,6 @@
     </w:p>
     <w:p>
       <w:pPr>
-        <w:pStyle w:val="Основной текст A"/>
-        <w:jc w:val="both"/>
-      </w:pPr>
-      <w:r>
-        <w:rPr>
-          <w:rFonts w:ascii="Arial Unicode MS" w:cs="Arial Unicode MS" w:hAnsi="Arial Unicode MS" w:eastAsia="Arial Unicode MS"/>
-          <w:b w:val="0"/>
-          <w:bCs w:val="0"/>
-          <w:i w:val="0"/>
-          <w:iCs w:val="0"/>
-        </w:rPr>
-        <w:br w:type="page"/>
-      </w:r>
-    </w:p>
-    <w:p>
-      <w:pPr>
         <w:pStyle w:val="Рубрика"/>
         <w:spacing w:before="240" w:after="240"/>
         <w:jc w:val="center"/>
@@ -28899,22 +28807,6 @@
     </w:p>
     <w:p>
       <w:pPr>
-        <w:pStyle w:val="Основной текст A"/>
-        <w:jc w:val="both"/>
-      </w:pPr>
-      <w:r>
-        <w:rPr>
-          <w:rFonts w:ascii="Arial Unicode MS" w:cs="Arial Unicode MS" w:hAnsi="Arial Unicode MS" w:eastAsia="Arial Unicode MS"/>
-          <w:b w:val="0"/>
-          <w:bCs w:val="0"/>
-          <w:i w:val="0"/>
-          <w:iCs w:val="0"/>
-        </w:rPr>
-        <w:br w:type="page"/>
-      </w:r>
-    </w:p>
-    <w:p>
-      <w:pPr>
         <w:pStyle w:val="Рубрика"/>
         <w:spacing w:before="240" w:after="240"/>
         <w:jc w:val="center"/>
@@ -28943,7 +28835,7 @@
       <w:pPr>
         <w:pStyle w:val="Основной текст A"/>
         <w:spacing w:after="0"/>
-        <w:ind w:left="709" w:hanging="425"/>
+        <w:ind w:left="709" w:hanging="425" w:firstLine="709"/>
         <w:jc w:val="both"/>
       </w:pPr>
       <w:r>
@@ -29057,7 +28949,7 @@
       <w:pPr>
         <w:pStyle w:val="Основной текст A"/>
         <w:spacing w:after="0"/>
-        <w:ind w:left="709" w:hanging="425"/>
+        <w:ind w:left="709" w:hanging="425" w:firstLine="709"/>
         <w:jc w:val="both"/>
       </w:pPr>
       <w:r>
@@ -29201,7 +29093,7 @@
       <w:pPr>
         <w:pStyle w:val="Основной текст A"/>
         <w:spacing w:after="0"/>
-        <w:ind w:left="709" w:hanging="425"/>
+        <w:ind w:left="709" w:hanging="425" w:firstLine="709"/>
         <w:jc w:val="both"/>
       </w:pPr>
       <w:r>
@@ -29345,7 +29237,7 @@
       <w:pPr>
         <w:pStyle w:val="Основной текст A"/>
         <w:spacing w:after="0"/>
-        <w:ind w:left="709" w:hanging="425"/>
+        <w:ind w:left="709" w:hanging="425" w:firstLine="709"/>
         <w:jc w:val="both"/>
       </w:pPr>
       <w:r>
@@ -29489,7 +29381,7 @@
       <w:pPr>
         <w:pStyle w:val="Основной текст A"/>
         <w:spacing w:after="0"/>
-        <w:ind w:left="709" w:hanging="425"/>
+        <w:ind w:left="709" w:hanging="425" w:firstLine="709"/>
         <w:jc w:val="both"/>
       </w:pPr>
       <w:r>
@@ -29603,7 +29495,7 @@
       <w:pPr>
         <w:pStyle w:val="Основной текст A"/>
         <w:spacing w:after="0"/>
-        <w:ind w:left="709" w:hanging="425"/>
+        <w:ind w:left="709" w:hanging="425" w:firstLine="709"/>
         <w:jc w:val="both"/>
       </w:pPr>
       <w:r>
@@ -29717,7 +29609,7 @@
       <w:pPr>
         <w:pStyle w:val="Основной текст A"/>
         <w:spacing w:after="0"/>
-        <w:ind w:left="709" w:hanging="425"/>
+        <w:ind w:left="709" w:hanging="425" w:firstLine="709"/>
         <w:jc w:val="both"/>
       </w:pPr>
       <w:r>
@@ -29742,7 +29634,7 @@
       <w:pPr>
         <w:pStyle w:val="Основной текст A"/>
         <w:spacing w:after="0"/>
-        <w:ind w:left="709" w:hanging="425"/>
+        <w:ind w:left="709" w:hanging="425" w:firstLine="709"/>
         <w:jc w:val="both"/>
       </w:pPr>
       <w:r>
@@ -29976,7 +29868,7 @@
       <w:pPr>
         <w:pStyle w:val="Основной текст A"/>
         <w:spacing w:after="0"/>
-        <w:ind w:left="709" w:hanging="425"/>
+        <w:ind w:left="709" w:hanging="425" w:firstLine="709"/>
         <w:jc w:val="both"/>
       </w:pPr>
       <w:r>
@@ -30210,7 +30102,7 @@
       <w:pPr>
         <w:pStyle w:val="Основной текст A"/>
         <w:spacing w:after="0"/>
-        <w:ind w:left="709" w:hanging="425"/>
+        <w:ind w:left="709" w:hanging="425" w:firstLine="709"/>
         <w:jc w:val="both"/>
       </w:pPr>
       <w:r>
@@ -30384,7 +30276,7 @@
       <w:pPr>
         <w:pStyle w:val="Основной текст A"/>
         <w:spacing w:after="0"/>
-        <w:ind w:left="709" w:hanging="425"/>
+        <w:ind w:left="709" w:hanging="425" w:firstLine="709"/>
         <w:jc w:val="both"/>
       </w:pPr>
       <w:r>
@@ -30529,7 +30421,7 @@
       <w:pPr>
         <w:pStyle w:val="Основной текст A"/>
         <w:spacing w:after="0"/>
-        <w:ind w:left="709" w:hanging="425"/>
+        <w:ind w:left="709" w:hanging="425" w:firstLine="709"/>
         <w:jc w:val="both"/>
       </w:pPr>
       <w:r>
@@ -30578,22 +30470,6 @@
           </w14:textFill>
         </w:rPr>
         <w:t>.</w:t>
-      </w:r>
-    </w:p>
-    <w:p>
-      <w:pPr>
-        <w:pStyle w:val="Основной текст A"/>
-        <w:jc w:val="both"/>
-      </w:pPr>
-      <w:r>
-        <w:rPr>
-          <w:rFonts w:ascii="Arial Unicode MS" w:cs="Arial Unicode MS" w:hAnsi="Arial Unicode MS" w:eastAsia="Arial Unicode MS"/>
-          <w:b w:val="0"/>
-          <w:bCs w:val="0"/>
-          <w:i w:val="0"/>
-          <w:iCs w:val="0"/>
-        </w:rPr>
-        <w:br w:type="page"/>
       </w:r>
     </w:p>
     <w:p>
@@ -30626,11 +30502,11 @@
       <w:pPr>
         <w:pStyle w:val="Основной текст A"/>
         <w:spacing w:before="240" w:after="120"/>
-        <w:jc w:val="both"/>
+        <w:jc w:val="center"/>
       </w:pPr>
       <w:r>
         <w:rPr>
-          <w:b w:val="0"/>
+          <w:b/>
           <w:bCs w:val="1"/>
           <w:outline w:val="0"/>
           <w:color w:val="000000"/>
@@ -30647,7 +30523,7 @@
       </w:r>
       <w:r>
         <w:rPr>
-          <w:b w:val="0"/>
+          <w:b/>
           <w:bCs w:val="1"/>
           <w:outline w:val="0"/>
           <w:color w:val="000000"/>
@@ -30664,7 +30540,7 @@
       </w:r>
       <w:r>
         <w:rPr>
-          <w:b w:val="0"/>
+          <w:b/>
           <w:bCs w:val="1"/>
           <w:outline w:val="0"/>
           <w:color w:val="000000"/>
@@ -30681,7 +30557,7 @@
       </w:r>
       <w:r>
         <w:rPr>
-          <w:b w:val="0"/>
+          <w:b/>
           <w:bCs w:val="1"/>
           <w:outline w:val="0"/>
           <w:color w:val="000000"/>
@@ -31895,121 +31771,130 @@
     <w:p>
       <w:pPr>
         <w:pStyle w:val="Основной текст A"/>
-        <w:widowControl w:val="0"/>
         <w:spacing w:before="240" w:after="120"/>
         <w:jc w:val="center"/>
+        <w:pageBreakBefore/>
       </w:pPr>
+      <w:r>
+        <w:rPr>
+          <w:b/>
+          <w:bCs w:val="1"/>
+          <w:outline w:val="0"/>
+          <w:color w:val="000000"/>
+          <w:u w:color="000000"/>
+          <w:rtl w:val="0"/>
+          <w:lang w:val="en-US"/>
+          <w14:textFill>
+            <w14:solidFill>
+              <w14:srgbClr w14:val="000000"/>
+            </w14:solidFill>
+          </w14:textFill>
+        </w:rPr>
+        <w:t>Приложение Б</w:t>
+      </w:r>
+      <w:r>
+        <w:rPr>
+          <w:b/>
+          <w:bCs w:val="1"/>
+          <w:outline w:val="0"/>
+          <w:color w:val="000000"/>
+          <w:u w:color="000000"/>
+          <w:rtl w:val="0"/>
+          <w:lang w:val="en-US"/>
+          <w14:textFill>
+            <w14:solidFill>
+              <w14:srgbClr w14:val="000000"/>
+            </w14:solidFill>
+          </w14:textFill>
+        </w:rPr>
+        <w:t xml:space="preserve">. </w:t>
+      </w:r>
+      <w:r>
+        <w:rPr>
+          <w:b/>
+          <w:bCs w:val="1"/>
+          <w:outline w:val="0"/>
+          <w:color w:val="000000"/>
+          <w:u w:color="000000"/>
+          <w:rtl w:val="0"/>
+          <w:lang w:val="en-US"/>
+          <w14:textFill>
+            <w14:solidFill>
+              <w14:srgbClr w14:val="000000"/>
+            </w14:solidFill>
+          </w14:textFill>
+        </w:rPr>
+        <w:t>Сводная таблица опорных точек</w:t>
+      </w:r>
     </w:p>
     <w:p>
       <w:pPr>
         <w:pStyle w:val="Основной текст A"/>
-        <w:spacing w:before="240" w:after="120"/>
-        <w:jc w:val="both"/>
+        <w:spacing w:after="0" w:line="240" w:lineRule="auto"/>
+        <w:ind w:firstLine="0"/>
+        <w:jc w:val="right"/>
       </w:pPr>
       <w:r>
         <w:rPr>
-          <w:b w:val="0"/>
-          <w:bCs w:val="1"/>
-          <w:outline w:val="0"/>
-          <w:color w:val="000000"/>
-          <w:u w:color="000000"/>
-          <w:rtl w:val="0"/>
-          <w:lang w:val="en-US"/>
-          <w14:textFill>
-            <w14:solidFill>
-              <w14:srgbClr w14:val="000000"/>
-            </w14:solidFill>
-          </w14:textFill>
-        </w:rPr>
-        <w:t>Приложение Б</w:t>
-      </w:r>
-      <w:r>
-        <w:rPr>
-          <w:b w:val="0"/>
-          <w:bCs w:val="1"/>
-          <w:outline w:val="0"/>
-          <w:color w:val="000000"/>
-          <w:u w:color="000000"/>
-          <w:rtl w:val="0"/>
-          <w:lang w:val="en-US"/>
-          <w14:textFill>
-            <w14:solidFill>
-              <w14:srgbClr w14:val="000000"/>
-            </w14:solidFill>
-          </w14:textFill>
-        </w:rPr>
-        <w:t xml:space="preserve">. </w:t>
-      </w:r>
-      <w:r>
-        <w:rPr>
-          <w:b w:val="0"/>
-          <w:bCs w:val="1"/>
-          <w:outline w:val="0"/>
-          <w:color w:val="000000"/>
-          <w:u w:color="000000"/>
-          <w:rtl w:val="0"/>
-          <w:lang w:val="en-US"/>
-          <w14:textFill>
-            <w14:solidFill>
-              <w14:srgbClr w14:val="000000"/>
-            </w14:solidFill>
-          </w14:textFill>
-        </w:rPr>
-        <w:t>Сводная таблица опорных точек</w:t>
+          <w:rFonts w:ascii="Times New Roman" w:hAnsi="Times New Roman" w:cs="Times New Roman"/>
+          <w:b/>
+          <w:outline w:val="0"/>
+          <w:color w:val="000000"/>
+          <w:sz w:val="28"/>
+          <w:u w:color="000000"/>
+          <w:rtl w:val="0"/>
+          <w:lang w:val="en-US"/>
+          <w14:textFill>
+            <w14:solidFill>
+              <w14:srgbClr w14:val="000000"/>
+            </w14:solidFill>
+          </w14:textFill>
+        </w:rPr>
+        <w:t>Таблица Б.1</w:t>
+      </w:r>
+      <w:r>
+        <w:rPr>
+          <w:b/>
+          <w:outline w:val="0"/>
+          <w:color w:val="000000"/>
+          <w:u w:color="000000"/>
+          <w:rtl w:val="0"/>
+          <w:lang w:val="en-US"/>
+          <w14:textFill>
+            <w14:solidFill>
+              <w14:srgbClr w14:val="000000"/>
+            </w14:solidFill>
+          </w14:textFill>
+        </w:rPr>
+      </w:r>
+      <w:r>
+        <w:rPr>
+          <w:b/>
+          <w:outline w:val="0"/>
+          <w:color w:val="000000"/>
+          <w:u w:color="000000"/>
+          <w:rtl w:val="0"/>
+          <w:lang w:val="en-US"/>
+          <w14:textFill>
+            <w14:solidFill>
+              <w14:srgbClr w14:val="000000"/>
+            </w14:solidFill>
+          </w14:textFill>
+        </w:rPr>
       </w:r>
     </w:p>
     <w:p>
       <w:pPr>
-        <w:pStyle w:val="Основной текст A"/>
-        <w:spacing w:after="0"/>
-        <w:ind w:firstLine="709"/>
         <w:jc w:val="center"/>
+        <w:spacing w:line="240" w:lineRule="auto" w:after="0"/>
+        <w:ind w:firstLine="0"/>
       </w:pPr>
       <w:r>
         <w:rPr>
           <w:b/>
-          <w:outline w:val="0"/>
-          <w:color w:val="000000"/>
-          <w:u w:color="000000"/>
-          <w:rtl w:val="0"/>
-          <w:lang w:val="en-US"/>
-          <w14:textFill>
-            <w14:solidFill>
-              <w14:srgbClr w14:val="000000"/>
-            </w14:solidFill>
-          </w14:textFill>
-        </w:rPr>
-        <w:t>Таблица Б</w:t>
-      </w:r>
-      <w:r>
-        <w:rPr>
-          <w:b/>
-          <w:outline w:val="0"/>
-          <w:color w:val="000000"/>
-          <w:u w:color="000000"/>
-          <w:rtl w:val="0"/>
-          <w:lang w:val="en-US"/>
-          <w14:textFill>
-            <w14:solidFill>
-              <w14:srgbClr w14:val="000000"/>
-            </w14:solidFill>
-          </w14:textFill>
-        </w:rPr>
-        <w:t xml:space="preserve">.1. </w:t>
-      </w:r>
-      <w:r>
-        <w:rPr>
-          <w:b/>
-          <w:outline w:val="0"/>
-          <w:color w:val="000000"/>
-          <w:u w:color="000000"/>
-          <w:rtl w:val="0"/>
-          <w:lang w:val="en-US"/>
-          <w14:textFill>
-            <w14:solidFill>
-              <w14:srgbClr w14:val="000000"/>
-            </w14:solidFill>
-          </w14:textFill>
+          <w:sz w:val="28"/>
+          <w:szCs w:val="28"/>
+          <w:rFonts w:ascii="Times New Roman" w:hAnsi="Times New Roman" w:cs="Times New Roman"/>
         </w:rPr>
         <w:t>Наружный контур</w:t>
       </w:r>
@@ -33007,63 +32892,71 @@
     <w:p>
       <w:pPr>
         <w:pStyle w:val="Основной текст A"/>
-        <w:widowControl w:val="0"/>
-        <w:spacing w:after="0"/>
-        <w:jc w:val="center"/>
+        <w:spacing w:after="0" w:line="240" w:lineRule="auto"/>
+        <w:ind w:firstLine="0"/>
+        <w:jc w:val="right"/>
       </w:pPr>
+      <w:r>
+        <w:rPr>
+          <w:rFonts w:ascii="Times New Roman" w:hAnsi="Times New Roman" w:cs="Times New Roman"/>
+          <w:b/>
+          <w:outline w:val="0"/>
+          <w:color w:val="000000"/>
+          <w:sz w:val="28"/>
+          <w:u w:color="000000"/>
+          <w:rtl w:val="0"/>
+          <w:lang w:val="en-US"/>
+          <w14:textFill>
+            <w14:solidFill>
+              <w14:srgbClr w14:val="000000"/>
+            </w14:solidFill>
+          </w14:textFill>
+        </w:rPr>
+        <w:t>Таблица Б.2</w:t>
+      </w:r>
+      <w:r>
+        <w:rPr>
+          <w:b/>
+          <w:outline w:val="0"/>
+          <w:color w:val="000000"/>
+          <w:u w:color="000000"/>
+          <w:rtl w:val="0"/>
+          <w:lang w:val="en-US"/>
+          <w14:textFill>
+            <w14:solidFill>
+              <w14:srgbClr w14:val="000000"/>
+            </w14:solidFill>
+          </w14:textFill>
+        </w:rPr>
+      </w:r>
+      <w:r>
+        <w:rPr>
+          <w:b/>
+          <w:outline w:val="0"/>
+          <w:color w:val="000000"/>
+          <w:u w:color="000000"/>
+          <w:rtl w:val="0"/>
+          <w:lang w:val="en-US"/>
+          <w14:textFill>
+            <w14:solidFill>
+              <w14:srgbClr w14:val="000000"/>
+            </w14:solidFill>
+          </w14:textFill>
+        </w:rPr>
+      </w:r>
     </w:p>
     <w:p>
       <w:pPr>
-        <w:pStyle w:val="Основной текст A"/>
-        <w:spacing w:after="0"/>
-        <w:ind w:firstLine="709"/>
         <w:jc w:val="center"/>
+        <w:spacing w:line="240" w:lineRule="auto" w:after="0"/>
+        <w:ind w:firstLine="0"/>
       </w:pPr>
       <w:r>
         <w:rPr>
           <w:b/>
-          <w:outline w:val="0"/>
-          <w:color w:val="000000"/>
-          <w:u w:color="000000"/>
-          <w:rtl w:val="0"/>
-          <w:lang w:val="en-US"/>
-          <w14:textFill>
-            <w14:solidFill>
-              <w14:srgbClr w14:val="000000"/>
-            </w14:solidFill>
-          </w14:textFill>
-        </w:rPr>
-        <w:t>Таблица Б</w:t>
-      </w:r>
-      <w:r>
-        <w:rPr>
-          <w:b/>
-          <w:outline w:val="0"/>
-          <w:color w:val="000000"/>
-          <w:u w:color="000000"/>
-          <w:rtl w:val="0"/>
-          <w:lang w:val="en-US"/>
-          <w14:textFill>
-            <w14:solidFill>
-              <w14:srgbClr w14:val="000000"/>
-            </w14:solidFill>
-          </w14:textFill>
-        </w:rPr>
-        <w:t xml:space="preserve">.2. </w:t>
-      </w:r>
-      <w:r>
-        <w:rPr>
-          <w:b/>
-          <w:outline w:val="0"/>
-          <w:color w:val="000000"/>
-          <w:u w:color="000000"/>
-          <w:rtl w:val="0"/>
-          <w:lang w:val="en-US"/>
-          <w14:textFill>
-            <w14:solidFill>
-              <w14:srgbClr w14:val="000000"/>
-            </w14:solidFill>
-          </w14:textFill>
+          <w:sz w:val="28"/>
+          <w:szCs w:val="28"/>
+          <w:rFonts w:ascii="Times New Roman" w:hAnsi="Times New Roman" w:cs="Times New Roman"/>
         </w:rPr>
         <w:t>Траектория инструмента по наружному контуру</w:t>
       </w:r>
@@ -34061,63 +33954,71 @@
     <w:p>
       <w:pPr>
         <w:pStyle w:val="Основной текст A"/>
-        <w:widowControl w:val="0"/>
-        <w:spacing w:after="0"/>
-        <w:jc w:val="center"/>
+        <w:spacing w:after="0" w:line="240" w:lineRule="auto"/>
+        <w:ind w:firstLine="0"/>
+        <w:jc w:val="right"/>
       </w:pPr>
+      <w:r>
+        <w:rPr>
+          <w:rFonts w:ascii="Times New Roman" w:hAnsi="Times New Roman" w:cs="Times New Roman"/>
+          <w:b/>
+          <w:outline w:val="0"/>
+          <w:color w:val="000000"/>
+          <w:sz w:val="28"/>
+          <w:u w:color="000000"/>
+          <w:rtl w:val="0"/>
+          <w:lang w:val="en-US"/>
+          <w14:textFill>
+            <w14:solidFill>
+              <w14:srgbClr w14:val="000000"/>
+            </w14:solidFill>
+          </w14:textFill>
+        </w:rPr>
+        <w:t>Таблица Б.3</w:t>
+      </w:r>
+      <w:r>
+        <w:rPr>
+          <w:b/>
+          <w:outline w:val="0"/>
+          <w:color w:val="000000"/>
+          <w:u w:color="000000"/>
+          <w:rtl w:val="0"/>
+          <w:lang w:val="en-US"/>
+          <w14:textFill>
+            <w14:solidFill>
+              <w14:srgbClr w14:val="000000"/>
+            </w14:solidFill>
+          </w14:textFill>
+        </w:rPr>
+      </w:r>
+      <w:r>
+        <w:rPr>
+          <w:b/>
+          <w:outline w:val="0"/>
+          <w:color w:val="000000"/>
+          <w:u w:color="000000"/>
+          <w:rtl w:val="0"/>
+          <w:lang w:val="en-US"/>
+          <w14:textFill>
+            <w14:solidFill>
+              <w14:srgbClr w14:val="000000"/>
+            </w14:solidFill>
+          </w14:textFill>
+        </w:rPr>
+      </w:r>
     </w:p>
     <w:p>
       <w:pPr>
-        <w:pStyle w:val="Основной текст A"/>
-        <w:spacing w:after="0"/>
-        <w:ind w:firstLine="709"/>
         <w:jc w:val="center"/>
+        <w:spacing w:line="240" w:lineRule="auto" w:after="0"/>
+        <w:ind w:firstLine="0"/>
       </w:pPr>
       <w:r>
         <w:rPr>
           <w:b/>
-          <w:outline w:val="0"/>
-          <w:color w:val="000000"/>
-          <w:u w:color="000000"/>
-          <w:rtl w:val="0"/>
-          <w:lang w:val="en-US"/>
-          <w14:textFill>
-            <w14:solidFill>
-              <w14:srgbClr w14:val="000000"/>
-            </w14:solidFill>
-          </w14:textFill>
-        </w:rPr>
-        <w:t>Таблица Б</w:t>
-      </w:r>
-      <w:r>
-        <w:rPr>
-          <w:b/>
-          <w:outline w:val="0"/>
-          <w:color w:val="000000"/>
-          <w:u w:color="000000"/>
-          <w:rtl w:val="0"/>
-          <w:lang w:val="en-US"/>
-          <w14:textFill>
-            <w14:solidFill>
-              <w14:srgbClr w14:val="000000"/>
-            </w14:solidFill>
-          </w14:textFill>
-        </w:rPr>
-        <w:t xml:space="preserve">.3. </w:t>
-      </w:r>
-      <w:r>
-        <w:rPr>
-          <w:b/>
-          <w:outline w:val="0"/>
-          <w:color w:val="000000"/>
-          <w:u w:color="000000"/>
-          <w:rtl w:val="0"/>
-          <w:lang w:val="en-US"/>
-          <w14:textFill>
-            <w14:solidFill>
-              <w14:srgbClr w14:val="000000"/>
-            </w14:solidFill>
-          </w14:textFill>
+          <w:sz w:val="28"/>
+          <w:szCs w:val="28"/>
+          <w:rFonts w:ascii="Times New Roman" w:hAnsi="Times New Roman" w:cs="Times New Roman"/>
         </w:rPr>
         <w:t>Внутренний контур</w:t>
       </w:r>
@@ -34999,63 +34900,71 @@
     <w:p>
       <w:pPr>
         <w:pStyle w:val="Основной текст A"/>
-        <w:widowControl w:val="0"/>
-        <w:spacing w:after="0"/>
-        <w:jc w:val="center"/>
+        <w:spacing w:after="0" w:line="240" w:lineRule="auto"/>
+        <w:ind w:firstLine="0"/>
+        <w:jc w:val="right"/>
       </w:pPr>
+      <w:r>
+        <w:rPr>
+          <w:rFonts w:ascii="Times New Roman" w:hAnsi="Times New Roman" w:cs="Times New Roman"/>
+          <w:b/>
+          <w:outline w:val="0"/>
+          <w:color w:val="000000"/>
+          <w:sz w:val="28"/>
+          <w:u w:color="000000"/>
+          <w:rtl w:val="0"/>
+          <w:lang w:val="en-US"/>
+          <w14:textFill>
+            <w14:solidFill>
+              <w14:srgbClr w14:val="000000"/>
+            </w14:solidFill>
+          </w14:textFill>
+        </w:rPr>
+        <w:t>Таблица Б.4</w:t>
+      </w:r>
+      <w:r>
+        <w:rPr>
+          <w:b/>
+          <w:outline w:val="0"/>
+          <w:color w:val="000000"/>
+          <w:u w:color="000000"/>
+          <w:rtl w:val="0"/>
+          <w:lang w:val="en-US"/>
+          <w14:textFill>
+            <w14:solidFill>
+              <w14:srgbClr w14:val="000000"/>
+            </w14:solidFill>
+          </w14:textFill>
+        </w:rPr>
+      </w:r>
+      <w:r>
+        <w:rPr>
+          <w:b/>
+          <w:outline w:val="0"/>
+          <w:color w:val="000000"/>
+          <w:u w:color="000000"/>
+          <w:rtl w:val="0"/>
+          <w:lang w:val="en-US"/>
+          <w14:textFill>
+            <w14:solidFill>
+              <w14:srgbClr w14:val="000000"/>
+            </w14:solidFill>
+          </w14:textFill>
+        </w:rPr>
+      </w:r>
     </w:p>
     <w:p>
       <w:pPr>
-        <w:pStyle w:val="Основной текст A"/>
-        <w:spacing w:after="0"/>
-        <w:ind w:firstLine="709"/>
         <w:jc w:val="center"/>
+        <w:spacing w:line="240" w:lineRule="auto" w:after="0"/>
+        <w:ind w:firstLine="0"/>
       </w:pPr>
       <w:r>
         <w:rPr>
           <w:b/>
-          <w:outline w:val="0"/>
-          <w:color w:val="000000"/>
-          <w:u w:color="000000"/>
-          <w:rtl w:val="0"/>
-          <w:lang w:val="en-US"/>
-          <w14:textFill>
-            <w14:solidFill>
-              <w14:srgbClr w14:val="000000"/>
-            </w14:solidFill>
-          </w14:textFill>
-        </w:rPr>
-        <w:t>Таблица Б</w:t>
-      </w:r>
-      <w:r>
-        <w:rPr>
-          <w:b/>
-          <w:outline w:val="0"/>
-          <w:color w:val="000000"/>
-          <w:u w:color="000000"/>
-          <w:rtl w:val="0"/>
-          <w:lang w:val="en-US"/>
-          <w14:textFill>
-            <w14:solidFill>
-              <w14:srgbClr w14:val="000000"/>
-            </w14:solidFill>
-          </w14:textFill>
-        </w:rPr>
-        <w:t xml:space="preserve">.4. </w:t>
-      </w:r>
-      <w:r>
-        <w:rPr>
-          <w:b/>
-          <w:outline w:val="0"/>
-          <w:color w:val="000000"/>
-          <w:u w:color="000000"/>
-          <w:rtl w:val="0"/>
-          <w:lang w:val="en-US"/>
-          <w14:textFill>
-            <w14:solidFill>
-              <w14:srgbClr w14:val="000000"/>
-            </w14:solidFill>
-          </w14:textFill>
+          <w:sz w:val="28"/>
+          <w:szCs w:val="28"/>
+          <w:rFonts w:ascii="Times New Roman" w:hAnsi="Times New Roman" w:cs="Times New Roman"/>
         </w:rPr>
         <w:t>Траектория инструмента по внутреннему контуру</w:t>
       </w:r>
@@ -35821,20 +35730,13 @@
     <w:p>
       <w:pPr>
         <w:pStyle w:val="Основной текст A"/>
-        <w:widowControl w:val="0"/>
-        <w:spacing w:after="0"/>
+        <w:spacing w:before="240" w:after="120"/>
         <w:jc w:val="center"/>
+        <w:pageBreakBefore/>
       </w:pPr>
-    </w:p>
-    <w:p>
-      <w:pPr>
-        <w:pStyle w:val="Основной текст A"/>
-        <w:spacing w:before="240" w:after="120"/>
-        <w:jc w:val="both"/>
-      </w:pPr>
-      <w:r>
-        <w:rPr>
-          <w:b w:val="0"/>
+      <w:r>
+        <w:rPr>
+          <w:b/>
           <w:bCs w:val="1"/>
           <w:outline w:val="0"/>
           <w:color w:val="000000"/>
@@ -35851,7 +35753,7 @@
       </w:r>
       <w:r>
         <w:rPr>
-          <w:b w:val="0"/>
+          <w:b/>
           <w:bCs w:val="1"/>
           <w:outline w:val="0"/>
           <w:color w:val="000000"/>
@@ -35868,7 +35770,7 @@
       </w:r>
       <w:r>
         <w:rPr>
-          <w:b w:val="0"/>
+          <w:b/>
           <w:bCs w:val="1"/>
           <w:outline w:val="0"/>
           <w:color w:val="000000"/>
@@ -35889,7 +35791,7 @@
         <w:pStyle w:val="Основной текст A"/>
         <w:spacing w:after="0"/>
         <w:ind w:left="709" w:firstLine="0"/>
-        <w:jc w:val="both"/>
+        <w:jc w:val="left"/>
       </w:pPr>
       <w:r>
         <w:rPr>
@@ -35914,7 +35816,7 @@
         <w:pStyle w:val="Основной текст A"/>
         <w:spacing w:after="0"/>
         <w:ind w:left="709" w:firstLine="0"/>
-        <w:jc w:val="both"/>
+        <w:jc w:val="left"/>
       </w:pPr>
       <w:r>
         <w:rPr>
@@ -35939,7 +35841,7 @@
         <w:pStyle w:val="Основной текст A"/>
         <w:spacing w:after="0"/>
         <w:ind w:left="709" w:firstLine="0"/>
-        <w:jc w:val="both"/>
+        <w:jc w:val="left"/>
       </w:pPr>
       <w:r>
         <w:rPr>
@@ -35964,7 +35866,7 @@
         <w:pStyle w:val="Основной текст A"/>
         <w:spacing w:after="0"/>
         <w:ind w:left="709" w:firstLine="0"/>
-        <w:jc w:val="both"/>
+        <w:jc w:val="left"/>
       </w:pPr>
       <w:r>
         <w:rPr>
@@ -35992,7 +35894,7 @@
         <w:rPr>
           <w:lang w:val="de-DE"/>
         </w:rPr>
-        <w:jc w:val="both"/>
+        <w:jc w:val="left"/>
       </w:pPr>
       <w:r>
         <w:rPr>
@@ -36020,7 +35922,7 @@
         <w:rPr>
           <w:lang w:val="de-DE"/>
         </w:rPr>
-        <w:jc w:val="both"/>
+        <w:jc w:val="left"/>
       </w:pPr>
       <w:r>
         <w:rPr>
@@ -36045,7 +35947,7 @@
         <w:pStyle w:val="Основной текст A"/>
         <w:spacing w:after="0"/>
         <w:ind w:left="709" w:firstLine="0"/>
-        <w:jc w:val="both"/>
+        <w:jc w:val="left"/>
       </w:pPr>
       <w:r>
         <w:rPr>
@@ -36070,7 +35972,7 @@
         <w:pStyle w:val="Основной текст A"/>
         <w:spacing w:after="0"/>
         <w:ind w:left="709" w:firstLine="0"/>
-        <w:jc w:val="both"/>
+        <w:jc w:val="left"/>
       </w:pPr>
       <w:r>
         <w:rPr>
@@ -36095,7 +35997,7 @@
         <w:pStyle w:val="Основной текст A"/>
         <w:spacing w:after="0"/>
         <w:ind w:left="709" w:firstLine="0"/>
-        <w:jc w:val="both"/>
+        <w:jc w:val="left"/>
       </w:pPr>
       <w:r>
         <w:rPr>
@@ -36120,7 +36022,7 @@
         <w:pStyle w:val="Основной текст A"/>
         <w:spacing w:after="0"/>
         <w:ind w:left="709" w:firstLine="0"/>
-        <w:jc w:val="both"/>
+        <w:jc w:val="left"/>
       </w:pPr>
       <w:r>
         <w:rPr>
@@ -36145,7 +36047,7 @@
         <w:pStyle w:val="Основной текст A"/>
         <w:spacing w:after="0"/>
         <w:ind w:left="709" w:firstLine="0"/>
-        <w:jc w:val="both"/>
+        <w:jc w:val="left"/>
       </w:pPr>
       <w:r>
         <w:rPr>
@@ -36170,7 +36072,7 @@
         <w:pStyle w:val="Основной текст A"/>
         <w:spacing w:after="0"/>
         <w:ind w:left="709" w:firstLine="0"/>
-        <w:jc w:val="both"/>
+        <w:jc w:val="left"/>
       </w:pPr>
       <w:r>
         <w:rPr>
@@ -36195,7 +36097,7 @@
         <w:pStyle w:val="Основной текст A"/>
         <w:spacing w:after="0"/>
         <w:ind w:left="709" w:firstLine="0"/>
-        <w:jc w:val="both"/>
+        <w:jc w:val="left"/>
       </w:pPr>
       <w:r>
         <w:rPr>
@@ -36220,7 +36122,7 @@
         <w:pStyle w:val="Основной текст A"/>
         <w:spacing w:after="0"/>
         <w:ind w:left="709" w:firstLine="0"/>
-        <w:jc w:val="both"/>
+        <w:jc w:val="left"/>
       </w:pPr>
       <w:r>
         <w:rPr>
@@ -36245,7 +36147,7 @@
         <w:pStyle w:val="Основной текст A"/>
         <w:spacing w:after="0"/>
         <w:ind w:left="709" w:firstLine="0"/>
-        <w:jc w:val="both"/>
+        <w:jc w:val="left"/>
       </w:pPr>
       <w:r>
         <w:rPr>
@@ -36270,7 +36172,7 @@
         <w:pStyle w:val="Основной текст A"/>
         <w:spacing w:after="0"/>
         <w:ind w:left="709" w:firstLine="0"/>
-        <w:jc w:val="both"/>
+        <w:jc w:val="left"/>
       </w:pPr>
       <w:r>
         <w:rPr>
@@ -36298,7 +36200,7 @@
         <w:rPr>
           <w:lang w:val="de-DE"/>
         </w:rPr>
-        <w:jc w:val="both"/>
+        <w:jc w:val="left"/>
       </w:pPr>
       <w:r>
         <w:rPr>
@@ -36326,7 +36228,7 @@
         <w:rPr>
           <w:lang w:val="de-DE"/>
         </w:rPr>
-        <w:jc w:val="both"/>
+        <w:jc w:val="left"/>
       </w:pPr>
       <w:r>
         <w:rPr>
@@ -36354,7 +36256,7 @@
         <w:rPr>
           <w:lang w:val="de-DE"/>
         </w:rPr>
-        <w:jc w:val="both"/>
+        <w:jc w:val="left"/>
       </w:pPr>
       <w:r>
         <w:rPr>
@@ -36382,7 +36284,7 @@
         <w:rPr>
           <w:lang w:val="de-DE"/>
         </w:rPr>
-        <w:jc w:val="both"/>
+        <w:jc w:val="left"/>
       </w:pPr>
       <w:r>
         <w:rPr>
@@ -36407,7 +36309,7 @@
         <w:pStyle w:val="Основной текст A"/>
         <w:spacing w:after="0"/>
         <w:ind w:left="709" w:firstLine="0"/>
-        <w:jc w:val="both"/>
+        <w:jc w:val="left"/>
       </w:pPr>
       <w:r>
         <w:rPr>
@@ -36432,7 +36334,7 @@
         <w:pStyle w:val="Основной текст A"/>
         <w:spacing w:after="0"/>
         <w:ind w:left="709" w:firstLine="0"/>
-        <w:jc w:val="both"/>
+        <w:jc w:val="left"/>
       </w:pPr>
       <w:r>
         <w:rPr>
@@ -36460,7 +36362,7 @@
         <w:rPr>
           <w:lang w:val="de-DE"/>
         </w:rPr>
-        <w:jc w:val="both"/>
+        <w:jc w:val="left"/>
       </w:pPr>
       <w:r>
         <w:rPr>
@@ -36485,7 +36387,7 @@
         <w:pStyle w:val="Основной текст A"/>
         <w:spacing w:after="0"/>
         <w:ind w:left="709" w:firstLine="0"/>
-        <w:jc w:val="both"/>
+        <w:jc w:val="left"/>
       </w:pPr>
       <w:r>
         <w:rPr>
@@ -36510,7 +36412,7 @@
         <w:pStyle w:val="Основной текст A"/>
         <w:spacing w:after="0"/>
         <w:ind w:left="709" w:firstLine="0"/>
-        <w:jc w:val="both"/>
+        <w:jc w:val="left"/>
       </w:pPr>
       <w:r>
         <w:rPr>
@@ -36535,7 +36437,7 @@
         <w:pStyle w:val="Основной текст A"/>
         <w:spacing w:after="0"/>
         <w:ind w:left="709" w:firstLine="0"/>
-        <w:jc w:val="both"/>
+        <w:jc w:val="left"/>
       </w:pPr>
       <w:r>
         <w:rPr>
@@ -36563,7 +36465,7 @@
         <w:rPr>
           <w:lang w:val="it-IT"/>
         </w:rPr>
-        <w:jc w:val="both"/>
+        <w:jc w:val="left"/>
       </w:pPr>
       <w:r>
         <w:rPr>
@@ -36588,7 +36490,7 @@
         <w:pStyle w:val="Основной текст A"/>
         <w:spacing w:after="0"/>
         <w:ind w:left="709" w:firstLine="0"/>
-        <w:jc w:val="both"/>
+        <w:jc w:val="left"/>
       </w:pPr>
       <w:r>
         <w:rPr>
@@ -36613,7 +36515,7 @@
         <w:pStyle w:val="Основной текст A"/>
         <w:spacing w:after="0"/>
         <w:ind w:left="709" w:firstLine="0"/>
-        <w:jc w:val="both"/>
+        <w:jc w:val="left"/>
       </w:pPr>
       <w:r>
         <w:rPr>
@@ -36638,7 +36540,7 @@
         <w:pStyle w:val="Основной текст A"/>
         <w:spacing w:after="0"/>
         <w:ind w:left="709" w:firstLine="0"/>
-        <w:jc w:val="both"/>
+        <w:jc w:val="left"/>
       </w:pPr>
       <w:r>
         <w:rPr>
@@ -36666,7 +36568,7 @@
         <w:rPr>
           <w:lang w:val="de-DE"/>
         </w:rPr>
-        <w:jc w:val="both"/>
+        <w:jc w:val="left"/>
       </w:pPr>
       <w:r>
         <w:rPr>
@@ -36694,7 +36596,7 @@
         <w:rPr>
           <w:lang w:val="de-DE"/>
         </w:rPr>
-        <w:jc w:val="both"/>
+        <w:jc w:val="left"/>
       </w:pPr>
       <w:r>
         <w:rPr>
@@ -36722,7 +36624,7 @@
         <w:rPr>
           <w:lang w:val="de-DE"/>
         </w:rPr>
-        <w:jc w:val="both"/>
+        <w:jc w:val="left"/>
       </w:pPr>
       <w:r>
         <w:rPr>
@@ -36747,7 +36649,7 @@
         <w:pStyle w:val="Основной текст A"/>
         <w:spacing w:after="0"/>
         <w:ind w:left="709" w:firstLine="0"/>
-        <w:jc w:val="both"/>
+        <w:jc w:val="left"/>
       </w:pPr>
       <w:r>
         <w:rPr>
@@ -36775,7 +36677,7 @@
         <w:rPr>
           <w:lang w:val="de-DE"/>
         </w:rPr>
-        <w:jc w:val="both"/>
+        <w:jc w:val="left"/>
       </w:pPr>
       <w:r>
         <w:rPr>
@@ -36800,7 +36702,7 @@
         <w:pStyle w:val="Основной текст A"/>
         <w:spacing w:after="0"/>
         <w:ind w:left="709" w:firstLine="0"/>
-        <w:jc w:val="both"/>
+        <w:jc w:val="left"/>
       </w:pPr>
       <w:r>
         <w:rPr>
@@ -36824,11 +36726,12 @@
       <w:pPr>
         <w:pStyle w:val="Основной текст A"/>
         <w:spacing w:before="240" w:after="120"/>
-        <w:jc w:val="both"/>
+        <w:jc w:val="center"/>
+        <w:pageBreakBefore/>
       </w:pPr>
       <w:r>
         <w:rPr>
-          <w:b w:val="0"/>
+          <w:b/>
           <w:bCs w:val="1"/>
           <w:outline w:val="0"/>
           <w:color w:val="000000"/>
@@ -36845,7 +36748,7 @@
       </w:r>
       <w:r>
         <w:rPr>
-          <w:b w:val="0"/>
+          <w:b/>
           <w:bCs w:val="1"/>
           <w:outline w:val="0"/>
           <w:color w:val="000000"/>
@@ -36862,7 +36765,7 @@
       </w:r>
       <w:r>
         <w:rPr>
-          <w:b w:val="0"/>
+          <w:b/>
           <w:bCs w:val="1"/>
           <w:outline w:val="0"/>
           <w:color w:val="000000"/>
@@ -37060,7 +36963,7 @@
     <w:p>
       <w:pPr>
         <w:pStyle w:val="Основной текст A"/>
-        <w:spacing w:after="120"/>
+        <w:spacing w:after="120" w:line="240" w:lineRule="auto"/>
         <w:jc w:val="center"/>
       </w:pPr>
       <w:r>
@@ -37237,7 +37140,7 @@
     <w:p>
       <w:pPr>
         <w:pStyle w:val="Основной текст A"/>
-        <w:spacing w:after="120"/>
+        <w:spacing w:after="120" w:line="240" w:lineRule="auto"/>
         <w:jc w:val="center"/>
       </w:pPr>
       <w:r>
@@ -37368,7 +37271,7 @@
       <w:pPr>
         <w:pStyle w:val="Основной текст A"/>
         <w:spacing w:after="0"/>
-        <w:ind w:left="709" w:hanging="425"/>
+        <w:ind w:left="709" w:hanging="425" w:firstLine="709"/>
         <w:jc w:val="both"/>
       </w:pPr>
       <w:r>
@@ -37452,7 +37355,7 @@
       <w:pPr>
         <w:pStyle w:val="Основной текст A"/>
         <w:spacing w:after="0"/>
-        <w:ind w:left="709" w:hanging="425"/>
+        <w:ind w:left="709" w:hanging="425" w:firstLine="709"/>
         <w:jc w:val="both"/>
       </w:pPr>
       <w:r>
@@ -37536,7 +37439,7 @@
       <w:pPr>
         <w:pStyle w:val="Основной текст A"/>
         <w:spacing w:after="0"/>
-        <w:ind w:left="709" w:hanging="425"/>
+        <w:ind w:left="709" w:hanging="425" w:firstLine="709"/>
         <w:jc w:val="both"/>
       </w:pPr>
       <w:r>
@@ -37650,7 +37553,7 @@
       <w:pPr>
         <w:pStyle w:val="Основной текст A"/>
         <w:spacing w:after="0"/>
-        <w:ind w:left="709" w:hanging="425"/>
+        <w:ind w:left="709" w:hanging="425" w:firstLine="709"/>
         <w:jc w:val="both"/>
       </w:pPr>
       <w:r>
@@ -37764,7 +37667,7 @@
       <w:pPr>
         <w:pStyle w:val="Основной текст A"/>
         <w:spacing w:after="0"/>
-        <w:ind w:left="709" w:hanging="425"/>
+        <w:ind w:left="709" w:hanging="425" w:firstLine="709"/>
         <w:jc w:val="both"/>
       </w:pPr>
       <w:r>
@@ -38270,7 +38173,7 @@
       <w:shd w:val="clear" w:color="auto" w:fill="auto"/>
       <w:suppressAutoHyphens w:val="0"/>
       <w:bidi w:val="0"/>
-      <w:spacing w:before="0" w:after="200" w:line="240" w:lineRule="auto"/>
+      <w:spacing w:before="0" w:after="200" w:line="360" w:lineRule="auto"/>
       <w:ind w:left="0" w:right="0" w:firstLine="0"/>
       <w:jc w:val="left"/>
       <w:outlineLvl w:val="9"/>
